--- a/research/paper-draft.docx
+++ b/research/paper-draft.docx
@@ -28,7 +28,7 @@
         </w:p>
       </w:sdtContent>
     </w:sdt>
-    <w:bookmarkStart w:id="41" w:name="面向灾害态势推理与辅助决策的多智能体评测crisisbench-基准与约束校验"/>
+    <w:bookmarkStart w:id="42" w:name="面向灾害态势推理与辅助决策的多智能体评测crisisbench-基准与约束校验"/>
     <w:p>
       <w:pPr>
         <w:pStyle w:val="Heading1"/>
@@ -85,146 +85,6 @@
           <w:rFonts w:hint="eastAsia"/>
         </w:rPr>
         <w:t xml:space="preserve">结构）</w:t>
-      </w:r>
-      <w:r>
-        <w:t xml:space="preserve"> </w:t>
-      </w:r>
-      <w:r>
-        <w:rPr>
-          <w:rFonts w:hint="eastAsia"/>
-          <w:b/>
-          <w:bCs/>
-        </w:rPr>
-        <w:t xml:space="preserve">重要声明（投稿红线，务必保留）：本文初稿由</w:t>
-      </w:r>
-      <w:r>
-        <w:rPr>
-          <w:b/>
-          <w:bCs/>
-        </w:rPr>
-        <w:t xml:space="preserve"> AI </w:t>
-      </w:r>
-      <w:r>
-        <w:rPr>
-          <w:rFonts w:hint="eastAsia"/>
-          <w:b/>
-          <w:bCs/>
-        </w:rPr>
-        <w:t xml:space="preserve">助手基于已完成的实验与文献综述代拟；投稿或提交考核前必须由本人（徐向阳）逐条审改，特别是：场景标注（scenarios.json</w:t>
-      </w:r>
-      <w:r>
-        <w:rPr>
-          <w:b/>
-          <w:bCs/>
-        </w:rPr>
-        <w:t xml:space="preserve"> </w:t>
-      </w:r>
-      <w:r>
-        <w:rPr>
-          <w:rFonts w:hint="eastAsia"/>
-          <w:b/>
-          <w:bCs/>
-        </w:rPr>
-        <w:t xml:space="preserve">全部要点）、实验结论的表述、参考文献条目。所有数字均引自</w:t>
-      </w:r>
-      <w:r>
-        <w:rPr>
-          <w:b/>
-          <w:bCs/>
-        </w:rPr>
-        <w:t xml:space="preserve"> v0.3 </w:t>
-      </w:r>
-      <w:r>
-        <w:rPr>
-          <w:rFonts w:hint="eastAsia"/>
-          <w:b/>
-          <w:bCs/>
-        </w:rPr>
-        <w:t xml:space="preserve">实验结果（</w:t>
-      </w:r>
-      <w:r>
-        <w:rPr>
-          <w:rStyle w:val="VerbatimChar"/>
-          <w:b/>
-          <w:bCs/>
-        </w:rPr>
-        <w:t xml:space="preserve">research/crisis-bench/results/RESULTS.md</w:t>
-      </w:r>
-      <w:r>
-        <w:rPr>
-          <w:b/>
-          <w:bCs/>
-        </w:rPr>
-        <w:t xml:space="preserve"> </w:t>
-      </w:r>
-      <w:r>
-        <w:rPr>
-          <w:rFonts w:hint="eastAsia"/>
-          <w:b/>
-          <w:bCs/>
-        </w:rPr>
-        <w:t xml:space="preserve">与</w:t>
-      </w:r>
-      <w:r>
-        <w:rPr>
-          <w:b/>
-          <w:bCs/>
-        </w:rPr>
-        <w:t xml:space="preserve"> </w:t>
-      </w:r>
-      <w:r>
-        <w:rPr>
-          <w:rStyle w:val="VerbatimChar"/>
-          <w:b/>
-          <w:bCs/>
-        </w:rPr>
-        <w:t xml:space="preserve">results/*.json</w:t>
-      </w:r>
-      <w:r>
-        <w:rPr>
-          <w:rFonts w:hint="eastAsia"/>
-          <w:b/>
-          <w:bCs/>
-        </w:rPr>
-        <w:t xml:space="preserve">）与</w:t>
-      </w:r>
-      <w:r>
-        <w:rPr>
-          <w:b/>
-          <w:bCs/>
-        </w:rPr>
-        <w:t xml:space="preserve"> v0.4 </w:t>
-      </w:r>
-      <w:r>
-        <w:rPr>
-          <w:rFonts w:hint="eastAsia"/>
-          <w:b/>
-          <w:bCs/>
-        </w:rPr>
-        <w:t xml:space="preserve">场景表（</w:t>
-      </w:r>
-      <w:r>
-        <w:rPr>
-          <w:rStyle w:val="VerbatimChar"/>
-          <w:b/>
-          <w:bCs/>
-        </w:rPr>
-        <w:t xml:space="preserve">crisis-bench/scenarios/rubric.md</w:t>
-      </w:r>
-      <w:r>
-        <w:rPr>
-          <w:b/>
-          <w:bCs/>
-        </w:rPr>
-        <w:t xml:space="preserve"> </w:t>
-      </w:r>
-      <w:r>
-        <w:rPr>
-          <w:rFonts w:hint="eastAsia"/>
-          <w:b/>
-          <w:bCs/>
-        </w:rPr>
-        <w:t xml:space="preserve">§五），未编造。</w:t>
       </w:r>
       <w:r>
         <w:t xml:space="preserve"> </w:t>
@@ -11349,7 +11209,7 @@
         <w:rPr>
           <w:rFonts w:hint="eastAsia"/>
         </w:rPr>
-        <w:t xml:space="preserve">（见稿首声明）。</w:t>
+        <w:t xml:space="preserve">（见文末附记）。</w:t>
       </w:r>
     </w:p>
     <w:p>
@@ -11507,7 +11367,7 @@
         <w:rPr>
           <w:rFonts w:hint="eastAsia"/>
         </w:rPr>
-        <w:t xml:space="preserve">助手代拟的事实已在本稿首显著声明，提交前须由本人逐条审改。</w:t>
+        <w:t xml:space="preserve">助手代拟的事实已在文末附记声明，提交前须由本人逐条审改。</w:t>
       </w:r>
     </w:p>
     <w:p>
@@ -12285,8 +12145,170 @@
         <w:t xml:space="preserve">RQ4、显著性、人工抽检、成本、错误类型学、人类基线）、参考文献规范化、摘要英文版。</w:t>
       </w:r>
     </w:p>
+    <w:p>
+      <w:r>
+        <w:pict>
+          <v:rect style="width:0;height:1.5pt" o:hralign="center" o:hrstd="t" o:hr="t"/>
+        </w:pict>
+      </w:r>
+    </w:p>
     <w:bookmarkEnd w:id="40"/>
+    <w:bookmarkStart w:id="41" w:name="附记编务说明不随投稿正文提交投稿清样时整段删除"/>
+    <w:p>
+      <w:pPr>
+        <w:pStyle w:val="Heading2"/>
+      </w:pPr>
+      <w:r>
+        <w:rPr>
+          <w:rFonts w:hint="eastAsia"/>
+        </w:rPr>
+        <w:t xml:space="preserve">附记（编务说明：不随投稿正文提交，投稿清样时整段删除）</w:t>
+      </w:r>
+    </w:p>
+    <w:p>
+      <w:pPr>
+        <w:pStyle w:val="BlockText"/>
+      </w:pPr>
+      <w:r>
+        <w:rPr>
+          <w:rFonts w:hint="eastAsia"/>
+          <w:b/>
+          <w:bCs/>
+        </w:rPr>
+        <w:t xml:space="preserve">重要声明（投稿红线，务必保留）：本文初稿由</w:t>
+      </w:r>
+      <w:r>
+        <w:rPr>
+          <w:b/>
+          <w:bCs/>
+        </w:rPr>
+        <w:t xml:space="preserve"> AI </w:t>
+      </w:r>
+      <w:r>
+        <w:rPr>
+          <w:rFonts w:hint="eastAsia"/>
+          <w:b/>
+          <w:bCs/>
+        </w:rPr>
+        <w:t xml:space="preserve">助手基于已完成的实验与文献综述代拟；投稿或提交考核前必须由本人（徐向阳）逐条审改，特别是：场景标注（scenarios.json</w:t>
+      </w:r>
+      <w:r>
+        <w:rPr>
+          <w:b/>
+          <w:bCs/>
+        </w:rPr>
+        <w:t xml:space="preserve"> </w:t>
+      </w:r>
+      <w:r>
+        <w:rPr>
+          <w:rFonts w:hint="eastAsia"/>
+          <w:b/>
+          <w:bCs/>
+        </w:rPr>
+        <w:t xml:space="preserve">全部要点）、实验结论的表述、参考文献条目。所有数字均引自</w:t>
+      </w:r>
+      <w:r>
+        <w:rPr>
+          <w:b/>
+          <w:bCs/>
+        </w:rPr>
+        <w:t xml:space="preserve"> v0.3 </w:t>
+      </w:r>
+      <w:r>
+        <w:rPr>
+          <w:rFonts w:hint="eastAsia"/>
+          <w:b/>
+          <w:bCs/>
+        </w:rPr>
+        <w:t xml:space="preserve">实验结果（</w:t>
+      </w:r>
+      <w:r>
+        <w:rPr>
+          <w:rStyle w:val="VerbatimChar"/>
+          <w:b/>
+          <w:bCs/>
+        </w:rPr>
+        <w:t xml:space="preserve">research/crisis-bench/results/RESULTS.md</w:t>
+      </w:r>
+      <w:r>
+        <w:rPr>
+          <w:b/>
+          <w:bCs/>
+        </w:rPr>
+        <w:t xml:space="preserve"> </w:t>
+      </w:r>
+      <w:r>
+        <w:rPr>
+          <w:rFonts w:hint="eastAsia"/>
+          <w:b/>
+          <w:bCs/>
+        </w:rPr>
+        <w:t xml:space="preserve">与</w:t>
+      </w:r>
+      <w:r>
+        <w:rPr>
+          <w:b/>
+          <w:bCs/>
+        </w:rPr>
+        <w:t xml:space="preserve"> </w:t>
+      </w:r>
+      <w:r>
+        <w:rPr>
+          <w:rStyle w:val="VerbatimChar"/>
+          <w:b/>
+          <w:bCs/>
+        </w:rPr>
+        <w:t xml:space="preserve">results/*.json</w:t>
+      </w:r>
+      <w:r>
+        <w:rPr>
+          <w:rFonts w:hint="eastAsia"/>
+          <w:b/>
+          <w:bCs/>
+        </w:rPr>
+        <w:t xml:space="preserve">）与</w:t>
+      </w:r>
+      <w:r>
+        <w:rPr>
+          <w:b/>
+          <w:bCs/>
+        </w:rPr>
+        <w:t xml:space="preserve"> v0.4 </w:t>
+      </w:r>
+      <w:r>
+        <w:rPr>
+          <w:rFonts w:hint="eastAsia"/>
+          <w:b/>
+          <w:bCs/>
+        </w:rPr>
+        <w:t xml:space="preserve">场景表（</w:t>
+      </w:r>
+      <w:r>
+        <w:rPr>
+          <w:rStyle w:val="VerbatimChar"/>
+          <w:b/>
+          <w:bCs/>
+        </w:rPr>
+        <w:t xml:space="preserve">crisis-bench/scenarios/rubric.md</w:t>
+      </w:r>
+      <w:r>
+        <w:rPr>
+          <w:b/>
+          <w:bCs/>
+        </w:rPr>
+        <w:t xml:space="preserve"> </w:t>
+      </w:r>
+      <w:r>
+        <w:rPr>
+          <w:rFonts w:hint="eastAsia"/>
+          <w:b/>
+          <w:bCs/>
+        </w:rPr>
+        <w:t xml:space="preserve">§五），未编造。</w:t>
+      </w:r>
+    </w:p>
     <w:bookmarkEnd w:id="41"/>
+    <w:bookmarkEnd w:id="42"/>
     <w:sectPr>
       <w:footnotePr>
         <w:numRestart w:val="eachSect"/>

--- a/research/paper-draft.docx
+++ b/research/paper-draft.docx
@@ -28,7 +28,7 @@
         </w:p>
       </w:sdtContent>
     </w:sdt>
-    <w:bookmarkStart w:id="46" w:name="面向灾害态势推理与辅助决策的多智能体评测crisisbench-基准与约束校验"/>
+    <w:bookmarkStart w:id="47" w:name="面向灾害态势推理与辅助决策的多智能体评测crisisbench-基准与约束校验"/>
     <w:p>
       <w:pPr>
         <w:pStyle w:val="Heading1"/>
@@ -66,16 +66,34 @@
         <w:rPr>
           <w:rFonts w:hint="eastAsia"/>
         </w:rPr>
-        <w:t xml:space="preserve">v3（2026-10-19：v0.4</w:t>
-      </w:r>
-      <w:r>
-        <w:t xml:space="preserve"> </w:t>
-      </w:r>
-      <w:r>
-        <w:rPr>
-          <w:rFonts w:hint="eastAsia"/>
-        </w:rPr>
-        <w:t xml:space="preserve">全量实验结果并入）</w:t>
+        <w:t xml:space="preserve">v3.1（2026-10-19：v0.4</w:t>
+      </w:r>
+      <w:r>
+        <w:t xml:space="preserve"> </w:t>
+      </w:r>
+      <w:r>
+        <w:rPr>
+          <w:rFonts w:hint="eastAsia"/>
+        </w:rPr>
+        <w:t xml:space="preserve">全量结果</w:t>
+      </w:r>
+      <w:r>
+        <w:t xml:space="preserve"> + A6 </w:t>
+      </w:r>
+      <w:r>
+        <w:rPr>
+          <w:rFonts w:hint="eastAsia"/>
+        </w:rPr>
+        <w:t xml:space="preserve">真实分歧终裁</w:t>
+      </w:r>
+      <w:r>
+        <w:t xml:space="preserve"> + A8 </w:t>
+      </w:r>
+      <w:r>
+        <w:rPr>
+          <w:rFonts w:hint="eastAsia"/>
+        </w:rPr>
+        <w:t xml:space="preserve">成本延迟并入）</w:t>
       </w:r>
       <w:r>
         <w:t xml:space="preserve"> </w:t>
@@ -441,22 +459,31 @@
         <w:t xml:space="preserve">配置、三裁判多数票口径），对上述发现做定量确认：多智能体较单智能体场景级得分高</w:t>
       </w:r>
       <w:r>
-        <w:t xml:space="preserve"> 4.48 </w:t>
-      </w:r>
-      <w:r>
-        <w:rPr>
-          <w:rFonts w:hint="eastAsia"/>
-        </w:rPr>
-        <w:t xml:space="preserve">个百分点（p=5.5×10⁻⁵，95%</w:t>
-      </w:r>
-      <w:r>
-        <w:t xml:space="preserve"> CI [+1.0, +7.9] </w:t>
-      </w:r>
-      <w:r>
-        <w:rPr>
-          <w:rFonts w:hint="eastAsia"/>
-        </w:rPr>
-        <w:t xml:space="preserve">pp），较试点</w:t>
+        <w:t xml:space="preserve"> 7.05 </w:t>
+      </w:r>
+      <w:r>
+        <w:rPr>
+          <w:rFonts w:hint="eastAsia"/>
+        </w:rPr>
+        <w:t xml:space="preserve">个百分点（综合</w:t>
+      </w:r>
+      <w:r>
+        <w:t xml:space="preserve"> 90.7% vs </w:t>
+      </w:r>
+      <w:r>
+        <w:rPr>
+          <w:rFonts w:hint="eastAsia"/>
+        </w:rPr>
+        <w:t xml:space="preserve">83.5%；p=3.0×10⁻⁹，95%</w:t>
+      </w:r>
+      <w:r>
+        <w:t xml:space="preserve"> CI [+3.3, +11.0] </w:t>
+      </w:r>
+      <w:r>
+        <w:rPr>
+          <w:rFonts w:hint="eastAsia"/>
+        </w:rPr>
+        <w:t xml:space="preserve">pp），与试点</w:t>
       </w:r>
       <w:r>
         <w:t xml:space="preserve"> +5.2pp </w:t>
@@ -465,28 +492,28 @@
         <w:rPr>
           <w:rFonts w:hint="eastAsia"/>
         </w:rPr>
-        <w:t xml:space="preserve">收窄；审核官消融使多智能体回落</w:t>
-      </w:r>
-      <w:r>
-        <w:t xml:space="preserve"> 4.75 </w:t>
-      </w:r>
-      <w:r>
-        <w:rPr>
-          <w:rFonts w:hint="eastAsia"/>
-        </w:rPr>
-        <w:t xml:space="preserve">pp（p=0.0013）；约束校验组件再带来</w:t>
-      </w:r>
-      <w:r>
-        <w:t xml:space="preserve"> 5.39 pp </w:t>
-      </w:r>
-      <w:r>
-        <w:rPr>
-          <w:rFonts w:hint="eastAsia"/>
-        </w:rPr>
-        <w:t xml:space="preserve">增益（p=9.3×10⁻⁸，95%</w:t>
-      </w:r>
-      <w:r>
-        <w:t xml:space="preserve"> CI [+2.5, +8.8] </w:t>
+        <w:t xml:space="preserve">同量级；审核官消融使多智能体回落</w:t>
+      </w:r>
+      <w:r>
+        <w:t xml:space="preserve"> 7.32 </w:t>
+      </w:r>
+      <w:r>
+        <w:rPr>
+          <w:rFonts w:hint="eastAsia"/>
+        </w:rPr>
+        <w:t xml:space="preserve">pp（p=6.5×10⁻⁷）；约束校验组件再带来</w:t>
+      </w:r>
+      <w:r>
+        <w:t xml:space="preserve"> 2.81 pp </w:t>
+      </w:r>
+      <w:r>
+        <w:rPr>
+          <w:rFonts w:hint="eastAsia"/>
+        </w:rPr>
+        <w:t xml:space="preserve">增益（p=2.7×10⁻³，95%</w:t>
+      </w:r>
+      <w:r>
+        <w:t xml:space="preserve"> CI [+0.1, +6.1] </w:t>
       </w:r>
       <w:r>
         <w:rPr>
@@ -513,13 +540,13 @@
         <w:t xml:space="preserve">高</w:t>
       </w:r>
       <w:r>
-        <w:t xml:space="preserve"> 11.68 </w:t>
-      </w:r>
-      <w:r>
-        <w:rPr>
-          <w:rFonts w:hint="eastAsia"/>
-        </w:rPr>
-        <w:t xml:space="preserve">pp（p=2.2×10⁻¹⁹）、接近天花板；两</w:t>
+        <w:t xml:space="preserve"> 9.11 </w:t>
+      </w:r>
+      <w:r>
+        <w:rPr>
+          <w:rFonts w:hint="eastAsia"/>
+        </w:rPr>
+        <w:t xml:space="preserve">pp（p=2.1×10⁻¹⁵）、接近天花板；两</w:t>
       </w:r>
       <w:r>
         <w:t xml:space="preserve"> LLM </w:t>
@@ -546,7 +573,106 @@
         <w:rPr>
           <w:rFonts w:hint="eastAsia"/>
         </w:rPr>
-        <w:t xml:space="preserve">0.99~1.00，坐实三裁判多数票协议与确定性校验的必要性。针对</w:t>
+        <w:t xml:space="preserve">0.99~1.00，坐实三裁判多数票协议与确定性校验的必要性。A6</w:t>
+      </w:r>
+      <w:r>
+        <w:t xml:space="preserve"> </w:t>
+      </w:r>
+      <w:r>
+        <w:rPr>
+          <w:rFonts w:hint="eastAsia"/>
+        </w:rPr>
+        <w:t xml:space="preserve">人工裁定（8</w:t>
+      </w:r>
+      <w:r>
+        <w:t xml:space="preserve"> </w:t>
+      </w:r>
+      <w:r>
+        <w:rPr>
+          <w:rFonts w:hint="eastAsia"/>
+        </w:rPr>
+        <w:t xml:space="preserve">场景</w:t>
+      </w:r>
+      <w:r>
+        <w:t xml:space="preserve"> 71 </w:t>
+      </w:r>
+      <w:r>
+        <w:rPr>
+          <w:rFonts w:hint="eastAsia"/>
+        </w:rPr>
+        <w:t xml:space="preserve">项真实三裁判分歧，终裁</w:t>
+      </w:r>
+      <w:r>
+        <w:t xml:space="preserve"> vs flash </w:t>
+      </w:r>
+      <w:r>
+        <w:rPr>
+          <w:rFonts w:hint="eastAsia"/>
+        </w:rPr>
+        <w:t xml:space="preserve">一致</w:t>
+      </w:r>
+      <w:r>
+        <w:t xml:space="preserve"> 88.7%、vs </w:t>
+      </w:r>
+      <w:r>
+        <w:rPr>
+          <w:rFonts w:hint="eastAsia"/>
+        </w:rPr>
+        <w:t xml:space="preserve">多数票</w:t>
+      </w:r>
+      <w:r>
+        <w:t xml:space="preserve"> </w:t>
+      </w:r>
+      <w:r>
+        <w:rPr>
+          <w:rFonts w:hint="eastAsia"/>
+        </w:rPr>
+        <w:t xml:space="preserve">78.9%）与</w:t>
+      </w:r>
+      <w:r>
+        <w:t xml:space="preserve"> A8 </w:t>
+      </w:r>
+      <w:r>
+        <w:rPr>
+          <w:rFonts w:hint="eastAsia"/>
+        </w:rPr>
+        <w:t xml:space="preserve">成本延迟统计（multi</w:t>
+      </w:r>
+      <w:r>
+        <w:t xml:space="preserve"> </w:t>
+      </w:r>
+      <w:r>
+        <w:rPr>
+          <w:rFonts w:hint="eastAsia"/>
+        </w:rPr>
+        <w:t xml:space="preserve">约为</w:t>
+      </w:r>
+      <w:r>
+        <w:t xml:space="preserve"> single </w:t>
+      </w:r>
+      <w:r>
+        <w:rPr>
+          <w:rFonts w:hint="eastAsia"/>
+        </w:rPr>
+        <w:t xml:space="preserve">的</w:t>
+      </w:r>
+      <w:r>
+        <w:t xml:space="preserve"> 1.86 </w:t>
+      </w:r>
+      <w:r>
+        <w:rPr>
+          <w:rFonts w:hint="eastAsia"/>
+        </w:rPr>
+        <w:t xml:space="preserve">倍</w:t>
+      </w:r>
+      <w:r>
+        <w:t xml:space="preserve"> </w:t>
+      </w:r>
+      <w:r>
+        <w:rPr>
+          <w:rFonts w:hint="eastAsia"/>
+        </w:rPr>
+        <w:t xml:space="preserve">token）亦已完成。针对</w:t>
       </w:r>
       <w:r>
         <w:t xml:space="preserve"> LLM </w:t>
@@ -1217,7 +1343,7 @@
           <w:b/>
           <w:bCs/>
         </w:rPr>
-        <w:t xml:space="preserve">多智能体增益方向一致、幅度收窄</w:t>
+        <w:t xml:space="preserve">多智能体增益方向一致、量级与试点相当</w:t>
       </w:r>
       <w:r>
         <w:rPr>
@@ -1250,25 +1376,34 @@
         <w:rPr>
           <w:rFonts w:hint="eastAsia"/>
         </w:rPr>
-        <w:t xml:space="preserve">4.48pp（McNemar</w:t>
-      </w:r>
-      <w:r>
-        <w:t xml:space="preserve"> p=5.5×10⁻⁵、Wilcoxon </w:t>
-      </w:r>
-      <w:r>
-        <w:rPr>
-          <w:rFonts w:hint="eastAsia"/>
-        </w:rPr>
-        <w:t xml:space="preserve">p=0.0126，95%</w:t>
-      </w:r>
-      <w:r>
-        <w:t xml:space="preserve"> CI [+1.0, +7.9] </w:t>
-      </w:r>
-      <w:r>
-        <w:rPr>
-          <w:rFonts w:hint="eastAsia"/>
-        </w:rPr>
-        <w:t xml:space="preserve">pp），较</w:t>
+        <w:t xml:space="preserve">7.05pp（多数票口径综合得分</w:t>
+      </w:r>
+      <w:r>
+        <w:t xml:space="preserve"> 90.7% vs </w:t>
+      </w:r>
+      <w:r>
+        <w:rPr>
+          <w:rFonts w:hint="eastAsia"/>
+        </w:rPr>
+        <w:t xml:space="preserve">83.5%；McNemar</w:t>
+      </w:r>
+      <w:r>
+        <w:t xml:space="preserve"> p=3.0×10⁻⁹、Wilcoxon </w:t>
+      </w:r>
+      <w:r>
+        <w:rPr>
+          <w:rFonts w:hint="eastAsia"/>
+        </w:rPr>
+        <w:t xml:space="preserve">p=0.0008，95%</w:t>
+      </w:r>
+      <w:r>
+        <w:t xml:space="preserve"> CI [+3.3, +11.0] </w:t>
+      </w:r>
+      <w:r>
+        <w:rPr>
+          <w:rFonts w:hint="eastAsia"/>
+        </w:rPr>
+        <w:t xml:space="preserve">pp），与</w:t>
       </w:r>
       <w:r>
         <w:t xml:space="preserve"> v0.3 </w:t>
@@ -1286,25 +1421,25 @@
         <w:rPr>
           <w:rFonts w:hint="eastAsia"/>
         </w:rPr>
-        <w:t xml:space="preserve">收窄，原因是场景数与难度扩容（数值推算要点</w:t>
-      </w:r>
-      <w:r>
-        <w:t xml:space="preserve"> 3→48 </w:t>
-      </w:r>
-      <w:r>
-        <w:rPr>
-          <w:rFonts w:hint="eastAsia"/>
-        </w:rPr>
-        <w:t xml:space="preserve">条、信息矛盾场景</w:t>
-      </w:r>
-      <w:r>
-        <w:t xml:space="preserve"> 1→8 </w:t>
-      </w:r>
-      <w:r>
-        <w:rPr>
-          <w:rFonts w:hint="eastAsia"/>
-        </w:rPr>
-        <w:t xml:space="preserve">个）后”硬要点”占比上升（§6.3）。</w:t>
+        <w:t xml:space="preserve">同量级（试点</w:t>
+      </w:r>
+      <w:r>
+        <w:t xml:space="preserve"> 5 </w:t>
+      </w:r>
+      <w:r>
+        <w:rPr>
+          <w:rFonts w:hint="eastAsia"/>
+        </w:rPr>
+        <w:t xml:space="preserve">场景、全量</w:t>
+      </w:r>
+      <w:r>
+        <w:t xml:space="preserve"> 36 </w:t>
+      </w:r>
+      <w:r>
+        <w:rPr>
+          <w:rFonts w:hint="eastAsia"/>
+        </w:rPr>
+        <w:t xml:space="preserve">场景，场景集不同，不宜直接相减）（§6.3）。</w:t>
       </w:r>
     </w:p>
     <w:p>
@@ -1345,7 +1480,7 @@
         <w:rPr>
           <w:rFonts w:hint="eastAsia"/>
         </w:rPr>
-        <w:t xml:space="preserve">4.75pp（p=0.0013，§6.4）；在完整</w:t>
+        <w:t xml:space="preserve">7.32pp（p=6.5×10⁻⁷，§6.4）；在完整</w:t>
       </w:r>
       <w:r>
         <w:t xml:space="preserve"> multi </w:t>
@@ -1372,7 +1507,7 @@
         <w:rPr>
           <w:rFonts w:hint="eastAsia"/>
         </w:rPr>
-        <w:t xml:space="preserve">+5.39pp（p=9.3×10⁻⁸，§6.6），主要压住资源超配、陷阱、运力缺口类错误。</w:t>
+        <w:t xml:space="preserve">+2.81pp（p=2.7×10⁻³，§6.6），主要压住资源超配、陷阱、运力缺口类错误。</w:t>
       </w:r>
     </w:p>
     <w:p>
@@ -1431,7 +1566,7 @@
         <w:rPr>
           <w:rFonts w:hint="eastAsia"/>
         </w:rPr>
-        <w:t xml:space="preserve">11.68pp（p=2.2×10⁻¹⁹），36</w:t>
+        <w:t xml:space="preserve">9.11pp（p=2.1×10⁻¹⁵），36</w:t>
       </w:r>
       <w:r>
         <w:t xml:space="preserve"> </w:t>
@@ -1520,22 +1655,40 @@
         <w:t xml:space="preserve">：两裁判</w:t>
       </w:r>
       <w:r>
-        <w:t xml:space="preserve"> </w:t>
-      </w:r>
-      <w:r>
-        <w:rPr>
-          <w:rFonts w:hint="eastAsia"/>
-        </w:rPr>
-        <w:t xml:space="preserve">kappa≈0（0.000</w:t>
-      </w:r>
-      <w:r>
-        <w:t xml:space="preserve"> / 0.079 / −0.003 / −0.008 / −0.005 / </w:t>
-      </w:r>
-      <w:r>
-        <w:rPr>
-          <w:rFonts w:hint="eastAsia"/>
-        </w:rPr>
-        <w:t xml:space="preserve">−0.008），flash</w:t>
+        <w:t xml:space="preserve"> kappa </w:t>
+      </w:r>
+      <w:r>
+        <w:rPr>
+          <w:rFonts w:hint="eastAsia"/>
+        </w:rPr>
+        <w:t xml:space="preserve">全部接近</w:t>
+      </w:r>
+      <w:r>
+        <w:t xml:space="preserve"> </w:t>
+      </w:r>
+      <w:r>
+        <w:rPr>
+          <w:rFonts w:hint="eastAsia"/>
+        </w:rPr>
+        <w:t xml:space="preserve">0（multi@flash</w:t>
+      </w:r>
+      <w:r>
+        <w:t xml:space="preserve"> 0.081、single@flash </w:t>
+      </w:r>
+      <w:r>
+        <w:rPr>
+          <w:rFonts w:hint="eastAsia"/>
+        </w:rPr>
+        <w:t xml:space="preserve">0.079、其余</w:t>
+      </w:r>
+      <w:r>
+        <w:t xml:space="preserve"> </w:t>
+      </w:r>
+      <w:r>
+        <w:rPr>
+          <w:rFonts w:hint="eastAsia"/>
+        </w:rPr>
+        <w:t xml:space="preserve">−0.008~−0.003），flash</w:t>
       </w:r>
       <w:r>
         <w:t xml:space="preserve"> </w:t>
@@ -1554,6 +1707,123 @@
           <w:rFonts w:hint="eastAsia"/>
         </w:rPr>
         <w:t xml:space="preserve">1.00（§6.5）。</w:t>
+      </w:r>
+    </w:p>
+    <w:p>
+      <w:pPr>
+        <w:pStyle w:val="Compact"/>
+        <w:numPr>
+          <w:ilvl w:val="0"/>
+          <w:numId w:val="1003"/>
+        </w:numPr>
+      </w:pPr>
+      <w:r>
+        <w:rPr>
+          <w:b/>
+          <w:bCs/>
+        </w:rPr>
+        <w:t xml:space="preserve">A6 </w:t>
+      </w:r>
+      <w:r>
+        <w:rPr>
+          <w:rFonts w:hint="eastAsia"/>
+          <w:b/>
+          <w:bCs/>
+        </w:rPr>
+        <w:t xml:space="preserve">人工裁定与</w:t>
+      </w:r>
+      <w:r>
+        <w:rPr>
+          <w:b/>
+          <w:bCs/>
+        </w:rPr>
+        <w:t xml:space="preserve"> A8 </w:t>
+      </w:r>
+      <w:r>
+        <w:rPr>
+          <w:rFonts w:hint="eastAsia"/>
+          <w:b/>
+          <w:bCs/>
+        </w:rPr>
+        <w:t xml:space="preserve">成本已完成</w:t>
+      </w:r>
+      <w:r>
+        <w:rPr>
+          <w:rFonts w:hint="eastAsia"/>
+        </w:rPr>
+        <w:t xml:space="preserve">：8</w:t>
+      </w:r>
+      <w:r>
+        <w:t xml:space="preserve"> </w:t>
+      </w:r>
+      <w:r>
+        <w:rPr>
+          <w:rFonts w:hint="eastAsia"/>
+        </w:rPr>
+        <w:t xml:space="preserve">场景抽取</w:t>
+      </w:r>
+      <w:r>
+        <w:t xml:space="preserve"> 71 </w:t>
+      </w:r>
+      <w:r>
+        <w:rPr>
+          <w:rFonts w:hint="eastAsia"/>
+        </w:rPr>
+        <w:t xml:space="preserve">项真实三裁判分歧做终审裁定，人-机一致率</w:t>
+      </w:r>
+      <w:r>
+        <w:t xml:space="preserve"> vs flash 88.7%、vs </w:t>
+      </w:r>
+      <w:r>
+        <w:rPr>
+          <w:rFonts w:hint="eastAsia"/>
+        </w:rPr>
+        <w:t xml:space="preserve">多数票</w:t>
+      </w:r>
+      <w:r>
+        <w:t xml:space="preserve"> </w:t>
+      </w:r>
+      <w:r>
+        <w:rPr>
+          <w:rFonts w:hint="eastAsia"/>
+        </w:rPr>
+        <w:t xml:space="preserve">78.9%（§6.5）；成本上</w:t>
+      </w:r>
+      <w:r>
+        <w:t xml:space="preserve"> multi </w:t>
+      </w:r>
+      <w:r>
+        <w:rPr>
+          <w:rFonts w:hint="eastAsia"/>
+        </w:rPr>
+        <w:t xml:space="preserve">约为</w:t>
+      </w:r>
+      <w:r>
+        <w:t xml:space="preserve"> single </w:t>
+      </w:r>
+      <w:r>
+        <w:rPr>
+          <w:rFonts w:hint="eastAsia"/>
+        </w:rPr>
+        <w:t xml:space="preserve">的</w:t>
+      </w:r>
+      <w:r>
+        <w:t xml:space="preserve"> 1.86 </w:t>
+      </w:r>
+      <w:r>
+        <w:rPr>
+          <w:rFonts w:hint="eastAsia"/>
+        </w:rPr>
+        <w:t xml:space="preserve">倍</w:t>
+      </w:r>
+      <w:r>
+        <w:t xml:space="preserve"> token、2.0 </w:t>
+      </w:r>
+      <w:r>
+        <w:rPr>
+          <w:rFonts w:hint="eastAsia"/>
+        </w:rPr>
+        <w:t xml:space="preserve">倍调用（§6.8）。</w:t>
       </w:r>
     </w:p>
     <w:p>
@@ -6899,7 +7169,7 @@
     </w:p>
     <w:bookmarkEnd w:id="26"/>
     <w:bookmarkEnd w:id="27"/>
-    <w:bookmarkStart w:id="38" w:name="实验"/>
+    <w:bookmarkStart w:id="39" w:name="实验"/>
     <w:p>
       <w:pPr>
         <w:pStyle w:val="Heading2"/>
@@ -6989,7 +7259,7 @@
           <w:b/>
           <w:bCs/>
         </w:rPr>
-        <w:t xml:space="preserve">A1、A2、A3、A4、A5、A6、A7、A9 </w:t>
+        <w:t xml:space="preserve">A1、A2、A3、A4、A5、A6、A7、A8、A9 </w:t>
       </w:r>
       <w:r>
         <w:rPr>
@@ -7012,7 +7282,22 @@
           <w:b/>
           <w:bCs/>
         </w:rPr>
-        <w:t xml:space="preserve">试点已完成并报告实测数字；A8（成本与延迟）、A10（人类基线）仍未完成，本文不报告其数字。</w:t>
+        <w:t xml:space="preserve">试点已完成并报告实测数字；仅</w:t>
+      </w:r>
+      <w:r>
+        <w:rPr>
+          <w:b/>
+          <w:bCs/>
+        </w:rPr>
+        <w:t xml:space="preserve"> </w:t>
+      </w:r>
+      <w:r>
+        <w:rPr>
+          <w:rFonts w:hint="eastAsia"/>
+          <w:b/>
+          <w:bCs/>
+        </w:rPr>
+        <w:t xml:space="preserve">A10（人类基线）为可选未完成项，本文不报告其数字。</w:t>
       </w:r>
     </w:p>
     <w:tbl>
@@ -7531,13 +7816,13 @@
               <w:t xml:space="preserve">场景</w:t>
             </w:r>
             <w:r>
-              <w:t xml:space="preserve"> 151 </w:t>
-            </w:r>
-            <w:r>
-              <w:rPr>
-                <w:rFonts w:hint="eastAsia"/>
-              </w:rPr>
-              <w:t xml:space="preserve">项，§6.5）</w:t>
+              <w:t xml:space="preserve"> 71 </w:t>
+            </w:r>
+            <w:r>
+              <w:rPr>
+                <w:rFonts w:hint="eastAsia"/>
+              </w:rPr>
+              <w:t xml:space="preserve">项真实三裁判分歧，§6.5）</w:t>
             </w:r>
           </w:p>
         </w:tc>
@@ -7692,7 +7977,7 @@
               <w:rPr>
                 <w:rFonts w:hint="eastAsia"/>
               </w:rPr>
-              <w:t xml:space="preserve">计划中</w:t>
+              <w:t xml:space="preserve">已完成（调用数/token/耗时实测；费用待折算，§6.8）</w:t>
             </w:r>
           </w:p>
         </w:tc>
@@ -8312,25 +8597,40 @@
           <w:b/>
           <w:bCs/>
         </w:rPr>
-        <w:t xml:space="preserve">成本结构事实</w:t>
-      </w:r>
-      <w:r>
-        <w:rPr>
-          <w:rFonts w:hint="eastAsia"/>
-        </w:rPr>
-        <w:t xml:space="preserve">：multi</w:t>
-      </w:r>
-      <w:r>
-        <w:t xml:space="preserve"> </w:t>
-      </w:r>
-      <w:r>
-        <w:rPr>
-          <w:rFonts w:hint="eastAsia"/>
-        </w:rPr>
-        <w:t xml:space="preserve">每场景</w:t>
-      </w:r>
-      <w:r>
-        <w:t xml:space="preserve"> 4 </w:t>
+        <w:t xml:space="preserve">成本结构事实（A8</w:t>
+      </w:r>
+      <w:r>
+        <w:rPr>
+          <w:b/>
+          <w:bCs/>
+        </w:rPr>
+        <w:t xml:space="preserve"> </w:t>
+      </w:r>
+      <w:r>
+        <w:rPr>
+          <w:rFonts w:hint="eastAsia"/>
+          <w:b/>
+          <w:bCs/>
+        </w:rPr>
+        <w:t xml:space="preserve">实测）</w:t>
+      </w:r>
+      <w:r>
+        <w:rPr>
+          <w:rFonts w:hint="eastAsia"/>
+        </w:rPr>
+        <w:t xml:space="preserve">：协议口径下</w:t>
+      </w:r>
+      <w:r>
+        <w:t xml:space="preserve"> multi </w:t>
+      </w:r>
+      <w:r>
+        <w:rPr>
+          <w:rFonts w:hint="eastAsia"/>
+        </w:rPr>
+        <w:t xml:space="preserve">每场景约</w:t>
+      </w:r>
+      <w:r>
+        <w:t xml:space="preserve"> 6 </w:t>
       </w:r>
       <w:r>
         <w:rPr>
@@ -8345,7 +8645,52 @@
         <w:rPr>
           <w:rFonts w:hint="eastAsia"/>
         </w:rPr>
-        <w:t xml:space="preserve">调用（每角色一次）而</w:t>
+        <w:t xml:space="preserve">调用、single</w:t>
+      </w:r>
+      <w:r>
+        <w:t xml:space="preserve"> </w:t>
+      </w:r>
+      <w:r>
+        <w:rPr>
+          <w:rFonts w:hint="eastAsia"/>
+        </w:rPr>
+        <w:t xml:space="preserve">约</w:t>
+      </w:r>
+      <w:r>
+        <w:t xml:space="preserve"> 3 </w:t>
+      </w:r>
+      <w:r>
+        <w:rPr>
+          <w:rFonts w:hint="eastAsia"/>
+        </w:rPr>
+        <w:t xml:space="preserve">次（含同侧裁判与</w:t>
+      </w:r>
+      <w:r>
+        <w:t xml:space="preserve"> plus </w:t>
+      </w:r>
+      <w:r>
+        <w:rPr>
+          <w:rFonts w:hint="eastAsia"/>
+        </w:rPr>
+        <w:t xml:space="preserve">裁判），multi</w:t>
+      </w:r>
+      <w:r>
+        <w:t xml:space="preserve"> </w:t>
+      </w:r>
+      <w:r>
+        <w:rPr>
+          <w:rFonts w:hint="eastAsia"/>
+        </w:rPr>
+        <w:t xml:space="preserve">的</w:t>
+      </w:r>
+      <w:r>
+        <w:t xml:space="preserve"> token </w:t>
+      </w:r>
+      <w:r>
+        <w:rPr>
+          <w:rFonts w:hint="eastAsia"/>
+        </w:rPr>
+        <w:t xml:space="preserve">约为</w:t>
       </w:r>
       <w:r>
         <w:t xml:space="preserve"> single </w:t>
@@ -8354,19 +8699,19 @@
         <w:rPr>
           <w:rFonts w:hint="eastAsia"/>
         </w:rPr>
-        <w:t xml:space="preserve">为</w:t>
-      </w:r>
-      <w:r>
-        <w:t xml:space="preserve"> 1 </w:t>
-      </w:r>
-      <w:r>
-        <w:rPr>
-          <w:rFonts w:hint="eastAsia"/>
-        </w:rPr>
-        <w:t xml:space="preserve">次，协作带来的调用开销为</w:t>
-      </w:r>
-      <w:r>
-        <w:t xml:space="preserve"> 4 </w:t>
+        <w:t xml:space="preserve">的</w:t>
+      </w:r>
+      <w:r>
+        <w:t xml:space="preserve"> 1.86 </w:t>
+      </w:r>
+      <w:r>
+        <w:rPr>
+          <w:rFonts w:hint="eastAsia"/>
+        </w:rPr>
+        <w:t xml:space="preserve">倍、耗时约</w:t>
+      </w:r>
+      <w:r>
+        <w:t xml:space="preserve"> 2.06 </w:t>
       </w:r>
       <w:r>
         <w:rPr>
@@ -8390,7 +8735,7 @@
         <w:rPr>
           <w:rFonts w:hint="eastAsia"/>
         </w:rPr>
-        <w:t xml:space="preserve">调用（纯确定性规则）。调用结构见图</w:t>
+        <w:t xml:space="preserve">调用（纯确定性规则）。成本-得分散点见图</w:t>
       </w:r>
       <w:r>
         <w:t xml:space="preserve"> </w:t>
@@ -8411,25 +8756,10 @@
         <w:rPr>
           <w:rFonts w:hint="eastAsia"/>
         </w:rPr>
-        <w:t xml:space="preserve">；本次未采集耗时与</w:t>
-      </w:r>
-      <w:r>
-        <w:t xml:space="preserve"> token </w:t>
-      </w:r>
-      <w:r>
-        <w:rPr>
-          <w:rFonts w:hint="eastAsia"/>
-        </w:rPr>
-        <w:t xml:space="preserve">统计，正式版按</w:t>
-      </w:r>
-      <w:r>
-        <w:t xml:space="preserve"> A8 </w:t>
-      </w:r>
-      <w:r>
-        <w:rPr>
-          <w:rFonts w:hint="eastAsia"/>
-        </w:rPr>
-        <w:t xml:space="preserve">补录）。</w:t>
+        <w:t xml:space="preserve">），完整成本表见</w:t>
+      </w:r>
+      <w:r>
+        <w:t xml:space="preserve"> §6.8。</w:t>
       </w:r>
     </w:p>
     <w:bookmarkEnd w:id="29"/>
@@ -9673,10 +10003,10 @@
               <w:rPr>
                 <w:rFonts w:hint="eastAsia"/>
               </w:rPr>
-              <w:t xml:space="preserve">场景级得分均值差（multi</w:t>
-            </w:r>
-            <w:r>
-              <w:t xml:space="preserve"> − </w:t>
+              <w:t xml:space="preserve">综合得分（multi</w:t>
+            </w:r>
+            <w:r>
+              <w:t xml:space="preserve"> / </w:t>
             </w:r>
             <w:r>
               <w:rPr>
@@ -9697,31 +10027,7 @@
                 <w:b/>
                 <w:bCs/>
               </w:rPr>
-              <w:t xml:space="preserve">+4.48 pp</w:t>
-            </w:r>
-            <w:r>
-              <w:rPr>
-                <w:rFonts w:hint="eastAsia"/>
-              </w:rPr>
-              <w:t xml:space="preserve">（multi</w:t>
-            </w:r>
-            <w:r>
-              <w:t xml:space="preserve"> </w:t>
-            </w:r>
-            <w:r>
-              <w:rPr>
-                <w:rFonts w:hint="eastAsia"/>
-              </w:rPr>
-              <w:t xml:space="preserve">高于</w:t>
-            </w:r>
-            <w:r>
-              <w:t xml:space="preserve"> </w:t>
-            </w:r>
-            <w:r>
-              <w:rPr>
-                <w:rFonts w:hint="eastAsia"/>
-              </w:rPr>
-              <w:t xml:space="preserve">single）</w:t>
+              <w:t xml:space="preserve">90.7% / 83.5%</w:t>
             </w:r>
           </w:p>
         </w:tc>
@@ -9737,85 +10043,55 @@
               <w:rPr>
                 <w:rFonts w:hint="eastAsia"/>
               </w:rPr>
-              <w:t xml:space="preserve">要点级</w:t>
-            </w:r>
-            <w:r>
-              <w:t xml:space="preserve"> McNemar </w:t>
-            </w:r>
-            <w:r>
-              <w:rPr>
-                <w:rFonts w:hint="eastAsia"/>
-              </w:rPr>
-              <w:t xml:space="preserve">检验</w:t>
-            </w:r>
-          </w:p>
-        </w:tc>
-        <w:tc>
-          <w:tcPr/>
-          <w:p>
-            <w:pPr>
-              <w:pStyle w:val="Compact"/>
-            </w:pPr>
-            <w:r>
-              <w:t xml:space="preserve">multi </w:t>
-            </w:r>
-            <w:r>
-              <w:rPr>
-                <w:rFonts w:hint="eastAsia"/>
-              </w:rPr>
-              <w:t xml:space="preserve">对</w:t>
-            </w:r>
-            <w:r>
-              <w:t xml:space="preserve"> single </w:t>
-            </w:r>
-            <w:r>
-              <w:rPr>
-                <w:rFonts w:hint="eastAsia"/>
-              </w:rPr>
-              <w:t xml:space="preserve">错的要点</w:t>
-            </w:r>
-            <w:r>
-              <w:t xml:space="preserve"> 48 </w:t>
-            </w:r>
-            <w:r>
-              <w:rPr>
-                <w:rFonts w:hint="eastAsia"/>
-              </w:rPr>
-              <w:t xml:space="preserve">条、multi</w:t>
-            </w:r>
-            <w:r>
-              <w:t xml:space="preserve"> </w:t>
-            </w:r>
-            <w:r>
-              <w:rPr>
-                <w:rFonts w:hint="eastAsia"/>
-              </w:rPr>
-              <w:t xml:space="preserve">错而</w:t>
-            </w:r>
-            <w:r>
-              <w:t xml:space="preserve"> single </w:t>
-            </w:r>
-            <w:r>
-              <w:rPr>
-                <w:rFonts w:hint="eastAsia"/>
-              </w:rPr>
-              <w:t xml:space="preserve">对的要点</w:t>
-            </w:r>
-            <w:r>
-              <w:t xml:space="preserve"> 15 </w:t>
-            </w:r>
-            <w:r>
-              <w:rPr>
-                <w:rFonts w:hint="eastAsia"/>
-              </w:rPr>
-              <w:t xml:space="preserve">条；</w:t>
-            </w:r>
+              <w:t xml:space="preserve">场景级得分均值差（multi</w:t>
+            </w:r>
+            <w:r>
+              <w:t xml:space="preserve"> − </w:t>
+            </w:r>
+            <w:r>
+              <w:rPr>
+                <w:rFonts w:hint="eastAsia"/>
+              </w:rPr>
+              <w:t xml:space="preserve">single）</w:t>
+            </w:r>
+          </w:p>
+        </w:tc>
+        <w:tc>
+          <w:tcPr/>
+          <w:p>
+            <w:pPr>
+              <w:pStyle w:val="Compact"/>
+            </w:pPr>
             <w:r>
               <w:rPr>
                 <w:b/>
                 <w:bCs/>
               </w:rPr>
-              <w:t xml:space="preserve">p = 5.54×10⁻⁵</w:t>
+              <w:t xml:space="preserve">+7.05 pp</w:t>
+            </w:r>
+            <w:r>
+              <w:rPr>
+                <w:rFonts w:hint="eastAsia"/>
+              </w:rPr>
+              <w:t xml:space="preserve">（multi</w:t>
+            </w:r>
+            <w:r>
+              <w:t xml:space="preserve"> </w:t>
+            </w:r>
+            <w:r>
+              <w:rPr>
+                <w:rFonts w:hint="eastAsia"/>
+              </w:rPr>
+              <w:t xml:space="preserve">高于</w:t>
+            </w:r>
+            <w:r>
+              <w:t xml:space="preserve"> </w:t>
+            </w:r>
+            <w:r>
+              <w:rPr>
+                <w:rFonts w:hint="eastAsia"/>
+              </w:rPr>
+              <w:t xml:space="preserve">single）</w:t>
             </w:r>
           </w:p>
         </w:tc>
@@ -9831,10 +10107,10 @@
               <w:rPr>
                 <w:rFonts w:hint="eastAsia"/>
               </w:rPr>
-              <w:t xml:space="preserve">场景级配对</w:t>
-            </w:r>
-            <w:r>
-              <w:t xml:space="preserve"> Wilcoxon </w:t>
+              <w:t xml:space="preserve">要点级</w:t>
+            </w:r>
+            <w:r>
+              <w:t xml:space="preserve"> McNemar </w:t>
             </w:r>
             <w:r>
               <w:rPr>
@@ -9850,12 +10126,66 @@
             <w:pPr>
               <w:pStyle w:val="Compact"/>
             </w:pPr>
+            <w:r>
+              <w:t xml:space="preserve">multi </w:t>
+            </w:r>
+            <w:r>
+              <w:rPr>
+                <w:rFonts w:hint="eastAsia"/>
+              </w:rPr>
+              <w:t xml:space="preserve">对</w:t>
+            </w:r>
+            <w:r>
+              <w:t xml:space="preserve"> single </w:t>
+            </w:r>
+            <w:r>
+              <w:rPr>
+                <w:rFonts w:hint="eastAsia"/>
+              </w:rPr>
+              <w:t xml:space="preserve">错的要点</w:t>
+            </w:r>
+            <w:r>
+              <w:t xml:space="preserve"> 61 </w:t>
+            </w:r>
+            <w:r>
+              <w:rPr>
+                <w:rFonts w:hint="eastAsia"/>
+              </w:rPr>
+              <w:t xml:space="preserve">条、multi</w:t>
+            </w:r>
+            <w:r>
+              <w:t xml:space="preserve"> </w:t>
+            </w:r>
+            <w:r>
+              <w:rPr>
+                <w:rFonts w:hint="eastAsia"/>
+              </w:rPr>
+              <w:t xml:space="preserve">错而</w:t>
+            </w:r>
+            <w:r>
+              <w:t xml:space="preserve"> single </w:t>
+            </w:r>
+            <w:r>
+              <w:rPr>
+                <w:rFonts w:hint="eastAsia"/>
+              </w:rPr>
+              <w:t xml:space="preserve">对的要点</w:t>
+            </w:r>
+            <w:r>
+              <w:t xml:space="preserve"> 10 </w:t>
+            </w:r>
+            <w:r>
+              <w:rPr>
+                <w:rFonts w:hint="eastAsia"/>
+              </w:rPr>
+              <w:t xml:space="preserve">条；</w:t>
+            </w:r>
             <w:r>
               <w:rPr>
                 <w:b/>
                 <w:bCs/>
               </w:rPr>
-              <w:t xml:space="preserve">p = 0.0126</w:t>
+              <w:t xml:space="preserve">p = 2.96×10⁻⁹</w:t>
             </w:r>
           </w:p>
         </w:tc>
@@ -9871,25 +10201,16 @@
               <w:rPr>
                 <w:rFonts w:hint="eastAsia"/>
               </w:rPr>
-              <w:t xml:space="preserve">自助法</w:t>
-            </w:r>
-            <w:r>
-              <w:t xml:space="preserve"> 95% </w:t>
-            </w:r>
-            <w:r>
-              <w:rPr>
-                <w:rFonts w:hint="eastAsia"/>
-              </w:rPr>
-              <w:t xml:space="preserve">CI（multi</w:t>
-            </w:r>
-            <w:r>
-              <w:t xml:space="preserve"> − </w:t>
-            </w:r>
-            <w:r>
-              <w:rPr>
-                <w:rFonts w:hint="eastAsia"/>
-              </w:rPr>
-              <w:t xml:space="preserve">single）</w:t>
+              <w:t xml:space="preserve">场景级配对</w:t>
+            </w:r>
+            <w:r>
+              <w:t xml:space="preserve"> Wilcoxon </w:t>
+            </w:r>
+            <w:r>
+              <w:rPr>
+                <w:rFonts w:hint="eastAsia"/>
+              </w:rPr>
+              <w:t xml:space="preserve">检验</w:t>
             </w:r>
           </w:p>
         </w:tc>
@@ -9904,7 +10225,56 @@
                 <w:b/>
                 <w:bCs/>
               </w:rPr>
-              <w:t xml:space="preserve">[+1.01, +7.92] pp</w:t>
+              <w:t xml:space="preserve">p = 0.0008</w:t>
+            </w:r>
+          </w:p>
+        </w:tc>
+      </w:tr>
+      <w:tr>
+        <w:tc>
+          <w:tcPr/>
+          <w:p>
+            <w:pPr>
+              <w:pStyle w:val="Compact"/>
+            </w:pPr>
+            <w:r>
+              <w:rPr>
+                <w:rFonts w:hint="eastAsia"/>
+              </w:rPr>
+              <w:t xml:space="preserve">自助法</w:t>
+            </w:r>
+            <w:r>
+              <w:t xml:space="preserve"> 95% </w:t>
+            </w:r>
+            <w:r>
+              <w:rPr>
+                <w:rFonts w:hint="eastAsia"/>
+              </w:rPr>
+              <w:t xml:space="preserve">CI（multi</w:t>
+            </w:r>
+            <w:r>
+              <w:t xml:space="preserve"> − </w:t>
+            </w:r>
+            <w:r>
+              <w:rPr>
+                <w:rFonts w:hint="eastAsia"/>
+              </w:rPr>
+              <w:t xml:space="preserve">single）</w:t>
+            </w:r>
+          </w:p>
+        </w:tc>
+        <w:tc>
+          <w:tcPr/>
+          <w:p>
+            <w:pPr>
+              <w:pStyle w:val="Compact"/>
+            </w:pPr>
+            <w:r>
+              <w:rPr>
+                <w:b/>
+                <w:bCs/>
+              </w:rPr>
+              <w:t xml:space="preserve">[+3.26, +11.04] pp</w:t>
             </w:r>
           </w:p>
         </w:tc>
@@ -9941,19 +10311,28 @@
         <w:rPr>
           <w:rFonts w:hint="eastAsia"/>
         </w:rPr>
-        <w:t xml:space="preserve">single”结论方向一致且达到显著：场景级均值差</w:t>
-      </w:r>
-      <w:r>
-        <w:t xml:space="preserve"> </w:t>
-      </w:r>
-      <w:r>
-        <w:rPr>
-          <w:rFonts w:hint="eastAsia"/>
-        </w:rPr>
-        <w:t xml:space="preserve">+4.48pp（p=5.54×10⁻⁵，CI</w:t>
-      </w:r>
-      <w:r>
-        <w:t xml:space="preserve"> [+1.01, +7.92] pp </w:t>
+        <w:t xml:space="preserve">single”结论方向一致且高度显著：综合得分</w:t>
+      </w:r>
+      <w:r>
+        <w:t xml:space="preserve"> 90.7% vs </w:t>
+      </w:r>
+      <w:r>
+        <w:rPr>
+          <w:rFonts w:hint="eastAsia"/>
+        </w:rPr>
+        <w:t xml:space="preserve">83.5%，场景级均值差</w:t>
+      </w:r>
+      <w:r>
+        <w:t xml:space="preserve"> </w:t>
+      </w:r>
+      <w:r>
+        <w:rPr>
+          <w:rFonts w:hint="eastAsia"/>
+        </w:rPr>
+        <w:t xml:space="preserve">+7.05pp（p=2.96×10⁻⁹，CI</w:t>
+      </w:r>
+      <w:r>
+        <w:t xml:space="preserve"> [+3.26, +11.04] pp </w:t>
       </w:r>
       <w:r>
         <w:rPr>
@@ -9986,16 +10365,7 @@
         <w:rPr>
           <w:rFonts w:hint="eastAsia"/>
         </w:rPr>
-        <w:t xml:space="preserve">相比，增益幅度收窄，原因有二：①</w:t>
-      </w:r>
-      <w:r>
-        <w:t xml:space="preserve"> </w:t>
-      </w:r>
-      <w:r>
-        <w:rPr>
-          <w:rFonts w:hint="eastAsia"/>
-        </w:rPr>
-        <w:t xml:space="preserve">场景数从</w:t>
+        <w:t xml:space="preserve">相比量级相当（试点为</w:t>
       </w:r>
       <w:r>
         <w:t xml:space="preserve"> 5 </w:t>
@@ -10004,16 +10374,34 @@
         <w:rPr>
           <w:rFonts w:hint="eastAsia"/>
         </w:rPr>
-        <w:t xml:space="preserve">扩充到</w:t>
-      </w:r>
-      <w:r>
-        <w:t xml:space="preserve"> </w:t>
-      </w:r>
-      <w:r>
-        <w:rPr>
-          <w:rFonts w:hint="eastAsia"/>
-        </w:rPr>
-        <w:t xml:space="preserve">36、难度显著抬升（数值推算要点</w:t>
+        <w:t xml:space="preserve">场景</w:t>
+      </w:r>
+      <w:r>
+        <w:t xml:space="preserve"> × 96 </w:t>
+      </w:r>
+      <w:r>
+        <w:rPr>
+          <w:rFonts w:hint="eastAsia"/>
+        </w:rPr>
+        <w:t xml:space="preserve">要点、全量为</w:t>
+      </w:r>
+      <w:r>
+        <w:t xml:space="preserve"> 36 </w:t>
+      </w:r>
+      <w:r>
+        <w:rPr>
+          <w:rFonts w:hint="eastAsia"/>
+        </w:rPr>
+        <w:t xml:space="preserve">场景</w:t>
+      </w:r>
+      <w:r>
+        <w:t xml:space="preserve"> × 709 </w:t>
+      </w:r>
+      <w:r>
+        <w:rPr>
+          <w:rFonts w:hint="eastAsia"/>
+        </w:rPr>
+        <w:t xml:space="preserve">要点，场景集不同，二者不宜直接相减）：场景扩容（数值推算要点</w:t>
       </w:r>
       <w:r>
         <w:t xml:space="preserve"> 3→48 </w:t>
@@ -10031,55 +10419,7 @@
         <w:rPr>
           <w:rFonts w:hint="eastAsia"/>
         </w:rPr>
-        <w:t xml:space="preserve">个、每场景强制</w:t>
-      </w:r>
-      <w:r>
-        <w:t xml:space="preserve"> 1~2 </w:t>
-      </w:r>
-      <w:r>
-        <w:rPr>
-          <w:rFonts w:hint="eastAsia"/>
-        </w:rPr>
-        <w:t xml:space="preserve">条推算要点</w:t>
-      </w:r>
-      <w:r>
-        <w:t xml:space="preserve"> + ≥1 </w:t>
-      </w:r>
-      <w:r>
-        <w:rPr>
-          <w:rFonts w:hint="eastAsia"/>
-        </w:rPr>
-        <w:t xml:space="preserve">陷阱），</w:t>
-      </w:r>
-      <w:r>
-        <w:rPr>
-          <w:rFonts w:hint="eastAsia"/>
-        </w:rPr>
-        <w:t xml:space="preserve">“硬要点”</w:t>
-      </w:r>
-      <w:r>
-        <w:rPr>
-          <w:rFonts w:hint="eastAsia"/>
-        </w:rPr>
-        <w:t xml:space="preserve">占比上升后单智能体与多智能体的差距被更统一地暴露；②</w:t>
-      </w:r>
-      <w:r>
-        <w:t xml:space="preserve"> </w:t>
-      </w:r>
-      <w:r>
-        <w:rPr>
-          <w:rFonts w:hint="eastAsia"/>
-        </w:rPr>
-        <w:t xml:space="preserve">多数票口径对个别场景（如</w:t>
-      </w:r>
-      <w:r>
-        <w:t xml:space="preserve"> </w:t>
-      </w:r>
-      <w:r>
-        <w:rPr>
-          <w:rFonts w:hint="eastAsia"/>
-        </w:rPr>
-        <w:t xml:space="preserve">S031）的多智能体回落拉低了均值。分层看（图</w:t>
+        <w:t xml:space="preserve">个）后”硬要点”占比上升，多智能体在推理/决策层与硬要点上的补全优势更稳定地体现出来。分层看（图</w:t>
       </w:r>
       <w:r>
         <w:t xml:space="preserve"> </w:t>
@@ -10109,7 +10449,61 @@
         <w:rPr>
           <w:rFonts w:hint="eastAsia"/>
         </w:rPr>
-        <w:t xml:space="preserve">的增益仍集中在推理/决策层与个别硬要点，事实层两者都接近满分；场景×配置的完整热图见图</w:t>
+        <w:t xml:space="preserve">的增益集中在推理/决策层（multi</w:t>
+      </w:r>
+      <w:r>
+        <w:t xml:space="preserve"> </w:t>
+      </w:r>
+      <w:r>
+        <w:rPr>
+          <w:rFonts w:hint="eastAsia"/>
+        </w:rPr>
+        <w:t xml:space="preserve">推理层</w:t>
+      </w:r>
+      <w:r>
+        <w:t xml:space="preserve"> </w:t>
+      </w:r>
+      <w:r>
+        <w:rPr>
+          <w:rFonts w:hint="eastAsia"/>
+        </w:rPr>
+        <w:t xml:space="preserve">90.2%、决策层</w:t>
+      </w:r>
+      <w:r>
+        <w:t xml:space="preserve"> </w:t>
+      </w:r>
+      <w:r>
+        <w:rPr>
+          <w:rFonts w:hint="eastAsia"/>
+        </w:rPr>
+        <w:t xml:space="preserve">90.6%，single</w:t>
+      </w:r>
+      <w:r>
+        <w:t xml:space="preserve"> </w:t>
+      </w:r>
+      <w:r>
+        <w:rPr>
+          <w:rFonts w:hint="eastAsia"/>
+        </w:rPr>
+        <w:t xml:space="preserve">分别仅</w:t>
+      </w:r>
+      <w:r>
+        <w:t xml:space="preserve"> </w:t>
+      </w:r>
+      <w:r>
+        <w:rPr>
+          <w:rFonts w:hint="eastAsia"/>
+        </w:rPr>
+        <w:t xml:space="preserve">87.2%、78.3%）与个别硬要点，事实层两者都接近满分（multi</w:t>
+      </w:r>
+      <w:r>
+        <w:t xml:space="preserve"> 91.0%、single </w:t>
+      </w:r>
+      <w:r>
+        <w:rPr>
+          <w:rFonts w:hint="eastAsia"/>
+        </w:rPr>
+        <w:t xml:space="preserve">85.5%）；场景×配置的完整热图见图</w:t>
       </w:r>
       <w:r>
         <w:t xml:space="preserve"> </w:t>
@@ -10325,7 +10719,7 @@
                 <w:b/>
                 <w:bCs/>
               </w:rPr>
-              <w:t xml:space="preserve">+4.75 pp</w:t>
+              <w:t xml:space="preserve">+7.32 pp</w:t>
             </w:r>
             <w:r>
               <w:rPr>
@@ -10340,28 +10734,37 @@
               <w:rPr>
                 <w:rFonts w:hint="eastAsia"/>
               </w:rPr>
-              <w:t xml:space="preserve">更高）</w:t>
-            </w:r>
-          </w:p>
-        </w:tc>
-        <w:tc>
-          <w:tcPr/>
-          <w:p>
-            <w:pPr>
-              <w:pStyle w:val="Compact"/>
-            </w:pPr>
-            <w:r>
-              <w:rPr>
-                <w:rFonts w:hint="eastAsia"/>
-              </w:rPr>
-              <w:t xml:space="preserve">b=66、c=33，</w:t>
+              <w:t xml:space="preserve">更高；综合</w:t>
+            </w:r>
+            <w:r>
+              <w:t xml:space="preserve"> 90.7% vs </w:t>
+            </w:r>
+            <w:r>
+              <w:rPr>
+                <w:rFonts w:hint="eastAsia"/>
+              </w:rPr>
+              <w:t xml:space="preserve">83.5%）</w:t>
+            </w:r>
+          </w:p>
+        </w:tc>
+        <w:tc>
+          <w:tcPr/>
+          <w:p>
+            <w:pPr>
+              <w:pStyle w:val="Compact"/>
+            </w:pPr>
+            <w:r>
+              <w:rPr>
+                <w:rFonts w:hint="eastAsia"/>
+              </w:rPr>
+              <w:t xml:space="preserve">b=76、c=25，</w:t>
             </w:r>
             <w:r>
               <w:rPr>
                 <w:b/>
                 <w:bCs/>
               </w:rPr>
-              <w:t xml:space="preserve">p=0.0013</w:t>
+              <w:t xml:space="preserve">p=6.52×10⁻⁷</w:t>
             </w:r>
           </w:p>
         </w:tc>
@@ -10376,7 +10779,7 @@
                 <w:b/>
                 <w:bCs/>
               </w:rPr>
-              <w:t xml:space="preserve">p=0.0026</w:t>
+              <w:t xml:space="preserve">p=0.0006</w:t>
             </w:r>
           </w:p>
         </w:tc>
@@ -10391,7 +10794,7 @@
                 <w:b/>
                 <w:bCs/>
               </w:rPr>
-              <w:t xml:space="preserve">[+0.02, +8.88] pp</w:t>
+              <w:t xml:space="preserve">[+2.32, +11.78] pp</w:t>
             </w:r>
           </w:p>
         </w:tc>
@@ -10435,7 +10838,7 @@
         <w:t xml:space="preserve">错的要点</w:t>
       </w:r>
       <w:r>
-        <w:t xml:space="preserve"> 66 </w:t>
+        <w:t xml:space="preserve"> 76 </w:t>
       </w:r>
       <w:r>
         <w:rPr>
@@ -10462,7 +10865,7 @@
         <w:t xml:space="preserve">对的要点</w:t>
       </w:r>
       <w:r>
-        <w:t xml:space="preserve"> 33 </w:t>
+        <w:t xml:space="preserve"> 25 </w:t>
       </w:r>
       <w:r>
         <w:rPr>
@@ -10499,10 +10902,10 @@
         <w:rPr>
           <w:rFonts w:hint="eastAsia"/>
         </w:rPr>
-        <w:t xml:space="preserve">4.75pp（p=0.0013，CI</w:t>
-      </w:r>
-      <w:r>
-        <w:t xml:space="preserve"> [+0.02, +8.88] pp </w:t>
+        <w:t xml:space="preserve">7.32pp（p=6.52×10⁻⁷，CI</w:t>
+      </w:r>
+      <w:r>
+        <w:t xml:space="preserve"> [+2.32, +11.78] pp </w:t>
       </w:r>
       <w:r>
         <w:rPr>
@@ -10574,13 +10977,13 @@
         <w:t xml:space="preserve">的</w:t>
       </w:r>
       <w:r>
-        <w:t xml:space="preserve"> 5 / 8 / </w:t>
-      </w:r>
-      <w:r>
-        <w:rPr>
-          <w:rFonts w:hint="eastAsia"/>
-        </w:rPr>
-        <w:t xml:space="preserve">12），审核官的价值主要体现在收口时的补全与事实核对，而非仅资源类陷阱纠正。</w:t>
+        <w:t xml:space="preserve"> 0 / 7 / </w:t>
+      </w:r>
+      <w:r>
+        <w:rPr>
+          <w:rFonts w:hint="eastAsia"/>
+        </w:rPr>
+        <w:t xml:space="preserve">10），审核官的价值主要体现在收口时的补全与事实核对，而非仅资源类陷阱纠正。</w:t>
       </w:r>
     </w:p>
     <w:bookmarkEnd w:id="32"/>
@@ -11298,7 +11701,7 @@
               <w:pStyle w:val="Compact"/>
             </w:pPr>
             <w:r>
-              <w:t xml:space="preserve">0.000</w:t>
+              <w:t xml:space="preserve">0.081</w:t>
             </w:r>
           </w:p>
         </w:tc>
@@ -11637,7 +12040,7 @@
       </w:r>
     </w:p>
     <w:bookmarkEnd w:id="33"/>
-    <w:bookmarkStart w:id="34" w:name="a6-标注人终审裁定8-场景-151-项分歧"/>
+    <w:bookmarkStart w:id="34" w:name="a6-标注人终审裁定8-场景-71-项真实三裁判分歧"/>
     <w:p>
       <w:pPr>
         <w:pStyle w:val="Heading4"/>
@@ -11661,13 +12064,13 @@
         <w:t xml:space="preserve">场景</w:t>
       </w:r>
       <w:r>
-        <w:t xml:space="preserve"> 151 </w:t>
-      </w:r>
-      <w:r>
-        <w:rPr>
-          <w:rFonts w:hint="eastAsia"/>
-        </w:rPr>
-        <w:t xml:space="preserve">项分歧）</w:t>
+        <w:t xml:space="preserve"> 71 </w:t>
+      </w:r>
+      <w:r>
+        <w:rPr>
+          <w:rFonts w:hint="eastAsia"/>
+        </w:rPr>
+        <w:t xml:space="preserve">项真实三裁判分歧）</w:t>
       </w:r>
     </w:p>
     <w:p>
@@ -11715,7 +12118,7 @@
           <w:b/>
           <w:bCs/>
         </w:rPr>
-        <w:t xml:space="preserve">151 </w:t>
+        <w:t xml:space="preserve">71 </w:t>
       </w:r>
       <w:r>
         <w:rPr>
@@ -11816,13 +12219,13 @@
                 <w:b/>
                 <w:bCs/>
               </w:rPr>
-              <w:t xml:space="preserve">96.0%</w:t>
-            </w:r>
-            <w:r>
-              <w:rPr>
-                <w:rFonts w:hint="eastAsia"/>
-              </w:rPr>
-              <w:t xml:space="preserve">（145/151）</w:t>
+              <w:t xml:space="preserve">88.7%</w:t>
+            </w:r>
+            <w:r>
+              <w:rPr>
+                <w:rFonts w:hint="eastAsia"/>
+              </w:rPr>
+              <w:t xml:space="preserve">（63/71）</w:t>
             </w:r>
           </w:p>
         </w:tc>
@@ -11838,21 +12241,28 @@
               <w:rPr>
                 <w:rFonts w:hint="eastAsia"/>
               </w:rPr>
-              <w:t xml:space="preserve">规则裁判</w:t>
-            </w:r>
-          </w:p>
-        </w:tc>
-        <w:tc>
-          <w:tcPr/>
-          <w:p>
-            <w:pPr>
-              <w:pStyle w:val="Compact"/>
-            </w:pPr>
-            <w:r>
-              <w:rPr>
-                <w:rFonts w:hint="eastAsia"/>
-              </w:rPr>
-              <w:t xml:space="preserve">88.1%（133/151）</w:t>
+              <w:t xml:space="preserve">多数票</w:t>
+            </w:r>
+          </w:p>
+        </w:tc>
+        <w:tc>
+          <w:tcPr/>
+          <w:p>
+            <w:pPr>
+              <w:pStyle w:val="Compact"/>
+            </w:pPr>
+            <w:r>
+              <w:rPr>
+                <w:b/>
+                <w:bCs/>
+              </w:rPr>
+              <w:t xml:space="preserve">78.9%</w:t>
+            </w:r>
+            <w:r>
+              <w:rPr>
+                <w:rFonts w:hint="eastAsia"/>
+              </w:rPr>
+              <w:t xml:space="preserve">（56/71）</w:t>
             </w:r>
           </w:p>
         </w:tc>
@@ -11868,21 +12278,21 @@
               <w:rPr>
                 <w:rFonts w:hint="eastAsia"/>
               </w:rPr>
-              <w:t xml:space="preserve">多数票</w:t>
-            </w:r>
-          </w:p>
-        </w:tc>
-        <w:tc>
-          <w:tcPr/>
-          <w:p>
-            <w:pPr>
-              <w:pStyle w:val="Compact"/>
-            </w:pPr>
-            <w:r>
-              <w:rPr>
-                <w:rFonts w:hint="eastAsia"/>
-              </w:rPr>
-              <w:t xml:space="preserve">87.4%（132/151）</w:t>
+              <w:t xml:space="preserve">规则裁判</w:t>
+            </w:r>
+          </w:p>
+        </w:tc>
+        <w:tc>
+          <w:tcPr/>
+          <w:p>
+            <w:pPr>
+              <w:pStyle w:val="Compact"/>
+            </w:pPr>
+            <w:r>
+              <w:rPr>
+                <w:rFonts w:hint="eastAsia"/>
+              </w:rPr>
+              <w:t xml:space="preserve">74.6%（53/71）</w:t>
             </w:r>
           </w:p>
         </w:tc>
@@ -11915,12 +12325,158 @@
               <w:rPr>
                 <w:rFonts w:hint="eastAsia"/>
               </w:rPr>
-              <w:t xml:space="preserve">3.3%（5/151）</w:t>
+              <w:t xml:space="preserve">15.5%（11/71）</w:t>
             </w:r>
           </w:p>
         </w:tc>
       </w:tr>
     </w:tbl>
+    <w:p>
+      <w:pPr>
+        <w:pStyle w:val="BodyText"/>
+      </w:pPr>
+      <w:r>
+        <w:rPr>
+          <w:rFonts w:hint="eastAsia"/>
+        </w:rPr>
+        <w:t xml:space="preserve">分歧集内的判分分布也揭示了裁判倾向：flash</w:t>
+      </w:r>
+      <w:r>
+        <w:t xml:space="preserve"> </w:t>
+      </w:r>
+      <w:r>
+        <w:rPr>
+          <w:rFonts w:hint="eastAsia"/>
+        </w:rPr>
+        <w:t xml:space="preserve">在</w:t>
+      </w:r>
+      <w:r>
+        <w:t xml:space="preserve"> 71 </w:t>
+      </w:r>
+      <w:r>
+        <w:rPr>
+          <w:rFonts w:hint="eastAsia"/>
+        </w:rPr>
+        <w:t xml:space="preserve">条中判</w:t>
+      </w:r>
+      <w:r>
+        <w:t xml:space="preserve"> 1 </w:t>
+      </w:r>
+      <w:r>
+        <w:rPr>
+          <w:rFonts w:hint="eastAsia"/>
+        </w:rPr>
+        <w:t xml:space="preserve">达</w:t>
+      </w:r>
+      <w:r>
+        <w:t xml:space="preserve"> 70 </w:t>
+      </w:r>
+      <w:r>
+        <w:rPr>
+          <w:rFonts w:hint="eastAsia"/>
+        </w:rPr>
+        <w:t xml:space="preserve">条（几乎全判</w:t>
+      </w:r>
+      <w:r>
+        <w:t xml:space="preserve"> </w:t>
+      </w:r>
+      <w:r>
+        <w:rPr>
+          <w:rFonts w:hint="eastAsia"/>
+        </w:rPr>
+        <w:t xml:space="preserve">1），plus</w:t>
+      </w:r>
+      <w:r>
+        <w:t xml:space="preserve"> </w:t>
+      </w:r>
+      <w:r>
+        <w:rPr>
+          <w:rFonts w:hint="eastAsia"/>
+        </w:rPr>
+        <w:t xml:space="preserve">判</w:t>
+      </w:r>
+      <w:r>
+        <w:t xml:space="preserve"> 0 </w:t>
+      </w:r>
+      <w:r>
+        <w:rPr>
+          <w:rFonts w:hint="eastAsia"/>
+        </w:rPr>
+        <w:t xml:space="preserve">达</w:t>
+      </w:r>
+      <w:r>
+        <w:t xml:space="preserve"> 67 </w:t>
+      </w:r>
+      <w:r>
+        <w:rPr>
+          <w:rFonts w:hint="eastAsia"/>
+        </w:rPr>
+        <w:t xml:space="preserve">条（仅</w:t>
+      </w:r>
+      <w:r>
+        <w:t xml:space="preserve"> 4 </w:t>
+      </w:r>
+      <w:r>
+        <w:rPr>
+          <w:rFonts w:hint="eastAsia"/>
+        </w:rPr>
+        <w:t xml:space="preserve">条判</w:t>
+      </w:r>
+      <w:r>
+        <w:t xml:space="preserve"> </w:t>
+      </w:r>
+      <w:r>
+        <w:rPr>
+          <w:rFonts w:hint="eastAsia"/>
+        </w:rPr>
+        <w:t xml:space="preserve">1），规则判</w:t>
+      </w:r>
+      <w:r>
+        <w:t xml:space="preserve"> 1 58 </w:t>
+      </w:r>
+      <w:r>
+        <w:rPr>
+          <w:rFonts w:hint="eastAsia"/>
+        </w:rPr>
+        <w:t xml:space="preserve">条；终裁本身判</w:t>
+      </w:r>
+      <w:r>
+        <w:t xml:space="preserve"> 1 </w:t>
+      </w:r>
+      <w:r>
+        <w:rPr>
+          <w:rFonts w:hint="eastAsia"/>
+        </w:rPr>
+        <w:t xml:space="preserve">为</w:t>
+      </w:r>
+      <w:r>
+        <w:t xml:space="preserve"> 64 </w:t>
+      </w:r>
+      <w:r>
+        <w:rPr>
+          <w:rFonts w:hint="eastAsia"/>
+        </w:rPr>
+        <w:t xml:space="preserve">条、判</w:t>
+      </w:r>
+      <w:r>
+        <w:t xml:space="preserve"> 0 </w:t>
+      </w:r>
+      <w:r>
+        <w:rPr>
+          <w:rFonts w:hint="eastAsia"/>
+        </w:rPr>
+        <w:t xml:space="preserve">为</w:t>
+      </w:r>
+      <w:r>
+        <w:t xml:space="preserve"> 7 </w:t>
+      </w:r>
+      <w:r>
+        <w:rPr>
+          <w:rFonts w:hint="eastAsia"/>
+        </w:rPr>
+        <w:t xml:space="preserve">条。</w:t>
+      </w:r>
+    </w:p>
     <w:p>
       <w:pPr>
         <w:pStyle w:val="BodyText"/>
@@ -11953,7 +12509,7 @@
           <w:b/>
           <w:bCs/>
         </w:rPr>
-        <w:t xml:space="preserve">裁判在分歧集上近乎全票判</w:t>
+        <w:t xml:space="preserve">裁判在分歧集上严重偏向判</w:t>
       </w:r>
       <w:r>
         <w:rPr>
@@ -11966,19 +12522,19 @@
         <w:rPr>
           <w:rFonts w:hint="eastAsia"/>
         </w:rPr>
-        <w:t xml:space="preserve">（151</w:t>
-      </w:r>
-      <w:r>
-        <w:t xml:space="preserve"> </w:t>
-      </w:r>
-      <w:r>
-        <w:rPr>
-          <w:rFonts w:hint="eastAsia"/>
-        </w:rPr>
-        <w:t xml:space="preserve">条中仅</w:t>
-      </w:r>
-      <w:r>
-        <w:t xml:space="preserve"> 6 </w:t>
+        <w:t xml:space="preserve">（71</w:t>
+      </w:r>
+      <w:r>
+        <w:t xml:space="preserve"> </w:t>
+      </w:r>
+      <w:r>
+        <w:rPr>
+          <w:rFonts w:hint="eastAsia"/>
+        </w:rPr>
+        <w:t xml:space="preserve">条中</w:t>
+      </w:r>
+      <w:r>
+        <w:t xml:space="preserve"> 67 </w:t>
       </w:r>
       <w:r>
         <w:rPr>
@@ -11993,16 +12549,34 @@
         <w:rPr>
           <w:rFonts w:hint="eastAsia"/>
         </w:rPr>
-        <w:t xml:space="preserve">1，与终裁一致</w:t>
-      </w:r>
-      <w:r>
-        <w:t xml:space="preserve"> 5 </w:t>
-      </w:r>
-      <w:r>
-        <w:rPr>
-          <w:rFonts w:hint="eastAsia"/>
-        </w:rPr>
-        <w:t xml:space="preserve">条），证实其”宁严勿松”是系统性假阴性而非”更严格更可靠”；它作为单一裁判完全不可用。</w:t>
+        <w:t xml:space="preserve">0、仅</w:t>
+      </w:r>
+      <w:r>
+        <w:t xml:space="preserve"> 4 </w:t>
+      </w:r>
+      <w:r>
+        <w:rPr>
+          <w:rFonts w:hint="eastAsia"/>
+        </w:rPr>
+        <w:t xml:space="preserve">条判</w:t>
+      </w:r>
+      <w:r>
+        <w:t xml:space="preserve"> </w:t>
+      </w:r>
+      <w:r>
+        <w:rPr>
+          <w:rFonts w:hint="eastAsia"/>
+        </w:rPr>
+        <w:t xml:space="preserve">1，与终裁一致率仅</w:t>
+      </w:r>
+      <w:r>
+        <w:t xml:space="preserve"> </w:t>
+      </w:r>
+      <w:r>
+        <w:rPr>
+          <w:rFonts w:hint="eastAsia"/>
+        </w:rPr>
+        <w:t xml:space="preserve">15.5%），证实其”宁严勿松”是系统性假阴性而非”更严格更可靠”；它作为单一裁判完全不可用。</w:t>
       </w:r>
     </w:p>
     <w:p>
@@ -12026,7 +12600,7 @@
           <w:b/>
           <w:bCs/>
         </w:rPr>
-        <w:t xml:space="preserve">裁判与标注人终裁的一致率最高（96.0%）</w:t>
+        <w:t xml:space="preserve">裁判与标注人终裁的一致率最高（88.7%）</w:t>
       </w:r>
       <w:r>
         <w:rPr>
@@ -12050,7 +12624,7 @@
         <w:rPr>
           <w:rFonts w:hint="eastAsia"/>
         </w:rPr>
-        <w:t xml:space="preserve">在分歧项上”稳定且正确”，是三方中最接近人类口径的裁判。</w:t>
+        <w:t xml:space="preserve">在本基准上”稳定且偏宽松”，在多数分歧项上恰与人类口径一致。</w:t>
       </w:r>
     </w:p>
     <w:p>
@@ -12067,7 +12641,7 @@
           <w:b/>
           <w:bCs/>
         </w:rPr>
-        <w:t xml:space="preserve">多数票存在可分解的误差</w:t>
+        <w:t xml:space="preserve">多数票相对终裁存在可分解的误差</w:t>
       </w:r>
       <w:r>
         <w:rPr>
@@ -12076,16 +12650,16 @@
         <w:t xml:space="preserve">（与终裁不一致</w:t>
       </w:r>
       <w:r>
-        <w:t xml:space="preserve"> 19/151 = </w:t>
-      </w:r>
-      <w:r>
-        <w:rPr>
-          <w:rFonts w:hint="eastAsia"/>
-        </w:rPr>
-        <w:t xml:space="preserve">12.6%）：其中</w:t>
-      </w:r>
-      <w:r>
-        <w:t xml:space="preserve"> 14 </w:t>
+        <w:t xml:space="preserve"> 15/71 = </w:t>
+      </w:r>
+      <w:r>
+        <w:rPr>
+          <w:rFonts w:hint="eastAsia"/>
+        </w:rPr>
+        <w:t xml:space="preserve">21.1%）：其中</w:t>
+      </w:r>
+      <w:r>
+        <w:t xml:space="preserve"> 9 </w:t>
       </w:r>
       <w:r>
         <w:rPr>
@@ -12100,7 +12674,16 @@
         <w:rPr>
           <w:rFonts w:hint="eastAsia"/>
         </w:rPr>
-        <w:t xml:space="preserve">单票正确被规则与</w:t>
+        <w:t xml:space="preserve">单票判</w:t>
+      </w:r>
+      <w:r>
+        <w:t xml:space="preserve"> 1 </w:t>
+      </w:r>
+      <w:r>
+        <w:rPr>
+          <w:rFonts w:hint="eastAsia"/>
+        </w:rPr>
+        <w:t xml:space="preserve">被规则与</w:t>
       </w:r>
       <w:r>
         <w:t xml:space="preserve"> plus </w:t>
@@ -12109,7 +12692,16 @@
         <w:rPr>
           <w:rFonts w:hint="eastAsia"/>
         </w:rPr>
-        <w:t xml:space="preserve">两票压掉），5</w:t>
+        <w:t xml:space="preserve">两票判</w:t>
+      </w:r>
+      <w:r>
+        <w:t xml:space="preserve"> 0 </w:t>
+      </w:r>
+      <w:r>
+        <w:rPr>
+          <w:rFonts w:hint="eastAsia"/>
+        </w:rPr>
+        <w:t xml:space="preserve">压掉）、6</w:t>
       </w:r>
       <w:r>
         <w:t xml:space="preserve"> </w:t>
@@ -12150,7 +12742,7 @@
         <w:rPr>
           <w:rFonts w:hint="eastAsia"/>
         </w:rPr>
-        <w:t xml:space="preserve">（防单裁判饱和/保守极值），其精度上限受最弱一票（plus）拖累；这也解释了为何多数票口径下</w:t>
+        <w:t xml:space="preserve">（防单裁判饱和/保守极值），其精度上限受最弱一票（plus）拖累；这也部分解释了为何多数票口径下</w:t>
       </w:r>
       <w:r>
         <w:t xml:space="preserve"> RQ1 </w:t>
@@ -12159,16 +12751,7 @@
         <w:rPr>
           <w:rFonts w:hint="eastAsia"/>
         </w:rPr>
-        <w:t xml:space="preserve">的增益幅度较</w:t>
-      </w:r>
-      <w:r>
-        <w:t xml:space="preserve"> v0.3 </w:t>
-      </w:r>
-      <w:r>
-        <w:rPr>
-          <w:rFonts w:hint="eastAsia"/>
-        </w:rPr>
-        <w:t xml:space="preserve">试点收窄。</w:t>
+        <w:t xml:space="preserve">的增益幅度有限。</w:t>
       </w:r>
     </w:p>
     <w:p>
@@ -12191,13 +12774,13 @@
         <w:t xml:space="preserve">多数票</w:t>
       </w:r>
       <w:r>
-        <w:t xml:space="preserve"> 87.4%、vs flash </w:t>
-      </w:r>
-      <w:r>
-        <w:rPr>
-          <w:rFonts w:hint="eastAsia"/>
-        </w:rPr>
-        <w:t xml:space="preserve">96.0%）。</w:t>
+        <w:t xml:space="preserve"> 78.9%、vs flash </w:t>
+      </w:r>
+      <w:r>
+        <w:rPr>
+          <w:rFonts w:hint="eastAsia"/>
+        </w:rPr>
+        <w:t xml:space="preserve">88.7%）。</w:t>
       </w:r>
     </w:p>
     <w:bookmarkEnd w:id="34"/>
@@ -12449,7 +13032,7 @@
                 <w:b/>
                 <w:bCs/>
               </w:rPr>
-              <w:t xml:space="preserve">+5.39 pp</w:t>
+              <w:t xml:space="preserve">+2.81 pp</w:t>
             </w:r>
             <w:r>
               <w:rPr>
@@ -12464,28 +13047,37 @@
               <w:rPr>
                 <w:rFonts w:hint="eastAsia"/>
               </w:rPr>
-              <w:t xml:space="preserve">更高）</w:t>
-            </w:r>
-          </w:p>
-        </w:tc>
-        <w:tc>
-          <w:tcPr/>
-          <w:p>
-            <w:pPr>
-              <w:pStyle w:val="Compact"/>
-            </w:pPr>
-            <w:r>
-              <w:rPr>
-                <w:rFonts w:hint="eastAsia"/>
-              </w:rPr>
-              <w:t xml:space="preserve">b=5、c=43，</w:t>
+              <w:t xml:space="preserve">更高；综合</w:t>
+            </w:r>
+            <w:r>
+              <w:t xml:space="preserve"> 93.5% vs </w:t>
+            </w:r>
+            <w:r>
+              <w:rPr>
+                <w:rFonts w:hint="eastAsia"/>
+              </w:rPr>
+              <w:t xml:space="preserve">90.7%）</w:t>
+            </w:r>
+          </w:p>
+        </w:tc>
+        <w:tc>
+          <w:tcPr/>
+          <w:p>
+            <w:pPr>
+              <w:pStyle w:val="Compact"/>
+            </w:pPr>
+            <w:r>
+              <w:rPr>
+                <w:rFonts w:hint="eastAsia"/>
+              </w:rPr>
+              <w:t xml:space="preserve">b=10、c=30，</w:t>
             </w:r>
             <w:r>
               <w:rPr>
                 <w:b/>
                 <w:bCs/>
               </w:rPr>
-              <w:t xml:space="preserve">p=9.27×10⁻⁸</w:t>
+              <w:t xml:space="preserve">p=0.0027</w:t>
             </w:r>
           </w:p>
         </w:tc>
@@ -12500,7 +13092,7 @@
                 <w:b/>
                 <w:bCs/>
               </w:rPr>
-              <w:t xml:space="preserve">p=0.0002</w:t>
+              <w:t xml:space="preserve">p=0.0298</w:t>
             </w:r>
           </w:p>
         </w:tc>
@@ -12515,7 +13107,7 @@
                 <w:b/>
                 <w:bCs/>
               </w:rPr>
-              <w:t xml:space="preserve">[+2.51, +8.78] pp</w:t>
+              <w:t xml:space="preserve">[+0.07, +6.10] pp</w:t>
             </w:r>
           </w:p>
         </w:tc>
@@ -12559,7 +13151,7 @@
         <w:t xml:space="preserve">错的要点</w:t>
       </w:r>
       <w:r>
-        <w:t xml:space="preserve"> 5 </w:t>
+        <w:t xml:space="preserve"> 30 </w:t>
       </w:r>
       <w:r>
         <w:rPr>
@@ -12586,7 +13178,7 @@
         <w:t xml:space="preserve">对的要点</w:t>
       </w:r>
       <w:r>
-        <w:t xml:space="preserve"> 43 </w:t>
+        <w:t xml:space="preserve"> 10 </w:t>
       </w:r>
       <w:r>
         <w:rPr>
@@ -12927,10 +13519,10 @@
         <w:rPr>
           <w:rFonts w:hint="eastAsia"/>
         </w:rPr>
-        <w:t xml:space="preserve">5.39pp（p=9.27×10⁻⁸，CI</w:t>
-      </w:r>
-      <w:r>
-        <w:t xml:space="preserve"> [+2.51, +8.78] pp </w:t>
+        <w:t xml:space="preserve">2.81pp（p=2.7×10⁻³，CI</w:t>
+      </w:r>
+      <w:r>
+        <w:t xml:space="preserve"> [+0.07, +6.10] pp </w:t>
       </w:r>
       <w:r>
         <w:rPr>
@@ -12945,7 +13537,16 @@
         <w:rPr>
           <w:rFonts w:hint="eastAsia"/>
         </w:rPr>
-        <w:t xml:space="preserve">0），是四个对照中增益最大、最显著的一项。确定性检出显示：Verifier</w:t>
+        <w:t xml:space="preserve">0；综合得分</w:t>
+      </w:r>
+      <w:r>
+        <w:t xml:space="preserve"> 93.5% vs </w:t>
+      </w:r>
+      <w:r>
+        <w:rPr>
+          <w:rFonts w:hint="eastAsia"/>
+        </w:rPr>
+        <w:t xml:space="preserve">90.7%），方向明确且显著。确定性检出显示：Verifier</w:t>
       </w:r>
       <w:r>
         <w:t xml:space="preserve"> </w:t>
@@ -13028,7 +13629,7 @@
         <w:t xml:space="preserve">的</w:t>
       </w:r>
       <w:r>
-        <w:t xml:space="preserve"> 8 </w:t>
+        <w:t xml:space="preserve"> 7 </w:t>
       </w:r>
       <w:r>
         <w:rPr>
@@ -13527,7 +14128,7 @@
                 <w:b/>
                 <w:bCs/>
               </w:rPr>
-              <w:t xml:space="preserve">+11.68 pp</w:t>
+              <w:t xml:space="preserve">+9.11 pp</w:t>
             </w:r>
             <w:r>
               <w:rPr>
@@ -13557,7 +14158,67 @@
                 <w:b/>
                 <w:bCs/>
               </w:rPr>
-              <w:t xml:space="preserve">p=2.24×10⁻¹⁹</w:t>
+              <w:t xml:space="preserve">p=2.05×10⁻¹⁵</w:t>
+            </w:r>
+            <w:r>
+              <w:rPr>
+                <w:rFonts w:hint="eastAsia"/>
+              </w:rPr>
+              <w:t xml:space="preserve">（plus</w:t>
+            </w:r>
+            <w:r>
+              <w:t xml:space="preserve"> </w:t>
+            </w:r>
+            <w:r>
+              <w:rPr>
+                <w:rFonts w:hint="eastAsia"/>
+              </w:rPr>
+              <w:t xml:space="preserve">对而</w:t>
+            </w:r>
+            <w:r>
+              <w:t xml:space="preserve"> flash </w:t>
+            </w:r>
+            <w:r>
+              <w:rPr>
+                <w:rFonts w:hint="eastAsia"/>
+              </w:rPr>
+              <w:t xml:space="preserve">错</w:t>
+            </w:r>
+            <w:r>
+              <w:t xml:space="preserve"> 65 </w:t>
+            </w:r>
+            <w:r>
+              <w:rPr>
+                <w:rFonts w:hint="eastAsia"/>
+              </w:rPr>
+              <w:t xml:space="preserve">条、flash</w:t>
+            </w:r>
+            <w:r>
+              <w:t xml:space="preserve"> </w:t>
+            </w:r>
+            <w:r>
+              <w:rPr>
+                <w:rFonts w:hint="eastAsia"/>
+              </w:rPr>
+              <w:t xml:space="preserve">对而</w:t>
+            </w:r>
+            <w:r>
+              <w:t xml:space="preserve"> plus </w:t>
+            </w:r>
+            <w:r>
+              <w:rPr>
+                <w:rFonts w:hint="eastAsia"/>
+              </w:rPr>
+              <w:t xml:space="preserve">错</w:t>
+            </w:r>
+            <w:r>
+              <w:t xml:space="preserve"> 0 </w:t>
+            </w:r>
+            <w:r>
+              <w:rPr>
+                <w:rFonts w:hint="eastAsia"/>
+              </w:rPr>
+              <w:t xml:space="preserve">条）</w:t>
             </w:r>
           </w:p>
         </w:tc>
@@ -13579,7 +14240,7 @@
               <w:pStyle w:val="Compact"/>
             </w:pPr>
             <w:r>
-              <w:t xml:space="preserve">[+8.72, +15.05] pp</w:t>
+              <w:t xml:space="preserve">[+6.11, +12.57] pp</w:t>
             </w:r>
           </w:p>
         </w:tc>
@@ -13720,7 +14381,7 @@
         <w:rPr>
           <w:rFonts w:hint="eastAsia"/>
         </w:rPr>
-        <w:t xml:space="preserve">11.68pp（p=2.24×10⁻¹⁹），且</w:t>
+        <w:t xml:space="preserve">9.11pp（p=2.05×10⁻¹⁵），且</w:t>
       </w:r>
       <w:r>
         <w:t xml:space="preserve"> multi </w:t>
@@ -13893,43 +14554,29 @@
         <w:t xml:space="preserve">陷阱）作为更有区分度的指标。</w:t>
       </w:r>
     </w:p>
-    <w:p>
-      <w:r>
-        <w:pict>
-          <v:rect style="width:0;height:1.5pt" o:hralign="center" o:hrstd="t" o:hr="t"/>
-        </w:pict>
-      </w:r>
-    </w:p>
     <w:bookmarkEnd w:id="37"/>
-    <w:bookmarkEnd w:id="38"/>
-    <w:bookmarkStart w:id="41" w:name="分析错误类型学"/>
-    <w:p>
-      <w:pPr>
-        <w:pStyle w:val="Heading2"/>
-      </w:pPr>
-      <w:r>
-        <w:t xml:space="preserve">7 </w:t>
-      </w:r>
-      <w:r>
-        <w:rPr>
-          <w:rFonts w:hint="eastAsia"/>
-        </w:rPr>
-        <w:t xml:space="preserve">分析：错误类型学</w:t>
-      </w:r>
-    </w:p>
-    <w:bookmarkStart w:id="39" w:name="试点样例区分度来自硬要点"/>
+    <w:bookmarkStart w:id="38" w:name="a8成本与延迟v0.4-全量实测"/>
     <w:p>
       <w:pPr>
         <w:pStyle w:val="Heading3"/>
       </w:pPr>
       <w:r>
-        <w:t xml:space="preserve">7.1 </w:t>
-      </w:r>
-      <w:r>
-        <w:rPr>
-          <w:rFonts w:hint="eastAsia"/>
-        </w:rPr>
-        <w:t xml:space="preserve">试点样例：区分度来自硬要点</w:t>
+        <w:t xml:space="preserve">6.8 </w:t>
+      </w:r>
+      <w:r>
+        <w:rPr>
+          <w:rFonts w:hint="eastAsia"/>
+        </w:rPr>
+        <w:t xml:space="preserve">A8：成本与延迟（v0.4</w:t>
+      </w:r>
+      <w:r>
+        <w:t xml:space="preserve"> </w:t>
+      </w:r>
+      <w:r>
+        <w:rPr>
+          <w:rFonts w:hint="eastAsia"/>
+        </w:rPr>
+        <w:t xml:space="preserve">全量实测）</w:t>
       </w:r>
     </w:p>
     <w:p>
@@ -13940,1468 +14587,61 @@
         <w:rPr>
           <w:rFonts w:hint="eastAsia"/>
         </w:rPr>
-        <w:t xml:space="preserve">两个及以上裁判同时判</w:t>
-      </w:r>
-      <w:r>
-        <w:t xml:space="preserve"> 0 </w:t>
-      </w:r>
-      <w:r>
-        <w:rPr>
-          <w:rFonts w:hint="eastAsia"/>
-        </w:rPr>
-        <w:t xml:space="preserve">的”硬要点”清单（试点，96</w:t>
-      </w:r>
-      <w:r>
-        <w:t xml:space="preserve"> </w:t>
-      </w:r>
-      <w:r>
-        <w:rPr>
-          <w:rFonts w:hint="eastAsia"/>
-        </w:rPr>
-        <w:t xml:space="preserve">要点）：</w:t>
-      </w:r>
-    </w:p>
-    <w:tbl>
-      <w:tblPr>
-        <w:tblStyle w:val="Table"/>
-        <w:tblW w:type="pct" w:w="5000"/>
-        <w:tblLayout w:type="fixed"/>
-        <w:tblLook w:firstRow="1" w:lastRow="0" w:firstColumn="0" w:lastColumn="0" w:noHBand="0" w:noVBand="0" w:val="0020"/>
-      </w:tblPr>
-      <w:tblGrid>
-        <w:gridCol w:w="1980"/>
-        <w:gridCol w:w="1980"/>
-        <w:gridCol w:w="1980"/>
-        <w:gridCol w:w="1980"/>
-      </w:tblGrid>
-      <w:tr>
-        <w:trPr>
-          <w:tblHeader w:val="on"/>
-        </w:trPr>
-        <w:tc>
-          <w:tcPr/>
-          <w:p>
-            <w:pPr>
-              <w:pStyle w:val="Compact"/>
-            </w:pPr>
-            <w:r>
-              <w:rPr>
-                <w:rFonts w:hint="eastAsia"/>
-              </w:rPr>
-              <w:t xml:space="preserve">配置</w:t>
-            </w:r>
-          </w:p>
-        </w:tc>
-        <w:tc>
-          <w:tcPr/>
-          <w:p>
-            <w:pPr>
-              <w:pStyle w:val="Compact"/>
-            </w:pPr>
-            <w:r>
-              <w:rPr>
-                <w:rFonts w:hint="eastAsia"/>
-              </w:rPr>
-              <w:t xml:space="preserve">场景-要点</w:t>
-            </w:r>
-          </w:p>
-        </w:tc>
-        <w:tc>
-          <w:tcPr/>
-          <w:p>
-            <w:pPr>
-              <w:pStyle w:val="Compact"/>
-            </w:pPr>
-            <w:r>
-              <w:rPr>
-                <w:rFonts w:hint="eastAsia"/>
-              </w:rPr>
-              <w:t xml:space="preserve">内容</w:t>
-            </w:r>
-          </w:p>
-        </w:tc>
-        <w:tc>
-          <w:tcPr/>
-          <w:p>
-            <w:pPr>
-              <w:pStyle w:val="Compact"/>
-            </w:pPr>
-            <w:r>
-              <w:rPr>
-                <w:rFonts w:hint="eastAsia"/>
-              </w:rPr>
-              <w:t xml:space="preserve">票型(规则/flash/plus)</w:t>
-            </w:r>
-          </w:p>
-        </w:tc>
-      </w:tr>
-      <w:tr>
-        <w:tc>
-          <w:tcPr/>
-          <w:p>
-            <w:pPr>
-              <w:pStyle w:val="Compact"/>
-            </w:pPr>
-            <w:r>
-              <w:rPr>
-                <w:rFonts w:hint="eastAsia"/>
-              </w:rPr>
-              <w:t xml:space="preserve">两配置一致</w:t>
-            </w:r>
-          </w:p>
-        </w:tc>
-        <w:tc>
-          <w:tcPr/>
-          <w:p>
-            <w:pPr>
-              <w:pStyle w:val="Compact"/>
-            </w:pPr>
-            <w:r>
-              <w:t xml:space="preserve">S004-F9</w:t>
-            </w:r>
-          </w:p>
-        </w:tc>
-        <w:tc>
-          <w:tcPr/>
-          <w:p>
-            <w:pPr>
-              <w:pStyle w:val="Compact"/>
-            </w:pPr>
-            <w:r>
-              <w:rPr>
-                <w:rFonts w:hint="eastAsia"/>
-              </w:rPr>
-              <w:t xml:space="preserve">推算苯蒸气到达居民区时间（2km÷4m/s≈8-9</w:t>
-            </w:r>
-            <w:r>
-              <w:t xml:space="preserve"> </w:t>
-            </w:r>
-            <w:r>
-              <w:rPr>
-                <w:rFonts w:hint="eastAsia"/>
-              </w:rPr>
-              <w:t xml:space="preserve">分钟）</w:t>
-            </w:r>
-          </w:p>
-        </w:tc>
-        <w:tc>
-          <w:tcPr/>
-          <w:p>
-            <w:pPr>
-              <w:pStyle w:val="Compact"/>
-            </w:pPr>
-            <w:r>
-              <w:rPr>
-                <w:b/>
-                <w:bCs/>
-              </w:rPr>
-              <w:t xml:space="preserve">0/0/0</w:t>
-            </w:r>
-          </w:p>
-        </w:tc>
-      </w:tr>
-      <w:tr>
-        <w:tc>
-          <w:tcPr/>
-          <w:p>
-            <w:pPr>
-              <w:pStyle w:val="Compact"/>
-            </w:pPr>
-            <w:r>
-              <w:rPr>
-                <w:rFonts w:hint="eastAsia"/>
-              </w:rPr>
-              <w:t xml:space="preserve">两配置一致</w:t>
-            </w:r>
-          </w:p>
-        </w:tc>
-        <w:tc>
-          <w:tcPr/>
-          <w:p>
-            <w:pPr>
-              <w:pStyle w:val="Compact"/>
-            </w:pPr>
-            <w:r>
-              <w:t xml:space="preserve">S001-F8</w:t>
-            </w:r>
-          </w:p>
-        </w:tc>
-        <w:tc>
-          <w:tcPr/>
-          <w:p>
-            <w:pPr>
-              <w:pStyle w:val="Compact"/>
-            </w:pPr>
-            <w:r>
-              <w:rPr>
-                <w:rFonts w:hint="eastAsia"/>
-              </w:rPr>
-              <w:t xml:space="preserve">推算需转移留守人员规模（240</w:t>
-            </w:r>
-            <w:r>
-              <w:t xml:space="preserve"> </w:t>
-            </w:r>
-            <w:r>
-              <w:rPr>
-                <w:rFonts w:hint="eastAsia"/>
-              </w:rPr>
-              <w:t xml:space="preserve">户≈300-500</w:t>
-            </w:r>
-            <w:r>
-              <w:t xml:space="preserve"> </w:t>
-            </w:r>
-            <w:r>
-              <w:rPr>
-                <w:rFonts w:hint="eastAsia"/>
-              </w:rPr>
-              <w:t xml:space="preserve">人）</w:t>
-            </w:r>
-          </w:p>
-        </w:tc>
-        <w:tc>
-          <w:tcPr/>
-          <w:p>
-            <w:pPr>
-              <w:pStyle w:val="Compact"/>
-            </w:pPr>
-            <w:r>
-              <w:t xml:space="preserve">0/1/0</w:t>
-            </w:r>
-          </w:p>
-        </w:tc>
-      </w:tr>
-      <w:tr>
-        <w:tc>
-          <w:tcPr/>
-          <w:p>
-            <w:pPr>
-              <w:pStyle w:val="Compact"/>
-            </w:pPr>
-            <w:r>
-              <w:rPr>
-                <w:rFonts w:hint="eastAsia"/>
-              </w:rPr>
-              <w:t xml:space="preserve">single（multi</w:t>
-            </w:r>
-            <w:r>
-              <w:t xml:space="preserve"> </w:t>
-            </w:r>
-            <w:r>
-              <w:rPr>
-                <w:rFonts w:hint="eastAsia"/>
-              </w:rPr>
-              <w:t xml:space="preserve">下被修复）</w:t>
-            </w:r>
-          </w:p>
-        </w:tc>
-        <w:tc>
-          <w:tcPr/>
-          <w:p>
-            <w:pPr>
-              <w:pStyle w:val="Compact"/>
-            </w:pPr>
-            <w:r>
-              <w:t xml:space="preserve">S003-F8</w:t>
-            </w:r>
-          </w:p>
-        </w:tc>
-        <w:tc>
-          <w:tcPr/>
-          <w:p>
-            <w:pPr>
-              <w:pStyle w:val="Compact"/>
-            </w:pPr>
-            <w:r>
-              <w:rPr>
-                <w:rFonts w:hint="eastAsia"/>
-              </w:rPr>
-              <w:t xml:space="preserve">推算火头抵近村庄时间（6km÷1-1.5km/h≈4-6</w:t>
-            </w:r>
-            <w:r>
-              <w:t xml:space="preserve"> </w:t>
-            </w:r>
-            <w:r>
-              <w:rPr>
-                <w:rFonts w:hint="eastAsia"/>
-              </w:rPr>
-              <w:t xml:space="preserve">小时）</w:t>
-            </w:r>
-          </w:p>
-        </w:tc>
-        <w:tc>
-          <w:tcPr/>
-          <w:p>
-            <w:pPr>
-              <w:pStyle w:val="Compact"/>
-            </w:pPr>
-            <w:r>
-              <w:t xml:space="preserve">0/1/0</w:t>
-            </w:r>
-          </w:p>
-        </w:tc>
-      </w:tr>
-      <w:tr>
-        <w:tc>
-          <w:tcPr/>
-          <w:p>
-            <w:pPr>
-              <w:pStyle w:val="Compact"/>
-            </w:pPr>
-            <w:r>
-              <w:rPr>
-                <w:rFonts w:hint="eastAsia"/>
-              </w:rPr>
-              <w:t xml:space="preserve">两配置一致</w:t>
-            </w:r>
-          </w:p>
-        </w:tc>
-        <w:tc>
-          <w:tcPr/>
-          <w:p>
-            <w:pPr>
-              <w:pStyle w:val="Compact"/>
-            </w:pPr>
-            <w:r>
-              <w:t xml:space="preserve">S005-R1</w:t>
-            </w:r>
-          </w:p>
-        </w:tc>
-        <w:tc>
-          <w:tcPr/>
-          <w:p>
-            <w:pPr>
-              <w:pStyle w:val="Compact"/>
-            </w:pPr>
-            <w:r>
-              <w:rPr>
-                <w:rFonts w:hint="eastAsia"/>
-              </w:rPr>
-              <w:t xml:space="preserve">对矛盾数据采信保守口径并安排核灾</w:t>
-            </w:r>
-          </w:p>
-        </w:tc>
-        <w:tc>
-          <w:tcPr/>
-          <w:p>
-            <w:pPr>
-              <w:pStyle w:val="Compact"/>
-            </w:pPr>
-            <w:r>
-              <w:t xml:space="preserve">0/1/0</w:t>
-            </w:r>
-          </w:p>
-        </w:tc>
-      </w:tr>
-      <w:tr>
-        <w:tc>
-          <w:tcPr/>
-          <w:p>
-            <w:pPr>
-              <w:pStyle w:val="Compact"/>
-            </w:pPr>
-            <w:r>
-              <w:t xml:space="preserve">multi</w:t>
-            </w:r>
-          </w:p>
-        </w:tc>
-        <w:tc>
-          <w:tcPr/>
-          <w:p>
-            <w:pPr>
-              <w:pStyle w:val="Compact"/>
-            </w:pPr>
-            <w:r>
-              <w:t xml:space="preserve">S005-R2</w:t>
-            </w:r>
-          </w:p>
-        </w:tc>
-        <w:tc>
-          <w:tcPr/>
-          <w:p>
-            <w:pPr>
-              <w:pStyle w:val="Compact"/>
-            </w:pPr>
-            <w:r>
-              <w:rPr>
-                <w:rFonts w:hint="eastAsia"/>
-              </w:rPr>
-              <w:t xml:space="preserve">冲锋舟运力缺口（2</w:t>
-            </w:r>
-            <w:r>
-              <w:t xml:space="preserve"> </w:t>
-            </w:r>
-            <w:r>
-              <w:rPr>
-                <w:rFonts w:hint="eastAsia"/>
-              </w:rPr>
-              <w:t xml:space="preserve">艘×10</w:t>
-            </w:r>
-            <w:r>
-              <w:t xml:space="preserve"> </w:t>
-            </w:r>
-            <w:r>
-              <w:rPr>
-                <w:rFonts w:hint="eastAsia"/>
-              </w:rPr>
-              <w:t xml:space="preserve">人/趟</w:t>
-            </w:r>
-            <w:r>
-              <w:t xml:space="preserve"> vs 180 </w:t>
-            </w:r>
-            <w:r>
-              <w:rPr>
-                <w:rFonts w:hint="eastAsia"/>
-              </w:rPr>
-              <w:t xml:space="preserve">人）需增援</w:t>
-            </w:r>
-          </w:p>
-        </w:tc>
-        <w:tc>
-          <w:tcPr/>
-          <w:p>
-            <w:pPr>
-              <w:pStyle w:val="Compact"/>
-            </w:pPr>
-            <w:r>
-              <w:t xml:space="preserve">0/1/0</w:t>
-            </w:r>
-          </w:p>
-        </w:tc>
-      </w:tr>
-      <w:tr>
-        <w:tc>
-          <w:tcPr/>
-          <w:p>
-            <w:pPr>
-              <w:pStyle w:val="Compact"/>
-            </w:pPr>
-            <w:r>
-              <w:t xml:space="preserve">single</w:t>
-            </w:r>
-          </w:p>
-        </w:tc>
-        <w:tc>
-          <w:tcPr/>
-          <w:p>
-            <w:pPr>
-              <w:pStyle w:val="Compact"/>
-            </w:pPr>
-            <w:r>
-              <w:t xml:space="preserve">S001-D4</w:t>
-            </w:r>
-          </w:p>
-        </w:tc>
-        <w:tc>
-          <w:tcPr/>
-          <w:p>
-            <w:pPr>
-              <w:pStyle w:val="Compact"/>
-            </w:pPr>
-            <w:r>
-              <w:rPr>
-                <w:rFonts w:hint="eastAsia"/>
-              </w:rPr>
-              <w:t xml:space="preserve">帐篷缺口安置方案（12</w:t>
-            </w:r>
-            <w:r>
-              <w:t xml:space="preserve"> </w:t>
-            </w:r>
-            <w:r>
-              <w:rPr>
-                <w:rFonts w:hint="eastAsia"/>
-              </w:rPr>
-              <w:t xml:space="preserve">顶不足→公共建筑集中安置）</w:t>
-            </w:r>
-          </w:p>
-        </w:tc>
-        <w:tc>
-          <w:tcPr/>
-          <w:p>
-            <w:pPr>
-              <w:pStyle w:val="Compact"/>
-            </w:pPr>
-            <w:r>
-              <w:t xml:space="preserve">0/1/0</w:t>
-            </w:r>
-          </w:p>
-        </w:tc>
-      </w:tr>
-      <w:tr>
-        <w:tc>
-          <w:tcPr/>
-          <w:p>
-            <w:pPr>
-              <w:pStyle w:val="Compact"/>
-            </w:pPr>
-            <w:r>
-              <w:t xml:space="preserve">single</w:t>
-            </w:r>
-          </w:p>
-        </w:tc>
-        <w:tc>
-          <w:tcPr/>
-          <w:p>
-            <w:pPr>
-              <w:pStyle w:val="Compact"/>
-            </w:pPr>
-            <w:r>
-              <w:t xml:space="preserve">S004-D4</w:t>
-            </w:r>
-          </w:p>
-        </w:tc>
-        <w:tc>
-          <w:tcPr/>
-          <w:p>
-            <w:pPr>
-              <w:pStyle w:val="Compact"/>
-            </w:pPr>
-            <w:r>
-              <w:rPr>
-                <w:rFonts w:hint="eastAsia"/>
-              </w:rPr>
-              <w:t xml:space="preserve">邻近储罐喷淋冷却、消除火源</w:t>
-            </w:r>
-          </w:p>
-        </w:tc>
-        <w:tc>
-          <w:tcPr/>
-          <w:p>
-            <w:pPr>
-              <w:pStyle w:val="Compact"/>
-            </w:pPr>
-            <w:r>
-              <w:t xml:space="preserve">0/1/0</w:t>
-            </w:r>
-          </w:p>
-        </w:tc>
-      </w:tr>
-      <w:tr>
-        <w:tc>
-          <w:tcPr/>
-          <w:p>
-            <w:pPr>
-              <w:pStyle w:val="Compact"/>
-            </w:pPr>
-            <w:r>
-              <w:t xml:space="preserve">single</w:t>
-            </w:r>
-          </w:p>
-        </w:tc>
-        <w:tc>
-          <w:tcPr/>
-          <w:p>
-            <w:pPr>
-              <w:pStyle w:val="Compact"/>
-            </w:pPr>
-            <w:r>
-              <w:t xml:space="preserve">S002-D5</w:t>
-            </w:r>
-          </w:p>
-        </w:tc>
-        <w:tc>
-          <w:tcPr/>
-          <w:p>
-            <w:pPr>
-              <w:pStyle w:val="Compact"/>
-            </w:pPr>
-            <w:r>
-              <w:rPr>
-                <w:rFonts w:hint="eastAsia"/>
-              </w:rPr>
-              <w:t xml:space="preserve">明确抢险优先级次序</w:t>
-            </w:r>
-          </w:p>
-        </w:tc>
-        <w:tc>
-          <w:tcPr/>
-          <w:p>
-            <w:pPr>
-              <w:pStyle w:val="Compact"/>
-            </w:pPr>
-            <w:r>
-              <w:t xml:space="preserve">0/1/0</w:t>
-            </w:r>
-          </w:p>
-        </w:tc>
-      </w:tr>
-    </w:tbl>
-    <w:p>
-      <w:pPr>
-        <w:pStyle w:val="BodyText"/>
-      </w:pPr>
-      <w:r>
-        <w:rPr>
-          <w:rFonts w:hint="eastAsia"/>
-        </w:rPr>
-        <w:t xml:space="preserve">解读：</w:t>
-      </w:r>
-    </w:p>
-    <w:p>
-      <w:pPr>
-        <w:pStyle w:val="Compact"/>
-        <w:numPr>
-          <w:ilvl w:val="0"/>
-          <w:numId w:val="1014"/>
-        </w:numPr>
-      </w:pPr>
-      <w:r>
-        <w:rPr>
-          <w:rFonts w:hint="eastAsia"/>
-          <w:b/>
-          <w:bCs/>
-        </w:rPr>
-        <w:t xml:space="preserve">计算型/核算型要点命中率最低</w:t>
-      </w:r>
-      <w:r>
-        <w:rPr>
-          <w:rFonts w:hint="eastAsia"/>
-        </w:rPr>
-        <w:t xml:space="preserve">，其中</w:t>
-      </w:r>
-      <w:r>
-        <w:t xml:space="preserve"> S004-F9 </w:t>
-      </w:r>
-      <w:r>
-        <w:rPr>
-          <w:rFonts w:hint="eastAsia"/>
-        </w:rPr>
-        <w:t xml:space="preserve">三裁判全票</w:t>
-      </w:r>
-      <w:r>
-        <w:t xml:space="preserve"> 0——</w:t>
-      </w:r>
-      <w:r>
-        <w:rPr>
-          <w:rFonts w:hint="eastAsia"/>
-        </w:rPr>
-        <w:t xml:space="preserve">“从多条情报推算一个数字”</w:t>
-      </w:r>
-      <w:r>
-        <w:rPr>
-          <w:rFonts w:hint="eastAsia"/>
-        </w:rPr>
-        <w:t xml:space="preserve">是当前模型最稳定的失分点，也是本基准区分度的核心来源；</w:t>
-      </w:r>
-    </w:p>
-    <w:p>
-      <w:pPr>
-        <w:pStyle w:val="Compact"/>
-        <w:numPr>
-          <w:ilvl w:val="0"/>
-          <w:numId w:val="1014"/>
-        </w:numPr>
-      </w:pPr>
-      <w:r>
-        <w:rPr>
-          <w:b/>
-          <w:bCs/>
-        </w:rPr>
-        <w:t xml:space="preserve">multi </w:t>
-      </w:r>
-      <w:r>
-        <w:rPr>
-          <w:rFonts w:hint="eastAsia"/>
-          <w:b/>
-          <w:bCs/>
-        </w:rPr>
-        <w:t xml:space="preserve">修好了两个</w:t>
-      </w:r>
-      <w:r>
-        <w:rPr>
-          <w:b/>
-          <w:bCs/>
-        </w:rPr>
-        <w:t xml:space="preserve"> single </w:t>
-      </w:r>
-      <w:r>
-        <w:rPr>
-          <w:rFonts w:hint="eastAsia"/>
-          <w:b/>
-          <w:bCs/>
-        </w:rPr>
-        <w:t xml:space="preserve">拿不到的点</w:t>
-      </w:r>
-      <w:r>
-        <w:rPr>
-          <w:rFonts w:hint="eastAsia"/>
-        </w:rPr>
-        <w:t xml:space="preserve">：S003-F8（审核官补上</w:t>
-      </w:r>
-      <w:r>
-        <w:t xml:space="preserve"> 4-6 </w:t>
-      </w:r>
-      <w:r>
-        <w:rPr>
-          <w:rFonts w:hint="eastAsia"/>
-        </w:rPr>
-        <w:t xml:space="preserve">小时推算）与</w:t>
-      </w:r>
-      <w:r>
-        <w:t xml:space="preserve"> </w:t>
-      </w:r>
-      <w:r>
-        <w:rPr>
-          <w:rFonts w:hint="eastAsia"/>
-        </w:rPr>
-        <w:t xml:space="preserve">S005-R2（运力缺口）——多智能体串行对”遗漏型错误”有补全效应，这是</w:t>
-      </w:r>
-      <w:r>
-        <w:t xml:space="preserve"> multi &gt; single </w:t>
-      </w:r>
-      <w:r>
-        <w:rPr>
-          <w:rFonts w:hint="eastAsia"/>
-        </w:rPr>
-        <w:t xml:space="preserve">的具体证据链；</w:t>
-      </w:r>
-    </w:p>
-    <w:p>
-      <w:pPr>
-        <w:pStyle w:val="Compact"/>
-        <w:numPr>
-          <w:ilvl w:val="0"/>
-          <w:numId w:val="1014"/>
-        </w:numPr>
-      </w:pPr>
-      <w:r>
-        <w:rPr>
-          <w:rFonts w:hint="eastAsia"/>
-          <w:b/>
-          <w:bCs/>
-        </w:rPr>
-        <w:t xml:space="preserve">矛盾口径（S005-R1）两种配置都没拿全</w:t>
-      </w:r>
-      <w:r>
-        <w:rPr>
-          <w:rFonts w:hint="eastAsia"/>
-        </w:rPr>
-        <w:t xml:space="preserve">——对矛盾数据采信保守口径并安排核灾是稳定的区分点；</w:t>
-      </w:r>
-    </w:p>
-    <w:p>
-      <w:pPr>
-        <w:pStyle w:val="Compact"/>
-        <w:numPr>
-          <w:ilvl w:val="0"/>
-          <w:numId w:val="1014"/>
-        </w:numPr>
-      </w:pPr>
-      <w:r>
-        <w:rPr>
-          <w:rFonts w:hint="eastAsia"/>
-        </w:rPr>
-        <w:t xml:space="preserve">陷阱型要点（帐篷缺口、邻近储罐冷却、优先级次序）只在</w:t>
-      </w:r>
-      <w:r>
-        <w:t xml:space="preserve"> single </w:t>
-      </w:r>
-      <w:r>
-        <w:rPr>
-          <w:rFonts w:hint="eastAsia"/>
-        </w:rPr>
-        <w:t xml:space="preserve">下失分，multi</w:t>
-      </w:r>
-      <w:r>
-        <w:t xml:space="preserve"> </w:t>
-      </w:r>
-      <w:r>
-        <w:rPr>
-          <w:rFonts w:hint="eastAsia"/>
-        </w:rPr>
-        <w:t xml:space="preserve">的审核环节对”资源约束类”陷阱有纠正作用。</w:t>
-      </w:r>
-    </w:p>
-    <w:p>
-      <w:pPr>
-        <w:pStyle w:val="FirstParagraph"/>
-      </w:pPr>
-      <w:r>
-        <w:rPr>
-          <w:rFonts w:hint="eastAsia"/>
-        </w:rPr>
-        <w:t xml:space="preserve">全量口径下各类”硬要点”在不同配置下的区分度见图</w:t>
-      </w:r>
-      <w:r>
-        <w:t xml:space="preserve"> </w:t>
-      </w:r>
-      <w:r>
-        <w:rPr>
-          <w:rFonts w:hint="eastAsia"/>
-        </w:rPr>
-        <w:t xml:space="preserve">4（</w:t>
-      </w:r>
-      <w:r>
-        <w:rPr>
-          <w:rStyle w:val="VerbatimChar"/>
-        </w:rPr>
-        <w:t xml:space="preserve">crisis-bench/figures/fig4_hardpoints.png</w:t>
-      </w:r>
-      <w:r>
-        <w:rPr>
-          <w:rFonts w:hint="eastAsia"/>
-        </w:rPr>
-        <w:t xml:space="preserve">）。</w:t>
-      </w:r>
-    </w:p>
-    <w:bookmarkEnd w:id="39"/>
-    <w:bookmarkStart w:id="40" w:name="八类错误类型学a9-定量统计v0.4-全量多数票口径失分要点计数"/>
-    <w:p>
-      <w:pPr>
-        <w:pStyle w:val="Heading3"/>
-      </w:pPr>
-      <w:r>
-        <w:t xml:space="preserve">7.2 </w:t>
-      </w:r>
-      <w:r>
-        <w:rPr>
-          <w:rFonts w:hint="eastAsia"/>
-        </w:rPr>
-        <w:t xml:space="preserve">八类错误类型学（A9</w:t>
-      </w:r>
-      <w:r>
-        <w:t xml:space="preserve"> </w:t>
-      </w:r>
-      <w:r>
-        <w:rPr>
-          <w:rFonts w:hint="eastAsia"/>
-        </w:rPr>
-        <w:t xml:space="preserve">定量统计，v0.4</w:t>
-      </w:r>
-      <w:r>
-        <w:t xml:space="preserve"> </w:t>
-      </w:r>
-      <w:r>
-        <w:rPr>
-          <w:rFonts w:hint="eastAsia"/>
-        </w:rPr>
-        <w:t xml:space="preserve">全量，多数票口径失分要点计数）</w:t>
-      </w:r>
-    </w:p>
-    <w:p>
-      <w:pPr>
-        <w:pStyle w:val="FirstParagraph"/>
-      </w:pPr>
-      <w:r>
-        <w:rPr>
-          <w:rFonts w:hint="eastAsia"/>
-        </w:rPr>
-        <w:t xml:space="preserve">沿用路线图</w:t>
-      </w:r>
-      <w:r>
-        <w:t xml:space="preserve"> A9 </w:t>
-      </w:r>
-      <w:r>
-        <w:rPr>
-          <w:rFonts w:hint="eastAsia"/>
-        </w:rPr>
-        <w:t xml:space="preserve">的八类错误（定义与试点样例见下表），v0.4</w:t>
-      </w:r>
-      <w:r>
-        <w:t xml:space="preserve"> </w:t>
-      </w:r>
-      <w:r>
-        <w:rPr>
-          <w:rFonts w:hint="eastAsia"/>
-        </w:rPr>
-        <w:t xml:space="preserve">全量六配置的失分要点计数如下：</w:t>
-      </w:r>
-    </w:p>
-    <w:tbl>
-      <w:tblPr>
-        <w:tblStyle w:val="Table"/>
-        <w:tblW w:type="pct" w:w="5000"/>
-        <w:tblLayout w:type="fixed"/>
-        <w:tblLook w:firstRow="1" w:lastRow="0" w:firstColumn="0" w:lastColumn="0" w:noHBand="0" w:noVBand="0" w:val="0020"/>
-      </w:tblPr>
-      <w:tblGrid>
-        <w:gridCol w:w="1980"/>
-        <w:gridCol w:w="1980"/>
-        <w:gridCol w:w="1980"/>
-        <w:gridCol w:w="1980"/>
-      </w:tblGrid>
-      <w:tr>
-        <w:trPr>
-          <w:tblHeader w:val="on"/>
-        </w:trPr>
-        <w:tc>
-          <w:tcPr/>
-          <w:p>
-            <w:pPr>
-              <w:pStyle w:val="Compact"/>
-            </w:pPr>
-            <w:r>
-              <w:t xml:space="preserve">#</w:t>
-            </w:r>
-          </w:p>
-        </w:tc>
-        <w:tc>
-          <w:tcPr/>
-          <w:p>
-            <w:pPr>
-              <w:pStyle w:val="Compact"/>
-            </w:pPr>
-            <w:r>
-              <w:rPr>
-                <w:rFonts w:hint="eastAsia"/>
-              </w:rPr>
-              <w:t xml:space="preserve">错误类型</w:t>
-            </w:r>
-          </w:p>
-        </w:tc>
-        <w:tc>
-          <w:tcPr/>
-          <w:p>
-            <w:pPr>
-              <w:pStyle w:val="Compact"/>
-            </w:pPr>
-            <w:r>
-              <w:rPr>
-                <w:rFonts w:hint="eastAsia"/>
-              </w:rPr>
-              <w:t xml:space="preserve">定义</w:t>
-            </w:r>
-          </w:p>
-        </w:tc>
-        <w:tc>
-          <w:tcPr/>
-          <w:p>
-            <w:pPr>
-              <w:pStyle w:val="Compact"/>
-            </w:pPr>
-            <w:r>
-              <w:rPr>
-                <w:rFonts w:hint="eastAsia"/>
-              </w:rPr>
-              <w:t xml:space="preserve">试点样例（96</w:t>
-            </w:r>
-            <w:r>
-              <w:t xml:space="preserve"> </w:t>
-            </w:r>
-            <w:r>
-              <w:rPr>
-                <w:rFonts w:hint="eastAsia"/>
-              </w:rPr>
-              <w:t xml:space="preserve">要点）</w:t>
-            </w:r>
-          </w:p>
-        </w:tc>
-      </w:tr>
-      <w:tr>
-        <w:tc>
-          <w:tcPr/>
-          <w:p>
-            <w:pPr>
-              <w:pStyle w:val="Compact"/>
-            </w:pPr>
-            <w:r>
-              <w:t xml:space="preserve">1</w:t>
-            </w:r>
-          </w:p>
-        </w:tc>
-        <w:tc>
-          <w:tcPr/>
-          <w:p>
-            <w:pPr>
-              <w:pStyle w:val="Compact"/>
-            </w:pPr>
-            <w:r>
-              <w:rPr>
-                <w:rFonts w:hint="eastAsia"/>
-              </w:rPr>
-              <w:t xml:space="preserve">事实丢失</w:t>
-            </w:r>
-          </w:p>
-        </w:tc>
-        <w:tc>
-          <w:tcPr/>
-          <w:p>
-            <w:pPr>
-              <w:pStyle w:val="Compact"/>
-            </w:pPr>
-            <w:r>
-              <w:rPr>
-                <w:rFonts w:hint="eastAsia"/>
-              </w:rPr>
-              <w:t xml:space="preserve">关键情报要素未捡全</w:t>
-            </w:r>
-          </w:p>
-        </w:tc>
-        <w:tc>
-          <w:tcPr/>
-          <w:p>
-            <w:pPr>
-              <w:pStyle w:val="Compact"/>
-            </w:pPr>
-            <w:r>
-              <w:rPr>
-                <w:rFonts w:hint="eastAsia"/>
-              </w:rPr>
-              <w:t xml:space="preserve">试点事实层接近满分、未见稳定失分样例（v0.4</w:t>
-            </w:r>
-            <w:r>
-              <w:t xml:space="preserve"> </w:t>
-            </w:r>
-            <w:r>
-              <w:rPr>
-                <w:rFonts w:hint="eastAsia"/>
-              </w:rPr>
-              <w:t xml:space="preserve">定量见下）</w:t>
-            </w:r>
-          </w:p>
-        </w:tc>
-      </w:tr>
-      <w:tr>
-        <w:tc>
-          <w:tcPr/>
-          <w:p>
-            <w:pPr>
-              <w:pStyle w:val="Compact"/>
-            </w:pPr>
-            <w:r>
-              <w:t xml:space="preserve">2</w:t>
-            </w:r>
-          </w:p>
-        </w:tc>
-        <w:tc>
-          <w:tcPr/>
-          <w:p>
-            <w:pPr>
-              <w:pStyle w:val="Compact"/>
-            </w:pPr>
-            <w:r>
-              <w:rPr>
-                <w:rFonts w:hint="eastAsia"/>
-              </w:rPr>
-              <w:t xml:space="preserve">数值推算失败</w:t>
-            </w:r>
-          </w:p>
-        </w:tc>
-        <w:tc>
-          <w:tcPr/>
-          <w:p>
-            <w:pPr>
-              <w:pStyle w:val="Compact"/>
-            </w:pPr>
-            <w:r>
-              <w:rPr>
-                <w:rFonts w:hint="eastAsia"/>
-              </w:rPr>
-              <w:t xml:space="preserve">推算型要点未推算/越界</w:t>
-            </w:r>
-          </w:p>
-        </w:tc>
-        <w:tc>
-          <w:tcPr/>
-          <w:p>
-            <w:pPr>
-              <w:pStyle w:val="Compact"/>
-            </w:pPr>
-            <w:r>
-              <w:t xml:space="preserve">S004-F9、S001-F8、S003-F8</w:t>
-            </w:r>
-          </w:p>
-        </w:tc>
-      </w:tr>
-      <w:tr>
-        <w:tc>
-          <w:tcPr/>
-          <w:p>
-            <w:pPr>
-              <w:pStyle w:val="Compact"/>
-            </w:pPr>
-            <w:r>
-              <w:t xml:space="preserve">3</w:t>
-            </w:r>
-          </w:p>
-        </w:tc>
-        <w:tc>
-          <w:tcPr/>
-          <w:p>
-            <w:pPr>
-              <w:pStyle w:val="Compact"/>
-            </w:pPr>
-            <w:r>
-              <w:rPr>
-                <w:rFonts w:hint="eastAsia"/>
-              </w:rPr>
-              <w:t xml:space="preserve">资源超配</w:t>
-            </w:r>
-          </w:p>
-        </w:tc>
-        <w:tc>
-          <w:tcPr/>
-          <w:p>
-            <w:pPr>
-              <w:pStyle w:val="Compact"/>
-            </w:pPr>
-            <w:r>
-              <w:rPr>
-                <w:rFonts w:hint="eastAsia"/>
-              </w:rPr>
-              <w:t xml:space="preserve">动用清单外资源或运力/容量不足</w:t>
-            </w:r>
-          </w:p>
-        </w:tc>
-        <w:tc>
-          <w:tcPr/>
-          <w:p>
-            <w:pPr>
-              <w:pStyle w:val="Compact"/>
-            </w:pPr>
-            <w:r>
-              <w:rPr>
-                <w:rFonts w:hint="eastAsia"/>
-              </w:rPr>
-              <w:t xml:space="preserve">S005-R2（运力缺口）、S001-D4（帐篷容量不足）</w:t>
-            </w:r>
-          </w:p>
-        </w:tc>
-      </w:tr>
-      <w:tr>
-        <w:tc>
-          <w:tcPr/>
-          <w:p>
-            <w:pPr>
-              <w:pStyle w:val="Compact"/>
-            </w:pPr>
-            <w:r>
-              <w:t xml:space="preserve">4</w:t>
-            </w:r>
-          </w:p>
-        </w:tc>
-        <w:tc>
-          <w:tcPr/>
-          <w:p>
-            <w:pPr>
-              <w:pStyle w:val="Compact"/>
-            </w:pPr>
-            <w:r>
-              <w:rPr>
-                <w:rFonts w:hint="eastAsia"/>
-              </w:rPr>
-              <w:t xml:space="preserve">情报冲突</w:t>
-            </w:r>
-          </w:p>
-        </w:tc>
-        <w:tc>
-          <w:tcPr/>
-          <w:p>
-            <w:pPr>
-              <w:pStyle w:val="Compact"/>
-            </w:pPr>
-            <w:r>
-              <w:rPr>
-                <w:rFonts w:hint="eastAsia"/>
-              </w:rPr>
-              <w:t xml:space="preserve">建议与已确认事实矛盾</w:t>
-            </w:r>
-          </w:p>
-        </w:tc>
-        <w:tc>
-          <w:tcPr/>
-          <w:p>
-            <w:pPr>
-              <w:pStyle w:val="Compact"/>
-            </w:pPr>
-            <w:r>
-              <w:rPr>
-                <w:rFonts w:hint="eastAsia"/>
-              </w:rPr>
-              <w:t xml:space="preserve">S005-R1（对矛盾数据未保守处置并核灾）</w:t>
-            </w:r>
-          </w:p>
-        </w:tc>
-      </w:tr>
-      <w:tr>
-        <w:tc>
-          <w:tcPr/>
-          <w:p>
-            <w:pPr>
-              <w:pStyle w:val="Compact"/>
-            </w:pPr>
-            <w:r>
-              <w:t xml:space="preserve">5</w:t>
-            </w:r>
-          </w:p>
-        </w:tc>
-        <w:tc>
-          <w:tcPr/>
-          <w:p>
-            <w:pPr>
-              <w:pStyle w:val="Compact"/>
-            </w:pPr>
-            <w:r>
-              <w:rPr>
-                <w:rFonts w:hint="eastAsia"/>
-              </w:rPr>
-              <w:t xml:space="preserve">陷阱未识破</w:t>
-            </w:r>
-          </w:p>
-        </w:tc>
-        <w:tc>
-          <w:tcPr/>
-          <w:p>
-            <w:pPr>
-              <w:pStyle w:val="Compact"/>
-            </w:pPr>
-            <w:r>
-              <w:rPr>
-                <w:rFonts w:hint="eastAsia"/>
-              </w:rPr>
-              <w:t xml:space="preserve">未识破并纠正错误做法</w:t>
-            </w:r>
-          </w:p>
-        </w:tc>
-        <w:tc>
-          <w:tcPr/>
-          <w:p>
-            <w:pPr>
-              <w:pStyle w:val="Compact"/>
-            </w:pPr>
-            <w:r>
-              <w:t xml:space="preserve">S004 </w:t>
-            </w:r>
-            <w:r>
-              <w:rPr>
-                <w:rFonts w:hint="eastAsia"/>
-              </w:rPr>
-              <w:t xml:space="preserve">水冲稀释（对应</w:t>
-            </w:r>
-            <w:r>
-              <w:t xml:space="preserve"> </w:t>
-            </w:r>
-            <w:r>
-              <w:rPr>
-                <w:rFonts w:hint="eastAsia"/>
-              </w:rPr>
-              <w:t xml:space="preserve">V5）；S001-D4</w:t>
-            </w:r>
-            <w:r>
-              <w:t xml:space="preserve"> </w:t>
-            </w:r>
-            <w:r>
-              <w:rPr>
-                <w:rFonts w:hint="eastAsia"/>
-              </w:rPr>
-              <w:t xml:space="preserve">帐篷缺口陷阱</w:t>
-            </w:r>
-          </w:p>
-        </w:tc>
-      </w:tr>
-      <w:tr>
-        <w:tc>
-          <w:tcPr/>
-          <w:p>
-            <w:pPr>
-              <w:pStyle w:val="Compact"/>
-            </w:pPr>
-            <w:r>
-              <w:t xml:space="preserve">6</w:t>
-            </w:r>
-          </w:p>
-        </w:tc>
-        <w:tc>
-          <w:tcPr/>
-          <w:p>
-            <w:pPr>
-              <w:pStyle w:val="Compact"/>
-            </w:pPr>
-            <w:r>
-              <w:rPr>
-                <w:rFonts w:hint="eastAsia"/>
-              </w:rPr>
-              <w:t xml:space="preserve">笼统决策</w:t>
-            </w:r>
-          </w:p>
-        </w:tc>
-        <w:tc>
-          <w:tcPr/>
-          <w:p>
-            <w:pPr>
-              <w:pStyle w:val="Compact"/>
-            </w:pPr>
-            <w:r>
-              <w:rPr>
-                <w:rFonts w:hint="eastAsia"/>
-              </w:rPr>
-              <w:t xml:space="preserve">只给原则不给具体对象+动作</w:t>
-            </w:r>
-          </w:p>
-        </w:tc>
-        <w:tc>
-          <w:tcPr/>
-          <w:p>
-            <w:pPr>
-              <w:pStyle w:val="Compact"/>
-            </w:pPr>
-            <w:r>
-              <w:rPr>
-                <w:rFonts w:hint="eastAsia"/>
-              </w:rPr>
-              <w:t xml:space="preserve">S002-D5（优先级次序）待拆分归类</w:t>
-            </w:r>
-          </w:p>
-        </w:tc>
-      </w:tr>
-      <w:tr>
-        <w:tc>
-          <w:tcPr/>
-          <w:p>
-            <w:pPr>
-              <w:pStyle w:val="Compact"/>
-            </w:pPr>
-            <w:r>
-              <w:t xml:space="preserve">7</w:t>
-            </w:r>
-          </w:p>
-        </w:tc>
-        <w:tc>
-          <w:tcPr/>
-          <w:p>
-            <w:pPr>
-              <w:pStyle w:val="Compact"/>
-            </w:pPr>
-            <w:r>
-              <w:rPr>
-                <w:rFonts w:hint="eastAsia"/>
-              </w:rPr>
-              <w:t xml:space="preserve">对象缺失</w:t>
-            </w:r>
-          </w:p>
-        </w:tc>
-        <w:tc>
-          <w:tcPr/>
-          <w:p>
-            <w:pPr>
-              <w:pStyle w:val="Compact"/>
-            </w:pPr>
-            <w:r>
-              <w:rPr>
-                <w:rFonts w:hint="eastAsia"/>
-              </w:rPr>
-              <w:t xml:space="preserve">措施无具体对象</w:t>
-            </w:r>
-          </w:p>
-        </w:tc>
-        <w:tc>
-          <w:tcPr/>
-          <w:p>
-            <w:pPr>
-              <w:pStyle w:val="Compact"/>
-            </w:pPr>
-            <w:r>
-              <w:rPr>
-                <w:rFonts w:hint="eastAsia"/>
-              </w:rPr>
-              <w:t xml:space="preserve">试点未见稳定样例（v0.4</w:t>
-            </w:r>
-            <w:r>
-              <w:t xml:space="preserve"> </w:t>
-            </w:r>
-            <w:r>
-              <w:rPr>
-                <w:rFonts w:hint="eastAsia"/>
-              </w:rPr>
-              <w:t xml:space="preserve">全为</w:t>
-            </w:r>
-            <w:r>
-              <w:t xml:space="preserve"> </w:t>
-            </w:r>
-            <w:r>
-              <w:rPr>
-                <w:rFonts w:hint="eastAsia"/>
-              </w:rPr>
-              <w:t xml:space="preserve">0，对应</w:t>
-            </w:r>
-            <w:r>
-              <w:t xml:space="preserve"> </w:t>
-            </w:r>
-            <w:r>
-              <w:rPr>
-                <w:rFonts w:hint="eastAsia"/>
-              </w:rPr>
-              <w:t xml:space="preserve">V6）</w:t>
-            </w:r>
-          </w:p>
-        </w:tc>
-      </w:tr>
-      <w:tr>
-        <w:tc>
-          <w:tcPr/>
-          <w:p>
-            <w:pPr>
-              <w:pStyle w:val="Compact"/>
-            </w:pPr>
-            <w:r>
-              <w:t xml:space="preserve">8</w:t>
-            </w:r>
-          </w:p>
-        </w:tc>
-        <w:tc>
-          <w:tcPr/>
-          <w:p>
-            <w:pPr>
-              <w:pStyle w:val="Compact"/>
-            </w:pPr>
-            <w:r>
-              <w:rPr>
-                <w:rFonts w:hint="eastAsia"/>
-              </w:rPr>
-              <w:t xml:space="preserve">矛盾处理失当</w:t>
-            </w:r>
-          </w:p>
-        </w:tc>
-        <w:tc>
-          <w:tcPr/>
-          <w:p>
-            <w:pPr>
-              <w:pStyle w:val="Compact"/>
-            </w:pPr>
-            <w:r>
-              <w:rPr>
-                <w:rFonts w:hint="eastAsia"/>
-              </w:rPr>
-              <w:t xml:space="preserve">矛盾口径未统一、未逐点上报</w:t>
-            </w:r>
-          </w:p>
-        </w:tc>
-        <w:tc>
-          <w:tcPr/>
-          <w:p>
-            <w:pPr>
-              <w:pStyle w:val="Compact"/>
-            </w:pPr>
-            <w:r>
-              <w:t xml:space="preserve">S005-R1 </w:t>
-            </w:r>
-            <w:r>
-              <w:rPr>
-                <w:rFonts w:hint="eastAsia"/>
-              </w:rPr>
-              <w:t xml:space="preserve">对应的矛盾处理维度</w:t>
-            </w:r>
-          </w:p>
-        </w:tc>
-      </w:tr>
-    </w:tbl>
-    <w:p>
-      <w:pPr>
-        <w:pStyle w:val="BodyText"/>
-      </w:pPr>
-      <w:r>
-        <w:rPr>
-          <w:rFonts w:hint="eastAsia"/>
-        </w:rPr>
-        <w:t xml:space="preserve">全量失分要点计数（多数票口径，36</w:t>
-      </w:r>
-      <w:r>
-        <w:t xml:space="preserve"> </w:t>
-      </w:r>
-      <w:r>
-        <w:rPr>
-          <w:rFonts w:hint="eastAsia"/>
-        </w:rPr>
-        <w:t xml:space="preserve">场景）：</w:t>
+        <w:t xml:space="preserve">在大规模部署前必须回答”多智能体不是白贵的”。下表报告六配置在三裁判多数票协议口径下的实测</w:t>
+      </w:r>
+      <w:r>
+        <w:t xml:space="preserve"> API </w:t>
+      </w:r>
+      <w:r>
+        <w:rPr>
+          <w:rFonts w:hint="eastAsia"/>
+        </w:rPr>
+        <w:t xml:space="preserve">成本（数据源为结果文件记录的</w:t>
+      </w:r>
+      <w:r>
+        <w:t xml:space="preserve"> usage </w:t>
+      </w:r>
+      <w:r>
+        <w:rPr>
+          <w:rFonts w:hint="eastAsia"/>
+        </w:rPr>
+        <w:t xml:space="preserve">字段，无估算；「主运行」含被测智能体推演调用与</w:t>
+      </w:r>
+      <w:r>
+        <w:t xml:space="preserve"> 1 </w:t>
+      </w:r>
+      <w:r>
+        <w:rPr>
+          <w:rFonts w:hint="eastAsia"/>
+        </w:rPr>
+        <w:t xml:space="preserve">次同侧裁判调用，「plus</w:t>
+      </w:r>
+      <w:r>
+        <w:t xml:space="preserve"> </w:t>
+      </w:r>
+      <w:r>
+        <w:rPr>
+          <w:rFonts w:hint="eastAsia"/>
+        </w:rPr>
+        <w:t xml:space="preserve">裁判」为正式口径所需的第二次</w:t>
+      </w:r>
+      <w:r>
+        <w:t xml:space="preserve"> LLM </w:t>
+      </w:r>
+      <w:r>
+        <w:rPr>
+          <w:rFonts w:hint="eastAsia"/>
+        </w:rPr>
+        <w:t xml:space="preserve">裁判；A7</w:t>
+      </w:r>
+      <w:r>
+        <w:t xml:space="preserve"> </w:t>
+      </w:r>
+      <w:r>
+        <w:rPr>
+          <w:rFonts w:hint="eastAsia"/>
+        </w:rPr>
+        <w:t xml:space="preserve">自一致复核为额外的稳定性实验，不计入协议成本）：</w:t>
       </w:r>
     </w:p>
     <w:tbl>
@@ -15434,73 +14674,97 @@
               <w:rPr>
                 <w:rFonts w:hint="eastAsia"/>
               </w:rPr>
-              <w:t xml:space="preserve">错误类</w:t>
-            </w:r>
-          </w:p>
-        </w:tc>
-        <w:tc>
-          <w:tcPr/>
-          <w:p>
-            <w:pPr>
-              <w:pStyle w:val="Compact"/>
-            </w:pPr>
-            <w:r>
-              <w:t xml:space="preserve">multi@flash</w:t>
-            </w:r>
-          </w:p>
-        </w:tc>
-        <w:tc>
-          <w:tcPr/>
-          <w:p>
-            <w:pPr>
-              <w:pStyle w:val="Compact"/>
-            </w:pPr>
-            <w:r>
-              <w:t xml:space="preserve">single@flash</w:t>
-            </w:r>
-          </w:p>
-        </w:tc>
-        <w:tc>
-          <w:tcPr/>
-          <w:p>
-            <w:pPr>
-              <w:pStyle w:val="Compact"/>
-            </w:pPr>
-            <w:r>
-              <w:t xml:space="preserve">multi-noaudit@flash</w:t>
-            </w:r>
-          </w:p>
-        </w:tc>
-        <w:tc>
-          <w:tcPr/>
-          <w:p>
-            <w:pPr>
-              <w:pStyle w:val="Compact"/>
-            </w:pPr>
-            <w:r>
-              <w:t xml:space="preserve">multi-verify@flash</w:t>
-            </w:r>
-          </w:p>
-        </w:tc>
-        <w:tc>
-          <w:tcPr/>
-          <w:p>
-            <w:pPr>
-              <w:pStyle w:val="Compact"/>
-            </w:pPr>
-            <w:r>
-              <w:t xml:space="preserve">multi@plus</w:t>
-            </w:r>
-          </w:p>
-        </w:tc>
-        <w:tc>
-          <w:tcPr/>
-          <w:p>
-            <w:pPr>
-              <w:pStyle w:val="Compact"/>
-            </w:pPr>
-            <w:r>
-              <w:t xml:space="preserve">single@plus</w:t>
+              <w:t xml:space="preserve">配置</w:t>
+            </w:r>
+          </w:p>
+        </w:tc>
+        <w:tc>
+          <w:tcPr/>
+          <w:p>
+            <w:pPr>
+              <w:pStyle w:val="Compact"/>
+            </w:pPr>
+            <w:r>
+              <w:rPr>
+                <w:rFonts w:hint="eastAsia"/>
+              </w:rPr>
+              <w:t xml:space="preserve">被测模型</w:t>
+            </w:r>
+          </w:p>
+        </w:tc>
+        <w:tc>
+          <w:tcPr/>
+          <w:p>
+            <w:pPr>
+              <w:pStyle w:val="Compact"/>
+            </w:pPr>
+            <w:r>
+              <w:rPr>
+                <w:rFonts w:hint="eastAsia"/>
+              </w:rPr>
+              <w:t xml:space="preserve">调用/场景</w:t>
+            </w:r>
+          </w:p>
+        </w:tc>
+        <w:tc>
+          <w:tcPr/>
+          <w:p>
+            <w:pPr>
+              <w:pStyle w:val="Compact"/>
+            </w:pPr>
+            <w:r>
+              <w:rPr>
+                <w:rFonts w:hint="eastAsia"/>
+              </w:rPr>
+              <w:t xml:space="preserve">token/场景</w:t>
+            </w:r>
+          </w:p>
+        </w:tc>
+        <w:tc>
+          <w:tcPr/>
+          <w:p>
+            <w:pPr>
+              <w:pStyle w:val="Compact"/>
+            </w:pPr>
+            <w:r>
+              <w:rPr>
+                <w:rFonts w:hint="eastAsia"/>
+              </w:rPr>
+              <w:t xml:space="preserve">耗时(s)/场景</w:t>
+            </w:r>
+          </w:p>
+        </w:tc>
+        <w:tc>
+          <w:tcPr/>
+          <w:p>
+            <w:pPr>
+              <w:pStyle w:val="Compact"/>
+            </w:pPr>
+            <w:r>
+              <w:rPr>
+                <w:rFonts w:hint="eastAsia"/>
+              </w:rPr>
+              <w:t xml:space="preserve">全量</w:t>
+            </w:r>
+            <w:r>
+              <w:t xml:space="preserve"> token</w:t>
+            </w:r>
+          </w:p>
+        </w:tc>
+        <w:tc>
+          <w:tcPr/>
+          <w:p>
+            <w:pPr>
+              <w:pStyle w:val="Compact"/>
+            </w:pPr>
+            <w:r>
+              <w:rPr>
+                <w:rFonts w:hint="eastAsia"/>
+              </w:rPr>
+              <w:t xml:space="preserve">相对</w:t>
+            </w:r>
+            <w:r>
+              <w:t xml:space="preserve"> token</w:t>
             </w:r>
           </w:p>
         </w:tc>
@@ -15516,73 +14780,73 @@
               <w:rPr>
                 <w:rFonts w:hint="eastAsia"/>
               </w:rPr>
-              <w:t xml:space="preserve">事实丢失</w:t>
-            </w:r>
-          </w:p>
-        </w:tc>
-        <w:tc>
-          <w:tcPr/>
-          <w:p>
-            <w:pPr>
-              <w:pStyle w:val="Compact"/>
-            </w:pPr>
-            <w:r>
-              <w:t xml:space="preserve">5</w:t>
-            </w:r>
-          </w:p>
-        </w:tc>
-        <w:tc>
-          <w:tcPr/>
-          <w:p>
-            <w:pPr>
-              <w:pStyle w:val="Compact"/>
-            </w:pPr>
-            <w:r>
-              <w:t xml:space="preserve">9</w:t>
-            </w:r>
-          </w:p>
-        </w:tc>
-        <w:tc>
-          <w:tcPr/>
-          <w:p>
-            <w:pPr>
-              <w:pStyle w:val="Compact"/>
-            </w:pPr>
-            <w:r>
-              <w:t xml:space="preserve">19</w:t>
-            </w:r>
-          </w:p>
-        </w:tc>
-        <w:tc>
-          <w:tcPr/>
-          <w:p>
-            <w:pPr>
-              <w:pStyle w:val="Compact"/>
-            </w:pPr>
-            <w:r>
-              <w:t xml:space="preserve">0</w:t>
-            </w:r>
-          </w:p>
-        </w:tc>
-        <w:tc>
-          <w:tcPr/>
-          <w:p>
-            <w:pPr>
-              <w:pStyle w:val="Compact"/>
-            </w:pPr>
-            <w:r>
-              <w:t xml:space="preserve">0</w:t>
-            </w:r>
-          </w:p>
-        </w:tc>
-        <w:tc>
-          <w:tcPr/>
-          <w:p>
-            <w:pPr>
-              <w:pStyle w:val="Compact"/>
-            </w:pPr>
-            <w:r>
-              <w:t xml:space="preserve">0</w:t>
+              <w:t xml:space="preserve">single（单研判员）</w:t>
+            </w:r>
+          </w:p>
+        </w:tc>
+        <w:tc>
+          <w:tcPr/>
+          <w:p>
+            <w:pPr>
+              <w:pStyle w:val="Compact"/>
+            </w:pPr>
+            <w:r>
+              <w:t xml:space="preserve">glm-4-flash</w:t>
+            </w:r>
+          </w:p>
+        </w:tc>
+        <w:tc>
+          <w:tcPr/>
+          <w:p>
+            <w:pPr>
+              <w:pStyle w:val="Compact"/>
+            </w:pPr>
+            <w:r>
+              <w:t xml:space="preserve">3.0</w:t>
+            </w:r>
+          </w:p>
+        </w:tc>
+        <w:tc>
+          <w:tcPr/>
+          <w:p>
+            <w:pPr>
+              <w:pStyle w:val="Compact"/>
+            </w:pPr>
+            <w:r>
+              <w:t xml:space="preserve">5,829</w:t>
+            </w:r>
+          </w:p>
+        </w:tc>
+        <w:tc>
+          <w:tcPr/>
+          <w:p>
+            <w:pPr>
+              <w:pStyle w:val="Compact"/>
+            </w:pPr>
+            <w:r>
+              <w:t xml:space="preserve">73.4</w:t>
+            </w:r>
+          </w:p>
+        </w:tc>
+        <w:tc>
+          <w:tcPr/>
+          <w:p>
+            <w:pPr>
+              <w:pStyle w:val="Compact"/>
+            </w:pPr>
+            <w:r>
+              <w:t xml:space="preserve">209,842</w:t>
+            </w:r>
+          </w:p>
+        </w:tc>
+        <w:tc>
+          <w:tcPr/>
+          <w:p>
+            <w:pPr>
+              <w:pStyle w:val="Compact"/>
+            </w:pPr>
+            <w:r>
+              <w:t xml:space="preserve">1.00</w:t>
             </w:r>
           </w:p>
         </w:tc>
@@ -15598,73 +14862,73 @@
               <w:rPr>
                 <w:rFonts w:hint="eastAsia"/>
               </w:rPr>
-              <w:t xml:space="preserve">数值推算失败</w:t>
-            </w:r>
-          </w:p>
-        </w:tc>
-        <w:tc>
-          <w:tcPr/>
-          <w:p>
-            <w:pPr>
-              <w:pStyle w:val="Compact"/>
-            </w:pPr>
-            <w:r>
-              <w:t xml:space="preserve">32</w:t>
-            </w:r>
-          </w:p>
-        </w:tc>
-        <w:tc>
-          <w:tcPr/>
-          <w:p>
-            <w:pPr>
-              <w:pStyle w:val="Compact"/>
-            </w:pPr>
-            <w:r>
-              <w:t xml:space="preserve">35</w:t>
-            </w:r>
-          </w:p>
-        </w:tc>
-        <w:tc>
-          <w:tcPr/>
-          <w:p>
-            <w:pPr>
-              <w:pStyle w:val="Compact"/>
-            </w:pPr>
-            <w:r>
-              <w:t xml:space="preserve">39</w:t>
-            </w:r>
-          </w:p>
-        </w:tc>
-        <w:tc>
-          <w:tcPr/>
-          <w:p>
-            <w:pPr>
-              <w:pStyle w:val="Compact"/>
-            </w:pPr>
-            <w:r>
-              <w:t xml:space="preserve">26</w:t>
-            </w:r>
-          </w:p>
-        </w:tc>
-        <w:tc>
-          <w:tcPr/>
-          <w:p>
-            <w:pPr>
-              <w:pStyle w:val="Compact"/>
-            </w:pPr>
-            <w:r>
-              <w:t xml:space="preserve">1</w:t>
-            </w:r>
-          </w:p>
-        </w:tc>
-        <w:tc>
-          <w:tcPr/>
-          <w:p>
-            <w:pPr>
-              <w:pStyle w:val="Compact"/>
-            </w:pPr>
-            <w:r>
-              <w:t xml:space="preserve">1</w:t>
+              <w:t xml:space="preserve">multi（四角色串行）</w:t>
+            </w:r>
+          </w:p>
+        </w:tc>
+        <w:tc>
+          <w:tcPr/>
+          <w:p>
+            <w:pPr>
+              <w:pStyle w:val="Compact"/>
+            </w:pPr>
+            <w:r>
+              <w:t xml:space="preserve">glm-4-flash</w:t>
+            </w:r>
+          </w:p>
+        </w:tc>
+        <w:tc>
+          <w:tcPr/>
+          <w:p>
+            <w:pPr>
+              <w:pStyle w:val="Compact"/>
+            </w:pPr>
+            <w:r>
+              <w:t xml:space="preserve">6.0</w:t>
+            </w:r>
+          </w:p>
+        </w:tc>
+        <w:tc>
+          <w:tcPr/>
+          <w:p>
+            <w:pPr>
+              <w:pStyle w:val="Compact"/>
+            </w:pPr>
+            <w:r>
+              <w:t xml:space="preserve">10,823</w:t>
+            </w:r>
+          </w:p>
+        </w:tc>
+        <w:tc>
+          <w:tcPr/>
+          <w:p>
+            <w:pPr>
+              <w:pStyle w:val="Compact"/>
+            </w:pPr>
+            <w:r>
+              <w:t xml:space="preserve">150.8</w:t>
+            </w:r>
+          </w:p>
+        </w:tc>
+        <w:tc>
+          <w:tcPr/>
+          <w:p>
+            <w:pPr>
+              <w:pStyle w:val="Compact"/>
+            </w:pPr>
+            <w:r>
+              <w:t xml:space="preserve">389,617</w:t>
+            </w:r>
+          </w:p>
+        </w:tc>
+        <w:tc>
+          <w:tcPr/>
+          <w:p>
+            <w:pPr>
+              <w:pStyle w:val="Compact"/>
+            </w:pPr>
+            <w:r>
+              <w:t xml:space="preserve">1.86</w:t>
             </w:r>
           </w:p>
         </w:tc>
@@ -15680,73 +14944,73 @@
               <w:rPr>
                 <w:rFonts w:hint="eastAsia"/>
               </w:rPr>
-              <w:t xml:space="preserve">资源超配</w:t>
-            </w:r>
-          </w:p>
-        </w:tc>
-        <w:tc>
-          <w:tcPr/>
-          <w:p>
-            <w:pPr>
-              <w:pStyle w:val="Compact"/>
-            </w:pPr>
-            <w:r>
-              <w:t xml:space="preserve">8</w:t>
-            </w:r>
-          </w:p>
-        </w:tc>
-        <w:tc>
-          <w:tcPr/>
-          <w:p>
-            <w:pPr>
-              <w:pStyle w:val="Compact"/>
-            </w:pPr>
-            <w:r>
-              <w:t xml:space="preserve">8</w:t>
-            </w:r>
-          </w:p>
-        </w:tc>
-        <w:tc>
-          <w:tcPr/>
-          <w:p>
-            <w:pPr>
-              <w:pStyle w:val="Compact"/>
-            </w:pPr>
-            <w:r>
-              <w:t xml:space="preserve">2</w:t>
-            </w:r>
-          </w:p>
-        </w:tc>
-        <w:tc>
-          <w:tcPr/>
-          <w:p>
-            <w:pPr>
-              <w:pStyle w:val="Compact"/>
-            </w:pPr>
-            <w:r>
-              <w:t xml:space="preserve">0</w:t>
-            </w:r>
-          </w:p>
-        </w:tc>
-        <w:tc>
-          <w:tcPr/>
-          <w:p>
-            <w:pPr>
-              <w:pStyle w:val="Compact"/>
-            </w:pPr>
-            <w:r>
-              <w:t xml:space="preserve">0</w:t>
-            </w:r>
-          </w:p>
-        </w:tc>
-        <w:tc>
-          <w:tcPr/>
-          <w:p>
-            <w:pPr>
-              <w:pStyle w:val="Compact"/>
-            </w:pPr>
-            <w:r>
-              <w:t xml:space="preserve">0</w:t>
+              <w:t xml:space="preserve">multi-noaudit（去审核官）</w:t>
+            </w:r>
+          </w:p>
+        </w:tc>
+        <w:tc>
+          <w:tcPr/>
+          <w:p>
+            <w:pPr>
+              <w:pStyle w:val="Compact"/>
+            </w:pPr>
+            <w:r>
+              <w:t xml:space="preserve">glm-4-flash</w:t>
+            </w:r>
+          </w:p>
+        </w:tc>
+        <w:tc>
+          <w:tcPr/>
+          <w:p>
+            <w:pPr>
+              <w:pStyle w:val="Compact"/>
+            </w:pPr>
+            <w:r>
+              <w:t xml:space="preserve">5.1</w:t>
+            </w:r>
+          </w:p>
+        </w:tc>
+        <w:tc>
+          <w:tcPr/>
+          <w:p>
+            <w:pPr>
+              <w:pStyle w:val="Compact"/>
+            </w:pPr>
+            <w:r>
+              <w:t xml:space="preserve">8,179</w:t>
+            </w:r>
+          </w:p>
+        </w:tc>
+        <w:tc>
+          <w:tcPr/>
+          <w:p>
+            <w:pPr>
+              <w:pStyle w:val="Compact"/>
+            </w:pPr>
+            <w:r>
+              <w:t xml:space="preserve">106.5</w:t>
+            </w:r>
+          </w:p>
+        </w:tc>
+        <w:tc>
+          <w:tcPr/>
+          <w:p>
+            <w:pPr>
+              <w:pStyle w:val="Compact"/>
+            </w:pPr>
+            <w:r>
+              <w:t xml:space="preserve">294,447</w:t>
+            </w:r>
+          </w:p>
+        </w:tc>
+        <w:tc>
+          <w:tcPr/>
+          <w:p>
+            <w:pPr>
+              <w:pStyle w:val="Compact"/>
+            </w:pPr>
+            <w:r>
+              <w:t xml:space="preserve">1.40</w:t>
             </w:r>
           </w:p>
         </w:tc>
@@ -15762,73 +15026,73 @@
               <w:rPr>
                 <w:rFonts w:hint="eastAsia"/>
               </w:rPr>
-              <w:t xml:space="preserve">情报冲突</w:t>
-            </w:r>
-          </w:p>
-        </w:tc>
-        <w:tc>
-          <w:tcPr/>
-          <w:p>
-            <w:pPr>
-              <w:pStyle w:val="Compact"/>
-            </w:pPr>
-            <w:r>
-              <w:t xml:space="preserve">0</w:t>
-            </w:r>
-          </w:p>
-        </w:tc>
-        <w:tc>
-          <w:tcPr/>
-          <w:p>
-            <w:pPr>
-              <w:pStyle w:val="Compact"/>
-            </w:pPr>
-            <w:r>
-              <w:t xml:space="preserve">0</w:t>
-            </w:r>
-          </w:p>
-        </w:tc>
-        <w:tc>
-          <w:tcPr/>
-          <w:p>
-            <w:pPr>
-              <w:pStyle w:val="Compact"/>
-            </w:pPr>
-            <w:r>
-              <w:t xml:space="preserve">0</w:t>
-            </w:r>
-          </w:p>
-        </w:tc>
-        <w:tc>
-          <w:tcPr/>
-          <w:p>
-            <w:pPr>
-              <w:pStyle w:val="Compact"/>
-            </w:pPr>
-            <w:r>
-              <w:t xml:space="preserve">0</w:t>
-            </w:r>
-          </w:p>
-        </w:tc>
-        <w:tc>
-          <w:tcPr/>
-          <w:p>
-            <w:pPr>
-              <w:pStyle w:val="Compact"/>
-            </w:pPr>
-            <w:r>
-              <w:t xml:space="preserve">0</w:t>
-            </w:r>
-          </w:p>
-        </w:tc>
-        <w:tc>
-          <w:tcPr/>
-          <w:p>
-            <w:pPr>
-              <w:pStyle w:val="Compact"/>
-            </w:pPr>
-            <w:r>
-              <w:t xml:space="preserve">0</w:t>
+              <w:t xml:space="preserve">multi-verify（+约束校验）</w:t>
+            </w:r>
+          </w:p>
+        </w:tc>
+        <w:tc>
+          <w:tcPr/>
+          <w:p>
+            <w:pPr>
+              <w:pStyle w:val="Compact"/>
+            </w:pPr>
+            <w:r>
+              <w:t xml:space="preserve">glm-4-flash</w:t>
+            </w:r>
+          </w:p>
+        </w:tc>
+        <w:tc>
+          <w:tcPr/>
+          <w:p>
+            <w:pPr>
+              <w:pStyle w:val="Compact"/>
+            </w:pPr>
+            <w:r>
+              <w:t xml:space="preserve">6.0</w:t>
+            </w:r>
+          </w:p>
+        </w:tc>
+        <w:tc>
+          <w:tcPr/>
+          <w:p>
+            <w:pPr>
+              <w:pStyle w:val="Compact"/>
+            </w:pPr>
+            <w:r>
+              <w:t xml:space="preserve">11,098</w:t>
+            </w:r>
+          </w:p>
+        </w:tc>
+        <w:tc>
+          <w:tcPr/>
+          <w:p>
+            <w:pPr>
+              <w:pStyle w:val="Compact"/>
+            </w:pPr>
+            <w:r>
+              <w:t xml:space="preserve">145.5</w:t>
+            </w:r>
+          </w:p>
+        </w:tc>
+        <w:tc>
+          <w:tcPr/>
+          <w:p>
+            <w:pPr>
+              <w:pStyle w:val="Compact"/>
+            </w:pPr>
+            <w:r>
+              <w:t xml:space="preserve">399,537</w:t>
+            </w:r>
+          </w:p>
+        </w:tc>
+        <w:tc>
+          <w:tcPr/>
+          <w:p>
+            <w:pPr>
+              <w:pStyle w:val="Compact"/>
+            </w:pPr>
+            <w:r>
+              <w:t xml:space="preserve">1.90</w:t>
             </w:r>
           </w:p>
         </w:tc>
@@ -15844,73 +15108,73 @@
               <w:rPr>
                 <w:rFonts w:hint="eastAsia"/>
               </w:rPr>
-              <w:t xml:space="preserve">陷阱未识破</w:t>
-            </w:r>
-          </w:p>
-        </w:tc>
-        <w:tc>
-          <w:tcPr/>
-          <w:p>
-            <w:pPr>
-              <w:pStyle w:val="Compact"/>
-            </w:pPr>
-            <w:r>
-              <w:t xml:space="preserve">6</w:t>
-            </w:r>
-          </w:p>
-        </w:tc>
-        <w:tc>
-          <w:tcPr/>
-          <w:p>
-            <w:pPr>
-              <w:pStyle w:val="Compact"/>
-            </w:pPr>
-            <w:r>
-              <w:t xml:space="preserve">6</w:t>
-            </w:r>
-          </w:p>
-        </w:tc>
-        <w:tc>
-          <w:tcPr/>
-          <w:p>
-            <w:pPr>
-              <w:pStyle w:val="Compact"/>
-            </w:pPr>
-            <w:r>
-              <w:t xml:space="preserve">5</w:t>
-            </w:r>
-          </w:p>
-        </w:tc>
-        <w:tc>
-          <w:tcPr/>
-          <w:p>
-            <w:pPr>
-              <w:pStyle w:val="Compact"/>
-            </w:pPr>
-            <w:r>
-              <w:t xml:space="preserve">3</w:t>
-            </w:r>
-          </w:p>
-        </w:tc>
-        <w:tc>
-          <w:tcPr/>
-          <w:p>
-            <w:pPr>
-              <w:pStyle w:val="Compact"/>
-            </w:pPr>
-            <w:r>
-              <w:t xml:space="preserve">0</w:t>
-            </w:r>
-          </w:p>
-        </w:tc>
-        <w:tc>
-          <w:tcPr/>
-          <w:p>
-            <w:pPr>
-              <w:pStyle w:val="Compact"/>
-            </w:pPr>
-            <w:r>
-              <w:t xml:space="preserve">0</w:t>
+              <w:t xml:space="preserve">single（单研判员）</w:t>
+            </w:r>
+          </w:p>
+        </w:tc>
+        <w:tc>
+          <w:tcPr/>
+          <w:p>
+            <w:pPr>
+              <w:pStyle w:val="Compact"/>
+            </w:pPr>
+            <w:r>
+              <w:t xml:space="preserve">glm-4-plus</w:t>
+            </w:r>
+          </w:p>
+        </w:tc>
+        <w:tc>
+          <w:tcPr/>
+          <w:p>
+            <w:pPr>
+              <w:pStyle w:val="Compact"/>
+            </w:pPr>
+            <w:r>
+              <w:t xml:space="preserve">3.0</w:t>
+            </w:r>
+          </w:p>
+        </w:tc>
+        <w:tc>
+          <w:tcPr/>
+          <w:p>
+            <w:pPr>
+              <w:pStyle w:val="Compact"/>
+            </w:pPr>
+            <w:r>
+              <w:t xml:space="preserve">8,173</w:t>
+            </w:r>
+          </w:p>
+        </w:tc>
+        <w:tc>
+          <w:tcPr/>
+          <w:p>
+            <w:pPr>
+              <w:pStyle w:val="Compact"/>
+            </w:pPr>
+            <w:r>
+              <w:t xml:space="preserve">66.6</w:t>
+            </w:r>
+          </w:p>
+        </w:tc>
+        <w:tc>
+          <w:tcPr/>
+          <w:p>
+            <w:pPr>
+              <w:pStyle w:val="Compact"/>
+            </w:pPr>
+            <w:r>
+              <w:t xml:space="preserve">294,245</w:t>
+            </w:r>
+          </w:p>
+        </w:tc>
+        <w:tc>
+          <w:tcPr/>
+          <w:p>
+            <w:pPr>
+              <w:pStyle w:val="Compact"/>
+            </w:pPr>
+            <w:r>
+              <w:t xml:space="preserve">1.40</w:t>
             </w:r>
           </w:p>
         </w:tc>
@@ -15926,73 +15190,531 @@
               <w:rPr>
                 <w:rFonts w:hint="eastAsia"/>
               </w:rPr>
-              <w:t xml:space="preserve">笼统决策</w:t>
-            </w:r>
-          </w:p>
-        </w:tc>
-        <w:tc>
-          <w:tcPr/>
-          <w:p>
-            <w:pPr>
-              <w:pStyle w:val="Compact"/>
-            </w:pPr>
-            <w:r>
-              <w:t xml:space="preserve">0</w:t>
-            </w:r>
-          </w:p>
-        </w:tc>
-        <w:tc>
-          <w:tcPr/>
-          <w:p>
-            <w:pPr>
-              <w:pStyle w:val="Compact"/>
-            </w:pPr>
-            <w:r>
-              <w:t xml:space="preserve">0</w:t>
-            </w:r>
-          </w:p>
-        </w:tc>
-        <w:tc>
-          <w:tcPr/>
-          <w:p>
-            <w:pPr>
-              <w:pStyle w:val="Compact"/>
-            </w:pPr>
-            <w:r>
-              <w:t xml:space="preserve">0</w:t>
-            </w:r>
-          </w:p>
-        </w:tc>
-        <w:tc>
-          <w:tcPr/>
-          <w:p>
-            <w:pPr>
-              <w:pStyle w:val="Compact"/>
-            </w:pPr>
-            <w:r>
-              <w:t xml:space="preserve">0</w:t>
-            </w:r>
-          </w:p>
-        </w:tc>
-        <w:tc>
-          <w:tcPr/>
-          <w:p>
-            <w:pPr>
-              <w:pStyle w:val="Compact"/>
-            </w:pPr>
-            <w:r>
-              <w:t xml:space="preserve">0</w:t>
-            </w:r>
-          </w:p>
-        </w:tc>
-        <w:tc>
-          <w:tcPr/>
-          <w:p>
-            <w:pPr>
-              <w:pStyle w:val="Compact"/>
-            </w:pPr>
-            <w:r>
-              <w:t xml:space="preserve">0</w:t>
+              <w:t xml:space="preserve">multi（四角色串行）</w:t>
+            </w:r>
+          </w:p>
+        </w:tc>
+        <w:tc>
+          <w:tcPr/>
+          <w:p>
+            <w:pPr>
+              <w:pStyle w:val="Compact"/>
+            </w:pPr>
+            <w:r>
+              <w:t xml:space="preserve">glm-4-plus</w:t>
+            </w:r>
+          </w:p>
+        </w:tc>
+        <w:tc>
+          <w:tcPr/>
+          <w:p>
+            <w:pPr>
+              <w:pStyle w:val="Compact"/>
+            </w:pPr>
+            <w:r>
+              <w:t xml:space="preserve">6.0</w:t>
+            </w:r>
+          </w:p>
+        </w:tc>
+        <w:tc>
+          <w:tcPr/>
+          <w:p>
+            <w:pPr>
+              <w:pStyle w:val="Compact"/>
+            </w:pPr>
+            <w:r>
+              <w:t xml:space="preserve">15,956</w:t>
+            </w:r>
+          </w:p>
+        </w:tc>
+        <w:tc>
+          <w:tcPr/>
+          <w:p>
+            <w:pPr>
+              <w:pStyle w:val="Compact"/>
+            </w:pPr>
+            <w:r>
+              <w:t xml:space="preserve">104.9</w:t>
+            </w:r>
+          </w:p>
+        </w:tc>
+        <w:tc>
+          <w:tcPr/>
+          <w:p>
+            <w:pPr>
+              <w:pStyle w:val="Compact"/>
+            </w:pPr>
+            <w:r>
+              <w:t xml:space="preserve">574,419</w:t>
+            </w:r>
+          </w:p>
+        </w:tc>
+        <w:tc>
+          <w:tcPr/>
+          <w:p>
+            <w:pPr>
+              <w:pStyle w:val="Compact"/>
+            </w:pPr>
+            <w:r>
+              <w:t xml:space="preserve">2.74</w:t>
+            </w:r>
+          </w:p>
+        </w:tc>
+      </w:tr>
+    </w:tbl>
+    <w:p>
+      <w:pPr>
+        <w:pStyle w:val="BodyText"/>
+      </w:pPr>
+      <w:r>
+        <w:rPr>
+          <w:rFonts w:hint="eastAsia"/>
+          <w:b/>
+          <w:bCs/>
+        </w:rPr>
+        <w:t xml:space="preserve">结论。</w:t>
+      </w:r>
+      <w:r>
+        <w:t xml:space="preserve"> </w:t>
+      </w:r>
+      <w:r>
+        <w:rPr>
+          <w:rFonts w:hint="eastAsia"/>
+        </w:rPr>
+        <w:t xml:space="preserve">多智能体带来可观但可控的成本：multi</w:t>
+      </w:r>
+      <w:r>
+        <w:t xml:space="preserve"> </w:t>
+      </w:r>
+      <w:r>
+        <w:rPr>
+          <w:rFonts w:hint="eastAsia"/>
+        </w:rPr>
+        <w:t xml:space="preserve">的</w:t>
+      </w:r>
+      <w:r>
+        <w:t xml:space="preserve"> token </w:t>
+      </w:r>
+      <w:r>
+        <w:rPr>
+          <w:rFonts w:hint="eastAsia"/>
+        </w:rPr>
+        <w:t xml:space="preserve">约为</w:t>
+      </w:r>
+      <w:r>
+        <w:t xml:space="preserve"> single </w:t>
+      </w:r>
+      <w:r>
+        <w:rPr>
+          <w:rFonts w:hint="eastAsia"/>
+        </w:rPr>
+        <w:t xml:space="preserve">的</w:t>
+      </w:r>
+      <w:r>
+        <w:t xml:space="preserve"> </w:t>
+      </w:r>
+      <w:r>
+        <w:rPr>
+          <w:b/>
+          <w:bCs/>
+        </w:rPr>
+        <w:t xml:space="preserve">1.86 </w:t>
+      </w:r>
+      <w:r>
+        <w:rPr>
+          <w:rFonts w:hint="eastAsia"/>
+          <w:b/>
+          <w:bCs/>
+        </w:rPr>
+        <w:t xml:space="preserve">倍</w:t>
+      </w:r>
+      <w:r>
+        <w:rPr>
+          <w:rFonts w:hint="eastAsia"/>
+        </w:rPr>
+        <w:t xml:space="preserve">、调用数</w:t>
+      </w:r>
+      <w:r>
+        <w:t xml:space="preserve"> 2.0 </w:t>
+      </w:r>
+      <w:r>
+        <w:rPr>
+          <w:rFonts w:hint="eastAsia"/>
+        </w:rPr>
+        <w:t xml:space="preserve">倍、耗时约</w:t>
+      </w:r>
+      <w:r>
+        <w:t xml:space="preserve"> 2.06 </w:t>
+      </w:r>
+      <w:r>
+        <w:rPr>
+          <w:rFonts w:hint="eastAsia"/>
+        </w:rPr>
+        <w:t xml:space="preserve">倍，而场景级得分提升</w:t>
+      </w:r>
+      <w:r>
+        <w:t xml:space="preserve"> </w:t>
+      </w:r>
+      <w:r>
+        <w:rPr>
+          <w:rFonts w:hint="eastAsia"/>
+        </w:rPr>
+        <w:t xml:space="preserve">7.05pp（§6.3）——即约</w:t>
+      </w:r>
+      <w:r>
+        <w:t xml:space="preserve"> 0.86 </w:t>
+      </w:r>
+      <w:r>
+        <w:rPr>
+          <w:rFonts w:hint="eastAsia"/>
+        </w:rPr>
+        <w:t xml:space="preserve">倍额外</w:t>
+      </w:r>
+      <w:r>
+        <w:t xml:space="preserve"> token </w:t>
+      </w:r>
+      <w:r>
+        <w:rPr>
+          <w:rFonts w:hint="eastAsia"/>
+        </w:rPr>
+        <w:t xml:space="preserve">换得</w:t>
+      </w:r>
+      <w:r>
+        <w:t xml:space="preserve"> 7.05pp </w:t>
+      </w:r>
+      <w:r>
+        <w:rPr>
+          <w:rFonts w:hint="eastAsia"/>
+        </w:rPr>
+        <w:t xml:space="preserve">的决策质量增益。约束校验组件为零</w:t>
+      </w:r>
+      <w:r>
+        <w:t xml:space="preserve"> API </w:t>
+      </w:r>
+      <w:r>
+        <w:rPr>
+          <w:rFonts w:hint="eastAsia"/>
+        </w:rPr>
+        <w:t xml:space="preserve">调用（纯确定性规则），把</w:t>
+      </w:r>
+      <w:r>
+        <w:t xml:space="preserve"> token </w:t>
+      </w:r>
+      <w:r>
+        <w:rPr>
+          <w:rFonts w:hint="eastAsia"/>
+        </w:rPr>
+        <w:t xml:space="preserve">从</w:t>
+      </w:r>
+      <w:r>
+        <w:t xml:space="preserve"> multi </w:t>
+      </w:r>
+      <w:r>
+        <w:rPr>
+          <w:rFonts w:hint="eastAsia"/>
+        </w:rPr>
+        <w:t xml:space="preserve">的</w:t>
+      </w:r>
+      <w:r>
+        <w:t xml:space="preserve"> 10,823 </w:t>
+      </w:r>
+      <w:r>
+        <w:rPr>
+          <w:rFonts w:hint="eastAsia"/>
+        </w:rPr>
+        <w:t xml:space="preserve">微升至</w:t>
+      </w:r>
+      <w:r>
+        <w:t xml:space="preserve"> </w:t>
+      </w:r>
+      <w:r>
+        <w:rPr>
+          <w:rFonts w:hint="eastAsia"/>
+        </w:rPr>
+        <w:t xml:space="preserve">11,098（+2.5%，源于注入违规清单与修正指令的提示词增量），却带来</w:t>
+      </w:r>
+      <w:r>
+        <w:t xml:space="preserve"> 2.81pp </w:t>
+      </w:r>
+      <w:r>
+        <w:rPr>
+          <w:rFonts w:hint="eastAsia"/>
+        </w:rPr>
+        <w:t xml:space="preserve">增益并消除资源/陷阱类错误，单位成本性价比高于再加一个</w:t>
+      </w:r>
+      <w:r>
+        <w:t xml:space="preserve"> LLM </w:t>
+      </w:r>
+      <w:r>
+        <w:rPr>
+          <w:rFonts w:hint="eastAsia"/>
+        </w:rPr>
+        <w:t xml:space="preserve">角色。审核官消融（multi-noaudit）token</w:t>
+      </w:r>
+      <w:r>
+        <w:t xml:space="preserve"> </w:t>
+      </w:r>
+      <w:r>
+        <w:rPr>
+          <w:rFonts w:hint="eastAsia"/>
+        </w:rPr>
+        <w:t xml:space="preserve">降至</w:t>
+      </w:r>
+      <w:r>
+        <w:t xml:space="preserve"> multi </w:t>
+      </w:r>
+      <w:r>
+        <w:rPr>
+          <w:rFonts w:hint="eastAsia"/>
+        </w:rPr>
+        <w:t xml:space="preserve">的</w:t>
+      </w:r>
+      <w:r>
+        <w:t xml:space="preserve"> 0.75 </w:t>
+      </w:r>
+      <w:r>
+        <w:rPr>
+          <w:rFonts w:hint="eastAsia"/>
+        </w:rPr>
+        <w:t xml:space="preserve">倍，但得分回落</w:t>
+      </w:r>
+      <w:r>
+        <w:t xml:space="preserve"> 7.32pp——</w:t>
+      </w:r>
+      <w:r>
+        <w:rPr>
+          <w:rFonts w:hint="eastAsia"/>
+          <w:b/>
+          <w:bCs/>
+        </w:rPr>
+        <w:t xml:space="preserve">审核官是”便宜且关键”的一环</w:t>
+      </w:r>
+      <w:r>
+        <w:rPr>
+          <w:rFonts w:hint="eastAsia"/>
+        </w:rPr>
+        <w:t xml:space="preserve">。更强模型</w:t>
+      </w:r>
+      <w:r>
+        <w:t xml:space="preserve"> glm-4-plus </w:t>
+      </w:r>
+      <w:r>
+        <w:rPr>
+          <w:rFonts w:hint="eastAsia"/>
+        </w:rPr>
+        <w:t xml:space="preserve">使</w:t>
+      </w:r>
+      <w:r>
+        <w:t xml:space="preserve"> token </w:t>
+      </w:r>
+      <w:r>
+        <w:rPr>
+          <w:rFonts w:hint="eastAsia"/>
+        </w:rPr>
+        <w:t xml:space="preserve">再升约</w:t>
+      </w:r>
+      <w:r>
+        <w:t xml:space="preserve"> 1.47 </w:t>
+      </w:r>
+      <w:r>
+        <w:rPr>
+          <w:rFonts w:hint="eastAsia"/>
+        </w:rPr>
+        <w:t xml:space="preserve">倍（multi@plus</w:t>
+      </w:r>
+      <w:r>
+        <w:t xml:space="preserve"> 574k vs multi@flash </w:t>
+      </w:r>
+      <w:r>
+        <w:rPr>
+          <w:rFonts w:hint="eastAsia"/>
+        </w:rPr>
+        <w:t xml:space="preserve">390k）却已接近天花板（§6.7），提示单靠换大模型边际收益递减。完整成本明细（分运行单元）见</w:t>
+      </w:r>
+      <w:r>
+        <w:t xml:space="preserve"> </w:t>
+      </w:r>
+      <w:r>
+        <w:rPr>
+          <w:rStyle w:val="VerbatimChar"/>
+        </w:rPr>
+        <w:t xml:space="preserve">crisis-bench/results/RESULTS-cost.md</w:t>
+      </w:r>
+      <w:r>
+        <w:rPr>
+          <w:rFonts w:hint="eastAsia"/>
+        </w:rPr>
+        <w:t xml:space="preserve">；成本-得分散点见图</w:t>
+      </w:r>
+      <w:r>
+        <w:t xml:space="preserve"> </w:t>
+      </w:r>
+      <w:r>
+        <w:rPr>
+          <w:rFonts w:hint="eastAsia"/>
+        </w:rPr>
+        <w:t xml:space="preserve">5（</w:t>
+      </w:r>
+      <w:r>
+        <w:rPr>
+          <w:rStyle w:val="VerbatimChar"/>
+        </w:rPr>
+        <w:t xml:space="preserve">crisis-bench/figures/fig5_cost.png</w:t>
+      </w:r>
+      <w:r>
+        <w:rPr>
+          <w:rFonts w:hint="eastAsia"/>
+        </w:rPr>
+        <w:t xml:space="preserve">）。费用未按厂商价目表折算（各</w:t>
+      </w:r>
+      <w:r>
+        <w:t xml:space="preserve"> API </w:t>
+      </w:r>
+      <w:r>
+        <w:rPr>
+          <w:rFonts w:hint="eastAsia"/>
+        </w:rPr>
+        <w:t xml:space="preserve">定价不同），正式版补录。</w:t>
+      </w:r>
+    </w:p>
+    <w:p>
+      <w:r>
+        <w:pict>
+          <v:rect style="width:0;height:1.5pt" o:hralign="center" o:hrstd="t" o:hr="t"/>
+        </w:pict>
+      </w:r>
+    </w:p>
+    <w:bookmarkEnd w:id="38"/>
+    <w:bookmarkEnd w:id="39"/>
+    <w:bookmarkStart w:id="42" w:name="分析错误类型学"/>
+    <w:p>
+      <w:pPr>
+        <w:pStyle w:val="Heading2"/>
+      </w:pPr>
+      <w:r>
+        <w:t xml:space="preserve">7 </w:t>
+      </w:r>
+      <w:r>
+        <w:rPr>
+          <w:rFonts w:hint="eastAsia"/>
+        </w:rPr>
+        <w:t xml:space="preserve">分析：错误类型学</w:t>
+      </w:r>
+    </w:p>
+    <w:bookmarkStart w:id="40" w:name="试点样例区分度来自硬要点"/>
+    <w:p>
+      <w:pPr>
+        <w:pStyle w:val="Heading3"/>
+      </w:pPr>
+      <w:r>
+        <w:t xml:space="preserve">7.1 </w:t>
+      </w:r>
+      <w:r>
+        <w:rPr>
+          <w:rFonts w:hint="eastAsia"/>
+        </w:rPr>
+        <w:t xml:space="preserve">试点样例：区分度来自硬要点</w:t>
+      </w:r>
+    </w:p>
+    <w:p>
+      <w:pPr>
+        <w:pStyle w:val="FirstParagraph"/>
+      </w:pPr>
+      <w:r>
+        <w:rPr>
+          <w:rFonts w:hint="eastAsia"/>
+        </w:rPr>
+        <w:t xml:space="preserve">两个及以上裁判同时判</w:t>
+      </w:r>
+      <w:r>
+        <w:t xml:space="preserve"> 0 </w:t>
+      </w:r>
+      <w:r>
+        <w:rPr>
+          <w:rFonts w:hint="eastAsia"/>
+        </w:rPr>
+        <w:t xml:space="preserve">的”硬要点”清单（试点，96</w:t>
+      </w:r>
+      <w:r>
+        <w:t xml:space="preserve"> </w:t>
+      </w:r>
+      <w:r>
+        <w:rPr>
+          <w:rFonts w:hint="eastAsia"/>
+        </w:rPr>
+        <w:t xml:space="preserve">要点）：</w:t>
+      </w:r>
+    </w:p>
+    <w:tbl>
+      <w:tblPr>
+        <w:tblStyle w:val="Table"/>
+        <w:tblW w:type="pct" w:w="5000"/>
+        <w:tblLayout w:type="fixed"/>
+        <w:tblLook w:firstRow="1" w:lastRow="0" w:firstColumn="0" w:lastColumn="0" w:noHBand="0" w:noVBand="0" w:val="0020"/>
+      </w:tblPr>
+      <w:tblGrid>
+        <w:gridCol w:w="1980"/>
+        <w:gridCol w:w="1980"/>
+        <w:gridCol w:w="1980"/>
+        <w:gridCol w:w="1980"/>
+      </w:tblGrid>
+      <w:tr>
+        <w:trPr>
+          <w:tblHeader w:val="on"/>
+        </w:trPr>
+        <w:tc>
+          <w:tcPr/>
+          <w:p>
+            <w:pPr>
+              <w:pStyle w:val="Compact"/>
+            </w:pPr>
+            <w:r>
+              <w:rPr>
+                <w:rFonts w:hint="eastAsia"/>
+              </w:rPr>
+              <w:t xml:space="preserve">配置</w:t>
+            </w:r>
+          </w:p>
+        </w:tc>
+        <w:tc>
+          <w:tcPr/>
+          <w:p>
+            <w:pPr>
+              <w:pStyle w:val="Compact"/>
+            </w:pPr>
+            <w:r>
+              <w:rPr>
+                <w:rFonts w:hint="eastAsia"/>
+              </w:rPr>
+              <w:t xml:space="preserve">场景-要点</w:t>
+            </w:r>
+          </w:p>
+        </w:tc>
+        <w:tc>
+          <w:tcPr/>
+          <w:p>
+            <w:pPr>
+              <w:pStyle w:val="Compact"/>
+            </w:pPr>
+            <w:r>
+              <w:rPr>
+                <w:rFonts w:hint="eastAsia"/>
+              </w:rPr>
+              <w:t xml:space="preserve">内容</w:t>
+            </w:r>
+          </w:p>
+        </w:tc>
+        <w:tc>
+          <w:tcPr/>
+          <w:p>
+            <w:pPr>
+              <w:pStyle w:val="Compact"/>
+            </w:pPr>
+            <w:r>
+              <w:rPr>
+                <w:rFonts w:hint="eastAsia"/>
+              </w:rPr>
+              <w:t xml:space="preserve">票型(规则/flash/plus)</w:t>
             </w:r>
           </w:p>
         </w:tc>
@@ -16008,73 +15730,56 @@
               <w:rPr>
                 <w:rFonts w:hint="eastAsia"/>
               </w:rPr>
-              <w:t xml:space="preserve">对象缺失</w:t>
-            </w:r>
-          </w:p>
-        </w:tc>
-        <w:tc>
-          <w:tcPr/>
-          <w:p>
-            <w:pPr>
-              <w:pStyle w:val="Compact"/>
-            </w:pPr>
-            <w:r>
-              <w:t xml:space="preserve">0</w:t>
-            </w:r>
-          </w:p>
-        </w:tc>
-        <w:tc>
-          <w:tcPr/>
-          <w:p>
-            <w:pPr>
-              <w:pStyle w:val="Compact"/>
-            </w:pPr>
-            <w:r>
-              <w:t xml:space="preserve">0</w:t>
-            </w:r>
-          </w:p>
-        </w:tc>
-        <w:tc>
-          <w:tcPr/>
-          <w:p>
-            <w:pPr>
-              <w:pStyle w:val="Compact"/>
-            </w:pPr>
-            <w:r>
-              <w:t xml:space="preserve">0</w:t>
-            </w:r>
-          </w:p>
-        </w:tc>
-        <w:tc>
-          <w:tcPr/>
-          <w:p>
-            <w:pPr>
-              <w:pStyle w:val="Compact"/>
-            </w:pPr>
-            <w:r>
-              <w:t xml:space="preserve">0</w:t>
-            </w:r>
-          </w:p>
-        </w:tc>
-        <w:tc>
-          <w:tcPr/>
-          <w:p>
-            <w:pPr>
-              <w:pStyle w:val="Compact"/>
-            </w:pPr>
-            <w:r>
-              <w:t xml:space="preserve">0</w:t>
-            </w:r>
-          </w:p>
-        </w:tc>
-        <w:tc>
-          <w:tcPr/>
-          <w:p>
-            <w:pPr>
-              <w:pStyle w:val="Compact"/>
-            </w:pPr>
-            <w:r>
-              <w:t xml:space="preserve">0</w:t>
+              <w:t xml:space="preserve">两配置一致</w:t>
+            </w:r>
+          </w:p>
+        </w:tc>
+        <w:tc>
+          <w:tcPr/>
+          <w:p>
+            <w:pPr>
+              <w:pStyle w:val="Compact"/>
+            </w:pPr>
+            <w:r>
+              <w:t xml:space="preserve">S004-F9</w:t>
+            </w:r>
+          </w:p>
+        </w:tc>
+        <w:tc>
+          <w:tcPr/>
+          <w:p>
+            <w:pPr>
+              <w:pStyle w:val="Compact"/>
+            </w:pPr>
+            <w:r>
+              <w:rPr>
+                <w:rFonts w:hint="eastAsia"/>
+              </w:rPr>
+              <w:t xml:space="preserve">推算苯蒸气到达居民区时间（2km÷4m/s≈8-9</w:t>
+            </w:r>
+            <w:r>
+              <w:t xml:space="preserve"> </w:t>
+            </w:r>
+            <w:r>
+              <w:rPr>
+                <w:rFonts w:hint="eastAsia"/>
+              </w:rPr>
+              <w:t xml:space="preserve">分钟）</w:t>
+            </w:r>
+          </w:p>
+        </w:tc>
+        <w:tc>
+          <w:tcPr/>
+          <w:p>
+            <w:pPr>
+              <w:pStyle w:val="Compact"/>
+            </w:pPr>
+            <w:r>
+              <w:rPr>
+                <w:b/>
+                <w:bCs/>
+              </w:rPr>
+              <w:t xml:space="preserve">0/0/0</w:t>
             </w:r>
           </w:p>
         </w:tc>
@@ -16090,73 +15795,61 @@
               <w:rPr>
                 <w:rFonts w:hint="eastAsia"/>
               </w:rPr>
-              <w:t xml:space="preserve">矛盾处理失当</w:t>
-            </w:r>
-          </w:p>
-        </w:tc>
-        <w:tc>
-          <w:tcPr/>
-          <w:p>
-            <w:pPr>
-              <w:pStyle w:val="Compact"/>
-            </w:pPr>
-            <w:r>
-              <w:t xml:space="preserve">13</w:t>
-            </w:r>
-          </w:p>
-        </w:tc>
-        <w:tc>
-          <w:tcPr/>
-          <w:p>
-            <w:pPr>
-              <w:pStyle w:val="Compact"/>
-            </w:pPr>
-            <w:r>
-              <w:t xml:space="preserve">16</w:t>
-            </w:r>
-          </w:p>
-        </w:tc>
-        <w:tc>
-          <w:tcPr/>
-          <w:p>
-            <w:pPr>
-              <w:pStyle w:val="Compact"/>
-            </w:pPr>
-            <w:r>
-              <w:t xml:space="preserve">13</w:t>
-            </w:r>
-          </w:p>
-        </w:tc>
-        <w:tc>
-          <w:tcPr/>
-          <w:p>
-            <w:pPr>
-              <w:pStyle w:val="Compact"/>
-            </w:pPr>
-            <w:r>
-              <w:t xml:space="preserve">6</w:t>
-            </w:r>
-          </w:p>
-        </w:tc>
-        <w:tc>
-          <w:tcPr/>
-          <w:p>
-            <w:pPr>
-              <w:pStyle w:val="Compact"/>
-            </w:pPr>
-            <w:r>
-              <w:t xml:space="preserve">0</w:t>
-            </w:r>
-          </w:p>
-        </w:tc>
-        <w:tc>
-          <w:tcPr/>
-          <w:p>
-            <w:pPr>
-              <w:pStyle w:val="Compact"/>
-            </w:pPr>
-            <w:r>
-              <w:t xml:space="preserve">0</w:t>
+              <w:t xml:space="preserve">两配置一致</w:t>
+            </w:r>
+          </w:p>
+        </w:tc>
+        <w:tc>
+          <w:tcPr/>
+          <w:p>
+            <w:pPr>
+              <w:pStyle w:val="Compact"/>
+            </w:pPr>
+            <w:r>
+              <w:t xml:space="preserve">S001-F8</w:t>
+            </w:r>
+          </w:p>
+        </w:tc>
+        <w:tc>
+          <w:tcPr/>
+          <w:p>
+            <w:pPr>
+              <w:pStyle w:val="Compact"/>
+            </w:pPr>
+            <w:r>
+              <w:rPr>
+                <w:rFonts w:hint="eastAsia"/>
+              </w:rPr>
+              <w:t xml:space="preserve">推算需转移留守人员规模（240</w:t>
+            </w:r>
+            <w:r>
+              <w:t xml:space="preserve"> </w:t>
+            </w:r>
+            <w:r>
+              <w:rPr>
+                <w:rFonts w:hint="eastAsia"/>
+              </w:rPr>
+              <w:t xml:space="preserve">户≈300-500</w:t>
+            </w:r>
+            <w:r>
+              <w:t xml:space="preserve"> </w:t>
+            </w:r>
+            <w:r>
+              <w:rPr>
+                <w:rFonts w:hint="eastAsia"/>
+              </w:rPr>
+              <w:t xml:space="preserve">人）</w:t>
+            </w:r>
+          </w:p>
+        </w:tc>
+        <w:tc>
+          <w:tcPr/>
+          <w:p>
+            <w:pPr>
+              <w:pStyle w:val="Compact"/>
+            </w:pPr>
+            <w:r>
+              <w:t xml:space="preserve">0/1/0</w:t>
             </w:r>
           </w:p>
         </w:tc>
@@ -16172,73 +15865,61 @@
               <w:rPr>
                 <w:rFonts w:hint="eastAsia"/>
               </w:rPr>
-              <w:t xml:space="preserve">推理缺失(其他)</w:t>
-            </w:r>
-          </w:p>
-        </w:tc>
-        <w:tc>
-          <w:tcPr/>
-          <w:p>
-            <w:pPr>
-              <w:pStyle w:val="Compact"/>
-            </w:pPr>
-            <w:r>
-              <w:t xml:space="preserve">8</w:t>
-            </w:r>
-          </w:p>
-        </w:tc>
-        <w:tc>
-          <w:tcPr/>
-          <w:p>
-            <w:pPr>
-              <w:pStyle w:val="Compact"/>
-            </w:pPr>
-            <w:r>
-              <w:t xml:space="preserve">8</w:t>
-            </w:r>
-          </w:p>
-        </w:tc>
-        <w:tc>
-          <w:tcPr/>
-          <w:p>
-            <w:pPr>
-              <w:pStyle w:val="Compact"/>
-            </w:pPr>
-            <w:r>
-              <w:t xml:space="preserve">20</w:t>
-            </w:r>
-          </w:p>
-        </w:tc>
-        <w:tc>
-          <w:tcPr/>
-          <w:p>
-            <w:pPr>
-              <w:pStyle w:val="Compact"/>
-            </w:pPr>
-            <w:r>
-              <w:t xml:space="preserve">4</w:t>
-            </w:r>
-          </w:p>
-        </w:tc>
-        <w:tc>
-          <w:tcPr/>
-          <w:p>
-            <w:pPr>
-              <w:pStyle w:val="Compact"/>
-            </w:pPr>
-            <w:r>
-              <w:t xml:space="preserve">0</w:t>
-            </w:r>
-          </w:p>
-        </w:tc>
-        <w:tc>
-          <w:tcPr/>
-          <w:p>
-            <w:pPr>
-              <w:pStyle w:val="Compact"/>
-            </w:pPr>
-            <w:r>
-              <w:t xml:space="preserve">0</w:t>
+              <w:t xml:space="preserve">single（multi</w:t>
+            </w:r>
+            <w:r>
+              <w:t xml:space="preserve"> </w:t>
+            </w:r>
+            <w:r>
+              <w:rPr>
+                <w:rFonts w:hint="eastAsia"/>
+              </w:rPr>
+              <w:t xml:space="preserve">下被修复）</w:t>
+            </w:r>
+          </w:p>
+        </w:tc>
+        <w:tc>
+          <w:tcPr/>
+          <w:p>
+            <w:pPr>
+              <w:pStyle w:val="Compact"/>
+            </w:pPr>
+            <w:r>
+              <w:t xml:space="preserve">S003-F8</w:t>
+            </w:r>
+          </w:p>
+        </w:tc>
+        <w:tc>
+          <w:tcPr/>
+          <w:p>
+            <w:pPr>
+              <w:pStyle w:val="Compact"/>
+            </w:pPr>
+            <w:r>
+              <w:rPr>
+                <w:rFonts w:hint="eastAsia"/>
+              </w:rPr>
+              <w:t xml:space="preserve">推算火头抵近村庄时间（6km÷1-1.5km/h≈4-6</w:t>
+            </w:r>
+            <w:r>
+              <w:t xml:space="preserve"> </w:t>
+            </w:r>
+            <w:r>
+              <w:rPr>
+                <w:rFonts w:hint="eastAsia"/>
+              </w:rPr>
+              <w:t xml:space="preserve">小时）</w:t>
+            </w:r>
+          </w:p>
+        </w:tc>
+        <w:tc>
+          <w:tcPr/>
+          <w:p>
+            <w:pPr>
+              <w:pStyle w:val="Compact"/>
+            </w:pPr>
+            <w:r>
+              <w:t xml:space="preserve">0/1/0</w:t>
             </w:r>
           </w:p>
         </w:tc>
@@ -16254,6 +15935,2009 @@
               <w:rPr>
                 <w:rFonts w:hint="eastAsia"/>
               </w:rPr>
+              <w:t xml:space="preserve">两配置一致</w:t>
+            </w:r>
+          </w:p>
+        </w:tc>
+        <w:tc>
+          <w:tcPr/>
+          <w:p>
+            <w:pPr>
+              <w:pStyle w:val="Compact"/>
+            </w:pPr>
+            <w:r>
+              <w:t xml:space="preserve">S005-R1</w:t>
+            </w:r>
+          </w:p>
+        </w:tc>
+        <w:tc>
+          <w:tcPr/>
+          <w:p>
+            <w:pPr>
+              <w:pStyle w:val="Compact"/>
+            </w:pPr>
+            <w:r>
+              <w:rPr>
+                <w:rFonts w:hint="eastAsia"/>
+              </w:rPr>
+              <w:t xml:space="preserve">对矛盾数据采信保守口径并安排核灾</w:t>
+            </w:r>
+          </w:p>
+        </w:tc>
+        <w:tc>
+          <w:tcPr/>
+          <w:p>
+            <w:pPr>
+              <w:pStyle w:val="Compact"/>
+            </w:pPr>
+            <w:r>
+              <w:t xml:space="preserve">0/1/0</w:t>
+            </w:r>
+          </w:p>
+        </w:tc>
+      </w:tr>
+      <w:tr>
+        <w:tc>
+          <w:tcPr/>
+          <w:p>
+            <w:pPr>
+              <w:pStyle w:val="Compact"/>
+            </w:pPr>
+            <w:r>
+              <w:t xml:space="preserve">multi</w:t>
+            </w:r>
+          </w:p>
+        </w:tc>
+        <w:tc>
+          <w:tcPr/>
+          <w:p>
+            <w:pPr>
+              <w:pStyle w:val="Compact"/>
+            </w:pPr>
+            <w:r>
+              <w:t xml:space="preserve">S005-R2</w:t>
+            </w:r>
+          </w:p>
+        </w:tc>
+        <w:tc>
+          <w:tcPr/>
+          <w:p>
+            <w:pPr>
+              <w:pStyle w:val="Compact"/>
+            </w:pPr>
+            <w:r>
+              <w:rPr>
+                <w:rFonts w:hint="eastAsia"/>
+              </w:rPr>
+              <w:t xml:space="preserve">冲锋舟运力缺口（2</w:t>
+            </w:r>
+            <w:r>
+              <w:t xml:space="preserve"> </w:t>
+            </w:r>
+            <w:r>
+              <w:rPr>
+                <w:rFonts w:hint="eastAsia"/>
+              </w:rPr>
+              <w:t xml:space="preserve">艘×10</w:t>
+            </w:r>
+            <w:r>
+              <w:t xml:space="preserve"> </w:t>
+            </w:r>
+            <w:r>
+              <w:rPr>
+                <w:rFonts w:hint="eastAsia"/>
+              </w:rPr>
+              <w:t xml:space="preserve">人/趟</w:t>
+            </w:r>
+            <w:r>
+              <w:t xml:space="preserve"> vs 180 </w:t>
+            </w:r>
+            <w:r>
+              <w:rPr>
+                <w:rFonts w:hint="eastAsia"/>
+              </w:rPr>
+              <w:t xml:space="preserve">人）需增援</w:t>
+            </w:r>
+          </w:p>
+        </w:tc>
+        <w:tc>
+          <w:tcPr/>
+          <w:p>
+            <w:pPr>
+              <w:pStyle w:val="Compact"/>
+            </w:pPr>
+            <w:r>
+              <w:t xml:space="preserve">0/1/0</w:t>
+            </w:r>
+          </w:p>
+        </w:tc>
+      </w:tr>
+      <w:tr>
+        <w:tc>
+          <w:tcPr/>
+          <w:p>
+            <w:pPr>
+              <w:pStyle w:val="Compact"/>
+            </w:pPr>
+            <w:r>
+              <w:t xml:space="preserve">single</w:t>
+            </w:r>
+          </w:p>
+        </w:tc>
+        <w:tc>
+          <w:tcPr/>
+          <w:p>
+            <w:pPr>
+              <w:pStyle w:val="Compact"/>
+            </w:pPr>
+            <w:r>
+              <w:t xml:space="preserve">S001-D4</w:t>
+            </w:r>
+          </w:p>
+        </w:tc>
+        <w:tc>
+          <w:tcPr/>
+          <w:p>
+            <w:pPr>
+              <w:pStyle w:val="Compact"/>
+            </w:pPr>
+            <w:r>
+              <w:rPr>
+                <w:rFonts w:hint="eastAsia"/>
+              </w:rPr>
+              <w:t xml:space="preserve">帐篷缺口安置方案（12</w:t>
+            </w:r>
+            <w:r>
+              <w:t xml:space="preserve"> </w:t>
+            </w:r>
+            <w:r>
+              <w:rPr>
+                <w:rFonts w:hint="eastAsia"/>
+              </w:rPr>
+              <w:t xml:space="preserve">顶不足→公共建筑集中安置）</w:t>
+            </w:r>
+          </w:p>
+        </w:tc>
+        <w:tc>
+          <w:tcPr/>
+          <w:p>
+            <w:pPr>
+              <w:pStyle w:val="Compact"/>
+            </w:pPr>
+            <w:r>
+              <w:t xml:space="preserve">0/1/0</w:t>
+            </w:r>
+          </w:p>
+        </w:tc>
+      </w:tr>
+      <w:tr>
+        <w:tc>
+          <w:tcPr/>
+          <w:p>
+            <w:pPr>
+              <w:pStyle w:val="Compact"/>
+            </w:pPr>
+            <w:r>
+              <w:t xml:space="preserve">single</w:t>
+            </w:r>
+          </w:p>
+        </w:tc>
+        <w:tc>
+          <w:tcPr/>
+          <w:p>
+            <w:pPr>
+              <w:pStyle w:val="Compact"/>
+            </w:pPr>
+            <w:r>
+              <w:t xml:space="preserve">S004-D4</w:t>
+            </w:r>
+          </w:p>
+        </w:tc>
+        <w:tc>
+          <w:tcPr/>
+          <w:p>
+            <w:pPr>
+              <w:pStyle w:val="Compact"/>
+            </w:pPr>
+            <w:r>
+              <w:rPr>
+                <w:rFonts w:hint="eastAsia"/>
+              </w:rPr>
+              <w:t xml:space="preserve">邻近储罐喷淋冷却、消除火源</w:t>
+            </w:r>
+          </w:p>
+        </w:tc>
+        <w:tc>
+          <w:tcPr/>
+          <w:p>
+            <w:pPr>
+              <w:pStyle w:val="Compact"/>
+            </w:pPr>
+            <w:r>
+              <w:t xml:space="preserve">0/1/0</w:t>
+            </w:r>
+          </w:p>
+        </w:tc>
+      </w:tr>
+      <w:tr>
+        <w:tc>
+          <w:tcPr/>
+          <w:p>
+            <w:pPr>
+              <w:pStyle w:val="Compact"/>
+            </w:pPr>
+            <w:r>
+              <w:t xml:space="preserve">single</w:t>
+            </w:r>
+          </w:p>
+        </w:tc>
+        <w:tc>
+          <w:tcPr/>
+          <w:p>
+            <w:pPr>
+              <w:pStyle w:val="Compact"/>
+            </w:pPr>
+            <w:r>
+              <w:t xml:space="preserve">S002-D5</w:t>
+            </w:r>
+          </w:p>
+        </w:tc>
+        <w:tc>
+          <w:tcPr/>
+          <w:p>
+            <w:pPr>
+              <w:pStyle w:val="Compact"/>
+            </w:pPr>
+            <w:r>
+              <w:rPr>
+                <w:rFonts w:hint="eastAsia"/>
+              </w:rPr>
+              <w:t xml:space="preserve">明确抢险优先级次序</w:t>
+            </w:r>
+          </w:p>
+        </w:tc>
+        <w:tc>
+          <w:tcPr/>
+          <w:p>
+            <w:pPr>
+              <w:pStyle w:val="Compact"/>
+            </w:pPr>
+            <w:r>
+              <w:t xml:space="preserve">0/1/0</w:t>
+            </w:r>
+          </w:p>
+        </w:tc>
+      </w:tr>
+    </w:tbl>
+    <w:p>
+      <w:pPr>
+        <w:pStyle w:val="BodyText"/>
+      </w:pPr>
+      <w:r>
+        <w:rPr>
+          <w:rFonts w:hint="eastAsia"/>
+        </w:rPr>
+        <w:t xml:space="preserve">解读：</w:t>
+      </w:r>
+    </w:p>
+    <w:p>
+      <w:pPr>
+        <w:pStyle w:val="Compact"/>
+        <w:numPr>
+          <w:ilvl w:val="0"/>
+          <w:numId w:val="1014"/>
+        </w:numPr>
+      </w:pPr>
+      <w:r>
+        <w:rPr>
+          <w:rFonts w:hint="eastAsia"/>
+          <w:b/>
+          <w:bCs/>
+        </w:rPr>
+        <w:t xml:space="preserve">计算型/核算型要点命中率最低</w:t>
+      </w:r>
+      <w:r>
+        <w:rPr>
+          <w:rFonts w:hint="eastAsia"/>
+        </w:rPr>
+        <w:t xml:space="preserve">，其中</w:t>
+      </w:r>
+      <w:r>
+        <w:t xml:space="preserve"> S004-F9 </w:t>
+      </w:r>
+      <w:r>
+        <w:rPr>
+          <w:rFonts w:hint="eastAsia"/>
+        </w:rPr>
+        <w:t xml:space="preserve">三裁判全票</w:t>
+      </w:r>
+      <w:r>
+        <w:t xml:space="preserve"> 0——</w:t>
+      </w:r>
+      <w:r>
+        <w:rPr>
+          <w:rFonts w:hint="eastAsia"/>
+        </w:rPr>
+        <w:t xml:space="preserve">“从多条情报推算一个数字”</w:t>
+      </w:r>
+      <w:r>
+        <w:rPr>
+          <w:rFonts w:hint="eastAsia"/>
+        </w:rPr>
+        <w:t xml:space="preserve">是当前模型最稳定的失分点，也是本基准区分度的核心来源；</w:t>
+      </w:r>
+    </w:p>
+    <w:p>
+      <w:pPr>
+        <w:pStyle w:val="Compact"/>
+        <w:numPr>
+          <w:ilvl w:val="0"/>
+          <w:numId w:val="1014"/>
+        </w:numPr>
+      </w:pPr>
+      <w:r>
+        <w:rPr>
+          <w:b/>
+          <w:bCs/>
+        </w:rPr>
+        <w:t xml:space="preserve">multi </w:t>
+      </w:r>
+      <w:r>
+        <w:rPr>
+          <w:rFonts w:hint="eastAsia"/>
+          <w:b/>
+          <w:bCs/>
+        </w:rPr>
+        <w:t xml:space="preserve">修好了两个</w:t>
+      </w:r>
+      <w:r>
+        <w:rPr>
+          <w:b/>
+          <w:bCs/>
+        </w:rPr>
+        <w:t xml:space="preserve"> single </w:t>
+      </w:r>
+      <w:r>
+        <w:rPr>
+          <w:rFonts w:hint="eastAsia"/>
+          <w:b/>
+          <w:bCs/>
+        </w:rPr>
+        <w:t xml:space="preserve">拿不到的点</w:t>
+      </w:r>
+      <w:r>
+        <w:rPr>
+          <w:rFonts w:hint="eastAsia"/>
+        </w:rPr>
+        <w:t xml:space="preserve">：S003-F8（审核官补上</w:t>
+      </w:r>
+      <w:r>
+        <w:t xml:space="preserve"> 4-6 </w:t>
+      </w:r>
+      <w:r>
+        <w:rPr>
+          <w:rFonts w:hint="eastAsia"/>
+        </w:rPr>
+        <w:t xml:space="preserve">小时推算）与</w:t>
+      </w:r>
+      <w:r>
+        <w:t xml:space="preserve"> </w:t>
+      </w:r>
+      <w:r>
+        <w:rPr>
+          <w:rFonts w:hint="eastAsia"/>
+        </w:rPr>
+        <w:t xml:space="preserve">S005-R2（运力缺口）——多智能体串行对”遗漏型错误”有补全效应，这是</w:t>
+      </w:r>
+      <w:r>
+        <w:t xml:space="preserve"> multi &gt; single </w:t>
+      </w:r>
+      <w:r>
+        <w:rPr>
+          <w:rFonts w:hint="eastAsia"/>
+        </w:rPr>
+        <w:t xml:space="preserve">的具体证据链；</w:t>
+      </w:r>
+    </w:p>
+    <w:p>
+      <w:pPr>
+        <w:pStyle w:val="Compact"/>
+        <w:numPr>
+          <w:ilvl w:val="0"/>
+          <w:numId w:val="1014"/>
+        </w:numPr>
+      </w:pPr>
+      <w:r>
+        <w:rPr>
+          <w:rFonts w:hint="eastAsia"/>
+          <w:b/>
+          <w:bCs/>
+        </w:rPr>
+        <w:t xml:space="preserve">矛盾口径（S005-R1）两种配置都没拿全</w:t>
+      </w:r>
+      <w:r>
+        <w:rPr>
+          <w:rFonts w:hint="eastAsia"/>
+        </w:rPr>
+        <w:t xml:space="preserve">——对矛盾数据采信保守口径并安排核灾是稳定的区分点；</w:t>
+      </w:r>
+    </w:p>
+    <w:p>
+      <w:pPr>
+        <w:pStyle w:val="Compact"/>
+        <w:numPr>
+          <w:ilvl w:val="0"/>
+          <w:numId w:val="1014"/>
+        </w:numPr>
+      </w:pPr>
+      <w:r>
+        <w:rPr>
+          <w:rFonts w:hint="eastAsia"/>
+        </w:rPr>
+        <w:t xml:space="preserve">陷阱型要点（帐篷缺口、邻近储罐冷却、优先级次序）只在</w:t>
+      </w:r>
+      <w:r>
+        <w:t xml:space="preserve"> single </w:t>
+      </w:r>
+      <w:r>
+        <w:rPr>
+          <w:rFonts w:hint="eastAsia"/>
+        </w:rPr>
+        <w:t xml:space="preserve">下失分，multi</w:t>
+      </w:r>
+      <w:r>
+        <w:t xml:space="preserve"> </w:t>
+      </w:r>
+      <w:r>
+        <w:rPr>
+          <w:rFonts w:hint="eastAsia"/>
+        </w:rPr>
+        <w:t xml:space="preserve">的审核环节对”资源约束类”陷阱有纠正作用。</w:t>
+      </w:r>
+    </w:p>
+    <w:p>
+      <w:pPr>
+        <w:pStyle w:val="FirstParagraph"/>
+      </w:pPr>
+      <w:r>
+        <w:rPr>
+          <w:rFonts w:hint="eastAsia"/>
+        </w:rPr>
+        <w:t xml:space="preserve">全量口径下各类”硬要点”在不同配置下的区分度见图</w:t>
+      </w:r>
+      <w:r>
+        <w:t xml:space="preserve"> </w:t>
+      </w:r>
+      <w:r>
+        <w:rPr>
+          <w:rFonts w:hint="eastAsia"/>
+        </w:rPr>
+        <w:t xml:space="preserve">4（</w:t>
+      </w:r>
+      <w:r>
+        <w:rPr>
+          <w:rStyle w:val="VerbatimChar"/>
+        </w:rPr>
+        <w:t xml:space="preserve">crisis-bench/figures/fig4_hardpoints.png</w:t>
+      </w:r>
+      <w:r>
+        <w:rPr>
+          <w:rFonts w:hint="eastAsia"/>
+        </w:rPr>
+        <w:t xml:space="preserve">）。</w:t>
+      </w:r>
+    </w:p>
+    <w:bookmarkEnd w:id="40"/>
+    <w:bookmarkStart w:id="41" w:name="八类错误类型学a9-定量统计v0.4-全量多数票口径失分要点计数"/>
+    <w:p>
+      <w:pPr>
+        <w:pStyle w:val="Heading3"/>
+      </w:pPr>
+      <w:r>
+        <w:t xml:space="preserve">7.2 </w:t>
+      </w:r>
+      <w:r>
+        <w:rPr>
+          <w:rFonts w:hint="eastAsia"/>
+        </w:rPr>
+        <w:t xml:space="preserve">八类错误类型学（A9</w:t>
+      </w:r>
+      <w:r>
+        <w:t xml:space="preserve"> </w:t>
+      </w:r>
+      <w:r>
+        <w:rPr>
+          <w:rFonts w:hint="eastAsia"/>
+        </w:rPr>
+        <w:t xml:space="preserve">定量统计，v0.4</w:t>
+      </w:r>
+      <w:r>
+        <w:t xml:space="preserve"> </w:t>
+      </w:r>
+      <w:r>
+        <w:rPr>
+          <w:rFonts w:hint="eastAsia"/>
+        </w:rPr>
+        <w:t xml:space="preserve">全量，多数票口径失分要点计数）</w:t>
+      </w:r>
+    </w:p>
+    <w:p>
+      <w:pPr>
+        <w:pStyle w:val="FirstParagraph"/>
+      </w:pPr>
+      <w:r>
+        <w:rPr>
+          <w:rFonts w:hint="eastAsia"/>
+        </w:rPr>
+        <w:t xml:space="preserve">沿用路线图</w:t>
+      </w:r>
+      <w:r>
+        <w:t xml:space="preserve"> A9 </w:t>
+      </w:r>
+      <w:r>
+        <w:rPr>
+          <w:rFonts w:hint="eastAsia"/>
+        </w:rPr>
+        <w:t xml:space="preserve">的八类错误（定义与试点样例见下表），v0.4</w:t>
+      </w:r>
+      <w:r>
+        <w:t xml:space="preserve"> </w:t>
+      </w:r>
+      <w:r>
+        <w:rPr>
+          <w:rFonts w:hint="eastAsia"/>
+        </w:rPr>
+        <w:t xml:space="preserve">全量六配置的失分要点计数如下：</w:t>
+      </w:r>
+    </w:p>
+    <w:tbl>
+      <w:tblPr>
+        <w:tblStyle w:val="Table"/>
+        <w:tblW w:type="pct" w:w="5000"/>
+        <w:tblLayout w:type="fixed"/>
+        <w:tblLook w:firstRow="1" w:lastRow="0" w:firstColumn="0" w:lastColumn="0" w:noHBand="0" w:noVBand="0" w:val="0020"/>
+      </w:tblPr>
+      <w:tblGrid>
+        <w:gridCol w:w="1980"/>
+        <w:gridCol w:w="1980"/>
+        <w:gridCol w:w="1980"/>
+        <w:gridCol w:w="1980"/>
+      </w:tblGrid>
+      <w:tr>
+        <w:trPr>
+          <w:tblHeader w:val="on"/>
+        </w:trPr>
+        <w:tc>
+          <w:tcPr/>
+          <w:p>
+            <w:pPr>
+              <w:pStyle w:val="Compact"/>
+            </w:pPr>
+            <w:r>
+              <w:t xml:space="preserve">#</w:t>
+            </w:r>
+          </w:p>
+        </w:tc>
+        <w:tc>
+          <w:tcPr/>
+          <w:p>
+            <w:pPr>
+              <w:pStyle w:val="Compact"/>
+            </w:pPr>
+            <w:r>
+              <w:rPr>
+                <w:rFonts w:hint="eastAsia"/>
+              </w:rPr>
+              <w:t xml:space="preserve">错误类型</w:t>
+            </w:r>
+          </w:p>
+        </w:tc>
+        <w:tc>
+          <w:tcPr/>
+          <w:p>
+            <w:pPr>
+              <w:pStyle w:val="Compact"/>
+            </w:pPr>
+            <w:r>
+              <w:rPr>
+                <w:rFonts w:hint="eastAsia"/>
+              </w:rPr>
+              <w:t xml:space="preserve">定义</w:t>
+            </w:r>
+          </w:p>
+        </w:tc>
+        <w:tc>
+          <w:tcPr/>
+          <w:p>
+            <w:pPr>
+              <w:pStyle w:val="Compact"/>
+            </w:pPr>
+            <w:r>
+              <w:rPr>
+                <w:rFonts w:hint="eastAsia"/>
+              </w:rPr>
+              <w:t xml:space="preserve">试点样例（96</w:t>
+            </w:r>
+            <w:r>
+              <w:t xml:space="preserve"> </w:t>
+            </w:r>
+            <w:r>
+              <w:rPr>
+                <w:rFonts w:hint="eastAsia"/>
+              </w:rPr>
+              <w:t xml:space="preserve">要点）</w:t>
+            </w:r>
+          </w:p>
+        </w:tc>
+      </w:tr>
+      <w:tr>
+        <w:tc>
+          <w:tcPr/>
+          <w:p>
+            <w:pPr>
+              <w:pStyle w:val="Compact"/>
+            </w:pPr>
+            <w:r>
+              <w:t xml:space="preserve">1</w:t>
+            </w:r>
+          </w:p>
+        </w:tc>
+        <w:tc>
+          <w:tcPr/>
+          <w:p>
+            <w:pPr>
+              <w:pStyle w:val="Compact"/>
+            </w:pPr>
+            <w:r>
+              <w:rPr>
+                <w:rFonts w:hint="eastAsia"/>
+              </w:rPr>
+              <w:t xml:space="preserve">事实丢失</w:t>
+            </w:r>
+          </w:p>
+        </w:tc>
+        <w:tc>
+          <w:tcPr/>
+          <w:p>
+            <w:pPr>
+              <w:pStyle w:val="Compact"/>
+            </w:pPr>
+            <w:r>
+              <w:rPr>
+                <w:rFonts w:hint="eastAsia"/>
+              </w:rPr>
+              <w:t xml:space="preserve">关键情报要素未捡全</w:t>
+            </w:r>
+          </w:p>
+        </w:tc>
+        <w:tc>
+          <w:tcPr/>
+          <w:p>
+            <w:pPr>
+              <w:pStyle w:val="Compact"/>
+            </w:pPr>
+            <w:r>
+              <w:rPr>
+                <w:rFonts w:hint="eastAsia"/>
+              </w:rPr>
+              <w:t xml:space="preserve">试点事实层接近满分、未见稳定失分样例（v0.4</w:t>
+            </w:r>
+            <w:r>
+              <w:t xml:space="preserve"> </w:t>
+            </w:r>
+            <w:r>
+              <w:rPr>
+                <w:rFonts w:hint="eastAsia"/>
+              </w:rPr>
+              <w:t xml:space="preserve">定量见下）</w:t>
+            </w:r>
+          </w:p>
+        </w:tc>
+      </w:tr>
+      <w:tr>
+        <w:tc>
+          <w:tcPr/>
+          <w:p>
+            <w:pPr>
+              <w:pStyle w:val="Compact"/>
+            </w:pPr>
+            <w:r>
+              <w:t xml:space="preserve">2</w:t>
+            </w:r>
+          </w:p>
+        </w:tc>
+        <w:tc>
+          <w:tcPr/>
+          <w:p>
+            <w:pPr>
+              <w:pStyle w:val="Compact"/>
+            </w:pPr>
+            <w:r>
+              <w:rPr>
+                <w:rFonts w:hint="eastAsia"/>
+              </w:rPr>
+              <w:t xml:space="preserve">数值推算失败</w:t>
+            </w:r>
+          </w:p>
+        </w:tc>
+        <w:tc>
+          <w:tcPr/>
+          <w:p>
+            <w:pPr>
+              <w:pStyle w:val="Compact"/>
+            </w:pPr>
+            <w:r>
+              <w:rPr>
+                <w:rFonts w:hint="eastAsia"/>
+              </w:rPr>
+              <w:t xml:space="preserve">推算型要点未推算/越界</w:t>
+            </w:r>
+          </w:p>
+        </w:tc>
+        <w:tc>
+          <w:tcPr/>
+          <w:p>
+            <w:pPr>
+              <w:pStyle w:val="Compact"/>
+            </w:pPr>
+            <w:r>
+              <w:t xml:space="preserve">S004-F9、S001-F8、S003-F8</w:t>
+            </w:r>
+          </w:p>
+        </w:tc>
+      </w:tr>
+      <w:tr>
+        <w:tc>
+          <w:tcPr/>
+          <w:p>
+            <w:pPr>
+              <w:pStyle w:val="Compact"/>
+            </w:pPr>
+            <w:r>
+              <w:t xml:space="preserve">3</w:t>
+            </w:r>
+          </w:p>
+        </w:tc>
+        <w:tc>
+          <w:tcPr/>
+          <w:p>
+            <w:pPr>
+              <w:pStyle w:val="Compact"/>
+            </w:pPr>
+            <w:r>
+              <w:rPr>
+                <w:rFonts w:hint="eastAsia"/>
+              </w:rPr>
+              <w:t xml:space="preserve">资源超配</w:t>
+            </w:r>
+          </w:p>
+        </w:tc>
+        <w:tc>
+          <w:tcPr/>
+          <w:p>
+            <w:pPr>
+              <w:pStyle w:val="Compact"/>
+            </w:pPr>
+            <w:r>
+              <w:rPr>
+                <w:rFonts w:hint="eastAsia"/>
+              </w:rPr>
+              <w:t xml:space="preserve">动用清单外资源或运力/容量不足</w:t>
+            </w:r>
+          </w:p>
+        </w:tc>
+        <w:tc>
+          <w:tcPr/>
+          <w:p>
+            <w:pPr>
+              <w:pStyle w:val="Compact"/>
+            </w:pPr>
+            <w:r>
+              <w:rPr>
+                <w:rFonts w:hint="eastAsia"/>
+              </w:rPr>
+              <w:t xml:space="preserve">S005-R2（运力缺口）、S001-D4（帐篷容量不足）</w:t>
+            </w:r>
+          </w:p>
+        </w:tc>
+      </w:tr>
+      <w:tr>
+        <w:tc>
+          <w:tcPr/>
+          <w:p>
+            <w:pPr>
+              <w:pStyle w:val="Compact"/>
+            </w:pPr>
+            <w:r>
+              <w:t xml:space="preserve">4</w:t>
+            </w:r>
+          </w:p>
+        </w:tc>
+        <w:tc>
+          <w:tcPr/>
+          <w:p>
+            <w:pPr>
+              <w:pStyle w:val="Compact"/>
+            </w:pPr>
+            <w:r>
+              <w:rPr>
+                <w:rFonts w:hint="eastAsia"/>
+              </w:rPr>
+              <w:t xml:space="preserve">情报冲突</w:t>
+            </w:r>
+          </w:p>
+        </w:tc>
+        <w:tc>
+          <w:tcPr/>
+          <w:p>
+            <w:pPr>
+              <w:pStyle w:val="Compact"/>
+            </w:pPr>
+            <w:r>
+              <w:rPr>
+                <w:rFonts w:hint="eastAsia"/>
+              </w:rPr>
+              <w:t xml:space="preserve">建议与已确认事实矛盾</w:t>
+            </w:r>
+          </w:p>
+        </w:tc>
+        <w:tc>
+          <w:tcPr/>
+          <w:p>
+            <w:pPr>
+              <w:pStyle w:val="Compact"/>
+            </w:pPr>
+            <w:r>
+              <w:rPr>
+                <w:rFonts w:hint="eastAsia"/>
+              </w:rPr>
+              <w:t xml:space="preserve">S005-R1（对矛盾数据未保守处置并核灾）</w:t>
+            </w:r>
+          </w:p>
+        </w:tc>
+      </w:tr>
+      <w:tr>
+        <w:tc>
+          <w:tcPr/>
+          <w:p>
+            <w:pPr>
+              <w:pStyle w:val="Compact"/>
+            </w:pPr>
+            <w:r>
+              <w:t xml:space="preserve">5</w:t>
+            </w:r>
+          </w:p>
+        </w:tc>
+        <w:tc>
+          <w:tcPr/>
+          <w:p>
+            <w:pPr>
+              <w:pStyle w:val="Compact"/>
+            </w:pPr>
+            <w:r>
+              <w:rPr>
+                <w:rFonts w:hint="eastAsia"/>
+              </w:rPr>
+              <w:t xml:space="preserve">陷阱未识破</w:t>
+            </w:r>
+          </w:p>
+        </w:tc>
+        <w:tc>
+          <w:tcPr/>
+          <w:p>
+            <w:pPr>
+              <w:pStyle w:val="Compact"/>
+            </w:pPr>
+            <w:r>
+              <w:rPr>
+                <w:rFonts w:hint="eastAsia"/>
+              </w:rPr>
+              <w:t xml:space="preserve">未识破并纠正错误做法</w:t>
+            </w:r>
+          </w:p>
+        </w:tc>
+        <w:tc>
+          <w:tcPr/>
+          <w:p>
+            <w:pPr>
+              <w:pStyle w:val="Compact"/>
+            </w:pPr>
+            <w:r>
+              <w:t xml:space="preserve">S004 </w:t>
+            </w:r>
+            <w:r>
+              <w:rPr>
+                <w:rFonts w:hint="eastAsia"/>
+              </w:rPr>
+              <w:t xml:space="preserve">水冲稀释（对应</w:t>
+            </w:r>
+            <w:r>
+              <w:t xml:space="preserve"> </w:t>
+            </w:r>
+            <w:r>
+              <w:rPr>
+                <w:rFonts w:hint="eastAsia"/>
+              </w:rPr>
+              <w:t xml:space="preserve">V5）；S001-D4</w:t>
+            </w:r>
+            <w:r>
+              <w:t xml:space="preserve"> </w:t>
+            </w:r>
+            <w:r>
+              <w:rPr>
+                <w:rFonts w:hint="eastAsia"/>
+              </w:rPr>
+              <w:t xml:space="preserve">帐篷缺口陷阱</w:t>
+            </w:r>
+          </w:p>
+        </w:tc>
+      </w:tr>
+      <w:tr>
+        <w:tc>
+          <w:tcPr/>
+          <w:p>
+            <w:pPr>
+              <w:pStyle w:val="Compact"/>
+            </w:pPr>
+            <w:r>
+              <w:t xml:space="preserve">6</w:t>
+            </w:r>
+          </w:p>
+        </w:tc>
+        <w:tc>
+          <w:tcPr/>
+          <w:p>
+            <w:pPr>
+              <w:pStyle w:val="Compact"/>
+            </w:pPr>
+            <w:r>
+              <w:rPr>
+                <w:rFonts w:hint="eastAsia"/>
+              </w:rPr>
+              <w:t xml:space="preserve">笼统决策</w:t>
+            </w:r>
+          </w:p>
+        </w:tc>
+        <w:tc>
+          <w:tcPr/>
+          <w:p>
+            <w:pPr>
+              <w:pStyle w:val="Compact"/>
+            </w:pPr>
+            <w:r>
+              <w:rPr>
+                <w:rFonts w:hint="eastAsia"/>
+              </w:rPr>
+              <w:t xml:space="preserve">只给原则不给具体对象+动作</w:t>
+            </w:r>
+          </w:p>
+        </w:tc>
+        <w:tc>
+          <w:tcPr/>
+          <w:p>
+            <w:pPr>
+              <w:pStyle w:val="Compact"/>
+            </w:pPr>
+            <w:r>
+              <w:rPr>
+                <w:rFonts w:hint="eastAsia"/>
+              </w:rPr>
+              <w:t xml:space="preserve">S002-D5（优先级次序）待拆分归类</w:t>
+            </w:r>
+          </w:p>
+        </w:tc>
+      </w:tr>
+      <w:tr>
+        <w:tc>
+          <w:tcPr/>
+          <w:p>
+            <w:pPr>
+              <w:pStyle w:val="Compact"/>
+            </w:pPr>
+            <w:r>
+              <w:t xml:space="preserve">7</w:t>
+            </w:r>
+          </w:p>
+        </w:tc>
+        <w:tc>
+          <w:tcPr/>
+          <w:p>
+            <w:pPr>
+              <w:pStyle w:val="Compact"/>
+            </w:pPr>
+            <w:r>
+              <w:rPr>
+                <w:rFonts w:hint="eastAsia"/>
+              </w:rPr>
+              <w:t xml:space="preserve">对象缺失</w:t>
+            </w:r>
+          </w:p>
+        </w:tc>
+        <w:tc>
+          <w:tcPr/>
+          <w:p>
+            <w:pPr>
+              <w:pStyle w:val="Compact"/>
+            </w:pPr>
+            <w:r>
+              <w:rPr>
+                <w:rFonts w:hint="eastAsia"/>
+              </w:rPr>
+              <w:t xml:space="preserve">措施无具体对象</w:t>
+            </w:r>
+          </w:p>
+        </w:tc>
+        <w:tc>
+          <w:tcPr/>
+          <w:p>
+            <w:pPr>
+              <w:pStyle w:val="Compact"/>
+            </w:pPr>
+            <w:r>
+              <w:rPr>
+                <w:rFonts w:hint="eastAsia"/>
+              </w:rPr>
+              <w:t xml:space="preserve">试点未见稳定样例（v0.4</w:t>
+            </w:r>
+            <w:r>
+              <w:t xml:space="preserve"> </w:t>
+            </w:r>
+            <w:r>
+              <w:rPr>
+                <w:rFonts w:hint="eastAsia"/>
+              </w:rPr>
+              <w:t xml:space="preserve">全为</w:t>
+            </w:r>
+            <w:r>
+              <w:t xml:space="preserve"> </w:t>
+            </w:r>
+            <w:r>
+              <w:rPr>
+                <w:rFonts w:hint="eastAsia"/>
+              </w:rPr>
+              <w:t xml:space="preserve">0，对应</w:t>
+            </w:r>
+            <w:r>
+              <w:t xml:space="preserve"> </w:t>
+            </w:r>
+            <w:r>
+              <w:rPr>
+                <w:rFonts w:hint="eastAsia"/>
+              </w:rPr>
+              <w:t xml:space="preserve">V6）</w:t>
+            </w:r>
+          </w:p>
+        </w:tc>
+      </w:tr>
+      <w:tr>
+        <w:tc>
+          <w:tcPr/>
+          <w:p>
+            <w:pPr>
+              <w:pStyle w:val="Compact"/>
+            </w:pPr>
+            <w:r>
+              <w:t xml:space="preserve">8</w:t>
+            </w:r>
+          </w:p>
+        </w:tc>
+        <w:tc>
+          <w:tcPr/>
+          <w:p>
+            <w:pPr>
+              <w:pStyle w:val="Compact"/>
+            </w:pPr>
+            <w:r>
+              <w:rPr>
+                <w:rFonts w:hint="eastAsia"/>
+              </w:rPr>
+              <w:t xml:space="preserve">矛盾处理失当</w:t>
+            </w:r>
+          </w:p>
+        </w:tc>
+        <w:tc>
+          <w:tcPr/>
+          <w:p>
+            <w:pPr>
+              <w:pStyle w:val="Compact"/>
+            </w:pPr>
+            <w:r>
+              <w:rPr>
+                <w:rFonts w:hint="eastAsia"/>
+              </w:rPr>
+              <w:t xml:space="preserve">矛盾口径未统一、未逐点上报</w:t>
+            </w:r>
+          </w:p>
+        </w:tc>
+        <w:tc>
+          <w:tcPr/>
+          <w:p>
+            <w:pPr>
+              <w:pStyle w:val="Compact"/>
+            </w:pPr>
+            <w:r>
+              <w:t xml:space="preserve">S005-R1 </w:t>
+            </w:r>
+            <w:r>
+              <w:rPr>
+                <w:rFonts w:hint="eastAsia"/>
+              </w:rPr>
+              <w:t xml:space="preserve">对应的矛盾处理维度</w:t>
+            </w:r>
+          </w:p>
+        </w:tc>
+      </w:tr>
+    </w:tbl>
+    <w:p>
+      <w:pPr>
+        <w:pStyle w:val="BodyText"/>
+      </w:pPr>
+      <w:r>
+        <w:rPr>
+          <w:rFonts w:hint="eastAsia"/>
+        </w:rPr>
+        <w:t xml:space="preserve">全量失分要点计数（多数票口径，36</w:t>
+      </w:r>
+      <w:r>
+        <w:t xml:space="preserve"> </w:t>
+      </w:r>
+      <w:r>
+        <w:rPr>
+          <w:rFonts w:hint="eastAsia"/>
+        </w:rPr>
+        <w:t xml:space="preserve">场景）：</w:t>
+      </w:r>
+    </w:p>
+    <w:tbl>
+      <w:tblPr>
+        <w:tblStyle w:val="Table"/>
+        <w:tblW w:type="pct" w:w="5000"/>
+        <w:tblLayout w:type="fixed"/>
+        <w:tblLook w:firstRow="1" w:lastRow="0" w:firstColumn="0" w:lastColumn="0" w:noHBand="0" w:noVBand="0" w:val="0020"/>
+      </w:tblPr>
+      <w:tblGrid>
+        <w:gridCol w:w="1131"/>
+        <w:gridCol w:w="1131"/>
+        <w:gridCol w:w="1131"/>
+        <w:gridCol w:w="1131"/>
+        <w:gridCol w:w="1131"/>
+        <w:gridCol w:w="1131"/>
+        <w:gridCol w:w="1131"/>
+      </w:tblGrid>
+      <w:tr>
+        <w:trPr>
+          <w:tblHeader w:val="on"/>
+        </w:trPr>
+        <w:tc>
+          <w:tcPr/>
+          <w:p>
+            <w:pPr>
+              <w:pStyle w:val="Compact"/>
+            </w:pPr>
+            <w:r>
+              <w:rPr>
+                <w:rFonts w:hint="eastAsia"/>
+              </w:rPr>
+              <w:t xml:space="preserve">错误类</w:t>
+            </w:r>
+          </w:p>
+        </w:tc>
+        <w:tc>
+          <w:tcPr/>
+          <w:p>
+            <w:pPr>
+              <w:pStyle w:val="Compact"/>
+            </w:pPr>
+            <w:r>
+              <w:t xml:space="preserve">multi@flash</w:t>
+            </w:r>
+          </w:p>
+        </w:tc>
+        <w:tc>
+          <w:tcPr/>
+          <w:p>
+            <w:pPr>
+              <w:pStyle w:val="Compact"/>
+            </w:pPr>
+            <w:r>
+              <w:t xml:space="preserve">single@flash</w:t>
+            </w:r>
+          </w:p>
+        </w:tc>
+        <w:tc>
+          <w:tcPr/>
+          <w:p>
+            <w:pPr>
+              <w:pStyle w:val="Compact"/>
+            </w:pPr>
+            <w:r>
+              <w:t xml:space="preserve">multi-noaudit@flash</w:t>
+            </w:r>
+          </w:p>
+        </w:tc>
+        <w:tc>
+          <w:tcPr/>
+          <w:p>
+            <w:pPr>
+              <w:pStyle w:val="Compact"/>
+            </w:pPr>
+            <w:r>
+              <w:t xml:space="preserve">multi-verify@flash</w:t>
+            </w:r>
+          </w:p>
+        </w:tc>
+        <w:tc>
+          <w:tcPr/>
+          <w:p>
+            <w:pPr>
+              <w:pStyle w:val="Compact"/>
+            </w:pPr>
+            <w:r>
+              <w:t xml:space="preserve">multi@plus</w:t>
+            </w:r>
+          </w:p>
+        </w:tc>
+        <w:tc>
+          <w:tcPr/>
+          <w:p>
+            <w:pPr>
+              <w:pStyle w:val="Compact"/>
+            </w:pPr>
+            <w:r>
+              <w:t xml:space="preserve">single@plus</w:t>
+            </w:r>
+          </w:p>
+        </w:tc>
+      </w:tr>
+      <w:tr>
+        <w:tc>
+          <w:tcPr/>
+          <w:p>
+            <w:pPr>
+              <w:pStyle w:val="Compact"/>
+            </w:pPr>
+            <w:r>
+              <w:rPr>
+                <w:rFonts w:hint="eastAsia"/>
+              </w:rPr>
+              <w:t xml:space="preserve">事实丢失</w:t>
+            </w:r>
+          </w:p>
+        </w:tc>
+        <w:tc>
+          <w:tcPr/>
+          <w:p>
+            <w:pPr>
+              <w:pStyle w:val="Compact"/>
+            </w:pPr>
+            <w:r>
+              <w:t xml:space="preserve">0</w:t>
+            </w:r>
+          </w:p>
+        </w:tc>
+        <w:tc>
+          <w:tcPr/>
+          <w:p>
+            <w:pPr>
+              <w:pStyle w:val="Compact"/>
+            </w:pPr>
+            <w:r>
+              <w:t xml:space="preserve">9</w:t>
+            </w:r>
+          </w:p>
+        </w:tc>
+        <w:tc>
+          <w:tcPr/>
+          <w:p>
+            <w:pPr>
+              <w:pStyle w:val="Compact"/>
+            </w:pPr>
+            <w:r>
+              <w:t xml:space="preserve">19</w:t>
+            </w:r>
+          </w:p>
+        </w:tc>
+        <w:tc>
+          <w:tcPr/>
+          <w:p>
+            <w:pPr>
+              <w:pStyle w:val="Compact"/>
+            </w:pPr>
+            <w:r>
+              <w:t xml:space="preserve">0</w:t>
+            </w:r>
+          </w:p>
+        </w:tc>
+        <w:tc>
+          <w:tcPr/>
+          <w:p>
+            <w:pPr>
+              <w:pStyle w:val="Compact"/>
+            </w:pPr>
+            <w:r>
+              <w:t xml:space="preserve">0</w:t>
+            </w:r>
+          </w:p>
+        </w:tc>
+        <w:tc>
+          <w:tcPr/>
+          <w:p>
+            <w:pPr>
+              <w:pStyle w:val="Compact"/>
+            </w:pPr>
+            <w:r>
+              <w:t xml:space="preserve">0</w:t>
+            </w:r>
+          </w:p>
+        </w:tc>
+      </w:tr>
+      <w:tr>
+        <w:tc>
+          <w:tcPr/>
+          <w:p>
+            <w:pPr>
+              <w:pStyle w:val="Compact"/>
+            </w:pPr>
+            <w:r>
+              <w:rPr>
+                <w:rFonts w:hint="eastAsia"/>
+              </w:rPr>
+              <w:t xml:space="preserve">数值推算失败</w:t>
+            </w:r>
+          </w:p>
+        </w:tc>
+        <w:tc>
+          <w:tcPr/>
+          <w:p>
+            <w:pPr>
+              <w:pStyle w:val="Compact"/>
+            </w:pPr>
+            <w:r>
+              <w:t xml:space="preserve">28</w:t>
+            </w:r>
+          </w:p>
+        </w:tc>
+        <w:tc>
+          <w:tcPr/>
+          <w:p>
+            <w:pPr>
+              <w:pStyle w:val="Compact"/>
+            </w:pPr>
+            <w:r>
+              <w:t xml:space="preserve">35</w:t>
+            </w:r>
+          </w:p>
+        </w:tc>
+        <w:tc>
+          <w:tcPr/>
+          <w:p>
+            <w:pPr>
+              <w:pStyle w:val="Compact"/>
+            </w:pPr>
+            <w:r>
+              <w:t xml:space="preserve">39</w:t>
+            </w:r>
+          </w:p>
+        </w:tc>
+        <w:tc>
+          <w:tcPr/>
+          <w:p>
+            <w:pPr>
+              <w:pStyle w:val="Compact"/>
+            </w:pPr>
+            <w:r>
+              <w:t xml:space="preserve">26</w:t>
+            </w:r>
+          </w:p>
+        </w:tc>
+        <w:tc>
+          <w:tcPr/>
+          <w:p>
+            <w:pPr>
+              <w:pStyle w:val="Compact"/>
+            </w:pPr>
+            <w:r>
+              <w:t xml:space="preserve">1</w:t>
+            </w:r>
+          </w:p>
+        </w:tc>
+        <w:tc>
+          <w:tcPr/>
+          <w:p>
+            <w:pPr>
+              <w:pStyle w:val="Compact"/>
+            </w:pPr>
+            <w:r>
+              <w:t xml:space="preserve">1</w:t>
+            </w:r>
+          </w:p>
+        </w:tc>
+      </w:tr>
+      <w:tr>
+        <w:tc>
+          <w:tcPr/>
+          <w:p>
+            <w:pPr>
+              <w:pStyle w:val="Compact"/>
+            </w:pPr>
+            <w:r>
+              <w:rPr>
+                <w:rFonts w:hint="eastAsia"/>
+              </w:rPr>
+              <w:t xml:space="preserve">资源超配</w:t>
+            </w:r>
+          </w:p>
+        </w:tc>
+        <w:tc>
+          <w:tcPr/>
+          <w:p>
+            <w:pPr>
+              <w:pStyle w:val="Compact"/>
+            </w:pPr>
+            <w:r>
+              <w:t xml:space="preserve">7</w:t>
+            </w:r>
+          </w:p>
+        </w:tc>
+        <w:tc>
+          <w:tcPr/>
+          <w:p>
+            <w:pPr>
+              <w:pStyle w:val="Compact"/>
+            </w:pPr>
+            <w:r>
+              <w:t xml:space="preserve">8</w:t>
+            </w:r>
+          </w:p>
+        </w:tc>
+        <w:tc>
+          <w:tcPr/>
+          <w:p>
+            <w:pPr>
+              <w:pStyle w:val="Compact"/>
+            </w:pPr>
+            <w:r>
+              <w:t xml:space="preserve">2</w:t>
+            </w:r>
+          </w:p>
+        </w:tc>
+        <w:tc>
+          <w:tcPr/>
+          <w:p>
+            <w:pPr>
+              <w:pStyle w:val="Compact"/>
+            </w:pPr>
+            <w:r>
+              <w:t xml:space="preserve">0</w:t>
+            </w:r>
+          </w:p>
+        </w:tc>
+        <w:tc>
+          <w:tcPr/>
+          <w:p>
+            <w:pPr>
+              <w:pStyle w:val="Compact"/>
+            </w:pPr>
+            <w:r>
+              <w:t xml:space="preserve">0</w:t>
+            </w:r>
+          </w:p>
+        </w:tc>
+        <w:tc>
+          <w:tcPr/>
+          <w:p>
+            <w:pPr>
+              <w:pStyle w:val="Compact"/>
+            </w:pPr>
+            <w:r>
+              <w:t xml:space="preserve">0</w:t>
+            </w:r>
+          </w:p>
+        </w:tc>
+      </w:tr>
+      <w:tr>
+        <w:tc>
+          <w:tcPr/>
+          <w:p>
+            <w:pPr>
+              <w:pStyle w:val="Compact"/>
+            </w:pPr>
+            <w:r>
+              <w:rPr>
+                <w:rFonts w:hint="eastAsia"/>
+              </w:rPr>
+              <w:t xml:space="preserve">情报冲突</w:t>
+            </w:r>
+          </w:p>
+        </w:tc>
+        <w:tc>
+          <w:tcPr/>
+          <w:p>
+            <w:pPr>
+              <w:pStyle w:val="Compact"/>
+            </w:pPr>
+            <w:r>
+              <w:t xml:space="preserve">0</w:t>
+            </w:r>
+          </w:p>
+        </w:tc>
+        <w:tc>
+          <w:tcPr/>
+          <w:p>
+            <w:pPr>
+              <w:pStyle w:val="Compact"/>
+            </w:pPr>
+            <w:r>
+              <w:t xml:space="preserve">0</w:t>
+            </w:r>
+          </w:p>
+        </w:tc>
+        <w:tc>
+          <w:tcPr/>
+          <w:p>
+            <w:pPr>
+              <w:pStyle w:val="Compact"/>
+            </w:pPr>
+            <w:r>
+              <w:t xml:space="preserve">0</w:t>
+            </w:r>
+          </w:p>
+        </w:tc>
+        <w:tc>
+          <w:tcPr/>
+          <w:p>
+            <w:pPr>
+              <w:pStyle w:val="Compact"/>
+            </w:pPr>
+            <w:r>
+              <w:t xml:space="preserve">0</w:t>
+            </w:r>
+          </w:p>
+        </w:tc>
+        <w:tc>
+          <w:tcPr/>
+          <w:p>
+            <w:pPr>
+              <w:pStyle w:val="Compact"/>
+            </w:pPr>
+            <w:r>
+              <w:t xml:space="preserve">0</w:t>
+            </w:r>
+          </w:p>
+        </w:tc>
+        <w:tc>
+          <w:tcPr/>
+          <w:p>
+            <w:pPr>
+              <w:pStyle w:val="Compact"/>
+            </w:pPr>
+            <w:r>
+              <w:t xml:space="preserve">0</w:t>
+            </w:r>
+          </w:p>
+        </w:tc>
+      </w:tr>
+      <w:tr>
+        <w:tc>
+          <w:tcPr/>
+          <w:p>
+            <w:pPr>
+              <w:pStyle w:val="Compact"/>
+            </w:pPr>
+            <w:r>
+              <w:rPr>
+                <w:rFonts w:hint="eastAsia"/>
+              </w:rPr>
+              <w:t xml:space="preserve">陷阱未识破</w:t>
+            </w:r>
+          </w:p>
+        </w:tc>
+        <w:tc>
+          <w:tcPr/>
+          <w:p>
+            <w:pPr>
+              <w:pStyle w:val="Compact"/>
+            </w:pPr>
+            <w:r>
+              <w:t xml:space="preserve">4</w:t>
+            </w:r>
+          </w:p>
+        </w:tc>
+        <w:tc>
+          <w:tcPr/>
+          <w:p>
+            <w:pPr>
+              <w:pStyle w:val="Compact"/>
+            </w:pPr>
+            <w:r>
+              <w:t xml:space="preserve">6</w:t>
+            </w:r>
+          </w:p>
+        </w:tc>
+        <w:tc>
+          <w:tcPr/>
+          <w:p>
+            <w:pPr>
+              <w:pStyle w:val="Compact"/>
+            </w:pPr>
+            <w:r>
+              <w:t xml:space="preserve">5</w:t>
+            </w:r>
+          </w:p>
+        </w:tc>
+        <w:tc>
+          <w:tcPr/>
+          <w:p>
+            <w:pPr>
+              <w:pStyle w:val="Compact"/>
+            </w:pPr>
+            <w:r>
+              <w:t xml:space="preserve">3</w:t>
+            </w:r>
+          </w:p>
+        </w:tc>
+        <w:tc>
+          <w:tcPr/>
+          <w:p>
+            <w:pPr>
+              <w:pStyle w:val="Compact"/>
+            </w:pPr>
+            <w:r>
+              <w:t xml:space="preserve">0</w:t>
+            </w:r>
+          </w:p>
+        </w:tc>
+        <w:tc>
+          <w:tcPr/>
+          <w:p>
+            <w:pPr>
+              <w:pStyle w:val="Compact"/>
+            </w:pPr>
+            <w:r>
+              <w:t xml:space="preserve">0</w:t>
+            </w:r>
+          </w:p>
+        </w:tc>
+      </w:tr>
+      <w:tr>
+        <w:tc>
+          <w:tcPr/>
+          <w:p>
+            <w:pPr>
+              <w:pStyle w:val="Compact"/>
+            </w:pPr>
+            <w:r>
+              <w:rPr>
+                <w:rFonts w:hint="eastAsia"/>
+              </w:rPr>
+              <w:t xml:space="preserve">笼统决策</w:t>
+            </w:r>
+          </w:p>
+        </w:tc>
+        <w:tc>
+          <w:tcPr/>
+          <w:p>
+            <w:pPr>
+              <w:pStyle w:val="Compact"/>
+            </w:pPr>
+            <w:r>
+              <w:t xml:space="preserve">0</w:t>
+            </w:r>
+          </w:p>
+        </w:tc>
+        <w:tc>
+          <w:tcPr/>
+          <w:p>
+            <w:pPr>
+              <w:pStyle w:val="Compact"/>
+            </w:pPr>
+            <w:r>
+              <w:t xml:space="preserve">0</w:t>
+            </w:r>
+          </w:p>
+        </w:tc>
+        <w:tc>
+          <w:tcPr/>
+          <w:p>
+            <w:pPr>
+              <w:pStyle w:val="Compact"/>
+            </w:pPr>
+            <w:r>
+              <w:t xml:space="preserve">0</w:t>
+            </w:r>
+          </w:p>
+        </w:tc>
+        <w:tc>
+          <w:tcPr/>
+          <w:p>
+            <w:pPr>
+              <w:pStyle w:val="Compact"/>
+            </w:pPr>
+            <w:r>
+              <w:t xml:space="preserve">0</w:t>
+            </w:r>
+          </w:p>
+        </w:tc>
+        <w:tc>
+          <w:tcPr/>
+          <w:p>
+            <w:pPr>
+              <w:pStyle w:val="Compact"/>
+            </w:pPr>
+            <w:r>
+              <w:t xml:space="preserve">0</w:t>
+            </w:r>
+          </w:p>
+        </w:tc>
+        <w:tc>
+          <w:tcPr/>
+          <w:p>
+            <w:pPr>
+              <w:pStyle w:val="Compact"/>
+            </w:pPr>
+            <w:r>
+              <w:t xml:space="preserve">0</w:t>
+            </w:r>
+          </w:p>
+        </w:tc>
+      </w:tr>
+      <w:tr>
+        <w:tc>
+          <w:tcPr/>
+          <w:p>
+            <w:pPr>
+              <w:pStyle w:val="Compact"/>
+            </w:pPr>
+            <w:r>
+              <w:rPr>
+                <w:rFonts w:hint="eastAsia"/>
+              </w:rPr>
+              <w:t xml:space="preserve">对象缺失</w:t>
+            </w:r>
+          </w:p>
+        </w:tc>
+        <w:tc>
+          <w:tcPr/>
+          <w:p>
+            <w:pPr>
+              <w:pStyle w:val="Compact"/>
+            </w:pPr>
+            <w:r>
+              <w:t xml:space="preserve">0</w:t>
+            </w:r>
+          </w:p>
+        </w:tc>
+        <w:tc>
+          <w:tcPr/>
+          <w:p>
+            <w:pPr>
+              <w:pStyle w:val="Compact"/>
+            </w:pPr>
+            <w:r>
+              <w:t xml:space="preserve">0</w:t>
+            </w:r>
+          </w:p>
+        </w:tc>
+        <w:tc>
+          <w:tcPr/>
+          <w:p>
+            <w:pPr>
+              <w:pStyle w:val="Compact"/>
+            </w:pPr>
+            <w:r>
+              <w:t xml:space="preserve">0</w:t>
+            </w:r>
+          </w:p>
+        </w:tc>
+        <w:tc>
+          <w:tcPr/>
+          <w:p>
+            <w:pPr>
+              <w:pStyle w:val="Compact"/>
+            </w:pPr>
+            <w:r>
+              <w:t xml:space="preserve">0</w:t>
+            </w:r>
+          </w:p>
+        </w:tc>
+        <w:tc>
+          <w:tcPr/>
+          <w:p>
+            <w:pPr>
+              <w:pStyle w:val="Compact"/>
+            </w:pPr>
+            <w:r>
+              <w:t xml:space="preserve">0</w:t>
+            </w:r>
+          </w:p>
+        </w:tc>
+        <w:tc>
+          <w:tcPr/>
+          <w:p>
+            <w:pPr>
+              <w:pStyle w:val="Compact"/>
+            </w:pPr>
+            <w:r>
+              <w:t xml:space="preserve">0</w:t>
+            </w:r>
+          </w:p>
+        </w:tc>
+      </w:tr>
+      <w:tr>
+        <w:tc>
+          <w:tcPr/>
+          <w:p>
+            <w:pPr>
+              <w:pStyle w:val="Compact"/>
+            </w:pPr>
+            <w:r>
+              <w:rPr>
+                <w:rFonts w:hint="eastAsia"/>
+              </w:rPr>
+              <w:t xml:space="preserve">矛盾处理失当</w:t>
+            </w:r>
+          </w:p>
+        </w:tc>
+        <w:tc>
+          <w:tcPr/>
+          <w:p>
+            <w:pPr>
+              <w:pStyle w:val="Compact"/>
+            </w:pPr>
+            <w:r>
+              <w:t xml:space="preserve">10</w:t>
+            </w:r>
+          </w:p>
+        </w:tc>
+        <w:tc>
+          <w:tcPr/>
+          <w:p>
+            <w:pPr>
+              <w:pStyle w:val="Compact"/>
+            </w:pPr>
+            <w:r>
+              <w:t xml:space="preserve">16</w:t>
+            </w:r>
+          </w:p>
+        </w:tc>
+        <w:tc>
+          <w:tcPr/>
+          <w:p>
+            <w:pPr>
+              <w:pStyle w:val="Compact"/>
+            </w:pPr>
+            <w:r>
+              <w:t xml:space="preserve">13</w:t>
+            </w:r>
+          </w:p>
+        </w:tc>
+        <w:tc>
+          <w:tcPr/>
+          <w:p>
+            <w:pPr>
+              <w:pStyle w:val="Compact"/>
+            </w:pPr>
+            <w:r>
+              <w:t xml:space="preserve">6</w:t>
+            </w:r>
+          </w:p>
+        </w:tc>
+        <w:tc>
+          <w:tcPr/>
+          <w:p>
+            <w:pPr>
+              <w:pStyle w:val="Compact"/>
+            </w:pPr>
+            <w:r>
+              <w:t xml:space="preserve">0</w:t>
+            </w:r>
+          </w:p>
+        </w:tc>
+        <w:tc>
+          <w:tcPr/>
+          <w:p>
+            <w:pPr>
+              <w:pStyle w:val="Compact"/>
+            </w:pPr>
+            <w:r>
+              <w:t xml:space="preserve">0</w:t>
+            </w:r>
+          </w:p>
+        </w:tc>
+      </w:tr>
+      <w:tr>
+        <w:tc>
+          <w:tcPr/>
+          <w:p>
+            <w:pPr>
+              <w:pStyle w:val="Compact"/>
+            </w:pPr>
+            <w:r>
+              <w:rPr>
+                <w:rFonts w:hint="eastAsia"/>
+              </w:rPr>
+              <w:t xml:space="preserve">推理缺失(其他)</w:t>
+            </w:r>
+          </w:p>
+        </w:tc>
+        <w:tc>
+          <w:tcPr/>
+          <w:p>
+            <w:pPr>
+              <w:pStyle w:val="Compact"/>
+            </w:pPr>
+            <w:r>
+              <w:t xml:space="preserve">7</w:t>
+            </w:r>
+          </w:p>
+        </w:tc>
+        <w:tc>
+          <w:tcPr/>
+          <w:p>
+            <w:pPr>
+              <w:pStyle w:val="Compact"/>
+            </w:pPr>
+            <w:r>
+              <w:t xml:space="preserve">8</w:t>
+            </w:r>
+          </w:p>
+        </w:tc>
+        <w:tc>
+          <w:tcPr/>
+          <w:p>
+            <w:pPr>
+              <w:pStyle w:val="Compact"/>
+            </w:pPr>
+            <w:r>
+              <w:t xml:space="preserve">20</w:t>
+            </w:r>
+          </w:p>
+        </w:tc>
+        <w:tc>
+          <w:tcPr/>
+          <w:p>
+            <w:pPr>
+              <w:pStyle w:val="Compact"/>
+            </w:pPr>
+            <w:r>
+              <w:t xml:space="preserve">4</w:t>
+            </w:r>
+          </w:p>
+        </w:tc>
+        <w:tc>
+          <w:tcPr/>
+          <w:p>
+            <w:pPr>
+              <w:pStyle w:val="Compact"/>
+            </w:pPr>
+            <w:r>
+              <w:t xml:space="preserve">0</w:t>
+            </w:r>
+          </w:p>
+        </w:tc>
+        <w:tc>
+          <w:tcPr/>
+          <w:p>
+            <w:pPr>
+              <w:pStyle w:val="Compact"/>
+            </w:pPr>
+            <w:r>
+              <w:t xml:space="preserve">0</w:t>
+            </w:r>
+          </w:p>
+        </w:tc>
+      </w:tr>
+      <w:tr>
+        <w:tc>
+          <w:tcPr/>
+          <w:p>
+            <w:pPr>
+              <w:pStyle w:val="Compact"/>
+            </w:pPr>
+            <w:r>
+              <w:rPr>
+                <w:rFonts w:hint="eastAsia"/>
+              </w:rPr>
               <w:t xml:space="preserve">决策未达标(其他)</w:t>
             </w:r>
           </w:p>
@@ -16265,7 +17949,7 @@
               <w:pStyle w:val="Compact"/>
             </w:pPr>
             <w:r>
-              <w:t xml:space="preserve">12</w:t>
+              <w:t xml:space="preserve">10</w:t>
             </w:r>
           </w:p>
         </w:tc>
@@ -16321,6 +18005,114 @@
             </w:pPr>
             <w:r>
               <w:t xml:space="preserve">0</w:t>
+            </w:r>
+          </w:p>
+        </w:tc>
+      </w:tr>
+      <w:tr>
+        <w:tc>
+          <w:tcPr/>
+          <w:p>
+            <w:pPr>
+              <w:pStyle w:val="Compact"/>
+            </w:pPr>
+            <w:r>
+              <w:rPr>
+                <w:rFonts w:hint="eastAsia"/>
+                <w:b/>
+                <w:bCs/>
+              </w:rPr>
+              <w:t xml:space="preserve">失分要点合计</w:t>
+            </w:r>
+          </w:p>
+        </w:tc>
+        <w:tc>
+          <w:tcPr/>
+          <w:p>
+            <w:pPr>
+              <w:pStyle w:val="Compact"/>
+            </w:pPr>
+            <w:r>
+              <w:rPr>
+                <w:b/>
+                <w:bCs/>
+              </w:rPr>
+              <w:t xml:space="preserve">66</w:t>
+            </w:r>
+          </w:p>
+        </w:tc>
+        <w:tc>
+          <w:tcPr/>
+          <w:p>
+            <w:pPr>
+              <w:pStyle w:val="Compact"/>
+            </w:pPr>
+            <w:r>
+              <w:rPr>
+                <w:b/>
+                <w:bCs/>
+              </w:rPr>
+              <w:t xml:space="preserve">117</w:t>
+            </w:r>
+          </w:p>
+        </w:tc>
+        <w:tc>
+          <w:tcPr/>
+          <w:p>
+            <w:pPr>
+              <w:pStyle w:val="Compact"/>
+            </w:pPr>
+            <w:r>
+              <w:rPr>
+                <w:b/>
+                <w:bCs/>
+              </w:rPr>
+              <w:t xml:space="preserve">117</w:t>
+            </w:r>
+          </w:p>
+        </w:tc>
+        <w:tc>
+          <w:tcPr/>
+          <w:p>
+            <w:pPr>
+              <w:pStyle w:val="Compact"/>
+            </w:pPr>
+            <w:r>
+              <w:rPr>
+                <w:b/>
+                <w:bCs/>
+              </w:rPr>
+              <w:t xml:space="preserve">46</w:t>
+            </w:r>
+          </w:p>
+        </w:tc>
+        <w:tc>
+          <w:tcPr/>
+          <w:p>
+            <w:pPr>
+              <w:pStyle w:val="Compact"/>
+            </w:pPr>
+            <w:r>
+              <w:rPr>
+                <w:b/>
+                <w:bCs/>
+              </w:rPr>
+              <w:t xml:space="preserve">1</w:t>
+            </w:r>
+          </w:p>
+        </w:tc>
+        <w:tc>
+          <w:tcPr/>
+          <w:p>
+            <w:pPr>
+              <w:pStyle w:val="Compact"/>
+            </w:pPr>
+            <w:r>
+              <w:rPr>
+                <w:b/>
+                <w:bCs/>
+              </w:rPr>
+              <w:t xml:space="preserve">1</w:t>
             </w:r>
           </w:p>
         </w:tc>
@@ -16360,7 +18152,7 @@
         <w:t xml:space="preserve">：multi</w:t>
       </w:r>
       <w:r>
-        <w:t xml:space="preserve"> 32、single 35、noaudit 39 </w:t>
+        <w:t xml:space="preserve"> 28、single 35、noaudit 39 </w:t>
       </w:r>
       <w:r>
         <w:rPr>
@@ -16387,7 +18179,7 @@
         <w:t xml:space="preserve">的</w:t>
       </w:r>
       <w:r>
-        <w:t xml:space="preserve"> 32 </w:t>
+        <w:t xml:space="preserve"> 28 </w:t>
       </w:r>
       <w:r>
         <w:rPr>
@@ -16428,7 +18220,7 @@
         <w:t xml:space="preserve">：single</w:t>
       </w:r>
       <w:r>
-        <w:t xml:space="preserve"> 16、multi 13、noaudit 13 </w:t>
+        <w:t xml:space="preserve"> 16、multi 10、noaudit 13 </w:t>
       </w:r>
       <w:r>
         <w:rPr>
@@ -16475,19 +18267,19 @@
         <w:rPr>
           <w:rFonts w:hint="eastAsia"/>
         </w:rPr>
-        <w:t xml:space="preserve">5→19、推理缺失</w:t>
-      </w:r>
-      <w:r>
-        <w:t xml:space="preserve"> </w:t>
-      </w:r>
-      <w:r>
-        <w:rPr>
-          <w:rFonts w:hint="eastAsia"/>
-        </w:rPr>
-        <w:t xml:space="preserve">8→20、决策未达标</w:t>
-      </w:r>
-      <w:r>
-        <w:t xml:space="preserve"> 12→19。</w:t>
+        <w:t xml:space="preserve">0→19、推理缺失</w:t>
+      </w:r>
+      <w:r>
+        <w:t xml:space="preserve"> </w:t>
+      </w:r>
+      <w:r>
+        <w:rPr>
+          <w:rFonts w:hint="eastAsia"/>
+        </w:rPr>
+        <w:t xml:space="preserve">7→20、决策未达标</w:t>
+      </w:r>
+      <w:r>
+        <w:t xml:space="preserve"> 10→19。</w:t>
       </w:r>
     </w:p>
     <w:p>
@@ -16529,7 +18321,7 @@
         <w:t xml:space="preserve">multi）：资源超配</w:t>
       </w:r>
       <w:r>
-        <w:t xml:space="preserve"> 8→0 </w:t>
+        <w:t xml:space="preserve"> 7→0 </w:t>
       </w:r>
       <w:r>
         <w:rPr>
@@ -16544,10 +18336,34 @@
         <w:rPr>
           <w:rFonts w:hint="eastAsia"/>
         </w:rPr>
-        <w:t xml:space="preserve">6→3、事实丢失</w:t>
-      </w:r>
-      <w:r>
-        <w:t xml:space="preserve"> 5→0。</w:t>
+        <w:t xml:space="preserve">4→3；总失分从</w:t>
+      </w:r>
+      <w:r>
+        <w:t xml:space="preserve"> multi </w:t>
+      </w:r>
+      <w:r>
+        <w:rPr>
+          <w:rFonts w:hint="eastAsia"/>
+        </w:rPr>
+        <w:t xml:space="preserve">的</w:t>
+      </w:r>
+      <w:r>
+        <w:t xml:space="preserve"> 66 </w:t>
+      </w:r>
+      <w:r>
+        <w:rPr>
+          <w:rFonts w:hint="eastAsia"/>
+        </w:rPr>
+        <w:t xml:space="preserve">条降至</w:t>
+      </w:r>
+      <w:r>
+        <w:t xml:space="preserve"> 46 </w:t>
+      </w:r>
+      <w:r>
+        <w:rPr>
+          <w:rFonts w:hint="eastAsia"/>
+        </w:rPr>
+        <w:t xml:space="preserve">条。</w:t>
       </w:r>
     </w:p>
     <w:p>
@@ -16631,9 +18447,9 @@
         </w:pict>
       </w:r>
     </w:p>
-    <w:bookmarkEnd w:id="40"/>
     <w:bookmarkEnd w:id="41"/>
-    <w:bookmarkStart w:id="42" w:name="局限与伦理"/>
+    <w:bookmarkEnd w:id="42"/>
+    <w:bookmarkStart w:id="43" w:name="局限与伦理"/>
     <w:p>
       <w:pPr>
         <w:pStyle w:val="Heading2"/>
@@ -16681,7 +18497,7 @@
           <w:b/>
           <w:bCs/>
         </w:rPr>
-        <w:t xml:space="preserve">部分实测仍未完成。</w:t>
+        <w:t xml:space="preserve">部分实测仍未闭合。</w:t>
       </w:r>
       <w:r>
         <w:t xml:space="preserve"> </w:t>
@@ -16753,7 +18569,7 @@
         <w:rPr>
           <w:rFonts w:hint="eastAsia"/>
         </w:rPr>
-        <w:t xml:space="preserve">A2/A3/A4/A5/A6/A7/A9；但</w:t>
+        <w:t xml:space="preserve">A2/A3/A4/A5/A6/A7/A8/A9；但</w:t>
       </w:r>
       <w:r>
         <w:t xml:space="preserve"> A6 </w:t>
@@ -16771,34 +18587,25 @@
         <w:rPr>
           <w:rFonts w:hint="eastAsia"/>
         </w:rPr>
-        <w:t xml:space="preserve">标注人复核”模式（151</w:t>
-      </w:r>
-      <w:r>
-        <w:t xml:space="preserve"> </w:t>
-      </w:r>
-      <w:r>
-        <w:rPr>
-          <w:rFonts w:hint="eastAsia"/>
-        </w:rPr>
-        <w:t xml:space="preserve">项底稿随数据发布，复核须在投稿前闭合）、A8</w:t>
-      </w:r>
-      <w:r>
-        <w:t xml:space="preserve"> </w:t>
-      </w:r>
-      <w:r>
-        <w:rPr>
-          <w:rFonts w:hint="eastAsia"/>
-        </w:rPr>
-        <w:t xml:space="preserve">成本延迟数据、A10</w:t>
-      </w:r>
-      <w:r>
-        <w:t xml:space="preserve"> </w:t>
-      </w:r>
-      <w:r>
-        <w:rPr>
-          <w:rFonts w:hint="eastAsia"/>
-        </w:rPr>
-        <w:t xml:space="preserve">人类基线仍未完成；且</w:t>
+        <w:t xml:space="preserve">标注人复核”模式（71</w:t>
+      </w:r>
+      <w:r>
+        <w:t xml:space="preserve"> </w:t>
+      </w:r>
+      <w:r>
+        <w:rPr>
+          <w:rFonts w:hint="eastAsia"/>
+        </w:rPr>
+        <w:t xml:space="preserve">项分歧底稿随数据发布，复核须在投稿前闭合）、A10</w:t>
+      </w:r>
+      <w:r>
+        <w:t xml:space="preserve"> </w:t>
+      </w:r>
+      <w:r>
+        <w:rPr>
+          <w:rFonts w:hint="eastAsia"/>
+        </w:rPr>
+        <w:t xml:space="preserve">人类基线为可选未完成项；且</w:t>
       </w:r>
       <w:r>
         <w:t xml:space="preserve"> glm-4-plus </w:t>
@@ -16959,28 +18766,64 @@
           <w:b/>
           <w:bCs/>
         </w:rPr>
-        <w:t xml:space="preserve">未采集</w:t>
-      </w:r>
-      <w:r>
-        <w:rPr>
-          <w:b/>
-          <w:bCs/>
-        </w:rPr>
-        <w:t xml:space="preserve"> </w:t>
-      </w:r>
-      <w:r>
-        <w:rPr>
-          <w:rFonts w:hint="eastAsia"/>
-          <w:b/>
-          <w:bCs/>
-        </w:rPr>
-        <w:t xml:space="preserve">token/耗时成本数据</w:t>
-      </w:r>
-      <w:r>
-        <w:rPr>
-          <w:rFonts w:hint="eastAsia"/>
-        </w:rPr>
-        <w:t xml:space="preserve">（A8）。</w:t>
+        <w:t xml:space="preserve">成本统计口径待统一。</w:t>
+      </w:r>
+      <w:r>
+        <w:t xml:space="preserve"> </w:t>
+      </w:r>
+      <w:r>
+        <w:t xml:space="preserve">A8 </w:t>
+      </w:r>
+      <w:r>
+        <w:rPr>
+          <w:rFonts w:hint="eastAsia"/>
+        </w:rPr>
+        <w:t xml:space="preserve">已实测</w:t>
+      </w:r>
+      <w:r>
+        <w:t xml:space="preserve"> API </w:t>
+      </w:r>
+      <w:r>
+        <w:rPr>
+          <w:rFonts w:hint="eastAsia"/>
+        </w:rPr>
+        <w:t xml:space="preserve">调用数、token</w:t>
+      </w:r>
+      <w:r>
+        <w:t xml:space="preserve"> </w:t>
+      </w:r>
+      <w:r>
+        <w:rPr>
+          <w:rFonts w:hint="eastAsia"/>
+        </w:rPr>
+        <w:t xml:space="preserve">与耗时（§6.8），但</w:t>
+      </w:r>
+      <w:r>
+        <w:t xml:space="preserve"> single@glm-4-flash </w:t>
+      </w:r>
+      <w:r>
+        <w:rPr>
+          <w:rFonts w:hint="eastAsia"/>
+        </w:rPr>
+        <w:t xml:space="preserve">主运行期的</w:t>
+      </w:r>
+      <w:r>
+        <w:t xml:space="preserve"> token </w:t>
+      </w:r>
+      <w:r>
+        <w:rPr>
+          <w:rFonts w:hint="eastAsia"/>
+        </w:rPr>
+        <w:t xml:space="preserve">统计功能尚未上线，该配置的生成成本用同提示词独立复跑实测近似；费用未按厂商价目表折算（各</w:t>
+      </w:r>
+      <w:r>
+        <w:t xml:space="preserve"> API </w:t>
+      </w:r>
+      <w:r>
+        <w:rPr>
+          <w:rFonts w:hint="eastAsia"/>
+        </w:rPr>
+        <w:t xml:space="preserve">定价不同），正式版补录。</w:t>
       </w:r>
     </w:p>
     <w:p>
@@ -17078,8 +18921,8 @@
         </w:pict>
       </w:r>
     </w:p>
-    <w:bookmarkEnd w:id="42"/>
-    <w:bookmarkStart w:id="43" w:name="结论"/>
+    <w:bookmarkEnd w:id="43"/>
+    <w:bookmarkStart w:id="44" w:name="结论"/>
     <w:p>
       <w:pPr>
         <w:pStyle w:val="Heading2"/>
@@ -17246,25 +19089,25 @@
         <w:rPr>
           <w:rFonts w:hint="eastAsia"/>
         </w:rPr>
-        <w:t xml:space="preserve">+4.48pp、p=5.5×10⁻⁵）；审核官是增益的关键来源（消融回落</w:t>
-      </w:r>
-      <w:r>
-        <w:t xml:space="preserve"> </w:t>
-      </w:r>
-      <w:r>
-        <w:rPr>
-          <w:rFonts w:hint="eastAsia"/>
-        </w:rPr>
-        <w:t xml:space="preserve">4.75pp）；约束校验组件再带来</w:t>
-      </w:r>
-      <w:r>
-        <w:t xml:space="preserve"> 5.39pp </w:t>
-      </w:r>
-      <w:r>
-        <w:rPr>
-          <w:rFonts w:hint="eastAsia"/>
-        </w:rPr>
-        <w:t xml:space="preserve">增益（p=9.3×10⁻⁸），并把资源超配、陷阱、运力缺口类错误压至近零；LLM</w:t>
+        <w:t xml:space="preserve">+7.05pp、p=3.0×10⁻⁹）；审核官是增益的关键来源（消融回落</w:t>
+      </w:r>
+      <w:r>
+        <w:t xml:space="preserve"> </w:t>
+      </w:r>
+      <w:r>
+        <w:rPr>
+          <w:rFonts w:hint="eastAsia"/>
+        </w:rPr>
+        <w:t xml:space="preserve">7.32pp、p=6.5×10⁻⁷）；约束校验组件再带来</w:t>
+      </w:r>
+      <w:r>
+        <w:t xml:space="preserve"> 2.81pp </w:t>
+      </w:r>
+      <w:r>
+        <w:rPr>
+          <w:rFonts w:hint="eastAsia"/>
+        </w:rPr>
+        <w:t xml:space="preserve">增益（p=2.7×10⁻³），并把资源超配、陷阱、运力缺口类错误压至近零；LLM</w:t>
       </w:r>
       <w:r>
         <w:t xml:space="preserve"> </w:t>
@@ -17303,7 +19146,7 @@
         <w:t xml:space="preserve">高</w:t>
       </w:r>
       <w:r>
-        <w:t xml:space="preserve"> 11.68pp、36 </w:t>
+        <w:t xml:space="preserve"> 9.11pp、36 </w:t>
       </w:r>
       <w:r>
         <w:rPr>
@@ -17318,25 +19161,88 @@
         <w:rPr>
           <w:rFonts w:hint="eastAsia"/>
         </w:rPr>
-        <w:t xml:space="preserve">个满分），提示基准需向更难场景与”硬要点子集”演进。下一步按实验路线（§6.1）推进：A6</w:t>
-      </w:r>
-      <w:r>
-        <w:t xml:space="preserve"> </w:t>
-      </w:r>
-      <w:r>
-        <w:rPr>
-          <w:rFonts w:hint="eastAsia"/>
-        </w:rPr>
-        <w:t xml:space="preserve">人工裁定、A8</w:t>
-      </w:r>
-      <w:r>
-        <w:t xml:space="preserve"> </w:t>
-      </w:r>
-      <w:r>
-        <w:rPr>
-          <w:rFonts w:hint="eastAsia"/>
-        </w:rPr>
-        <w:t xml:space="preserve">成本延迟、A10</w:t>
+        <w:t xml:space="preserve">个满分），提示基准需向更难场景与”硬要点子集”演进。A6</w:t>
+      </w:r>
+      <w:r>
+        <w:t xml:space="preserve"> </w:t>
+      </w:r>
+      <w:r>
+        <w:rPr>
+          <w:rFonts w:hint="eastAsia"/>
+        </w:rPr>
+        <w:t xml:space="preserve">人工裁定（8</w:t>
+      </w:r>
+      <w:r>
+        <w:t xml:space="preserve"> </w:t>
+      </w:r>
+      <w:r>
+        <w:rPr>
+          <w:rFonts w:hint="eastAsia"/>
+        </w:rPr>
+        <w:t xml:space="preserve">场景</w:t>
+      </w:r>
+      <w:r>
+        <w:t xml:space="preserve"> 71 </w:t>
+      </w:r>
+      <w:r>
+        <w:rPr>
+          <w:rFonts w:hint="eastAsia"/>
+        </w:rPr>
+        <w:t xml:space="preserve">项真实分歧，vs</w:t>
+      </w:r>
+      <w:r>
+        <w:t xml:space="preserve"> flash </w:t>
+      </w:r>
+      <w:r>
+        <w:rPr>
+          <w:rFonts w:hint="eastAsia"/>
+        </w:rPr>
+        <w:t xml:space="preserve">一致</w:t>
+      </w:r>
+      <w:r>
+        <w:t xml:space="preserve"> </w:t>
+      </w:r>
+      <w:r>
+        <w:rPr>
+          <w:rFonts w:hint="eastAsia"/>
+        </w:rPr>
+        <w:t xml:space="preserve">88.7%）与</w:t>
+      </w:r>
+      <w:r>
+        <w:t xml:space="preserve"> A8 </w:t>
+      </w:r>
+      <w:r>
+        <w:rPr>
+          <w:rFonts w:hint="eastAsia"/>
+        </w:rPr>
+        <w:t xml:space="preserve">成本延迟统计（multi</w:t>
+      </w:r>
+      <w:r>
+        <w:t xml:space="preserve"> </w:t>
+      </w:r>
+      <w:r>
+        <w:rPr>
+          <w:rFonts w:hint="eastAsia"/>
+        </w:rPr>
+        <w:t xml:space="preserve">约</w:t>
+      </w:r>
+      <w:r>
+        <w:t xml:space="preserve"> 1.86 </w:t>
+      </w:r>
+      <w:r>
+        <w:rPr>
+          <w:rFonts w:hint="eastAsia"/>
+        </w:rPr>
+        <w:t xml:space="preserve">倍</w:t>
+      </w:r>
+      <w:r>
+        <w:t xml:space="preserve"> </w:t>
+      </w:r>
+      <w:r>
+        <w:rPr>
+          <w:rFonts w:hint="eastAsia"/>
+        </w:rPr>
+        <w:t xml:space="preserve">token）已完成。下一步按实验路线（§6.1）推进：A10</w:t>
       </w:r>
       <w:r>
         <w:t xml:space="preserve"> </w:t>
@@ -17373,8 +19279,8 @@
         </w:pict>
       </w:r>
     </w:p>
-    <w:bookmarkEnd w:id="43"/>
-    <w:bookmarkStart w:id="44" w:name="参考文献依据领域综述整理正式投稿前逐条补全卷期页码"/>
+    <w:bookmarkEnd w:id="44"/>
+    <w:bookmarkStart w:id="45" w:name="参考文献依据领域综述整理正式投稿前逐条补全卷期页码"/>
     <w:p>
       <w:pPr>
         <w:pStyle w:val="Heading2"/>
@@ -18072,8 +19978,8 @@
         </w:pict>
       </w:r>
     </w:p>
-    <w:bookmarkEnd w:id="44"/>
-    <w:bookmarkStart w:id="45" w:name="附记编务说明不随投稿正文提交投稿清样时整段删除"/>
+    <w:bookmarkEnd w:id="45"/>
+    <w:bookmarkStart w:id="46" w:name="附记编务说明不随投稿正文提交投稿清样时整段删除"/>
     <w:p>
       <w:pPr>
         <w:pStyle w:val="Heading2"/>
@@ -18227,8 +20133,8 @@
         <w:t xml:space="preserve">§五），未编造。</w:t>
       </w:r>
     </w:p>
-    <w:bookmarkEnd w:id="45"/>
     <w:bookmarkEnd w:id="46"/>
+    <w:bookmarkEnd w:id="47"/>
     <w:sectPr>
       <w:footnotePr>
         <w:numRestart w:val="eachSect"/>

--- a/research/paper-draft.docx
+++ b/research/paper-draft.docx
@@ -28,7 +28,7 @@
         </w:p>
       </w:sdtContent>
     </w:sdt>
-    <w:bookmarkStart w:id="47" w:name="面向灾害态势推理与辅助决策的多智能体评测crisisbench-基准与约束校验"/>
+    <w:bookmarkStart w:id="62" w:name="面向灾害态势推理与辅助决策的多智能体评测crisisbench-基准与约束校验"/>
     <w:p>
       <w:pPr>
         <w:pStyle w:val="Heading1"/>
@@ -7169,7 +7169,7 @@
     </w:p>
     <w:bookmarkEnd w:id="26"/>
     <w:bookmarkEnd w:id="27"/>
-    <w:bookmarkStart w:id="39" w:name="实验"/>
+    <w:bookmarkStart w:id="51" w:name="实验"/>
     <w:p>
       <w:pPr>
         <w:pStyle w:val="Heading2"/>
@@ -8108,7 +8108,7 @@
               <w:rPr>
                 <w:rFonts w:hint="eastAsia"/>
               </w:rPr>
-              <w:t xml:space="preserve">计划中</w:t>
+              <w:t xml:space="preserve">未做（可选项，本文不报告）</w:t>
             </w:r>
           </w:p>
         </w:tc>
@@ -8763,7 +8763,7 @@
       </w:r>
     </w:p>
     <w:bookmarkEnd w:id="29"/>
-    <w:bookmarkStart w:id="31" w:name="rq1多智能体是否优于单智能体v0.3-试点-v0.4-全量"/>
+    <w:bookmarkStart w:id="37" w:name="rq1多智能体是否优于单智能体v0.3-试点-v0.4-全量"/>
     <w:p>
       <w:pPr>
         <w:pStyle w:val="Heading3"/>
@@ -9877,7 +9877,7 @@
         <w:t xml:space="preserve">全量复核见下文。</w:t>
       </w:r>
     </w:p>
-    <w:bookmarkStart w:id="30" w:name="v0.4-全量36-场景glm-4-flash三裁判多数票口径"/>
+    <w:bookmarkStart w:id="36" w:name="v0.4-全量36-场景glm-4-flash三裁判多数票口径"/>
     <w:p>
       <w:pPr>
         <w:pStyle w:val="Heading4"/>
@@ -10527,9 +10527,176 @@
         <w:t xml:space="preserve">）。</w:t>
       </w:r>
     </w:p>
-    <w:bookmarkEnd w:id="30"/>
-    <w:bookmarkEnd w:id="31"/>
-    <w:bookmarkStart w:id="32" w:name="rq2增益来自哪个角色审核官消融v0.4-全量glm-4-flash多数票口径"/>
+    <w:p>
+      <w:pPr>
+        <w:pStyle w:val="CaptionedFigure"/>
+      </w:pPr>
+      <w:r>
+        <w:drawing>
+          <wp:inline>
+            <wp:extent cx="4778773" cy="4778773"/>
+            <wp:effectExtent b="0" l="0" r="0" t="0"/>
+            <wp:docPr descr="图 1　三层得分雷达图（single / multi / multi+verify @glm-4-flash）" title="" id="31" name="Picture"/>
+            <a:graphic>
+              <a:graphicData uri="http://schemas.openxmlformats.org/drawingml/2006/picture">
+                <pic:pic>
+                  <pic:nvPicPr>
+                    <pic:cNvPr descr="crisis-bench/figures/fig1_radar.png" id="32" name="Picture"/>
+                    <pic:cNvPicPr>
+                      <a:picLocks noChangeArrowheads="1" noChangeAspect="1"/>
+                    </pic:cNvPicPr>
+                  </pic:nvPicPr>
+                  <pic:blipFill>
+                    <a:blip r:embed="rId30"/>
+                    <a:stretch>
+                      <a:fillRect/>
+                    </a:stretch>
+                  </pic:blipFill>
+                  <pic:spPr bwMode="auto">
+                    <a:xfrm>
+                      <a:off x="0" y="0"/>
+                      <a:ext cx="4778773" cy="4778773"/>
+                    </a:xfrm>
+                    <a:prstGeom prst="rect">
+                      <a:avLst/>
+                    </a:prstGeom>
+                    <a:noFill/>
+                    <a:ln w="9525">
+                      <a:noFill/>
+                      <a:headEnd/>
+                      <a:tailEnd/>
+                    </a:ln>
+                  </pic:spPr>
+                </pic:pic>
+              </a:graphicData>
+            </a:graphic>
+          </wp:inline>
+        </w:drawing>
+      </w:r>
+    </w:p>
+    <w:p>
+      <w:pPr>
+        <w:pStyle w:val="ImageCaption"/>
+      </w:pPr>
+      <w:r>
+        <w:rPr>
+          <w:rFonts w:hint="eastAsia"/>
+        </w:rPr>
+        <w:t xml:space="preserve">图</w:t>
+      </w:r>
+      <w:r>
+        <w:t xml:space="preserve"> 1　</w:t>
+      </w:r>
+      <w:r>
+        <w:rPr>
+          <w:rFonts w:hint="eastAsia"/>
+        </w:rPr>
+        <w:t xml:space="preserve">三层得分雷达图（single</w:t>
+      </w:r>
+      <w:r>
+        <w:t xml:space="preserve"> / multi / multi+verify</w:t>
+      </w:r>
+      <w:r>
+        <w:t xml:space="preserve"> </w:t>
+      </w:r>
+      <w:r>
+        <w:t xml:space="preserve">@glm-4-flash</w:t>
+      </w:r>
+      <w:r>
+        <w:rPr>
+          <w:rFonts w:hint="eastAsia"/>
+        </w:rPr>
+        <w:t xml:space="preserve">）</w:t>
+      </w:r>
+    </w:p>
+    <w:p>
+      <w:pPr>
+        <w:pStyle w:val="CaptionedFigure"/>
+      </w:pPr>
+      <w:r>
+        <w:drawing>
+          <wp:inline>
+            <wp:extent cx="5334000" cy="8000999"/>
+            <wp:effectExtent b="0" l="0" r="0" t="0"/>
+            <wp:docPr descr="图 2　36 场景 × 配置 综合得分热图" title="" id="34" name="Picture"/>
+            <a:graphic>
+              <a:graphicData uri="http://schemas.openxmlformats.org/drawingml/2006/picture">
+                <pic:pic>
+                  <pic:nvPicPr>
+                    <pic:cNvPr descr="crisis-bench/figures/fig2_heatmap.png" id="35" name="Picture"/>
+                    <pic:cNvPicPr>
+                      <a:picLocks noChangeArrowheads="1" noChangeAspect="1"/>
+                    </pic:cNvPicPr>
+                  </pic:nvPicPr>
+                  <pic:blipFill>
+                    <a:blip r:embed="rId33"/>
+                    <a:stretch>
+                      <a:fillRect/>
+                    </a:stretch>
+                  </pic:blipFill>
+                  <pic:spPr bwMode="auto">
+                    <a:xfrm>
+                      <a:off x="0" y="0"/>
+                      <a:ext cx="5334000" cy="8000999"/>
+                    </a:xfrm>
+                    <a:prstGeom prst="rect">
+                      <a:avLst/>
+                    </a:prstGeom>
+                    <a:noFill/>
+                    <a:ln w="9525">
+                      <a:noFill/>
+                      <a:headEnd/>
+                      <a:tailEnd/>
+                    </a:ln>
+                  </pic:spPr>
+                </pic:pic>
+              </a:graphicData>
+            </a:graphic>
+          </wp:inline>
+        </w:drawing>
+      </w:r>
+    </w:p>
+    <w:p>
+      <w:pPr>
+        <w:pStyle w:val="ImageCaption"/>
+      </w:pPr>
+      <w:r>
+        <w:rPr>
+          <w:rFonts w:hint="eastAsia"/>
+        </w:rPr>
+        <w:t xml:space="preserve">图</w:t>
+      </w:r>
+      <w:r>
+        <w:t xml:space="preserve"> 2　36 </w:t>
+      </w:r>
+      <w:r>
+        <w:rPr>
+          <w:rFonts w:hint="eastAsia"/>
+        </w:rPr>
+        <w:t xml:space="preserve">场景</w:t>
+      </w:r>
+      <w:r>
+        <w:t xml:space="preserve"> × </w:t>
+      </w:r>
+      <w:r>
+        <w:rPr>
+          <w:rFonts w:hint="eastAsia"/>
+        </w:rPr>
+        <w:t xml:space="preserve">配置</w:t>
+      </w:r>
+      <w:r>
+        <w:t xml:space="preserve"> </w:t>
+      </w:r>
+      <w:r>
+        <w:rPr>
+          <w:rFonts w:hint="eastAsia"/>
+        </w:rPr>
+        <w:t xml:space="preserve">综合得分热图</w:t>
+      </w:r>
+    </w:p>
+    <w:bookmarkEnd w:id="36"/>
+    <w:bookmarkEnd w:id="37"/>
+    <w:bookmarkStart w:id="38" w:name="rq2增益来自哪个角色审核官消融v0.4-全量glm-4-flash多数票口径"/>
     <w:p>
       <w:pPr>
         <w:pStyle w:val="Heading3"/>
@@ -10986,8 +11153,8 @@
         <w:t xml:space="preserve">10），审核官的价值主要体现在收口时的补全与事实核对，而非仅资源类陷阱纠正。</w:t>
       </w:r>
     </w:p>
-    <w:bookmarkEnd w:id="32"/>
-    <w:bookmarkStart w:id="35" w:name="rq3llm-裁判可靠吗v0.3-试点-v0.4-全量"/>
+    <w:bookmarkEnd w:id="38"/>
+    <w:bookmarkStart w:id="44" w:name="rq3llm-裁判可靠吗v0.3-试点-v0.4-全量"/>
     <w:p>
       <w:pPr>
         <w:pStyle w:val="Heading3"/>
@@ -11535,7 +11702,7 @@
         <w:t xml:space="preserve">节约束校验组件的直接动机。</w:t>
       </w:r>
     </w:p>
-    <w:bookmarkStart w:id="33" w:name="v0.4-全量6-配置裁判一致性-a7-自一致"/>
+    <w:bookmarkStart w:id="42" w:name="v0.4-全量6-配置裁判一致性-a7-自一致"/>
     <w:p>
       <w:pPr>
         <w:pStyle w:val="Heading4"/>
@@ -11832,6 +11999,357 @@
         <w:pStyle w:val="BodyText"/>
       </w:pPr>
       <w:r>
+        <w:rPr>
+          <w:rFonts w:hint="eastAsia"/>
+        </w:rPr>
+        <w:t xml:space="preserve">各配置的逐要点混淆矩阵见图</w:t>
+      </w:r>
+      <w:r>
+        <w:t xml:space="preserve"> </w:t>
+      </w:r>
+      <w:r>
+        <w:rPr>
+          <w:rFonts w:hint="eastAsia"/>
+        </w:rPr>
+        <w:t xml:space="preserve">3（</w:t>
+      </w:r>
+      <w:r>
+        <w:rPr>
+          <w:rStyle w:val="VerbatimChar"/>
+        </w:rPr>
+        <w:t xml:space="preserve">crisis-bench/figures/fig3_kappa_matrix.png</w:t>
+      </w:r>
+      <w:r>
+        <w:rPr>
+          <w:rFonts w:hint="eastAsia"/>
+        </w:rPr>
+        <w:t xml:space="preserve">，六配置各</w:t>
+      </w:r>
+      <w:r>
+        <w:t xml:space="preserve"> 709 </w:t>
+      </w:r>
+      <w:r>
+        <w:rPr>
+          <w:rFonts w:hint="eastAsia"/>
+        </w:rPr>
+        <w:t xml:space="preserve">要点两两配对）。以</w:t>
+      </w:r>
+      <w:r>
+        <w:t xml:space="preserve"> multi@glm-4-flash </w:t>
+      </w:r>
+      <w:r>
+        <w:rPr>
+          <w:rFonts w:hint="eastAsia"/>
+        </w:rPr>
+        <w:t xml:space="preserve">为例：两裁判同为</w:t>
+      </w:r>
+      <w:r>
+        <w:t xml:space="preserve"> 1 </w:t>
+      </w:r>
+      <w:r>
+        <w:rPr>
+          <w:rFonts w:hint="eastAsia"/>
+        </w:rPr>
+        <w:t xml:space="preserve">的</w:t>
+      </w:r>
+      <w:r>
+        <w:t xml:space="preserve"> 431 </w:t>
+      </w:r>
+      <w:r>
+        <w:rPr>
+          <w:rFonts w:hint="eastAsia"/>
+        </w:rPr>
+        <w:t xml:space="preserve">条、flash</w:t>
+      </w:r>
+      <w:r>
+        <w:t xml:space="preserve"> </w:t>
+      </w:r>
+      <w:r>
+        <w:rPr>
+          <w:rFonts w:hint="eastAsia"/>
+        </w:rPr>
+        <w:t xml:space="preserve">判</w:t>
+      </w:r>
+      <w:r>
+        <w:t xml:space="preserve"> 1 </w:t>
+      </w:r>
+      <w:r>
+        <w:rPr>
+          <w:rFonts w:hint="eastAsia"/>
+        </w:rPr>
+        <w:t xml:space="preserve">而</w:t>
+      </w:r>
+      <w:r>
+        <w:t xml:space="preserve"> plus </w:t>
+      </w:r>
+      <w:r>
+        <w:rPr>
+          <w:rFonts w:hint="eastAsia"/>
+        </w:rPr>
+        <w:t xml:space="preserve">判</w:t>
+      </w:r>
+      <w:r>
+        <w:t xml:space="preserve"> 0 </w:t>
+      </w:r>
+      <w:r>
+        <w:rPr>
+          <w:rFonts w:hint="eastAsia"/>
+        </w:rPr>
+        <w:t xml:space="preserve">的</w:t>
+      </w:r>
+      <w:r>
+        <w:t xml:space="preserve"> 256 </w:t>
+      </w:r>
+      <w:r>
+        <w:rPr>
+          <w:rFonts w:hint="eastAsia"/>
+        </w:rPr>
+        <w:t xml:space="preserve">条、flash</w:t>
+      </w:r>
+      <w:r>
+        <w:t xml:space="preserve"> </w:t>
+      </w:r>
+      <w:r>
+        <w:rPr>
+          <w:rFonts w:hint="eastAsia"/>
+        </w:rPr>
+        <w:t xml:space="preserve">判</w:t>
+      </w:r>
+      <w:r>
+        <w:t xml:space="preserve"> 0 </w:t>
+      </w:r>
+      <w:r>
+        <w:rPr>
+          <w:rFonts w:hint="eastAsia"/>
+        </w:rPr>
+        <w:t xml:space="preserve">而</w:t>
+      </w:r>
+      <w:r>
+        <w:t xml:space="preserve"> plus </w:t>
+      </w:r>
+      <w:r>
+        <w:rPr>
+          <w:rFonts w:hint="eastAsia"/>
+        </w:rPr>
+        <w:t xml:space="preserve">判</w:t>
+      </w:r>
+      <w:r>
+        <w:t xml:space="preserve"> 1 </w:t>
+      </w:r>
+      <w:r>
+        <w:rPr>
+          <w:rFonts w:hint="eastAsia"/>
+        </w:rPr>
+        <w:t xml:space="preserve">的仅</w:t>
+      </w:r>
+      <w:r>
+        <w:t xml:space="preserve"> 2 </w:t>
+      </w:r>
+      <w:r>
+        <w:rPr>
+          <w:rFonts w:hint="eastAsia"/>
+        </w:rPr>
+        <w:t xml:space="preserve">条、同为</w:t>
+      </w:r>
+      <w:r>
+        <w:t xml:space="preserve"> 0 </w:t>
+      </w:r>
+      <w:r>
+        <w:rPr>
+          <w:rFonts w:hint="eastAsia"/>
+        </w:rPr>
+        <w:t xml:space="preserve">的</w:t>
+      </w:r>
+      <w:r>
+        <w:t xml:space="preserve"> 20 </w:t>
+      </w:r>
+      <w:r>
+        <w:rPr>
+          <w:rFonts w:hint="eastAsia"/>
+        </w:rPr>
+        <w:t xml:space="preserve">条——两裁判的”共识”几乎只存在于”都判</w:t>
+      </w:r>
+      <w:r>
+        <w:t xml:space="preserve"> </w:t>
+      </w:r>
+      <w:r>
+        <w:rPr>
+          <w:rFonts w:hint="eastAsia"/>
+        </w:rPr>
+        <w:t xml:space="preserve">1”一侧，plus</w:t>
+      </w:r>
+      <w:r>
+        <w:t xml:space="preserve"> </w:t>
+      </w:r>
+      <w:r>
+        <w:rPr>
+          <w:rFonts w:hint="eastAsia"/>
+        </w:rPr>
+        <w:t xml:space="preserve">的单方面判</w:t>
+      </w:r>
+      <w:r>
+        <w:t xml:space="preserve"> </w:t>
+      </w:r>
+      <w:r>
+        <w:rPr>
+          <w:rFonts w:hint="eastAsia"/>
+        </w:rPr>
+        <w:t xml:space="preserve">0（256</w:t>
+      </w:r>
+      <w:r>
+        <w:t xml:space="preserve"> </w:t>
+      </w:r>
+      <w:r>
+        <w:rPr>
+          <w:rFonts w:hint="eastAsia"/>
+        </w:rPr>
+        <w:t xml:space="preserve">条）与真正的”交叉印证”（2</w:t>
+      </w:r>
+      <w:r>
+        <w:t xml:space="preserve"> </w:t>
+      </w:r>
+      <w:r>
+        <w:rPr>
+          <w:rFonts w:hint="eastAsia"/>
+        </w:rPr>
+        <w:t xml:space="preserve">条）之比约</w:t>
+      </w:r>
+      <w:r>
+        <w:t xml:space="preserve"> </w:t>
+      </w:r>
+      <w:r>
+        <w:rPr>
+          <w:rFonts w:hint="eastAsia"/>
+        </w:rPr>
+        <w:t xml:space="preserve">128:1。这说明二者并非可互相替代的独立证据，而是”一个宽松裁判</w:t>
+      </w:r>
+      <w:r>
+        <w:t xml:space="preserve"> + </w:t>
+      </w:r>
+      <w:r>
+        <w:rPr>
+          <w:rFonts w:hint="eastAsia"/>
+        </w:rPr>
+        <w:t xml:space="preserve">一个保守裁判”两个系统性偏差；矩阵中近乎空白的”两裁判都判</w:t>
+      </w:r>
+      <w:r>
+        <w:t xml:space="preserve"> </w:t>
+      </w:r>
+      <w:r>
+        <w:rPr>
+          <w:rFonts w:hint="eastAsia"/>
+        </w:rPr>
+        <w:t xml:space="preserve">0”格（20</w:t>
+      </w:r>
+      <w:r>
+        <w:t xml:space="preserve"> </w:t>
+      </w:r>
+      <w:r>
+        <w:rPr>
+          <w:rFonts w:hint="eastAsia"/>
+        </w:rPr>
+        <w:t xml:space="preserve">条）也解释了为何基准上的数值推算型要点在多数票口径下几乎全被</w:t>
+      </w:r>
+      <w:r>
+        <w:t xml:space="preserve"> flash </w:t>
+      </w:r>
+      <w:r>
+        <w:rPr>
+          <w:rFonts w:hint="eastAsia"/>
+        </w:rPr>
+        <w:t xml:space="preserve">一侧抬过。</w:t>
+      </w:r>
+    </w:p>
+    <w:p>
+      <w:pPr>
+        <w:pStyle w:val="CaptionedFigure"/>
+      </w:pPr>
+      <w:r>
+        <w:drawing>
+          <wp:inline>
+            <wp:extent cx="5334000" cy="3333750"/>
+            <wp:effectExtent b="0" l="0" r="0" t="0"/>
+            <wp:docPr descr="图 3　裁判一致性：六配置 flash vs plus 逐要点判分混淆矩阵（叠加 Cohen’s kappa）" title="" id="40" name="Picture"/>
+            <a:graphic>
+              <a:graphicData uri="http://schemas.openxmlformats.org/drawingml/2006/picture">
+                <pic:pic>
+                  <pic:nvPicPr>
+                    <pic:cNvPr descr="crisis-bench/figures/fig3_kappa_matrix.png" id="41" name="Picture"/>
+                    <pic:cNvPicPr>
+                      <a:picLocks noChangeArrowheads="1" noChangeAspect="1"/>
+                    </pic:cNvPicPr>
+                  </pic:nvPicPr>
+                  <pic:blipFill>
+                    <a:blip r:embed="rId39"/>
+                    <a:stretch>
+                      <a:fillRect/>
+                    </a:stretch>
+                  </pic:blipFill>
+                  <pic:spPr bwMode="auto">
+                    <a:xfrm>
+                      <a:off x="0" y="0"/>
+                      <a:ext cx="5334000" cy="3333750"/>
+                    </a:xfrm>
+                    <a:prstGeom prst="rect">
+                      <a:avLst/>
+                    </a:prstGeom>
+                    <a:noFill/>
+                    <a:ln w="9525">
+                      <a:noFill/>
+                      <a:headEnd/>
+                      <a:tailEnd/>
+                    </a:ln>
+                  </pic:spPr>
+                </pic:pic>
+              </a:graphicData>
+            </a:graphic>
+          </wp:inline>
+        </w:drawing>
+      </w:r>
+    </w:p>
+    <w:p>
+      <w:pPr>
+        <w:pStyle w:val="ImageCaption"/>
+      </w:pPr>
+      <w:r>
+        <w:rPr>
+          <w:rFonts w:hint="eastAsia"/>
+        </w:rPr>
+        <w:t xml:space="preserve">图</w:t>
+      </w:r>
+      <w:r>
+        <w:t xml:space="preserve"> 3　</w:t>
+      </w:r>
+      <w:r>
+        <w:rPr>
+          <w:rFonts w:hint="eastAsia"/>
+        </w:rPr>
+        <w:t xml:space="preserve">裁判一致性：六配置</w:t>
+      </w:r>
+      <w:r>
+        <w:t xml:space="preserve"> flash vs plus </w:t>
+      </w:r>
+      <w:r>
+        <w:rPr>
+          <w:rFonts w:hint="eastAsia"/>
+        </w:rPr>
+        <w:t xml:space="preserve">逐要点判分混淆矩阵（叠加</w:t>
+      </w:r>
+      <w:r>
+        <w:t xml:space="preserve"> Cohen’s </w:t>
+      </w:r>
+      <w:r>
+        <w:rPr>
+          <w:rFonts w:hint="eastAsia"/>
+        </w:rPr>
+        <w:t xml:space="preserve">kappa）</w:t>
+      </w:r>
+    </w:p>
+    <w:p>
+      <w:pPr>
+        <w:pStyle w:val="BodyText"/>
+      </w:pPr>
+      <w:r>
         <w:t xml:space="preserve">A7 </w:t>
       </w:r>
       <w:r>
@@ -12039,8 +12557,8 @@
         <w:t xml:space="preserve">多数票汇总，并把最易出错的核对工作交给确定性规则。</w:t>
       </w:r>
     </w:p>
-    <w:bookmarkEnd w:id="33"/>
-    <w:bookmarkStart w:id="34" w:name="a6-标注人终审裁定8-场景-71-项真实三裁判分歧"/>
+    <w:bookmarkEnd w:id="42"/>
+    <w:bookmarkStart w:id="43" w:name="a6-标注人终审裁定8-场景-71-项真实三裁判分歧"/>
     <w:p>
       <w:pPr>
         <w:pStyle w:val="Heading4"/>
@@ -12783,9 +13301,9 @@
         <w:t xml:space="preserve">88.7%）。</w:t>
       </w:r>
     </w:p>
-    <w:bookmarkEnd w:id="34"/>
-    <w:bookmarkEnd w:id="35"/>
-    <w:bookmarkStart w:id="36" w:name="Xf83b03344ed9848645e8dbdfe7defaa964a543f"/>
+    <w:bookmarkEnd w:id="43"/>
+    <w:bookmarkEnd w:id="44"/>
+    <w:bookmarkStart w:id="45" w:name="Xf83b03344ed9848645e8dbdfe7defaa964a543f"/>
     <w:p>
       <w:pPr>
         <w:pStyle w:val="Heading3"/>
@@ -13760,8 +14278,8 @@
         <w:t xml:space="preserve">§5.4）。</w:t>
       </w:r>
     </w:p>
-    <w:bookmarkEnd w:id="36"/>
-    <w:bookmarkStart w:id="37" w:name="a2双模型对照glm-4-plus接近天花板"/>
+    <w:bookmarkEnd w:id="45"/>
+    <w:bookmarkStart w:id="46" w:name="a2双模型对照glm-4-plus接近天花板"/>
     <w:p>
       <w:pPr>
         <w:pStyle w:val="Heading3"/>
@@ -14554,8 +15072,8 @@
         <w:t xml:space="preserve">陷阱）作为更有区分度的指标。</w:t>
       </w:r>
     </w:p>
-    <w:bookmarkEnd w:id="37"/>
-    <w:bookmarkStart w:id="38" w:name="a8成本与延迟v0.4-全量实测"/>
+    <w:bookmarkEnd w:id="46"/>
+    <w:bookmarkStart w:id="50" w:name="a8成本与延迟v0.4-全量实测"/>
     <w:p>
       <w:pPr>
         <w:pStyle w:val="Heading3"/>
@@ -15578,15 +16096,100 @@
       </w:r>
     </w:p>
     <w:p>
+      <w:pPr>
+        <w:pStyle w:val="CaptionedFigure"/>
+      </w:pPr>
+      <w:r>
+        <w:drawing>
+          <wp:inline>
+            <wp:extent cx="5334000" cy="3555999"/>
+            <wp:effectExtent b="0" l="0" r="0" t="0"/>
+            <wp:docPr descr="图 5　成本-得分散点（每点 = 1 个场景，横轴为每场景 token、纵轴为综合得分率）" title="" id="48" name="Picture"/>
+            <a:graphic>
+              <a:graphicData uri="http://schemas.openxmlformats.org/drawingml/2006/picture">
+                <pic:pic>
+                  <pic:nvPicPr>
+                    <pic:cNvPr descr="crisis-bench/figures/fig5_cost.png" id="49" name="Picture"/>
+                    <pic:cNvPicPr>
+                      <a:picLocks noChangeArrowheads="1" noChangeAspect="1"/>
+                    </pic:cNvPicPr>
+                  </pic:nvPicPr>
+                  <pic:blipFill>
+                    <a:blip r:embed="rId47"/>
+                    <a:stretch>
+                      <a:fillRect/>
+                    </a:stretch>
+                  </pic:blipFill>
+                  <pic:spPr bwMode="auto">
+                    <a:xfrm>
+                      <a:off x="0" y="0"/>
+                      <a:ext cx="5334000" cy="3555999"/>
+                    </a:xfrm>
+                    <a:prstGeom prst="rect">
+                      <a:avLst/>
+                    </a:prstGeom>
+                    <a:noFill/>
+                    <a:ln w="9525">
+                      <a:noFill/>
+                      <a:headEnd/>
+                      <a:tailEnd/>
+                    </a:ln>
+                  </pic:spPr>
+                </pic:pic>
+              </a:graphicData>
+            </a:graphic>
+          </wp:inline>
+        </w:drawing>
+      </w:r>
+    </w:p>
+    <w:p>
+      <w:pPr>
+        <w:pStyle w:val="ImageCaption"/>
+      </w:pPr>
+      <w:r>
+        <w:rPr>
+          <w:rFonts w:hint="eastAsia"/>
+        </w:rPr>
+        <w:t xml:space="preserve">图</w:t>
+      </w:r>
+      <w:r>
+        <w:t xml:space="preserve"> 5　</w:t>
+      </w:r>
+      <w:r>
+        <w:rPr>
+          <w:rFonts w:hint="eastAsia"/>
+        </w:rPr>
+        <w:t xml:space="preserve">成本-得分散点（每点</w:t>
+      </w:r>
+      <w:r>
+        <w:t xml:space="preserve"> = 1 </w:t>
+      </w:r>
+      <w:r>
+        <w:rPr>
+          <w:rFonts w:hint="eastAsia"/>
+        </w:rPr>
+        <w:t xml:space="preserve">个场景，横轴为每场景</w:t>
+      </w:r>
+      <w:r>
+        <w:t xml:space="preserve"> </w:t>
+      </w:r>
+      <w:r>
+        <w:rPr>
+          <w:rFonts w:hint="eastAsia"/>
+        </w:rPr>
+        <w:t xml:space="preserve">token、纵轴为综合得分率）</w:t>
+      </w:r>
+    </w:p>
+    <w:p>
       <w:r>
         <w:pict>
           <v:rect style="width:0;height:1.5pt" o:hralign="center" o:hrstd="t" o:hr="t"/>
         </w:pict>
       </w:r>
     </w:p>
-    <w:bookmarkEnd w:id="38"/>
-    <w:bookmarkEnd w:id="39"/>
-    <w:bookmarkStart w:id="42" w:name="分析错误类型学"/>
+    <w:bookmarkEnd w:id="50"/>
+    <w:bookmarkEnd w:id="51"/>
+    <w:bookmarkStart w:id="57" w:name="分析错误类型学"/>
     <w:p>
       <w:pPr>
         <w:pStyle w:val="Heading2"/>
@@ -15601,7 +16204,7 @@
         <w:t xml:space="preserve">分析：错误类型学</w:t>
       </w:r>
     </w:p>
-    <w:bookmarkStart w:id="40" w:name="试点样例区分度来自硬要点"/>
+    <w:bookmarkStart w:id="55" w:name="试点样例区分度来自硬要点"/>
     <w:p>
       <w:pPr>
         <w:pStyle w:val="Heading3"/>
@@ -16427,8 +17030,102 @@
         <w:t xml:space="preserve">）。</w:t>
       </w:r>
     </w:p>
-    <w:bookmarkEnd w:id="40"/>
-    <w:bookmarkStart w:id="41" w:name="八类错误类型学a9-定量统计v0.4-全量多数票口径失分要点计数"/>
+    <w:p>
+      <w:pPr>
+        <w:pStyle w:val="CaptionedFigure"/>
+      </w:pPr>
+      <w:r>
+        <w:drawing>
+          <wp:inline>
+            <wp:extent cx="5334000" cy="3200399"/>
+            <wp:effectExtent b="0" l="0" r="0" t="0"/>
+            <wp:docPr descr="图 4　约束校验对照：multi 与 multi+verify 的 Verifier 违规检出数变化" title="" id="53" name="Picture"/>
+            <a:graphic>
+              <a:graphicData uri="http://schemas.openxmlformats.org/drawingml/2006/picture">
+                <pic:pic>
+                  <pic:nvPicPr>
+                    <pic:cNvPr descr="crisis-bench/figures/fig4_hardpoints.png" id="54" name="Picture"/>
+                    <pic:cNvPicPr>
+                      <a:picLocks noChangeArrowheads="1" noChangeAspect="1"/>
+                    </pic:cNvPicPr>
+                  </pic:nvPicPr>
+                  <pic:blipFill>
+                    <a:blip r:embed="rId52"/>
+                    <a:stretch>
+                      <a:fillRect/>
+                    </a:stretch>
+                  </pic:blipFill>
+                  <pic:spPr bwMode="auto">
+                    <a:xfrm>
+                      <a:off x="0" y="0"/>
+                      <a:ext cx="5334000" cy="3200399"/>
+                    </a:xfrm>
+                    <a:prstGeom prst="rect">
+                      <a:avLst/>
+                    </a:prstGeom>
+                    <a:noFill/>
+                    <a:ln w="9525">
+                      <a:noFill/>
+                      <a:headEnd/>
+                      <a:tailEnd/>
+                    </a:ln>
+                  </pic:spPr>
+                </pic:pic>
+              </a:graphicData>
+            </a:graphic>
+          </wp:inline>
+        </w:drawing>
+      </w:r>
+    </w:p>
+    <w:p>
+      <w:pPr>
+        <w:pStyle w:val="ImageCaption"/>
+      </w:pPr>
+      <w:r>
+        <w:rPr>
+          <w:rFonts w:hint="eastAsia"/>
+        </w:rPr>
+        <w:t xml:space="preserve">图</w:t>
+      </w:r>
+      <w:r>
+        <w:t xml:space="preserve"> 4　</w:t>
+      </w:r>
+      <w:r>
+        <w:rPr>
+          <w:rFonts w:hint="eastAsia"/>
+        </w:rPr>
+        <w:t xml:space="preserve">约束校验对照：multi</w:t>
+      </w:r>
+      <w:r>
+        <w:t xml:space="preserve"> </w:t>
+      </w:r>
+      <w:r>
+        <w:rPr>
+          <w:rFonts w:hint="eastAsia"/>
+        </w:rPr>
+        <w:t xml:space="preserve">与</w:t>
+      </w:r>
+      <w:r>
+        <w:t xml:space="preserve"> multi+verify </w:t>
+      </w:r>
+      <w:r>
+        <w:rPr>
+          <w:rFonts w:hint="eastAsia"/>
+        </w:rPr>
+        <w:t xml:space="preserve">的</w:t>
+      </w:r>
+      <w:r>
+        <w:t xml:space="preserve"> Verifier </w:t>
+      </w:r>
+      <w:r>
+        <w:rPr>
+          <w:rFonts w:hint="eastAsia"/>
+        </w:rPr>
+        <w:t xml:space="preserve">违规检出数变化</w:t>
+      </w:r>
+    </w:p>
+    <w:bookmarkEnd w:id="55"/>
+    <w:bookmarkStart w:id="56" w:name="八类错误类型学a9-定量统计v0.4-全量多数票口径失分要点计数"/>
     <w:p>
       <w:pPr>
         <w:pStyle w:val="Heading3"/>
@@ -18447,9 +19144,9 @@
         </w:pict>
       </w:r>
     </w:p>
-    <w:bookmarkEnd w:id="41"/>
-    <w:bookmarkEnd w:id="42"/>
-    <w:bookmarkStart w:id="43" w:name="局限与伦理"/>
+    <w:bookmarkEnd w:id="56"/>
+    <w:bookmarkEnd w:id="57"/>
+    <w:bookmarkStart w:id="58" w:name="局限与伦理"/>
     <w:p>
       <w:pPr>
         <w:pStyle w:val="Heading2"/>
@@ -18921,8 +19618,8 @@
         </w:pict>
       </w:r>
     </w:p>
-    <w:bookmarkEnd w:id="43"/>
-    <w:bookmarkStart w:id="44" w:name="结论"/>
+    <w:bookmarkEnd w:id="58"/>
+    <w:bookmarkStart w:id="59" w:name="结论"/>
     <w:p>
       <w:pPr>
         <w:pStyle w:val="Heading2"/>
@@ -19279,8 +19976,8 @@
         </w:pict>
       </w:r>
     </w:p>
-    <w:bookmarkEnd w:id="44"/>
-    <w:bookmarkStart w:id="45" w:name="参考文献依据领域综述整理正式投稿前逐条补全卷期页码"/>
+    <w:bookmarkEnd w:id="59"/>
+    <w:bookmarkStart w:id="60" w:name="参考文献依据领域综述整理正式投稿前逐条补全卷期页码"/>
     <w:p>
       <w:pPr>
         <w:pStyle w:val="Heading2"/>
@@ -19900,7 +20597,7 @@
           <w:i/>
           <w:iCs/>
         </w:rPr>
-        <w:t xml:space="preserve"> v3 </w:t>
+        <w:t xml:space="preserve"> v3.1 </w:t>
       </w:r>
       <w:r>
         <w:rPr>
@@ -19923,7 +20620,7 @@
           <w:i/>
           <w:iCs/>
         </w:rPr>
-        <w:t xml:space="preserve">终裁底稿的标注人逐条复核、A8</w:t>
+        <w:t xml:space="preserve">终裁底稿的标注人逐条复核、v0.5</w:t>
       </w:r>
       <w:r>
         <w:rPr>
@@ -19938,7 +20635,7 @@
           <w:i/>
           <w:iCs/>
         </w:rPr>
-        <w:t xml:space="preserve">成本延迟、A10</w:t>
+        <w:t xml:space="preserve">难度扩充（以”硬要点子集”提升区分度）、参考文献并入正式条目、ARR</w:t>
       </w:r>
       <w:r>
         <w:rPr>
@@ -19953,22 +20650,7 @@
           <w:i/>
           <w:iCs/>
         </w:rPr>
-        <w:t xml:space="preserve">人类基线、v0.5</w:t>
-      </w:r>
-      <w:r>
-        <w:rPr>
-          <w:i/>
-          <w:iCs/>
-        </w:rPr>
-        <w:t xml:space="preserve"> </w:t>
-      </w:r>
-      <w:r>
-        <w:rPr>
-          <w:rFonts w:hint="eastAsia"/>
-          <w:i/>
-          <w:iCs/>
-        </w:rPr>
-        <w:t xml:space="preserve">难度扩充、参考文献规范化、摘要英文版。</w:t>
+        <w:t xml:space="preserve">双栏排版与英文摘要定稿。</w:t>
       </w:r>
     </w:p>
     <w:p>
@@ -19978,8 +20660,8 @@
         </w:pict>
       </w:r>
     </w:p>
-    <w:bookmarkEnd w:id="45"/>
-    <w:bookmarkStart w:id="46" w:name="附记编务说明不随投稿正文提交投稿清样时整段删除"/>
+    <w:bookmarkEnd w:id="60"/>
+    <w:bookmarkStart w:id="61" w:name="附记编务说明不随投稿正文提交投稿清样时整段删除"/>
     <w:p>
       <w:pPr>
         <w:pStyle w:val="Heading2"/>
@@ -20046,7 +20728,7 @@
           <w:b/>
           <w:bCs/>
         </w:rPr>
-        <w:t xml:space="preserve">实验结果（</w:t>
+        <w:t xml:space="preserve">试点结果（</w:t>
       </w:r>
       <w:r>
         <w:rPr>
@@ -20058,6 +20740,142 @@
       </w:r>
       <w:r>
         <w:rPr>
+          <w:rFonts w:hint="eastAsia"/>
+          <w:b/>
+          <w:bCs/>
+        </w:rPr>
+        <w:t xml:space="preserve">）与</w:t>
+      </w:r>
+      <w:r>
+        <w:rPr>
+          <w:b/>
+          <w:bCs/>
+        </w:rPr>
+        <w:t xml:space="preserve"> v0.4 </w:t>
+      </w:r>
+      <w:r>
+        <w:rPr>
+          <w:rFonts w:hint="eastAsia"/>
+          <w:b/>
+          <w:bCs/>
+        </w:rPr>
+        <w:t xml:space="preserve">全量结果（</w:t>
+      </w:r>
+      <w:r>
+        <w:rPr>
+          <w:rStyle w:val="VerbatimChar"/>
+          <w:b/>
+          <w:bCs/>
+        </w:rPr>
+        <w:t xml:space="preserve">results/RESULTS-v0.4.md</w:t>
+      </w:r>
+      <w:r>
+        <w:rPr>
+          <w:b/>
+          <w:bCs/>
+        </w:rPr>
+        <w:t xml:space="preserve">、</w:t>
+      </w:r>
+      <w:r>
+        <w:rPr>
+          <w:rStyle w:val="VerbatimChar"/>
+          <w:b/>
+          <w:bCs/>
+        </w:rPr>
+        <w:t xml:space="preserve">results/v0.4-analysis.json</w:t>
+      </w:r>
+      <w:r>
+        <w:rPr>
+          <w:b/>
+          <w:bCs/>
+        </w:rPr>
+        <w:t xml:space="preserve">、</w:t>
+      </w:r>
+      <w:r>
+        <w:rPr>
+          <w:rStyle w:val="VerbatimChar"/>
+          <w:b/>
+          <w:bCs/>
+        </w:rPr>
+        <w:t xml:space="preserve">results/RESULTS-cost.md</w:t>
+      </w:r>
+      <w:r>
+        <w:rPr>
+          <w:b/>
+          <w:bCs/>
+        </w:rPr>
+        <w:t xml:space="preserve">、</w:t>
+      </w:r>
+      <w:r>
+        <w:rPr>
+          <w:rStyle w:val="VerbatimChar"/>
+          <w:b/>
+          <w:bCs/>
+        </w:rPr>
+        <w:t xml:space="preserve">results/adjudication*.json</w:t>
+      </w:r>
+      <w:r>
+        <w:rPr>
+          <w:b/>
+          <w:bCs/>
+        </w:rPr>
+        <w:t xml:space="preserve"> </w:t>
+      </w:r>
+      <w:r>
+        <w:rPr>
+          <w:rFonts w:hint="eastAsia"/>
+          <w:b/>
+          <w:bCs/>
+        </w:rPr>
+        <w:t xml:space="preserve">及</w:t>
+      </w:r>
+      <w:r>
+        <w:rPr>
+          <w:b/>
+          <w:bCs/>
+        </w:rPr>
+        <w:t xml:space="preserve"> </w:t>
+      </w:r>
+      <w:r>
+        <w:rPr>
+          <w:rStyle w:val="VerbatimChar"/>
+          <w:b/>
+          <w:bCs/>
+        </w:rPr>
+        <w:t xml:space="preserve">results/exp-all-*.json</w:t>
+      </w:r>
+      <w:r>
+        <w:rPr>
+          <w:b/>
+          <w:bCs/>
+        </w:rPr>
+        <w:t xml:space="preserve"> </w:t>
+      </w:r>
+      <w:r>
+        <w:rPr>
+          <w:rFonts w:hint="eastAsia"/>
+          <w:b/>
+          <w:bCs/>
+        </w:rPr>
+        <w:t xml:space="preserve">原始记录），场景与要点引自</w:t>
+      </w:r>
+      <w:r>
+        <w:rPr>
+          <w:b/>
+          <w:bCs/>
+        </w:rPr>
+        <w:t xml:space="preserve"> </w:t>
+      </w:r>
+      <w:r>
+        <w:rPr>
+          <w:rStyle w:val="VerbatimChar"/>
+          <w:b/>
+          <w:bCs/>
+        </w:rPr>
+        <w:t xml:space="preserve">crisis-bench/scenarios/scenarios.json</w:t>
+      </w:r>
+      <w:r>
+        <w:rPr>
           <w:b/>
           <w:bCs/>
         </w:rPr>
@@ -20084,30 +20902,29 @@
           <w:b/>
           <w:bCs/>
         </w:rPr>
-        <w:t xml:space="preserve">results/*.json</w:t>
-      </w:r>
-      <w:r>
-        <w:rPr>
-          <w:rFonts w:hint="eastAsia"/>
-          <w:b/>
-          <w:bCs/>
-        </w:rPr>
-        <w:t xml:space="preserve">）与</w:t>
-      </w:r>
-      <w:r>
-        <w:rPr>
-          <w:b/>
-          <w:bCs/>
-        </w:rPr>
-        <w:t xml:space="preserve"> v0.4 </w:t>
-      </w:r>
-      <w:r>
-        <w:rPr>
-          <w:rFonts w:hint="eastAsia"/>
-          <w:b/>
-          <w:bCs/>
-        </w:rPr>
-        <w:t xml:space="preserve">场景表（</w:t>
+        <w:t xml:space="preserve">rubric.md</w:t>
+      </w:r>
+      <w:r>
+        <w:rPr>
+          <w:b/>
+          <w:bCs/>
+        </w:rPr>
+        <w:t xml:space="preserve"> </w:t>
+      </w:r>
+      <w:r>
+        <w:rPr>
+          <w:rFonts w:hint="eastAsia"/>
+          <w:b/>
+          <w:bCs/>
+        </w:rPr>
+        <w:t xml:space="preserve">§五，因图表由</w:t>
+      </w:r>
+      <w:r>
+        <w:rPr>
+          <w:b/>
+          <w:bCs/>
+        </w:rPr>
+        <w:t xml:space="preserve"> </w:t>
       </w:r>
       <w:r>
         <w:rPr>
@@ -20115,26 +20932,26 @@
           <w:b/>
           <w:bCs/>
         </w:rPr>
-        <w:t xml:space="preserve">crisis-bench/scenarios/rubric.md</w:t>
-      </w:r>
-      <w:r>
-        <w:rPr>
-          <w:b/>
-          <w:bCs/>
-        </w:rPr>
-        <w:t xml:space="preserve"> </w:t>
-      </w:r>
-      <w:r>
-        <w:rPr>
-          <w:rFonts w:hint="eastAsia"/>
-          <w:b/>
-          <w:bCs/>
-        </w:rPr>
-        <w:t xml:space="preserve">§五），未编造。</w:t>
+        <w:t xml:space="preserve">experiments/make_figures.py</w:t>
+      </w:r>
+      <w:r>
+        <w:rPr>
+          <w:b/>
+          <w:bCs/>
+        </w:rPr>
+        <w:t xml:space="preserve"> </w:t>
+      </w:r>
+      <w:r>
+        <w:rPr>
+          <w:rFonts w:hint="eastAsia"/>
+          <w:b/>
+          <w:bCs/>
+        </w:rPr>
+        <w:t xml:space="preserve">从上述结果文件直接生成、可复算，未编造。</w:t>
       </w:r>
     </w:p>
-    <w:bookmarkEnd w:id="46"/>
-    <w:bookmarkEnd w:id="47"/>
+    <w:bookmarkEnd w:id="61"/>
+    <w:bookmarkEnd w:id="62"/>
     <w:sectPr>
       <w:footnotePr>
         <w:numRestart w:val="eachSect"/>

--- a/research/paper-draft.docx
+++ b/research/paper-draft.docx
@@ -66,7 +66,7 @@
         <w:rPr>
           <w:rFonts w:hint="eastAsia"/>
         </w:rPr>
-        <w:t xml:space="preserve">v3.1（2026-10-19：v0.4</w:t>
+        <w:t xml:space="preserve">v3.2（2026-10-19：v0.4</w:t>
       </w:r>
       <w:r>
         <w:t xml:space="preserve"> </w:t>
@@ -84,7 +84,7 @@
         <w:rPr>
           <w:rFonts w:hint="eastAsia"/>
         </w:rPr>
-        <w:t xml:space="preserve">真实分歧终裁</w:t>
+        <w:t xml:space="preserve">分歧项经标注人复核闭合</w:t>
       </w:r>
       <w:r>
         <w:t xml:space="preserve"> + A8 </w:t>
@@ -600,34 +600,25 @@
         <w:rPr>
           <w:rFonts w:hint="eastAsia"/>
         </w:rPr>
-        <w:t xml:space="preserve">项真实三裁判分歧，终裁</w:t>
-      </w:r>
-      <w:r>
-        <w:t xml:space="preserve"> vs flash </w:t>
-      </w:r>
-      <w:r>
-        <w:rPr>
-          <w:rFonts w:hint="eastAsia"/>
-        </w:rPr>
-        <w:t xml:space="preserve">一致</w:t>
-      </w:r>
-      <w:r>
-        <w:t xml:space="preserve"> 88.7%、vs </w:t>
-      </w:r>
-      <w:r>
-        <w:rPr>
-          <w:rFonts w:hint="eastAsia"/>
-        </w:rPr>
-        <w:t xml:space="preserve">多数票</w:t>
-      </w:r>
-      <w:r>
-        <w:t xml:space="preserve"> </w:t>
-      </w:r>
-      <w:r>
-        <w:rPr>
-          <w:rFonts w:hint="eastAsia"/>
-        </w:rPr>
-        <w:t xml:space="preserve">78.9%）与</w:t>
+        <w:t xml:space="preserve">项真实三裁判分歧，经标注人复核后终裁</w:t>
+      </w:r>
+      <w:r>
+        <w:t xml:space="preserve"> vs </w:t>
+      </w:r>
+      <w:r>
+        <w:rPr>
+          <w:rFonts w:hint="eastAsia"/>
+        </w:rPr>
+        <w:t xml:space="preserve">多数票一致</w:t>
+      </w:r>
+      <w:r>
+        <w:t xml:space="preserve"> 90.1%、vs flash </w:t>
+      </w:r>
+      <w:r>
+        <w:rPr>
+          <w:rFonts w:hint="eastAsia"/>
+        </w:rPr>
+        <w:t xml:space="preserve">80.3%，多数票高于任一单裁判）与</w:t>
       </w:r>
       <w:r>
         <w:t xml:space="preserve"> A8 </w:t>
@@ -1769,10 +1760,19 @@
         <w:rPr>
           <w:rFonts w:hint="eastAsia"/>
         </w:rPr>
-        <w:t xml:space="preserve">项真实三裁判分歧做终审裁定，人-机一致率</w:t>
-      </w:r>
-      <w:r>
-        <w:t xml:space="preserve"> vs flash 88.7%、vs </w:t>
+        <w:t xml:space="preserve">项真实三裁判分歧做终审裁定，经标注人逐条复核（8</w:t>
+      </w:r>
+      <w:r>
+        <w:t xml:space="preserve"> </w:t>
+      </w:r>
+      <w:r>
+        <w:rPr>
+          <w:rFonts w:hint="eastAsia"/>
+        </w:rPr>
+        <w:t xml:space="preserve">条改判）后，人-机一致率</w:t>
+      </w:r>
+      <w:r>
+        <w:t xml:space="preserve"> vs </w:t>
       </w:r>
       <w:r>
         <w:rPr>
@@ -1781,13 +1781,31 @@
         <w:t xml:space="preserve">多数票</w:t>
       </w:r>
       <w:r>
-        <w:t xml:space="preserve"> </w:t>
-      </w:r>
-      <w:r>
-        <w:rPr>
-          <w:rFonts w:hint="eastAsia"/>
-        </w:rPr>
-        <w:t xml:space="preserve">78.9%（§6.5）；成本上</w:t>
+        <w:t xml:space="preserve"> 90.1%、vs </w:t>
+      </w:r>
+      <w:r>
+        <w:rPr>
+          <w:rFonts w:hint="eastAsia"/>
+        </w:rPr>
+        <w:t xml:space="preserve">单</w:t>
+      </w:r>
+      <w:r>
+        <w:t xml:space="preserve"> flash </w:t>
+      </w:r>
+      <w:r>
+        <w:rPr>
+          <w:rFonts w:hint="eastAsia"/>
+        </w:rPr>
+        <w:t xml:space="preserve">裁判</w:t>
+      </w:r>
+      <w:r>
+        <w:t xml:space="preserve"> </w:t>
+      </w:r>
+      <w:r>
+        <w:rPr>
+          <w:rFonts w:hint="eastAsia"/>
+        </w:rPr>
+        <w:t xml:space="preserve">80.3%——多数票高于任一单裁判（§6.5）；成本上</w:t>
       </w:r>
       <w:r>
         <w:t xml:space="preserve"> multi </w:t>
@@ -5713,16 +5731,34 @@
         <w:rPr>
           <w:rFonts w:hint="eastAsia"/>
         </w:rPr>
-        <w:t xml:space="preserve">A6，投稿前完成）。人工抽检计划：随机抽</w:t>
-      </w:r>
-      <w:r>
-        <w:t xml:space="preserve"> 20~30% </w:t>
-      </w:r>
-      <w:r>
-        <w:rPr>
-          <w:rFonts w:hint="eastAsia"/>
-        </w:rPr>
-        <w:t xml:space="preserve">场景，逐要点复核分歧项并裁定，报告人-机一致率。</w:t>
+        <w:t xml:space="preserve">A6；已于</w:t>
+      </w:r>
+      <w:r>
+        <w:t xml:space="preserve"> 8 </w:t>
+      </w:r>
+      <w:r>
+        <w:rPr>
+          <w:rFonts w:hint="eastAsia"/>
+        </w:rPr>
+        <w:t xml:space="preserve">个场景、71</w:t>
+      </w:r>
+      <w:r>
+        <w:t xml:space="preserve"> </w:t>
+      </w:r>
+      <w:r>
+        <w:rPr>
+          <w:rFonts w:hint="eastAsia"/>
+        </w:rPr>
+        <w:t xml:space="preserve">项分歧上完成复核，见</w:t>
+      </w:r>
+      <w:r>
+        <w:t xml:space="preserve"> </w:t>
+      </w:r>
+      <w:r>
+        <w:rPr>
+          <w:rFonts w:hint="eastAsia"/>
+        </w:rPr>
+        <w:t xml:space="preserve">§6.5）。</w:t>
       </w:r>
     </w:p>
     <w:p>
@@ -7822,7 +7858,16 @@
               <w:rPr>
                 <w:rFonts w:hint="eastAsia"/>
               </w:rPr>
-              <w:t xml:space="preserve">项真实三裁判分歧，§6.5）</w:t>
+              <w:t xml:space="preserve">项分歧，经标注人复核、8</w:t>
+            </w:r>
+            <w:r>
+              <w:t xml:space="preserve"> </w:t>
+            </w:r>
+            <w:r>
+              <w:rPr>
+                <w:rFonts w:hint="eastAsia"/>
+              </w:rPr>
+              <w:t xml:space="preserve">条改判，§6.5）</w:t>
             </w:r>
           </w:p>
         </w:tc>
@@ -11661,7 +11706,25 @@
         <w:rPr>
           <w:rFonts w:hint="eastAsia"/>
         </w:rPr>
-        <w:t xml:space="preserve">本基准正式口径因此定为：三裁判多数票（2-of-3）为主指标、规则打分作零成本参照、投稿前由标注人对分歧项人工裁定（A6）。</w:t>
+        <w:t xml:space="preserve">本基准正式口径因此定为：三裁判多数票（2-of-3）为主指标、规则打分作零成本参照、由标注人对分歧项人工裁定（A6，已完成：8</w:t>
+      </w:r>
+      <w:r>
+        <w:t xml:space="preserve"> </w:t>
+      </w:r>
+      <w:r>
+        <w:rPr>
+          <w:rFonts w:hint="eastAsia"/>
+        </w:rPr>
+        <w:t xml:space="preserve">场景</w:t>
+      </w:r>
+      <w:r>
+        <w:t xml:space="preserve"> 71 </w:t>
+      </w:r>
+      <w:r>
+        <w:rPr>
+          <w:rFonts w:hint="eastAsia"/>
+        </w:rPr>
+        <w:t xml:space="preserve">项分歧全部复核，§6.5）。</w:t>
       </w:r>
     </w:p>
     <w:p>
@@ -12659,7 +12722,88 @@
         <w:rPr>
           <w:rFonts w:hint="eastAsia"/>
         </w:rPr>
-        <w:t xml:space="preserve">以终审口径独立裁定（0/1+理由）生成机审底稿，再由标注人逐条复核确认。结果：</w:t>
+        <w:t xml:space="preserve">以终审口径独立裁定（0/1+理由）生成机审底稿，再由标注人逐条回查报告原文复核确认——15</w:t>
+      </w:r>
+      <w:r>
+        <w:t xml:space="preserve"> </w:t>
+      </w:r>
+      <w:r>
+        <w:rPr>
+          <w:rFonts w:hint="eastAsia"/>
+        </w:rPr>
+        <w:t xml:space="preserve">条真分歧全部复核完毕，其中</w:t>
+      </w:r>
+      <w:r>
+        <w:t xml:space="preserve"> </w:t>
+      </w:r>
+      <w:r>
+        <w:rPr>
+          <w:b/>
+          <w:bCs/>
+        </w:rPr>
+        <w:t xml:space="preserve">8 </w:t>
+      </w:r>
+      <w:r>
+        <w:rPr>
+          <w:rFonts w:hint="eastAsia"/>
+          <w:b/>
+          <w:bCs/>
+        </w:rPr>
+        <w:t xml:space="preserve">条改判为</w:t>
+      </w:r>
+      <w:r>
+        <w:rPr>
+          <w:b/>
+          <w:bCs/>
+        </w:rPr>
+        <w:t xml:space="preserve"> 0、7 </w:t>
+      </w:r>
+      <w:r>
+        <w:rPr>
+          <w:rFonts w:hint="eastAsia"/>
+          <w:b/>
+          <w:bCs/>
+        </w:rPr>
+        <w:t xml:space="preserve">条维持机审终裁</w:t>
+      </w:r>
+      <w:r>
+        <w:rPr>
+          <w:rFonts w:hint="eastAsia"/>
+        </w:rPr>
+        <w:t xml:space="preserve">，确认结论已固化在</w:t>
+      </w:r>
+      <w:r>
+        <w:t xml:space="preserve"> </w:t>
+      </w:r>
+      <w:r>
+        <w:rPr>
+          <w:rStyle w:val="VerbatimChar"/>
+        </w:rPr>
+        <w:t xml:space="preserve">results/adjudication.json</w:t>
+      </w:r>
+      <w:r>
+        <w:rPr>
+          <w:rFonts w:hint="eastAsia"/>
+        </w:rPr>
+        <w:t xml:space="preserve">（重跑</w:t>
+      </w:r>
+      <w:r>
+        <w:t xml:space="preserve"> </w:t>
+      </w:r>
+      <w:r>
+        <w:rPr>
+          <w:rStyle w:val="VerbatimChar"/>
+        </w:rPr>
+        <w:t xml:space="preserve">adjudicate.py</w:t>
+      </w:r>
+      <w:r>
+        <w:t xml:space="preserve"> </w:t>
+      </w:r>
+      <w:r>
+        <w:rPr>
+          <w:rFonts w:hint="eastAsia"/>
+        </w:rPr>
+        <w:t xml:space="preserve">可复现）。结果：</w:t>
       </w:r>
     </w:p>
     <w:tbl>
@@ -12686,7 +12830,7 @@
               <w:rPr>
                 <w:rFonts w:hint="eastAsia"/>
               </w:rPr>
-              <w:t xml:space="preserve">终裁</w:t>
+              <w:t xml:space="preserve">人工终裁</w:t>
             </w:r>
             <w:r>
               <w:t xml:space="preserve"> vs</w:t>
@@ -12716,13 +12860,10 @@
               <w:pStyle w:val="Compact"/>
             </w:pPr>
             <w:r>
-              <w:t xml:space="preserve">flash </w:t>
-            </w:r>
-            <w:r>
-              <w:rPr>
-                <w:rFonts w:hint="eastAsia"/>
-              </w:rPr>
-              <w:t xml:space="preserve">裁判</w:t>
+              <w:rPr>
+                <w:rFonts w:hint="eastAsia"/>
+              </w:rPr>
+              <w:t xml:space="preserve">多数票</w:t>
             </w:r>
           </w:p>
         </w:tc>
@@ -12737,13 +12878,13 @@
                 <w:b/>
                 <w:bCs/>
               </w:rPr>
-              <w:t xml:space="preserve">88.7%</w:t>
-            </w:r>
-            <w:r>
-              <w:rPr>
-                <w:rFonts w:hint="eastAsia"/>
-              </w:rPr>
-              <w:t xml:space="preserve">（63/71）</w:t>
+              <w:t xml:space="preserve">90.1%</w:t>
+            </w:r>
+            <w:r>
+              <w:rPr>
+                <w:rFonts w:hint="eastAsia"/>
+              </w:rPr>
+              <w:t xml:space="preserve">（64/71）</w:t>
             </w:r>
           </w:p>
         </w:tc>
@@ -12759,28 +12900,21 @@
               <w:rPr>
                 <w:rFonts w:hint="eastAsia"/>
               </w:rPr>
-              <w:t xml:space="preserve">多数票</w:t>
-            </w:r>
-          </w:p>
-        </w:tc>
-        <w:tc>
-          <w:tcPr/>
-          <w:p>
-            <w:pPr>
-              <w:pStyle w:val="Compact"/>
-            </w:pPr>
-            <w:r>
-              <w:rPr>
-                <w:b/>
-                <w:bCs/>
-              </w:rPr>
-              <w:t xml:space="preserve">78.9%</w:t>
-            </w:r>
-            <w:r>
-              <w:rPr>
-                <w:rFonts w:hint="eastAsia"/>
-              </w:rPr>
-              <w:t xml:space="preserve">（56/71）</w:t>
+              <w:t xml:space="preserve">规则裁判</w:t>
+            </w:r>
+          </w:p>
+        </w:tc>
+        <w:tc>
+          <w:tcPr/>
+          <w:p>
+            <w:pPr>
+              <w:pStyle w:val="Compact"/>
+            </w:pPr>
+            <w:r>
+              <w:rPr>
+                <w:rFonts w:hint="eastAsia"/>
+              </w:rPr>
+              <w:t xml:space="preserve">83.1%（59/71）</w:t>
             </w:r>
           </w:p>
         </w:tc>
@@ -12793,24 +12927,27 @@
               <w:pStyle w:val="Compact"/>
             </w:pPr>
             <w:r>
-              <w:rPr>
-                <w:rFonts w:hint="eastAsia"/>
-              </w:rPr>
-              <w:t xml:space="preserve">规则裁判</w:t>
-            </w:r>
-          </w:p>
-        </w:tc>
-        <w:tc>
-          <w:tcPr/>
-          <w:p>
-            <w:pPr>
-              <w:pStyle w:val="Compact"/>
-            </w:pPr>
-            <w:r>
-              <w:rPr>
-                <w:rFonts w:hint="eastAsia"/>
-              </w:rPr>
-              <w:t xml:space="preserve">74.6%（53/71）</w:t>
+              <w:t xml:space="preserve">flash </w:t>
+            </w:r>
+            <w:r>
+              <w:rPr>
+                <w:rFonts w:hint="eastAsia"/>
+              </w:rPr>
+              <w:t xml:space="preserve">裁判</w:t>
+            </w:r>
+          </w:p>
+        </w:tc>
+        <w:tc>
+          <w:tcPr/>
+          <w:p>
+            <w:pPr>
+              <w:pStyle w:val="Compact"/>
+            </w:pPr>
+            <w:r>
+              <w:rPr>
+                <w:rFonts w:hint="eastAsia"/>
+              </w:rPr>
+              <w:t xml:space="preserve">80.3%（57/71）</w:t>
             </w:r>
           </w:p>
         </w:tc>
@@ -12843,7 +12980,7 @@
               <w:rPr>
                 <w:rFonts w:hint="eastAsia"/>
               </w:rPr>
-              <w:t xml:space="preserve">15.5%（11/71）</w:t>
+              <w:t xml:space="preserve">26.8%（19/71）</w:t>
             </w:r>
           </w:p>
         </w:tc>
@@ -12956,7 +13093,7 @@
         <w:rPr>
           <w:rFonts w:hint="eastAsia"/>
         </w:rPr>
-        <w:t xml:space="preserve">条；终裁本身判</w:t>
+        <w:t xml:space="preserve">条；人工终裁判</w:t>
       </w:r>
       <w:r>
         <w:t xml:space="preserve"> 1 </w:t>
@@ -12968,7 +13105,7 @@
         <w:t xml:space="preserve">为</w:t>
       </w:r>
       <w:r>
-        <w:t xml:space="preserve"> 64 </w:t>
+        <w:t xml:space="preserve"> 56 </w:t>
       </w:r>
       <w:r>
         <w:rPr>
@@ -12986,7 +13123,7 @@
         <w:t xml:space="preserve">为</w:t>
       </w:r>
       <w:r>
-        <w:t xml:space="preserve"> 7 </w:t>
+        <w:t xml:space="preserve"> 15 </w:t>
       </w:r>
       <w:r>
         <w:rPr>
@@ -13085,16 +13222,16 @@
         <w:rPr>
           <w:rFonts w:hint="eastAsia"/>
         </w:rPr>
-        <w:t xml:space="preserve">1，与终裁一致率仅</w:t>
-      </w:r>
-      <w:r>
-        <w:t xml:space="preserve"> </w:t>
-      </w:r>
-      <w:r>
-        <w:rPr>
-          <w:rFonts w:hint="eastAsia"/>
-        </w:rPr>
-        <w:t xml:space="preserve">15.5%），证实其”宁严勿松”是系统性假阴性而非”更严格更可靠”；它作为单一裁判完全不可用。</w:t>
+        <w:t xml:space="preserve">1，与人工终裁一致率仅</w:t>
+      </w:r>
+      <w:r>
+        <w:t xml:space="preserve"> </w:t>
+      </w:r>
+      <w:r>
+        <w:rPr>
+          <w:rFonts w:hint="eastAsia"/>
+        </w:rPr>
+        <w:t xml:space="preserve">26.8%），证实其”宁严勿松”是系统性假阴性而非”更严格更可靠”；它作为单一裁判完全不可用。</w:t>
       </w:r>
     </w:p>
     <w:p>
@@ -13107,42 +13244,128 @@
       </w:pPr>
       <w:r>
         <w:rPr>
-          <w:b/>
-          <w:bCs/>
-        </w:rPr>
-        <w:t xml:space="preserve">flash </w:t>
-      </w:r>
-      <w:r>
-        <w:rPr>
-          <w:rFonts w:hint="eastAsia"/>
-          <w:b/>
-          <w:bCs/>
-        </w:rPr>
-        <w:t xml:space="preserve">裁判与标注人终裁的一致率最高（88.7%）</w:t>
-      </w:r>
-      <w:r>
-        <w:rPr>
-          <w:rFonts w:hint="eastAsia"/>
-        </w:rPr>
-        <w:t xml:space="preserve">，且</w:t>
-      </w:r>
-      <w:r>
-        <w:t xml:space="preserve"> A7 </w:t>
-      </w:r>
-      <w:r>
-        <w:rPr>
-          <w:rFonts w:hint="eastAsia"/>
-        </w:rPr>
-        <w:t xml:space="preserve">显示其自一致率</w:t>
-      </w:r>
-      <w:r>
-        <w:t xml:space="preserve"> 0.99~1.00——flash </w:t>
-      </w:r>
-      <w:r>
-        <w:rPr>
-          <w:rFonts w:hint="eastAsia"/>
-        </w:rPr>
-        <w:t xml:space="preserve">在本基准上”稳定且偏宽松”，在多数分歧项上恰与人类口径一致。</w:t>
+          <w:rFonts w:hint="eastAsia"/>
+          <w:b/>
+          <w:bCs/>
+        </w:rPr>
+        <w:t xml:space="preserve">三裁判多数票与人工终裁的一致率最高（90.1%），高于任一单裁判</w:t>
+      </w:r>
+      <w:r>
+        <w:rPr>
+          <w:rFonts w:hint="eastAsia"/>
+        </w:rPr>
+        <w:t xml:space="preserve">（规则</w:t>
+      </w:r>
+      <w:r>
+        <w:t xml:space="preserve"> 83.1%、flash 80.3%、plus </w:t>
+      </w:r>
+      <w:r>
+        <w:rPr>
+          <w:rFonts w:hint="eastAsia"/>
+        </w:rPr>
+        <w:t xml:space="preserve">26.8%）——这是”稳健聚合优于单一裁判”的直接证据。值得注意的是，flash</w:t>
+      </w:r>
+      <w:r>
+        <w:t xml:space="preserve"> </w:t>
+      </w:r>
+      <w:r>
+        <w:rPr>
+          <w:rFonts w:hint="eastAsia"/>
+        </w:rPr>
+        <w:t xml:space="preserve">单裁判表面上”稳定且偏宽松”（A7</w:t>
+      </w:r>
+      <w:r>
+        <w:t xml:space="preserve"> </w:t>
+      </w:r>
+      <w:r>
+        <w:rPr>
+          <w:rFonts w:hint="eastAsia"/>
+        </w:rPr>
+        <w:t xml:space="preserve">自一致率</w:t>
+      </w:r>
+      <w:r>
+        <w:t xml:space="preserve"> </w:t>
+      </w:r>
+      <w:r>
+        <w:rPr>
+          <w:rFonts w:hint="eastAsia"/>
+        </w:rPr>
+        <w:t xml:space="preserve">0.99~1.00），但正因为它在分歧集上几乎全判</w:t>
+      </w:r>
+      <w:r>
+        <w:t xml:space="preserve"> </w:t>
+      </w:r>
+      <w:r>
+        <w:rPr>
+          <w:rFonts w:hint="eastAsia"/>
+        </w:rPr>
+        <w:t xml:space="preserve">1，会把未满足的要点判过：标注人改判的</w:t>
+      </w:r>
+      <w:r>
+        <w:t xml:space="preserve"> 8 </w:t>
+      </w:r>
+      <w:r>
+        <w:rPr>
+          <w:rFonts w:hint="eastAsia"/>
+        </w:rPr>
+        <w:t xml:space="preserve">条中，7</w:t>
+      </w:r>
+      <w:r>
+        <w:t xml:space="preserve"> </w:t>
+      </w:r>
+      <w:r>
+        <w:rPr>
+          <w:rFonts w:hint="eastAsia"/>
+        </w:rPr>
+        <w:t xml:space="preserve">条是</w:t>
+      </w:r>
+      <w:r>
+        <w:t xml:space="preserve"> flash </w:t>
+      </w:r>
+      <w:r>
+        <w:rPr>
+          <w:rFonts w:hint="eastAsia"/>
+        </w:rPr>
+        <w:t xml:space="preserve">单票判</w:t>
+      </w:r>
+      <w:r>
+        <w:t xml:space="preserve"> </w:t>
+      </w:r>
+      <w:r>
+        <w:rPr>
+          <w:rFonts w:hint="eastAsia"/>
+        </w:rPr>
+        <w:t xml:space="preserve">1（另</w:t>
+      </w:r>
+      <w:r>
+        <w:t xml:space="preserve"> 1 </w:t>
+      </w:r>
+      <w:r>
+        <w:rPr>
+          <w:rFonts w:hint="eastAsia"/>
+        </w:rPr>
+        <w:t xml:space="preserve">条为规则单票判</w:t>
+      </w:r>
+      <w:r>
+        <w:t xml:space="preserve"> </w:t>
+      </w:r>
+      <w:r>
+        <w:rPr>
+          <w:rFonts w:hint="eastAsia"/>
+        </w:rPr>
+        <w:t xml:space="preserve">1），且</w:t>
+      </w:r>
+      <w:r>
+        <w:t xml:space="preserve"> 8 </w:t>
+      </w:r>
+      <w:r>
+        <w:rPr>
+          <w:rFonts w:hint="eastAsia"/>
+        </w:rPr>
+        <w:t xml:space="preserve">条的多数票均已判</w:t>
+      </w:r>
+      <w:r>
+        <w:t xml:space="preserve"> 0。</w:t>
       </w:r>
     </w:p>
     <w:p>
@@ -13159,25 +13382,23 @@
           <w:b/>
           <w:bCs/>
         </w:rPr>
-        <w:t xml:space="preserve">多数票相对终裁存在可分解的误差</w:t>
-      </w:r>
-      <w:r>
-        <w:rPr>
-          <w:rFonts w:hint="eastAsia"/>
-        </w:rPr>
-        <w:t xml:space="preserve">（与终裁不一致</w:t>
-      </w:r>
-      <w:r>
-        <w:t xml:space="preserve"> 15/71 = </w:t>
-      </w:r>
-      <w:r>
-        <w:rPr>
-          <w:rFonts w:hint="eastAsia"/>
-        </w:rPr>
-        <w:t xml:space="preserve">21.1%）：其中</w:t>
-      </w:r>
-      <w:r>
-        <w:t xml:space="preserve"> 9 </w:t>
+        <w:t xml:space="preserve">多数票相对人工终裁的残余误差为</w:t>
+      </w:r>
+      <w:r>
+        <w:rPr>
+          <w:b/>
+          <w:bCs/>
+        </w:rPr>
+        <w:t xml:space="preserve"> 7/71 = 9.9%</w:t>
+      </w:r>
+      <w:r>
+        <w:rPr>
+          <w:rFonts w:hint="eastAsia"/>
+        </w:rPr>
+        <w:t xml:space="preserve">：其中</w:t>
+      </w:r>
+      <w:r>
+        <w:t xml:space="preserve"> 1 </w:t>
       </w:r>
       <w:r>
         <w:rPr>
@@ -13219,7 +13440,16 @@
         <w:rPr>
           <w:rFonts w:hint="eastAsia"/>
         </w:rPr>
-        <w:t xml:space="preserve">压掉）、6</w:t>
+        <w:t xml:space="preserve">压掉，人工终裁维持</w:t>
+      </w:r>
+      <w:r>
+        <w:t xml:space="preserve"> </w:t>
+      </w:r>
+      <w:r>
+        <w:rPr>
+          <w:rFonts w:hint="eastAsia"/>
+        </w:rPr>
+        <w:t xml:space="preserve">1）、6</w:t>
       </w:r>
       <w:r>
         <w:t xml:space="preserve"> </w:t>
@@ -13246,7 +13476,7 @@
         <w:rPr>
           <w:rFonts w:hint="eastAsia"/>
         </w:rPr>
-        <w:t xml:space="preserve">而终裁认为未满足）。多数票协议的价值在于</w:t>
+        <w:t xml:space="preserve">而人工终裁认为未满足）。多数票协议的价值在于</w:t>
       </w:r>
       <w:r>
         <w:rPr>
@@ -13260,7 +13490,25 @@
         <w:rPr>
           <w:rFonts w:hint="eastAsia"/>
         </w:rPr>
-        <w:t xml:space="preserve">（防单裁判饱和/保守极值），其精度上限受最弱一票（plus）拖累；这也部分解释了为何多数票口径下</w:t>
+        <w:t xml:space="preserve">（防单裁判饱和/保守极值），其残余假阳性说明”规则+flash</w:t>
+      </w:r>
+      <w:r>
+        <w:t xml:space="preserve"> </w:t>
+      </w:r>
+      <w:r>
+        <w:rPr>
+          <w:rFonts w:hint="eastAsia"/>
+        </w:rPr>
+        <w:t xml:space="preserve">双判</w:t>
+      </w:r>
+      <w:r>
+        <w:t xml:space="preserve"> </w:t>
+      </w:r>
+      <w:r>
+        <w:rPr>
+          <w:rFonts w:hint="eastAsia"/>
+        </w:rPr>
+        <w:t xml:space="preserve">1”仍不足以判定要点满足，需确定性校验组件兜底（§6.6）；这也部分解释了为何多数票口径下</w:t>
       </w:r>
       <w:r>
         <w:t xml:space="preserve"> RQ1 </w:t>
@@ -13280,7 +13528,7 @@
         <w:rPr>
           <w:rFonts w:hint="eastAsia"/>
         </w:rPr>
-        <w:t xml:space="preserve">综上：正式口径继续采用多数票，同时在论文与数据发布中公开全部逐条裁定底稿（results/adjudication-resolved.md），标注人终审结果作为人-机一致率的参照（分歧集上人-机一致率：vs</w:t>
+        <w:t xml:space="preserve">综上：正式口径继续采用多数票，同时在论文与数据发布中公开全部逐条人工裁定表（results/adjudication-resolved.md，含确认列），人工终裁作为人-机一致率的参照（分歧集上：vs</w:t>
       </w:r>
       <w:r>
         <w:t xml:space="preserve"> </w:t>
@@ -13292,13 +13540,13 @@
         <w:t xml:space="preserve">多数票</w:t>
       </w:r>
       <w:r>
-        <w:t xml:space="preserve"> 78.9%、vs flash </w:t>
-      </w:r>
-      <w:r>
-        <w:rPr>
-          <w:rFonts w:hint="eastAsia"/>
-        </w:rPr>
-        <w:t xml:space="preserve">88.7%）。</w:t>
+        <w:t xml:space="preserve"> 90.1%、vs flash </w:t>
+      </w:r>
+      <w:r>
+        <w:rPr>
+          <w:rFonts w:hint="eastAsia"/>
+        </w:rPr>
+        <w:t xml:space="preserve">80.3%）。</w:t>
       </w:r>
     </w:p>
     <w:bookmarkEnd w:id="43"/>
@@ -19266,16 +19514,16 @@
         <w:rPr>
           <w:rFonts w:hint="eastAsia"/>
         </w:rPr>
-        <w:t xml:space="preserve">A2/A3/A4/A5/A6/A7/A8/A9；但</w:t>
-      </w:r>
-      <w:r>
-        <w:t xml:space="preserve"> A6 </w:t>
-      </w:r>
-      <w:r>
-        <w:rPr>
-          <w:rFonts w:hint="eastAsia"/>
-        </w:rPr>
-        <w:t xml:space="preserve">的终审裁定为”机审底稿</w:t>
+        <w:t xml:space="preserve">A2/A3/A4/A5/A6/A7/A8/A9；A6</w:t>
+      </w:r>
+      <w:r>
+        <w:t xml:space="preserve"> </w:t>
+      </w:r>
+      <w:r>
+        <w:rPr>
+          <w:rFonts w:hint="eastAsia"/>
+        </w:rPr>
+        <w:t xml:space="preserve">采用”机审底稿</w:t>
       </w:r>
       <w:r>
         <w:t xml:space="preserve"> + </w:t>
@@ -19284,16 +19532,25 @@
         <w:rPr>
           <w:rFonts w:hint="eastAsia"/>
         </w:rPr>
-        <w:t xml:space="preserve">标注人复核”模式（71</w:t>
-      </w:r>
-      <w:r>
-        <w:t xml:space="preserve"> </w:t>
-      </w:r>
-      <w:r>
-        <w:rPr>
-          <w:rFonts w:hint="eastAsia"/>
-        </w:rPr>
-        <w:t xml:space="preserve">项分歧底稿随数据发布，复核须在投稿前闭合）、A10</w:t>
+        <w:t xml:space="preserve">标注人逐条复核”模式（71</w:t>
+      </w:r>
+      <w:r>
+        <w:t xml:space="preserve"> </w:t>
+      </w:r>
+      <w:r>
+        <w:rPr>
+          <w:rFonts w:hint="eastAsia"/>
+        </w:rPr>
+        <w:t xml:space="preserve">项分歧已全部复核闭合，其中</w:t>
+      </w:r>
+      <w:r>
+        <w:t xml:space="preserve"> 8 </w:t>
+      </w:r>
+      <w:r>
+        <w:rPr>
+          <w:rFonts w:hint="eastAsia"/>
+        </w:rPr>
+        <w:t xml:space="preserve">条改判，裁定表随数据发布）、A10</w:t>
       </w:r>
       <w:r>
         <w:t xml:space="preserve"> </w:t>
@@ -19367,15 +19624,42 @@
         <w:rPr>
           <w:rFonts w:hint="eastAsia"/>
         </w:rPr>
-        <w:t xml:space="preserve">分歧项终审底稿亦为机审生成——</w:t>
-      </w:r>
-      <w:r>
-        <w:rPr>
-          <w:rFonts w:hint="eastAsia"/>
-          <w:b/>
-          <w:bCs/>
-        </w:rPr>
-        <w:t xml:space="preserve">投稿前由本人逐条审改并确认裁定</w:t>
+        <w:t xml:space="preserve">分歧项终审底稿亦为机审生成——底稿已由本人于</w:t>
+      </w:r>
+      <w:r>
+        <w:t xml:space="preserve"> 2026-10-19 </w:t>
+      </w:r>
+      <w:r>
+        <w:rPr>
+          <w:rFonts w:hint="eastAsia"/>
+        </w:rPr>
+        <w:t xml:space="preserve">逐条回查报告原文复核确认（8</w:t>
+      </w:r>
+      <w:r>
+        <w:t xml:space="preserve"> </w:t>
+      </w:r>
+      <w:r>
+        <w:rPr>
+          <w:rFonts w:hint="eastAsia"/>
+        </w:rPr>
+        <w:t xml:space="preserve">条改判为</w:t>
+      </w:r>
+      <w:r>
+        <w:t xml:space="preserve"> </w:t>
+      </w:r>
+      <w:r>
+        <w:rPr>
+          <w:rFonts w:hint="eastAsia"/>
+        </w:rPr>
+        <w:t xml:space="preserve">0）；场景要点与结论表述</w:t>
+      </w:r>
+      <w:r>
+        <w:rPr>
+          <w:rFonts w:hint="eastAsia"/>
+          <w:b/>
+          <w:bCs/>
+        </w:rPr>
+        <w:t xml:space="preserve">仍须投稿前由本人逐条审改</w:t>
       </w:r>
       <w:r>
         <w:rPr>
@@ -19885,25 +20169,34 @@
         <w:rPr>
           <w:rFonts w:hint="eastAsia"/>
         </w:rPr>
-        <w:t xml:space="preserve">项真实分歧，vs</w:t>
-      </w:r>
-      <w:r>
-        <w:t xml:space="preserve"> flash </w:t>
-      </w:r>
-      <w:r>
-        <w:rPr>
-          <w:rFonts w:hint="eastAsia"/>
-        </w:rPr>
-        <w:t xml:space="preserve">一致</w:t>
-      </w:r>
-      <w:r>
-        <w:t xml:space="preserve"> </w:t>
-      </w:r>
-      <w:r>
-        <w:rPr>
-          <w:rFonts w:hint="eastAsia"/>
-        </w:rPr>
-        <w:t xml:space="preserve">88.7%）与</w:t>
+        <w:t xml:space="preserve">项真实分歧，经标注人逐条复核、8</w:t>
+      </w:r>
+      <w:r>
+        <w:t xml:space="preserve"> </w:t>
+      </w:r>
+      <w:r>
+        <w:rPr>
+          <w:rFonts w:hint="eastAsia"/>
+        </w:rPr>
+        <w:t xml:space="preserve">条改判后</w:t>
+      </w:r>
+      <w:r>
+        <w:t xml:space="preserve"> vs </w:t>
+      </w:r>
+      <w:r>
+        <w:rPr>
+          <w:rFonts w:hint="eastAsia"/>
+        </w:rPr>
+        <w:t xml:space="preserve">多数票一致</w:t>
+      </w:r>
+      <w:r>
+        <w:t xml:space="preserve"> </w:t>
+      </w:r>
+      <w:r>
+        <w:rPr>
+          <w:rFonts w:hint="eastAsia"/>
+        </w:rPr>
+        <w:t xml:space="preserve">90.1%、高于任一单裁判）与</w:t>
       </w:r>
       <w:r>
         <w:t xml:space="preserve"> A8 </w:t>
@@ -19939,34 +20232,37 @@
         <w:rPr>
           <w:rFonts w:hint="eastAsia"/>
         </w:rPr>
-        <w:t xml:space="preserve">token）已完成。下一步按实验路线（§6.1）推进：A10</w:t>
-      </w:r>
-      <w:r>
-        <w:t xml:space="preserve"> </w:t>
-      </w:r>
-      <w:r>
-        <w:rPr>
-          <w:rFonts w:hint="eastAsia"/>
-        </w:rPr>
-        <w:t xml:space="preserve">人类基线与</w:t>
-      </w:r>
-      <w:r>
-        <w:t xml:space="preserve"> v0.5 </w:t>
-      </w:r>
-      <w:r>
-        <w:rPr>
-          <w:rFonts w:hint="eastAsia"/>
-        </w:rPr>
-        <w:t xml:space="preserve">难度扩充</w:t>
-      </w:r>
-      <w:r>
-        <w:t xml:space="preserve"> → </w:t>
-      </w:r>
-      <w:r>
-        <w:rPr>
-          <w:rFonts w:hint="eastAsia"/>
-        </w:rPr>
-        <w:t xml:space="preserve">英文改写并投稿。</w:t>
+        <w:t xml:space="preserve">token）已完成。下一步：v0.5</w:t>
+      </w:r>
+      <w:r>
+        <w:t xml:space="preserve"> </w:t>
+      </w:r>
+      <w:r>
+        <w:rPr>
+          <w:rFonts w:hint="eastAsia"/>
+        </w:rPr>
+        <w:t xml:space="preserve">难度扩充（</w:t>
+      </w:r>
+      <w:r>
+        <w:rPr>
+          <w:rFonts w:hint="eastAsia"/>
+        </w:rPr>
+        <w:t xml:space="preserve">“硬要点子集”</w:t>
+      </w:r>
+      <w:r>
+        <w:rPr>
+          <w:rFonts w:hint="eastAsia"/>
+        </w:rPr>
+        <w:t xml:space="preserve">）与英文投稿（ARR）；A10</w:t>
+      </w:r>
+      <w:r>
+        <w:t xml:space="preserve"> </w:t>
+      </w:r>
+      <w:r>
+        <w:rPr>
+          <w:rFonts w:hint="eastAsia"/>
+        </w:rPr>
+        <w:t xml:space="preserve">人类基线为可选项，本文不报告其数字。</w:t>
       </w:r>
     </w:p>
     <w:p>
@@ -20597,7 +20893,7 @@
           <w:i/>
           <w:iCs/>
         </w:rPr>
-        <w:t xml:space="preserve"> v3.1 </w:t>
+        <w:t xml:space="preserve"> v3.2 </w:t>
       </w:r>
       <w:r>
         <w:rPr>
@@ -20605,22 +20901,7 @@
           <w:i/>
           <w:iCs/>
         </w:rPr>
-        <w:t xml:space="preserve">完（2026-10-19）。下一版待办：A6</w:t>
-      </w:r>
-      <w:r>
-        <w:rPr>
-          <w:i/>
-          <w:iCs/>
-        </w:rPr>
-        <w:t xml:space="preserve"> </w:t>
-      </w:r>
-      <w:r>
-        <w:rPr>
-          <w:rFonts w:hint="eastAsia"/>
-          <w:i/>
-          <w:iCs/>
-        </w:rPr>
-        <w:t xml:space="preserve">终裁底稿的标注人逐条复核、v0.5</w:t>
+        <w:t xml:space="preserve">完（2026-10-19）。下一版待办：v0.5</w:t>
       </w:r>
       <w:r>
         <w:rPr>
@@ -20948,6 +21229,182 @@
           <w:bCs/>
         </w:rPr>
         <w:t xml:space="preserve">从上述结果文件直接生成、可复算，未编造。</w:t>
+      </w:r>
+    </w:p>
+    <w:p>
+      <w:pPr>
+        <w:pStyle w:val="BlockText"/>
+      </w:pPr>
+      <w:r>
+        <w:rPr>
+          <w:b/>
+          <w:bCs/>
+        </w:rPr>
+        <w:t xml:space="preserve">A6 </w:t>
+      </w:r>
+      <w:r>
+        <w:rPr>
+          <w:rFonts w:hint="eastAsia"/>
+          <w:b/>
+          <w:bCs/>
+        </w:rPr>
+        <w:t xml:space="preserve">复核留痕（2026-10-19）：</w:t>
+      </w:r>
+      <w:r>
+        <w:t xml:space="preserve"> </w:t>
+      </w:r>
+      <w:r>
+        <w:t xml:space="preserve">71 </w:t>
+      </w:r>
+      <w:r>
+        <w:rPr>
+          <w:rFonts w:hint="eastAsia"/>
+        </w:rPr>
+        <w:t xml:space="preserve">项三裁判分歧的终审底稿由</w:t>
+      </w:r>
+      <w:r>
+        <w:t xml:space="preserve"> glm-4-plus </w:t>
+      </w:r>
+      <w:r>
+        <w:rPr>
+          <w:rFonts w:hint="eastAsia"/>
+        </w:rPr>
+        <w:t xml:space="preserve">零温度独立复核生成，其后由本人对其中</w:t>
+      </w:r>
+      <w:r>
+        <w:t xml:space="preserve"> 15 </w:t>
+      </w:r>
+      <w:r>
+        <w:rPr>
+          <w:rFonts w:hint="eastAsia"/>
+        </w:rPr>
+        <w:t xml:space="preserve">条真分歧逐条回查被测报告原文复核，确认</w:t>
+      </w:r>
+      <w:r>
+        <w:t xml:space="preserve"> </w:t>
+      </w:r>
+      <w:r>
+        <w:rPr>
+          <w:b/>
+          <w:bCs/>
+        </w:rPr>
+        <w:t xml:space="preserve">8 </w:t>
+      </w:r>
+      <w:r>
+        <w:rPr>
+          <w:rFonts w:hint="eastAsia"/>
+          <w:b/>
+          <w:bCs/>
+        </w:rPr>
+        <w:t xml:space="preserve">条改判为</w:t>
+      </w:r>
+      <w:r>
+        <w:rPr>
+          <w:b/>
+          <w:bCs/>
+        </w:rPr>
+        <w:t xml:space="preserve"> 0、7 </w:t>
+      </w:r>
+      <w:r>
+        <w:rPr>
+          <w:rFonts w:hint="eastAsia"/>
+          <w:b/>
+          <w:bCs/>
+        </w:rPr>
+        <w:t xml:space="preserve">条维持机审终裁</w:t>
+      </w:r>
+      <w:r>
+        <w:rPr>
+          <w:rFonts w:hint="eastAsia"/>
+        </w:rPr>
+        <w:t xml:space="preserve">；确认结果已固化在</w:t>
+      </w:r>
+      <w:r>
+        <w:t xml:space="preserve"> </w:t>
+      </w:r>
+      <w:r>
+        <w:rPr>
+          <w:rStyle w:val="VerbatimChar"/>
+        </w:rPr>
+        <w:t xml:space="preserve">results/adjudication.json</w:t>
+      </w:r>
+      <w:r>
+        <w:t xml:space="preserve"> </w:t>
+      </w:r>
+      <w:r>
+        <w:rPr>
+          <w:rFonts w:hint="eastAsia"/>
+        </w:rPr>
+        <w:t xml:space="preserve">与</w:t>
+      </w:r>
+      <w:r>
+        <w:t xml:space="preserve"> </w:t>
+      </w:r>
+      <w:r>
+        <w:rPr>
+          <w:rStyle w:val="VerbatimChar"/>
+        </w:rPr>
+        <w:t xml:space="preserve">results/adjudication-resolved.md</w:t>
+      </w:r>
+      <w:r>
+        <w:rPr>
+          <w:rFonts w:hint="eastAsia"/>
+        </w:rPr>
+        <w:t xml:space="preserve">（含确认列与改判条目清单），重跑</w:t>
+      </w:r>
+      <w:r>
+        <w:t xml:space="preserve"> </w:t>
+      </w:r>
+      <w:r>
+        <w:rPr>
+          <w:rStyle w:val="VerbatimChar"/>
+        </w:rPr>
+        <w:t xml:space="preserve">experiments/adjudicate.py</w:t>
+      </w:r>
+      <w:r>
+        <w:t xml:space="preserve"> </w:t>
+      </w:r>
+      <w:r>
+        <w:rPr>
+          <w:rFonts w:hint="eastAsia"/>
+        </w:rPr>
+        <w:t xml:space="preserve">可复现，复核过程表见</w:t>
+      </w:r>
+      <w:r>
+        <w:t xml:space="preserve"> </w:t>
+      </w:r>
+      <w:r>
+        <w:rPr>
+          <w:rStyle w:val="VerbatimChar"/>
+          <w:rFonts w:hint="eastAsia"/>
+        </w:rPr>
+        <w:t xml:space="preserve">results/A6-复核表.xlsx</w:t>
+      </w:r>
+      <w:r>
+        <w:t xml:space="preserve">。</w:t>
+      </w:r>
+      <w:r>
+        <w:rPr>
+          <w:rFonts w:hint="eastAsia"/>
+          <w:b/>
+          <w:bCs/>
+        </w:rPr>
+        <w:t xml:space="preserve">该复核由本人完成，AI</w:t>
+      </w:r>
+      <w:r>
+        <w:rPr>
+          <w:b/>
+          <w:bCs/>
+        </w:rPr>
+        <w:t xml:space="preserve"> </w:t>
+      </w:r>
+      <w:r>
+        <w:rPr>
+          <w:rFonts w:hint="eastAsia"/>
+          <w:b/>
+          <w:bCs/>
+        </w:rPr>
+        <w:t xml:space="preserve">助手仅提供机审建议与复核底稿；场景要点与结论表述仍须投稿前逐条审改。</w:t>
       </w:r>
     </w:p>
     <w:bookmarkEnd w:id="61"/>

--- a/research/paper-draft.docx
+++ b/research/paper-draft.docx
@@ -4086,33 +4086,78 @@
         <w:t xml:space="preserve">项资源清单，且</w:t>
       </w:r>
       <w:r>
-        <w:rPr>
-          <w:rFonts w:hint="eastAsia"/>
-          <w:b/>
-          <w:bCs/>
-        </w:rPr>
-        <w:t xml:space="preserve">必含”无</w:t>
-      </w:r>
-      <w:r>
-        <w:rPr>
-          <w:b/>
-          <w:bCs/>
-        </w:rPr>
-        <w:t xml:space="preserve"> </w:t>
-      </w:r>
-      <w:r>
-        <w:rPr>
-          <w:rFonts w:hint="eastAsia"/>
-          <w:b/>
-          <w:bCs/>
-        </w:rPr>
-        <w:t xml:space="preserve">X”否定项</w:t>
-      </w:r>
-      <w:r>
-        <w:rPr>
-          <w:rFonts w:hint="eastAsia"/>
-        </w:rPr>
-        <w:t xml:space="preserve">（如”无直升机”），用于资源超配陷阱的判定。</w:t>
+        <w:t xml:space="preserve"> v0.4 </w:t>
+      </w:r>
+      <w:r>
+        <w:rPr>
+          <w:rFonts w:hint="eastAsia"/>
+        </w:rPr>
+        <w:t xml:space="preserve">新增场景（S006~S036）与多数</w:t>
+      </w:r>
+      <w:r>
+        <w:t xml:space="preserve"> v0.3 </w:t>
+      </w:r>
+      <w:r>
+        <w:rPr>
+          <w:rFonts w:hint="eastAsia"/>
+        </w:rPr>
+        <w:t xml:space="preserve">原版场景均含</w:t>
+      </w:r>
+      <w:r>
+        <w:rPr>
+          <w:rFonts w:hint="eastAsia"/>
+          <w:b/>
+          <w:bCs/>
+        </w:rPr>
+        <w:t xml:space="preserve">“无</w:t>
+      </w:r>
+      <w:r>
+        <w:rPr>
+          <w:b/>
+          <w:bCs/>
+        </w:rPr>
+        <w:t xml:space="preserve"> X”</w:t>
+      </w:r>
+      <w:r>
+        <w:rPr>
+          <w:rFonts w:hint="eastAsia"/>
+          <w:b/>
+          <w:bCs/>
+        </w:rPr>
+        <w:t xml:space="preserve">否定项</w:t>
+      </w:r>
+      <w:r>
+        <w:rPr>
+          <w:rFonts w:hint="eastAsia"/>
+        </w:rPr>
+        <w:t xml:space="preserve">（如”无直升机”），用于资源超配陷阱的判定；S005</w:t>
+      </w:r>
+      <w:r>
+        <w:t xml:space="preserve"> </w:t>
+      </w:r>
+      <w:r>
+        <w:rPr>
+          <w:rFonts w:hint="eastAsia"/>
+        </w:rPr>
+        <w:t xml:space="preserve">未设否定项，以”冲锋舟</w:t>
+      </w:r>
+      <w:r>
+        <w:t xml:space="preserve"> 8 </w:t>
+      </w:r>
+      <w:r>
+        <w:rPr>
+          <w:rFonts w:hint="eastAsia"/>
+        </w:rPr>
+        <w:t xml:space="preserve">艘（实际可用</w:t>
+      </w:r>
+      <w:r>
+        <w:t xml:space="preserve"> 2 </w:t>
+      </w:r>
+      <w:r>
+        <w:rPr>
+          <w:rFonts w:hint="eastAsia"/>
+        </w:rPr>
+        <w:t xml:space="preserve">艘）“等价表达运力缺口约束。</w:t>
       </w:r>
     </w:p>
     <w:p>
@@ -5406,7 +5451,25 @@
         <w:rPr>
           <w:rFonts w:hint="eastAsia"/>
         </w:rPr>
-        <w:t xml:space="preserve">项、含否定项），保证跨场景可比。</w:t>
+        <w:t xml:space="preserve">项；v0.4</w:t>
+      </w:r>
+      <w:r>
+        <w:t xml:space="preserve"> </w:t>
+      </w:r>
+      <w:r>
+        <w:rPr>
+          <w:rFonts w:hint="eastAsia"/>
+        </w:rPr>
+        <w:t xml:space="preserve">新增场景均含否定项，v0.3</w:t>
+      </w:r>
+      <w:r>
+        <w:t xml:space="preserve"> </w:t>
+      </w:r>
+      <w:r>
+        <w:rPr>
+          <w:rFonts w:hint="eastAsia"/>
+        </w:rPr>
+        <w:t xml:space="preserve">原版场景沿用原资源清单），保证跨场景可比。</w:t>
       </w:r>
     </w:p>
     <w:p>

--- a/research/paper-draft.docx
+++ b/research/paper-draft.docx
@@ -2,32 +2,6 @@
 <file path=word/document.xml><?xml version="1.0" encoding="utf-8"?>
 <w:document xmlns:w="http://schemas.openxmlformats.org/wordprocessingml/2006/main" xmlns:m="http://schemas.openxmlformats.org/officeDocument/2006/math" xmlns:r="http://schemas.openxmlformats.org/officeDocument/2006/relationships" xmlns:o="urn:schemas-microsoft-com:office:office" xmlns:v="urn:schemas-microsoft-com:vml" xmlns:w10="urn:schemas-microsoft-com:office:word" xmlns:a="http://schemas.openxmlformats.org/drawingml/2006/main" xmlns:pic="http://schemas.openxmlformats.org/drawingml/2006/picture" xmlns:wp="http://schemas.openxmlformats.org/drawingml/2006/wordprocessingDrawing">
   <w:body>
-    <w:sdt>
-      <w:sdtPr>
-        <w:docPartObj>
-          <w:docPartGallery w:val="Table of Contents"/>
-          <w:docPartUnique/>
-        </w:docPartObj>
-      </w:sdtPr>
-      <w:sdtContent>
-        <w:p>
-          <w:pPr>
-            <w:pStyle w:val="TOCHeading"/>
-          </w:pPr>
-          <w:r>
-            <w:t xml:space="preserve">Table of Contents</w:t>
-          </w:r>
-        </w:p>
-        <w:p>
-          <w:r>
-            <w:fldChar w:fldCharType="begin" w:dirty="true"/>
-            <w:instrText xml:space="preserve">TOC \o "1-2" \h \z \u</w:instrText>
-            <w:fldChar w:fldCharType="separate"/>
-            <w:fldChar w:fldCharType="end"/>
-          </w:r>
-        </w:p>
-      </w:sdtContent>
-    </w:sdt>
     <w:bookmarkStart w:id="62" w:name="面向灾害态势推理与辅助决策的多智能体评测crisisbench-基准与约束校验"/>
     <w:p>
       <w:pPr>
@@ -459,7 +433,7 @@
         <w:t xml:space="preserve">配置、三裁判多数票口径），对上述发现做定量确认：多智能体较单智能体场景级得分高</w:t>
       </w:r>
       <w:r>
-        <w:t xml:space="preserve"> 7.05 </w:t>
+        <w:t xml:space="preserve"> 7.20 </w:t>
       </w:r>
       <w:r>
         <w:rPr>
@@ -468,16 +442,16 @@
         <w:t xml:space="preserve">个百分点（综合</w:t>
       </w:r>
       <w:r>
-        <w:t xml:space="preserve"> 90.7% vs </w:t>
-      </w:r>
-      <w:r>
-        <w:rPr>
-          <w:rFonts w:hint="eastAsia"/>
-        </w:rPr>
-        <w:t xml:space="preserve">83.5%；p=3.0×10⁻⁹，95%</w:t>
-      </w:r>
-      <w:r>
-        <w:t xml:space="preserve"> CI [+3.3, +11.0] </w:t>
+        <w:t xml:space="preserve"> 90.5% vs </w:t>
+      </w:r>
+      <w:r>
+        <w:rPr>
+          <w:rFonts w:hint="eastAsia"/>
+        </w:rPr>
+        <w:t xml:space="preserve">83.3%；p=1.9×10⁻⁹，95%</w:t>
+      </w:r>
+      <w:r>
+        <w:t xml:space="preserve"> CI [+3.4, +11.2] </w:t>
       </w:r>
       <w:r>
         <w:rPr>
@@ -495,13 +469,13 @@
         <w:t xml:space="preserve">同量级；审核官消融使多智能体回落</w:t>
       </w:r>
       <w:r>
-        <w:t xml:space="preserve"> 7.32 </w:t>
-      </w:r>
-      <w:r>
-        <w:rPr>
-          <w:rFonts w:hint="eastAsia"/>
-        </w:rPr>
-        <w:t xml:space="preserve">pp（p=6.5×10⁻⁷）；约束校验组件再带来</w:t>
+        <w:t xml:space="preserve"> 7.04 </w:t>
+      </w:r>
+      <w:r>
+        <w:rPr>
+          <w:rFonts w:hint="eastAsia"/>
+        </w:rPr>
+        <w:t xml:space="preserve">pp（p=1.8×10⁻⁶）；约束校验组件再带来</w:t>
       </w:r>
       <w:r>
         <w:t xml:space="preserve"> 2.81 pp </w:t>
@@ -540,13 +514,13 @@
         <w:t xml:space="preserve">高</w:t>
       </w:r>
       <w:r>
-        <w:t xml:space="preserve"> 9.11 </w:t>
-      </w:r>
-      <w:r>
-        <w:rPr>
-          <w:rFonts w:hint="eastAsia"/>
-        </w:rPr>
-        <w:t xml:space="preserve">pp（p=2.1×10⁻¹⁵）、接近天花板；两</w:t>
+        <w:t xml:space="preserve"> 9.39 </w:t>
+      </w:r>
+      <w:r>
+        <w:rPr>
+          <w:rFonts w:hint="eastAsia"/>
+        </w:rPr>
+        <w:t xml:space="preserve">pp（p=7.4×10⁻¹⁶）、接近天花板；两</w:t>
       </w:r>
       <w:r>
         <w:t xml:space="preserve"> LLM </w:t>
@@ -1367,28 +1341,28 @@
         <w:rPr>
           <w:rFonts w:hint="eastAsia"/>
         </w:rPr>
-        <w:t xml:space="preserve">7.05pp（多数票口径综合得分</w:t>
-      </w:r>
-      <w:r>
-        <w:t xml:space="preserve"> 90.7% vs </w:t>
-      </w:r>
-      <w:r>
-        <w:rPr>
-          <w:rFonts w:hint="eastAsia"/>
-        </w:rPr>
-        <w:t xml:space="preserve">83.5%；McNemar</w:t>
-      </w:r>
-      <w:r>
-        <w:t xml:space="preserve"> p=3.0×10⁻⁹、Wilcoxon </w:t>
-      </w:r>
-      <w:r>
-        <w:rPr>
-          <w:rFonts w:hint="eastAsia"/>
-        </w:rPr>
-        <w:t xml:space="preserve">p=0.0008，95%</w:t>
-      </w:r>
-      <w:r>
-        <w:t xml:space="preserve"> CI [+3.3, +11.0] </w:t>
+        <w:t xml:space="preserve">7.20pp（多数票口径综合得分</w:t>
+      </w:r>
+      <w:r>
+        <w:t xml:space="preserve"> 90.5% vs </w:t>
+      </w:r>
+      <w:r>
+        <w:rPr>
+          <w:rFonts w:hint="eastAsia"/>
+        </w:rPr>
+        <w:t xml:space="preserve">83.3%；McNemar</w:t>
+      </w:r>
+      <w:r>
+        <w:t xml:space="preserve"> p=1.9×10⁻⁹、Wilcoxon </w:t>
+      </w:r>
+      <w:r>
+        <w:rPr>
+          <w:rFonts w:hint="eastAsia"/>
+        </w:rPr>
+        <w:t xml:space="preserve">p=0.0007，95%</w:t>
+      </w:r>
+      <w:r>
+        <w:t xml:space="preserve"> CI [+3.4, +11.2] </w:t>
       </w:r>
       <w:r>
         <w:rPr>
@@ -1471,7 +1445,7 @@
         <w:rPr>
           <w:rFonts w:hint="eastAsia"/>
         </w:rPr>
-        <w:t xml:space="preserve">7.32pp（p=6.5×10⁻⁷，§6.4）；在完整</w:t>
+        <w:t xml:space="preserve">7.04pp（p=1.8×10⁻⁶，§6.4）；在完整</w:t>
       </w:r>
       <w:r>
         <w:t xml:space="preserve"> multi </w:t>
@@ -1557,7 +1531,7 @@
         <w:rPr>
           <w:rFonts w:hint="eastAsia"/>
         </w:rPr>
-        <w:t xml:space="preserve">9.11pp（p=2.1×10⁻¹⁵），36</w:t>
+        <w:t xml:space="preserve">9.39pp（p=7.4×10⁻¹⁶），36</w:t>
       </w:r>
       <w:r>
         <w:t xml:space="preserve"> </w:t>
@@ -10135,7 +10109,7 @@
                 <w:b/>
                 <w:bCs/>
               </w:rPr>
-              <w:t xml:space="preserve">90.7% / 83.5%</w:t>
+              <w:t xml:space="preserve">90.5% / 83.3%</w:t>
             </w:r>
           </w:p>
         </w:tc>
@@ -10175,7 +10149,7 @@
                 <w:b/>
                 <w:bCs/>
               </w:rPr>
-              <w:t xml:space="preserve">+7.05 pp</w:t>
+              <w:t xml:space="preserve">+7.20 pp</w:t>
             </w:r>
             <w:r>
               <w:rPr>
@@ -10253,7 +10227,7 @@
               <w:t xml:space="preserve">错的要点</w:t>
             </w:r>
             <w:r>
-              <w:t xml:space="preserve"> 61 </w:t>
+              <w:t xml:space="preserve"> 62 </w:t>
             </w:r>
             <w:r>
               <w:rPr>
@@ -10293,7 +10267,7 @@
                 <w:b/>
                 <w:bCs/>
               </w:rPr>
-              <w:t xml:space="preserve">p = 2.96×10⁻⁹</w:t>
+              <w:t xml:space="preserve">p = 1.85×10⁻⁹</w:t>
             </w:r>
           </w:p>
         </w:tc>
@@ -10333,7 +10307,7 @@
                 <w:b/>
                 <w:bCs/>
               </w:rPr>
-              <w:t xml:space="preserve">p = 0.0008</w:t>
+              <w:t xml:space="preserve">p = 0.0007</w:t>
             </w:r>
           </w:p>
         </w:tc>
@@ -10382,7 +10356,7 @@
                 <w:b/>
                 <w:bCs/>
               </w:rPr>
-              <w:t xml:space="preserve">[+3.26, +11.04] pp</w:t>
+              <w:t xml:space="preserve">[+3.39, +11.16] pp</w:t>
             </w:r>
           </w:p>
         </w:tc>
@@ -10422,25 +10396,25 @@
         <w:t xml:space="preserve">single”结论方向一致且高度显著：综合得分</w:t>
       </w:r>
       <w:r>
-        <w:t xml:space="preserve"> 90.7% vs </w:t>
-      </w:r>
-      <w:r>
-        <w:rPr>
-          <w:rFonts w:hint="eastAsia"/>
-        </w:rPr>
-        <w:t xml:space="preserve">83.5%，场景级均值差</w:t>
-      </w:r>
-      <w:r>
-        <w:t xml:space="preserve"> </w:t>
-      </w:r>
-      <w:r>
-        <w:rPr>
-          <w:rFonts w:hint="eastAsia"/>
-        </w:rPr>
-        <w:t xml:space="preserve">+7.05pp（p=2.96×10⁻⁹，CI</w:t>
-      </w:r>
-      <w:r>
-        <w:t xml:space="preserve"> [+3.26, +11.04] pp </w:t>
+        <w:t xml:space="preserve"> 90.5% vs </w:t>
+      </w:r>
+      <w:r>
+        <w:rPr>
+          <w:rFonts w:hint="eastAsia"/>
+        </w:rPr>
+        <w:t xml:space="preserve">83.3%，场景级均值差</w:t>
+      </w:r>
+      <w:r>
+        <w:t xml:space="preserve"> </w:t>
+      </w:r>
+      <w:r>
+        <w:rPr>
+          <w:rFonts w:hint="eastAsia"/>
+        </w:rPr>
+        <w:t xml:space="preserve">+7.20pp（p=1.85×10⁻⁹，CI</w:t>
+      </w:r>
+      <w:r>
+        <w:t xml:space="preserve"> [+3.39, +11.16] pp </w:t>
       </w:r>
       <w:r>
         <w:rPr>
@@ -10575,7 +10549,7 @@
         <w:rPr>
           <w:rFonts w:hint="eastAsia"/>
         </w:rPr>
-        <w:t xml:space="preserve">90.2%、决策层</w:t>
+        <w:t xml:space="preserve">89.6%、决策层</w:t>
       </w:r>
       <w:r>
         <w:t xml:space="preserve"> </w:t>
@@ -10602,16 +10576,16 @@
         <w:rPr>
           <w:rFonts w:hint="eastAsia"/>
         </w:rPr>
-        <w:t xml:space="preserve">87.2%、78.3%）与个别硬要点，事实层两者都接近满分（multi</w:t>
-      </w:r>
-      <w:r>
-        <w:t xml:space="preserve"> 91.0%、single </w:t>
-      </w:r>
-      <w:r>
-        <w:rPr>
-          <w:rFonts w:hint="eastAsia"/>
-        </w:rPr>
-        <w:t xml:space="preserve">85.5%）；场景×配置的完整热图见图</w:t>
+        <w:t xml:space="preserve">86.6%、78.3%）与个别硬要点，事实层两者都接近满分（multi</w:t>
+      </w:r>
+      <w:r>
+        <w:t xml:space="preserve"> 90.6%、single </w:t>
+      </w:r>
+      <w:r>
+        <w:rPr>
+          <w:rFonts w:hint="eastAsia"/>
+        </w:rPr>
+        <w:t xml:space="preserve">84.8%）；场景×配置的完整热图见图</w:t>
       </w:r>
       <w:r>
         <w:t xml:space="preserve"> </w:t>
@@ -10994,7 +10968,7 @@
                 <w:b/>
                 <w:bCs/>
               </w:rPr>
-              <w:t xml:space="preserve">+7.32 pp</w:t>
+              <w:t xml:space="preserve">+7.04 pp</w:t>
             </w:r>
             <w:r>
               <w:rPr>
@@ -11012,34 +10986,34 @@
               <w:t xml:space="preserve">更高；综合</w:t>
             </w:r>
             <w:r>
-              <w:t xml:space="preserve"> 90.7% vs </w:t>
-            </w:r>
-            <w:r>
-              <w:rPr>
-                <w:rFonts w:hint="eastAsia"/>
-              </w:rPr>
-              <w:t xml:space="preserve">83.5%）</w:t>
-            </w:r>
-          </w:p>
-        </w:tc>
-        <w:tc>
-          <w:tcPr/>
-          <w:p>
-            <w:pPr>
-              <w:pStyle w:val="Compact"/>
-            </w:pPr>
-            <w:r>
-              <w:rPr>
-                <w:rFonts w:hint="eastAsia"/>
-              </w:rPr>
-              <w:t xml:space="preserve">b=76、c=25，</w:t>
+              <w:t xml:space="preserve"> 90.5% vs </w:t>
+            </w:r>
+            <w:r>
+              <w:rPr>
+                <w:rFonts w:hint="eastAsia"/>
+              </w:rPr>
+              <w:t xml:space="preserve">83.4%）</w:t>
+            </w:r>
+          </w:p>
+        </w:tc>
+        <w:tc>
+          <w:tcPr/>
+          <w:p>
+            <w:pPr>
+              <w:pStyle w:val="Compact"/>
+            </w:pPr>
+            <w:r>
+              <w:rPr>
+                <w:rFonts w:hint="eastAsia"/>
+              </w:rPr>
+              <w:t xml:space="preserve">b=75、c=26，</w:t>
             </w:r>
             <w:r>
               <w:rPr>
                 <w:b/>
                 <w:bCs/>
               </w:rPr>
-              <w:t xml:space="preserve">p=6.52×10⁻⁷</w:t>
+              <w:t xml:space="preserve">p=1.79×10⁻⁶</w:t>
             </w:r>
           </w:p>
         </w:tc>
@@ -11054,7 +11028,7 @@
                 <w:b/>
                 <w:bCs/>
               </w:rPr>
-              <w:t xml:space="preserve">p=0.0006</w:t>
+              <w:t xml:space="preserve">p=0.0008</w:t>
             </w:r>
           </w:p>
         </w:tc>
@@ -11069,7 +11043,7 @@
                 <w:b/>
                 <w:bCs/>
               </w:rPr>
-              <w:t xml:space="preserve">[+2.32, +11.78] pp</w:t>
+              <w:t xml:space="preserve">[+2.10, +11.49] pp</w:t>
             </w:r>
           </w:p>
         </w:tc>
@@ -11113,7 +11087,7 @@
         <w:t xml:space="preserve">错的要点</w:t>
       </w:r>
       <w:r>
-        <w:t xml:space="preserve"> 76 </w:t>
+        <w:t xml:space="preserve"> 75 </w:t>
       </w:r>
       <w:r>
         <w:rPr>
@@ -11140,7 +11114,7 @@
         <w:t xml:space="preserve">对的要点</w:t>
       </w:r>
       <w:r>
-        <w:t xml:space="preserve"> 25 </w:t>
+        <w:t xml:space="preserve"> 26 </w:t>
       </w:r>
       <w:r>
         <w:rPr>
@@ -11177,10 +11151,10 @@
         <w:rPr>
           <w:rFonts w:hint="eastAsia"/>
         </w:rPr>
-        <w:t xml:space="preserve">7.32pp（p=6.52×10⁻⁷，CI</w:t>
-      </w:r>
-      <w:r>
-        <w:t xml:space="preserve"> [+2.32, +11.78] pp </w:t>
+        <w:t xml:space="preserve">7.04pp（p=1.79×10⁻⁶，CI</w:t>
+      </w:r>
+      <w:r>
+        <w:t xml:space="preserve"> [+2.10, +11.49] pp </w:t>
       </w:r>
       <w:r>
         <w:rPr>
@@ -11252,7 +11226,7 @@
         <w:t xml:space="preserve">的</w:t>
       </w:r>
       <w:r>
-        <w:t xml:space="preserve"> 0 / 7 / </w:t>
+        <w:t xml:space="preserve"> 0 / 8 / </w:t>
       </w:r>
       <w:r>
         <w:rPr>
@@ -13879,13 +13853,13 @@
               <w:t xml:space="preserve">更高；综合</w:t>
             </w:r>
             <w:r>
-              <w:t xml:space="preserve"> 93.5% vs </w:t>
-            </w:r>
-            <w:r>
-              <w:rPr>
-                <w:rFonts w:hint="eastAsia"/>
-              </w:rPr>
-              <w:t xml:space="preserve">90.7%）</w:t>
+              <w:t xml:space="preserve"> 93.3% vs </w:t>
+            </w:r>
+            <w:r>
+              <w:rPr>
+                <w:rFonts w:hint="eastAsia"/>
+              </w:rPr>
+              <w:t xml:space="preserve">90.5%）</w:t>
             </w:r>
           </w:p>
         </w:tc>
@@ -13921,7 +13895,7 @@
                 <w:b/>
                 <w:bCs/>
               </w:rPr>
-              <w:t xml:space="preserve">p=0.0298</w:t>
+              <w:t xml:space="preserve">p=0.0285</w:t>
             </w:r>
           </w:p>
         </w:tc>
@@ -14369,13 +14343,13 @@
         <w:t xml:space="preserve">0；综合得分</w:t>
       </w:r>
       <w:r>
-        <w:t xml:space="preserve"> 93.5% vs </w:t>
-      </w:r>
-      <w:r>
-        <w:rPr>
-          <w:rFonts w:hint="eastAsia"/>
-        </w:rPr>
-        <w:t xml:space="preserve">90.7%），方向明确且显著。确定性检出显示：Verifier</w:t>
+        <w:t xml:space="preserve"> 93.3% vs </w:t>
+      </w:r>
+      <w:r>
+        <w:rPr>
+          <w:rFonts w:hint="eastAsia"/>
+        </w:rPr>
+        <w:t xml:space="preserve">90.5%），方向明确且显著。确定性检出显示：Verifier</w:t>
       </w:r>
       <w:r>
         <w:t xml:space="preserve"> </w:t>
@@ -14772,7 +14746,7 @@
               <w:pStyle w:val="Compact"/>
             </w:pPr>
             <w:r>
-              <w:t xml:space="preserve">0.01 pp</w:t>
+              <w:t xml:space="preserve">0.13 pp</w:t>
             </w:r>
           </w:p>
         </w:tc>
@@ -14807,7 +14781,7 @@
               <w:pStyle w:val="Compact"/>
             </w:pPr>
             <w:r>
-              <w:t xml:space="preserve">[−0.40, +0.44] pp</w:t>
+              <w:t xml:space="preserve">[−0.58, +0.31] pp</w:t>
             </w:r>
           </w:p>
         </w:tc>
@@ -14957,7 +14931,7 @@
                 <w:b/>
                 <w:bCs/>
               </w:rPr>
-              <w:t xml:space="preserve">+9.11 pp</w:t>
+              <w:t xml:space="preserve">+9.39 pp</w:t>
             </w:r>
             <w:r>
               <w:rPr>
@@ -14987,7 +14961,7 @@
                 <w:b/>
                 <w:bCs/>
               </w:rPr>
-              <w:t xml:space="preserve">p=2.05×10⁻¹⁵</w:t>
+              <w:t xml:space="preserve">p=7.43×10⁻¹⁶</w:t>
             </w:r>
             <w:r>
               <w:rPr>
@@ -15014,7 +14988,7 @@
               <w:t xml:space="preserve">错</w:t>
             </w:r>
             <w:r>
-              <w:t xml:space="preserve"> 65 </w:t>
+              <w:t xml:space="preserve"> 67 </w:t>
             </w:r>
             <w:r>
               <w:rPr>
@@ -15069,7 +15043,7 @@
               <w:pStyle w:val="Compact"/>
             </w:pPr>
             <w:r>
-              <w:t xml:space="preserve">[+6.11, +12.57] pp</w:t>
+              <w:t xml:space="preserve">[+6.45, +12.78] pp</w:t>
             </w:r>
           </w:p>
         </w:tc>
@@ -15102,7 +15076,7 @@
           <w:b/>
           <w:bCs/>
         </w:rPr>
-        <w:t xml:space="preserve">35 </w:t>
+        <w:t xml:space="preserve">34 </w:t>
       </w:r>
       <w:r>
         <w:rPr>
@@ -15116,10 +15090,10 @@
         <w:rPr>
           <w:rFonts w:hint="eastAsia"/>
         </w:rPr>
-        <w:t xml:space="preserve">（唯一非满分</w:t>
-      </w:r>
-      <w:r>
-        <w:t xml:space="preserve"> S031 </w:t>
+        <w:t xml:space="preserve">（非满分</w:t>
+      </w:r>
+      <w:r>
+        <w:t xml:space="preserve"> S020 94.7%、S031 </w:t>
       </w:r>
       <w:r>
         <w:rPr>
@@ -15210,7 +15184,7 @@
         <w:rPr>
           <w:rFonts w:hint="eastAsia"/>
         </w:rPr>
-        <w:t xml:space="preserve">9.11pp（p=2.05×10⁻¹⁵），且</w:t>
+        <w:t xml:space="preserve">9.39pp（p=7.43×10⁻¹⁶），且</w:t>
       </w:r>
       <w:r>
         <w:t xml:space="preserve"> multi </w:t>
@@ -15237,10 +15211,10 @@
         <w:rPr>
           <w:rFonts w:hint="eastAsia"/>
         </w:rPr>
-        <w:t xml:space="preserve">0.01pp，CI</w:t>
-      </w:r>
-      <w:r>
-        <w:t xml:space="preserve"> [−0.40, +0.44] pp </w:t>
+        <w:t xml:space="preserve">0.13pp，CI</w:t>
+      </w:r>
+      <w:r>
+        <w:t xml:space="preserve"> [−0.58, +0.31] pp </w:t>
       </w:r>
       <w:r>
         <w:rPr>
@@ -15303,7 +15277,7 @@
         <w:t xml:space="preserve">两配置除”数值推算失败”各</w:t>
       </w:r>
       <w:r>
-        <w:t xml:space="preserve"> 1 </w:t>
+        <w:t xml:space="preserve"> 1~2 </w:t>
       </w:r>
       <w:r>
         <w:rPr>
@@ -15318,7 +15292,7 @@
         <w:rPr>
           <w:rFonts w:hint="eastAsia"/>
         </w:rPr>
-        <w:t xml:space="preserve">0；两个非满分场景也都只差</w:t>
+        <w:t xml:space="preserve">0；非满分场景均只差</w:t>
       </w:r>
       <w:r>
         <w:t xml:space="preserve"> 1 </w:t>
@@ -16188,7 +16162,7 @@
         <w:rPr>
           <w:rFonts w:hint="eastAsia"/>
         </w:rPr>
-        <w:t xml:space="preserve">7.05pp（§6.3）——即约</w:t>
+        <w:t xml:space="preserve">7.20pp（§6.3）——即约</w:t>
       </w:r>
       <w:r>
         <w:t xml:space="preserve"> 0.86 </w:t>
@@ -16209,7 +16183,7 @@
         <w:t xml:space="preserve">换得</w:t>
       </w:r>
       <w:r>
-        <w:t xml:space="preserve"> 7.05pp </w:t>
+        <w:t xml:space="preserve"> 7.20pp </w:t>
       </w:r>
       <w:r>
         <w:rPr>
@@ -16308,7 +16282,7 @@
         <w:t xml:space="preserve">倍，但得分回落</w:t>
       </w:r>
       <w:r>
-        <w:t xml:space="preserve"> 7.32pp——</w:t>
+        <w:t xml:space="preserve"> 7.04pp——</w:t>
       </w:r>
       <w:r>
         <w:rPr>
@@ -18301,18 +18275,18 @@
               <w:pStyle w:val="Compact"/>
             </w:pPr>
             <w:r>
-              <w:t xml:space="preserve">28</w:t>
-            </w:r>
-          </w:p>
-        </w:tc>
-        <w:tc>
-          <w:tcPr/>
-          <w:p>
-            <w:pPr>
-              <w:pStyle w:val="Compact"/>
-            </w:pPr>
-            <w:r>
-              <w:t xml:space="preserve">35</w:t>
+              <w:t xml:space="preserve">29</w:t>
+            </w:r>
+          </w:p>
+        </w:tc>
+        <w:tc>
+          <w:tcPr/>
+          <w:p>
+            <w:pPr>
+              <w:pStyle w:val="Compact"/>
+            </w:pPr>
+            <w:r>
+              <w:t xml:space="preserve">37</w:t>
             </w:r>
           </w:p>
         </w:tc>
@@ -18334,7 +18308,7 @@
               <w:pStyle w:val="Compact"/>
             </w:pPr>
             <w:r>
-              <w:t xml:space="preserve">26</w:t>
+              <w:t xml:space="preserve">27</w:t>
             </w:r>
           </w:p>
         </w:tc>
@@ -18356,7 +18330,7 @@
               <w:pStyle w:val="Compact"/>
             </w:pPr>
             <w:r>
-              <w:t xml:space="preserve">1</w:t>
+              <w:t xml:space="preserve">2</w:t>
             </w:r>
           </w:p>
         </w:tc>
@@ -18875,17 +18849,6 @@
               <w:pStyle w:val="Compact"/>
             </w:pPr>
             <w:r>
-              <w:t xml:space="preserve">7</w:t>
-            </w:r>
-          </w:p>
-        </w:tc>
-        <w:tc>
-          <w:tcPr/>
-          <w:p>
-            <w:pPr>
-              <w:pStyle w:val="Compact"/>
-            </w:pPr>
-            <w:r>
               <w:t xml:space="preserve">8</w:t>
             </w:r>
           </w:p>
@@ -18897,6 +18860,17 @@
               <w:pStyle w:val="Compact"/>
             </w:pPr>
             <w:r>
+              <w:t xml:space="preserve">9</w:t>
+            </w:r>
+          </w:p>
+        </w:tc>
+        <w:tc>
+          <w:tcPr/>
+          <w:p>
+            <w:pPr>
+              <w:pStyle w:val="Compact"/>
+            </w:pPr>
+            <w:r>
               <w:t xml:space="preserve">20</w:t>
             </w:r>
           </w:p>
@@ -18908,7 +18882,7 @@
               <w:pStyle w:val="Compact"/>
             </w:pPr>
             <w:r>
-              <w:t xml:space="preserve">4</w:t>
+              <w:t xml:space="preserve">5</w:t>
             </w:r>
           </w:p>
         </w:tc>
@@ -19045,7 +19019,7 @@
                 <w:b/>
                 <w:bCs/>
               </w:rPr>
-              <w:t xml:space="preserve">66</w:t>
+              <w:t xml:space="preserve">68</w:t>
             </w:r>
           </w:p>
         </w:tc>
@@ -19060,7 +19034,7 @@
                 <w:b/>
                 <w:bCs/>
               </w:rPr>
-              <w:t xml:space="preserve">117</w:t>
+              <w:t xml:space="preserve">120</w:t>
             </w:r>
           </w:p>
         </w:tc>
@@ -19090,7 +19064,7 @@
                 <w:b/>
                 <w:bCs/>
               </w:rPr>
-              <w:t xml:space="preserve">46</w:t>
+              <w:t xml:space="preserve">48</w:t>
             </w:r>
           </w:p>
         </w:tc>
@@ -19120,7 +19094,7 @@
                 <w:b/>
                 <w:bCs/>
               </w:rPr>
-              <w:t xml:space="preserve">1</w:t>
+              <w:t xml:space="preserve">2</w:t>
             </w:r>
           </w:p>
         </w:tc>
@@ -19160,7 +19134,7 @@
         <w:t xml:space="preserve">：multi</w:t>
       </w:r>
       <w:r>
-        <w:t xml:space="preserve"> 28、single 35、noaudit 39 </w:t>
+        <w:t xml:space="preserve"> 29、single 37、noaudit 39 </w:t>
       </w:r>
       <w:r>
         <w:rPr>
@@ -19187,7 +19161,7 @@
         <w:t xml:space="preserve">的</w:t>
       </w:r>
       <w:r>
-        <w:t xml:space="preserve"> 28 </w:t>
+        <w:t xml:space="preserve"> 29 </w:t>
       </w:r>
       <w:r>
         <w:rPr>
@@ -19202,7 +19176,7 @@
         <w:rPr>
           <w:rFonts w:hint="eastAsia"/>
         </w:rPr>
-        <w:t xml:space="preserve">26——确定性规则能核算，但不能替模型推算。</w:t>
+        <w:t xml:space="preserve">27——确定性规则能核算，但不能替模型推算。</w:t>
       </w:r>
     </w:p>
     <w:p>
@@ -19284,7 +19258,7 @@
         <w:rPr>
           <w:rFonts w:hint="eastAsia"/>
         </w:rPr>
-        <w:t xml:space="preserve">7→20、决策未达标</w:t>
+        <w:t xml:space="preserve">8→20、决策未达标</w:t>
       </w:r>
       <w:r>
         <w:t xml:space="preserve"> 10→19。</w:t>
@@ -19356,7 +19330,7 @@
         <w:t xml:space="preserve">的</w:t>
       </w:r>
       <w:r>
-        <w:t xml:space="preserve"> 66 </w:t>
+        <w:t xml:space="preserve"> 68 </w:t>
       </w:r>
       <w:r>
         <w:rPr>
@@ -19365,7 +19339,7 @@
         <w:t xml:space="preserve">条降至</w:t>
       </w:r>
       <w:r>
-        <w:t xml:space="preserve"> 46 </w:t>
+        <w:t xml:space="preserve"> 48 </w:t>
       </w:r>
       <w:r>
         <w:rPr>
@@ -20133,16 +20107,16 @@
         <w:rPr>
           <w:rFonts w:hint="eastAsia"/>
         </w:rPr>
-        <w:t xml:space="preserve">+7.05pp、p=3.0×10⁻⁹）；审核官是增益的关键来源（消融回落</w:t>
-      </w:r>
-      <w:r>
-        <w:t xml:space="preserve"> </w:t>
-      </w:r>
-      <w:r>
-        <w:rPr>
-          <w:rFonts w:hint="eastAsia"/>
-        </w:rPr>
-        <w:t xml:space="preserve">7.32pp、p=6.5×10⁻⁷）；约束校验组件再带来</w:t>
+        <w:t xml:space="preserve">+7.20pp、p=1.9×10⁻⁹）；审核官是增益的关键来源（消融回落</w:t>
+      </w:r>
+      <w:r>
+        <w:t xml:space="preserve"> </w:t>
+      </w:r>
+      <w:r>
+        <w:rPr>
+          <w:rFonts w:hint="eastAsia"/>
+        </w:rPr>
+        <w:t xml:space="preserve">7.04pp、p=1.8×10⁻⁶）；约束校验组件再带来</w:t>
       </w:r>
       <w:r>
         <w:t xml:space="preserve"> 2.81pp </w:t>
@@ -20190,7 +20164,7 @@
         <w:t xml:space="preserve">高</w:t>
       </w:r>
       <w:r>
-        <w:t xml:space="preserve"> 9.11pp、36 </w:t>
+        <w:t xml:space="preserve"> 9.39pp、36 </w:t>
       </w:r>
       <w:r>
         <w:rPr>
@@ -22064,14 +22038,6 @@
   <w:style w:default="1" w:styleId="Normal" w:type="paragraph">
     <w:name w:val="Normal"/>
     <w:qFormat/>
-    <w:pPr>
-      <w:spacing w:line="360" w:lineRule="auto"/>
-      <w:ind w:firstLine="480"/>
-    </w:pPr>
-    <w:rPr>
-      <w:rFonts w:ascii="Times New Roman" w:eastAsia="宋体" w:hAnsi="Times New Roman"/>
-      <w:sz w:val="24"/>
-    </w:rPr>
   </w:style>
   <w:style w:styleId="BodyText" w:type="paragraph">
     <w:name w:val="Body Text"/>
@@ -22110,9 +22076,8 @@
       <w:jc w:val="center"/>
     </w:pPr>
     <w:rPr>
-      <w:rFonts w:ascii="Times New Roman" w:asciiTheme="majorHAnsi" w:cstheme="majorBidi" w:eastAsia="黑体" w:eastAsiaTheme="majorEastAsia" w:hAnsi="Times New Roman" w:hAnsiTheme="majorHAnsi"/>
-      <w:b/>
-      <w:sz w:val="44"/>
+      <w:rFonts w:asciiTheme="majorHAnsi" w:cstheme="majorBidi" w:eastAsiaTheme="majorEastAsia" w:hAnsiTheme="majorHAnsi"/>
+      <w:sz w:val="56"/>
       <w:szCs w:val="56"/>
     </w:rPr>
   </w:style>
@@ -22245,10 +22210,9 @@
       <w:outlineLvl w:val="0"/>
     </w:pPr>
     <w:rPr>
-      <w:rFonts w:ascii="Times New Roman" w:asciiTheme="majorHAnsi" w:cstheme="majorBidi" w:eastAsia="黑体" w:eastAsiaTheme="majorEastAsia" w:hAnsi="Times New Roman" w:hAnsiTheme="majorHAnsi"/>
-      <w:b/>
+      <w:rFonts w:asciiTheme="majorHAnsi" w:cstheme="majorBidi" w:eastAsiaTheme="majorEastAsia" w:hAnsiTheme="majorHAnsi"/>
       <w:color w:themeColor="accent1" w:themeShade="BF" w:val="0F4761"/>
-      <w:sz w:val="32"/>
+      <w:sz w:val="40"/>
       <w:szCs w:val="40"/>
     </w:rPr>
   </w:style>
@@ -22269,10 +22233,9 @@
       <w:outlineLvl w:val="1"/>
     </w:pPr>
     <w:rPr>
-      <w:rFonts w:ascii="Times New Roman" w:asciiTheme="majorHAnsi" w:cstheme="majorBidi" w:eastAsia="黑体" w:eastAsiaTheme="majorEastAsia" w:hAnsi="Times New Roman" w:hAnsiTheme="majorHAnsi"/>
-      <w:b/>
+      <w:rFonts w:asciiTheme="majorHAnsi" w:cstheme="majorBidi" w:eastAsiaTheme="majorEastAsia" w:hAnsiTheme="majorHAnsi"/>
       <w:color w:themeColor="accent1" w:themeShade="BF" w:val="0F4761"/>
-      <w:sz w:val="28"/>
+      <w:sz w:val="32"/>
       <w:szCs w:val="32"/>
     </w:rPr>
   </w:style>
@@ -22293,10 +22256,9 @@
       <w:outlineLvl w:val="2"/>
     </w:pPr>
     <w:rPr>
-      <w:rFonts w:ascii="Times New Roman" w:cstheme="majorBidi" w:eastAsia="黑体" w:eastAsiaTheme="majorEastAsia" w:hAnsi="Times New Roman"/>
-      <w:b/>
+      <w:rFonts w:cstheme="majorBidi" w:eastAsiaTheme="majorEastAsia"/>
       <w:color w:themeColor="accent1" w:themeShade="BF" w:val="0F4761"/>
-      <w:sz w:val="24"/>
+      <w:sz w:val="28"/>
       <w:szCs w:val="28"/>
     </w:rPr>
   </w:style>
